--- a/plantillas_maestras/01_seguro_vehicular/clausula_abusiva/2_o_mas_ddos_varios/varon/TPL_2347_2026_SEGURO_VEHICULAR_CLAUSULA_ABUSIVA_ASEGURADORA_VARON_R1.docx
+++ b/plantillas_maestras/01_seguro_vehicular/clausula_abusiva/2_o_mas_ddos_varios/varon/TPL_2347_2026_SEGURO_VEHICULAR_CLAUSULA_ABUSIVA_ASEGURADORA_VARON_R1.docx
@@ -173,7 +173,7 @@
           <w14:ligatures w14:val="none"/>
         </w:rPr>
         <w:tab/>
-        <w:t xml:space="preserve">:       </w:t>
+        <w:t xml:space="preserve">: </w:t>
       </w:r>
       <w:r>
         <w:rPr>
@@ -2078,7 +2078,7 @@
           <w:lang w:eastAsia="es-PE"/>
           <w14:ligatures w14:val="none"/>
         </w:rPr>
-        <w:t xml:space="preserve">.    </w:t>
+        <w:t xml:space="preserve">. </w:t>
       </w:r>
       <w:bookmarkEnd w:id="10"/>
       <w:bookmarkEnd w:id="11"/>
@@ -2422,7 +2422,7 @@
           <w:lang w:eastAsia="es-PE"/>
           <w14:ligatures w14:val="none"/>
         </w:rPr>
-        <w:t xml:space="preserve">RESOLUCIÓN DE LA SECRETARÍA TÉCNICA  </w:t>
+        <w:t xml:space="preserve">RESOLUCIÓN DE LA SECRETARÍA TÉCNICA </w:t>
       </w:r>
     </w:p>
     <w:p>
@@ -2644,7 +2644,7 @@
         <w:rPr>
           <w:rFonts w:ascii="Arial Narrow" w:eastAsia="Arial Narrow" w:hAnsi="Arial Narrow" w:cs="Arial Narrow"/>
         </w:rPr>
-        <w:t xml:space="preserve">Presunta infracción al numeral 49.1. del artículo 49 y al artículo 50 literal a) de la Ley N° 29571, Código de Protección y Defensa del Consumidor, en tanto </w:t>
+        <w:t xml:space="preserve">Presunta infracción al numeral 49.1. del artículo 49 y al artículo 50 literal a) de la Ley 29571, Código de Protección y Defensa del Consumidor, en tanto </w:t>
       </w:r>
       <w:r>
         <w:rPr>
@@ -2724,7 +2724,7 @@
         <w:rPr>
           <w:rFonts w:ascii="Arial Narrow" w:eastAsia="Arial Narrow" w:hAnsi="Arial Narrow" w:cs="Arial Narrow"/>
         </w:rPr>
-        <w:t>Presunta infracción al numeral 49.1. del artículo 49 y al artículo 50 literal a) de la Ley N° 29571</w:t>
+        <w:t>Presunta infracción al numeral 49.1. del artículo 49 y al artículo 50 literal a) de la Ley 29571</w:t>
       </w:r>
       <w:bookmarkEnd w:id="18"/>
       <w:r>
@@ -2802,7 +2802,7 @@
         <w:rPr>
           <w:rFonts w:ascii="Arial Narrow" w:eastAsia="Arial Narrow" w:hAnsi="Arial Narrow" w:cs="Arial Narrow"/>
         </w:rPr>
-        <w:t xml:space="preserve">Presunta infracción al numeral 49.1. del artículo 49 y al artículo 50 literal a) de la Ley N° 29571, Código de Protección y Defensa del Consumidor, en tanto </w:t>
+        <w:t xml:space="preserve">Presunta infracción al numeral 49.1. del artículo 49 y al artículo 50 literal a) de la Ley 29571, Código de Protección y Defensa del Consumidor, en tanto </w:t>
       </w:r>
       <w:r>
         <w:rPr>
@@ -2866,7 +2866,7 @@
         <w:rPr>
           <w:rFonts w:ascii="Arial Narrow" w:eastAsia="Arial Narrow" w:hAnsi="Arial Narrow" w:cs="Arial Narrow"/>
         </w:rPr>
-        <w:t xml:space="preserve">Presunta infracción al numeral 49.1. del artículo 49 y al artículo 50 literal a) de la Ley N° 29571, Código de Protección y Defensa del Consumidor, en tanto </w:t>
+        <w:t xml:space="preserve">Presunta infracción al numeral 49.1. del artículo 49 y al artículo 50 literal a) de la Ley 29571, Código de Protección y Defensa del Consumidor, en tanto </w:t>
       </w:r>
       <w:r>
         <w:rPr>
@@ -4028,7 +4028,7 @@
           <w:kern w:val="0"/>
           <w14:ligatures w14:val="none"/>
         </w:rPr>
-        <w:t>Legislativo  807</w:t>
+        <w:t>Legislativo 807</w:t>
       </w:r>
       <w:proofErr w:type="gramEnd"/>
       <w:r>
@@ -4682,7 +4682,7 @@
           <w:sz w:val="16"/>
           <w:szCs w:val="16"/>
         </w:rPr>
-        <w:t xml:space="preserve">  </w:t>
+        <w:t xml:space="preserve"> </w:t>
       </w:r>
       <w:r>
         <w:rPr>
@@ -4953,7 +4953,7 @@
           <w:sz w:val="16"/>
           <w:szCs w:val="16"/>
         </w:rPr>
-        <w:t xml:space="preserve">           </w:t>
+        <w:t xml:space="preserve"> </w:t>
       </w:r>
       <w:r>
         <w:rPr>
@@ -4971,7 +4971,7 @@
           <w:sz w:val="16"/>
           <w:szCs w:val="16"/>
         </w:rPr>
-        <w:t xml:space="preserve">LEY 29571, CÓDIGO DE PROTECCIÓN Y DEFENSA DEL CONSUMIDOR, publicado el 2 de setiembre de 2010 y modificado por Decreto Legislativo N 1308   </w:t>
+        <w:t xml:space="preserve">LEY 29571, CÓDIGO DE PROTECCIÓN Y DEFENSA DEL CONSUMIDOR, publicado el 2 de setiembre de 2010 y modificado por Decreto Legislativo N 1308 </w:t>
       </w:r>
     </w:p>
     <w:p>
@@ -4995,7 +4995,7 @@
           <w:sz w:val="16"/>
           <w:szCs w:val="16"/>
         </w:rPr>
-        <w:t xml:space="preserve">Artículo 18.- Idoneidad   </w:t>
+        <w:t xml:space="preserve">Artículo 18.- Idoneidad </w:t>
       </w:r>
     </w:p>
     <w:p>
@@ -5015,7 +5015,7 @@
           <w:sz w:val="16"/>
           <w:szCs w:val="16"/>
         </w:rPr>
-        <w:t xml:space="preserve">Se entiende por idoneidad la correspondencia entre lo que un consumidor espera y lo que efectivamente recibe, en función a lo que se le hubiera ofrecido, la publicidad e información transmitida, las condiciones y circunstancias de la transacción, las características y naturaleza del producto o servicio, el precio, entre otros factores, atendiendo a las circunstancias del caso.    </w:t>
+        <w:t xml:space="preserve">Se entiende por idoneidad la correspondencia entre lo que un consumidor espera y lo que efectivamente recibe, en función a lo que se le hubiera ofrecido, la publicidad e información transmitida, las condiciones y circunstancias de la transacción, las características y naturaleza del producto o servicio, el precio, entre otros factores, atendiendo a las circunstancias del caso. </w:t>
       </w:r>
     </w:p>
     <w:p>
@@ -5136,7 +5136,7 @@
           <w:sz w:val="16"/>
           <w:szCs w:val="16"/>
         </w:rPr>
-        <w:t xml:space="preserve">           </w:t>
+        <w:t xml:space="preserve"> </w:t>
       </w:r>
       <w:r>
         <w:rPr>
@@ -5154,7 +5154,7 @@
           <w:sz w:val="16"/>
           <w:szCs w:val="16"/>
         </w:rPr>
-        <w:t xml:space="preserve">LEY N° 29571, CÓDIGO DE PROTECCIÓN Y DEFENSA DEL CONSUMIDOR, publicado el 2 de setiembre de 2010 y modificado por Decreto </w:t>
+        <w:t xml:space="preserve">LEY 29571, CÓDIGO DE PROTECCIÓN Y DEFENSA DEL CONSUMIDOR, publicado el 2 de setiembre de 2010 y modificado por Decreto </w:t>
       </w:r>
       <w:r>
         <w:rPr>
@@ -5164,7 +5164,7 @@
           <w:sz w:val="16"/>
           <w:szCs w:val="16"/>
         </w:rPr>
-        <w:t xml:space="preserve">Legislativo N° 1308   </w:t>
+        <w:t xml:space="preserve">Legislativo 1308 </w:t>
       </w:r>
     </w:p>
     <w:p>
@@ -5252,7 +5252,7 @@
           <w:sz w:val="16"/>
           <w:szCs w:val="16"/>
         </w:rPr>
-        <w:t xml:space="preserve">Artículo 50.- Cláusulas abusivas de ineficacia absoluta        </w:t>
+        <w:t xml:space="preserve">Artículo 50.- Cláusulas abusivas de ineficacia absoluta </w:t>
       </w:r>
     </w:p>
     <w:p>
@@ -5272,7 +5272,7 @@
           <w:sz w:val="16"/>
           <w:szCs w:val="16"/>
         </w:rPr>
-        <w:t xml:space="preserve">Son cláusulas abusivas de ineficacia absoluta las siguientes:       </w:t>
+        <w:t xml:space="preserve">Son cláusulas abusivas de ineficacia absoluta las siguientes: </w:t>
       </w:r>
     </w:p>
     <w:p>
@@ -5377,7 +5377,7 @@
           <w:sz w:val="16"/>
           <w:szCs w:val="16"/>
         </w:rPr>
-        <w:t xml:space="preserve">LEY 29571, CÓDIGO DE PROTECCIÓN Y DEFENSA DEL CONSUMIDOR, publicado el 2 de setiembre de 2010 y modificado por Decreto Legislativo N 1308   </w:t>
+        <w:t xml:space="preserve">LEY 29571, CÓDIGO DE PROTECCIÓN Y DEFENSA DEL CONSUMIDOR, publicado el 2 de setiembre de 2010 y modificado por Decreto Legislativo N 1308 </w:t>
       </w:r>
     </w:p>
     <w:p>
@@ -6047,7 +6047,7 @@
           <w:sz w:val="16"/>
           <w:szCs w:val="16"/>
         </w:rPr>
-        <w:t xml:space="preserve">      </w:t>
+        <w:t xml:space="preserve"> </w:t>
       </w:r>
       <w:r>
         <w:rPr>
@@ -6099,7 +6099,7 @@
           <w:sz w:val="16"/>
           <w:szCs w:val="16"/>
         </w:rPr>
-        <w:t>El órgano resolutivo puede sancionar las infracciones administrativas a que se refiere el artículo 108º con amonestación y multas de hasta cuatrocientos cincuenta (450) Unidades Impositivas Tributarias (UIT), las cuales son calificadas de la siguiente manera:</w:t>
+        <w:t>El órgano resolutivo puede sancionar las infracciones administrativas a que se refiere el artículo 108 con amonestación y multas de hasta cuatrocientos cincuenta (450) Unidades Impositivas Tributarias (UIT), las cuales son calificadas de la siguiente manera:</w:t>
       </w:r>
     </w:p>
     <w:p>
@@ -6226,7 +6226,7 @@
           <w:sz w:val="16"/>
           <w:szCs w:val="16"/>
         </w:rPr>
-        <w:t xml:space="preserve">       </w:t>
+        <w:t xml:space="preserve"> </w:t>
       </w:r>
       <w:r>
         <w:rPr>
@@ -7013,7 +7013,7 @@
           <w:sz w:val="16"/>
           <w:szCs w:val="16"/>
         </w:rPr>
-        <w:t xml:space="preserve">        </w:t>
+        <w:t xml:space="preserve"> </w:t>
       </w:r>
       <w:r>
         <w:rPr>
@@ -7618,7 +7618,7 @@
               <w:sz w:val="16"/>
               <w:szCs w:val="16"/>
             </w:rPr>
-            <w:t xml:space="preserve">CNICA DE LA    </w:t>
+            <w:t xml:space="preserve">CNICA DE LA </w:t>
           </w:r>
         </w:p>
         <w:p>

--- a/plantillas_maestras/01_seguro_vehicular/clausula_abusiva/2_o_mas_ddos_varios/varon/TPL_2347_2026_SEGURO_VEHICULAR_CLAUSULA_ABUSIVA_ASEGURADORA_VARON_R1.docx
+++ b/plantillas_maestras/01_seguro_vehicular/clausula_abusiva/2_o_mas_ddos_varios/varon/TPL_2347_2026_SEGURO_VEHICULAR_CLAUSULA_ABUSIVA_ASEGURADORA_VARON_R1.docx
@@ -68,7 +68,7 @@
           <w:b/>
           <w:color w:val="000000"/>
         </w:rPr>
-        <w:t>DENUNCIANTE</w:t>
+        <w:t xml:space="preserve">DENUNCIANTE:[DENUNCIANTE] (SEÑOR [APELLIDO])</w:t>
       </w:r>
       <w:r>
         <w:rPr>
@@ -77,7 +77,7 @@
           <w:color w:val="000000"/>
         </w:rPr>
         <w:tab/>
-        <w:t>:</w:t>
+        <w:t/>
       </w:r>
       <w:r>
         <w:rPr>
@@ -86,7 +86,7 @@
           <w:color w:val="000000"/>
         </w:rPr>
         <w:tab/>
-        <w:t>HECTOR CIRILO GONZALES ZORRILLA (SEÑOR GONZALES)</w:t>
+        <w:t/>
       </w:r>
     </w:p>
     <w:p>
@@ -383,7 +383,7 @@
           <w:rFonts w:ascii="Arial Narrow" w:eastAsia="Arial Narrow" w:hAnsi="Arial Narrow"/>
           <w:color w:val="000000"/>
         </w:rPr>
-        <w:t>Mediante el escrito del 24 de junio de 2026</w:t>
+        <w:t xml:space="preserve">Mediante el escrito del 24 de junio de 2026, el señor [APELLIDO] denunció a Mapfre por presuntas infracciones a la Ley 29571, Código de Protección y Defensa del Consumidor (en adelante, el Código), señalando lo siguiente:</w:t>
       </w:r>
       <w:r>
         <w:rPr>
@@ -398,21 +398,21 @@
           <w:rFonts w:ascii="Arial Narrow" w:eastAsia="Arial Narrow" w:hAnsi="Arial Narrow"/>
           <w:color w:val="000000"/>
         </w:rPr>
-        <w:t xml:space="preserve">, el señor Gonzales denunció a </w:t>
-      </w:r>
-      <w:r>
-        <w:rPr>
-          <w:rFonts w:ascii="Arial Narrow" w:eastAsia="Arial Narrow" w:hAnsi="Arial Narrow"/>
-          <w:color w:val="000000"/>
-        </w:rPr>
-        <w:t xml:space="preserve">Mapfre </w:t>
-      </w:r>
-      <w:r>
-        <w:rPr>
-          <w:rFonts w:ascii="Arial Narrow" w:eastAsia="Arial Narrow" w:hAnsi="Arial Narrow"/>
-          <w:color w:val="000000"/>
-        </w:rPr>
-        <w:t>por presuntas infracciones a la Ley 29571, Código de Protección y Defensa del Consumidor (en adelante, el Código)</w:t>
+        <w:t xml:space="preserve"/>
+      </w:r>
+      <w:r>
+        <w:rPr>
+          <w:rFonts w:ascii="Arial Narrow" w:eastAsia="Arial Narrow" w:hAnsi="Arial Narrow"/>
+          <w:color w:val="000000"/>
+        </w:rPr>
+        <w:t xml:space="preserve"/>
+      </w:r>
+      <w:r>
+        <w:rPr>
+          <w:rFonts w:ascii="Arial Narrow" w:eastAsia="Arial Narrow" w:hAnsi="Arial Narrow"/>
+          <w:color w:val="000000"/>
+        </w:rPr>
+        <w:t/>
       </w:r>
       <w:r>
         <w:rPr>
@@ -427,7 +427,7 @@
           <w:rFonts w:ascii="Arial Narrow" w:eastAsia="Arial Narrow" w:hAnsi="Arial Narrow"/>
           <w:color w:val="000000"/>
         </w:rPr>
-        <w:t>, señalando lo siguiente:</w:t>
+        <w:t/>
       </w:r>
     </w:p>
     <w:p>
@@ -1155,35 +1155,35 @@
           <w:rFonts w:ascii="Arial Narrow" w:eastAsia="Arial Narrow" w:hAnsi="Arial Narrow"/>
           <w:color w:val="000000"/>
         </w:rPr>
-        <w:t xml:space="preserve">El señor Gonzales solicitó, en calidad de medida correctiva, que se ordene el reconocimiento de la cobertura por robo total del vehículo, ordenando a </w:t>
-      </w:r>
-      <w:r>
-        <w:rPr>
-          <w:rFonts w:ascii="Arial Narrow" w:eastAsia="Arial Narrow" w:hAnsi="Arial Narrow"/>
-          <w:color w:val="000000"/>
-        </w:rPr>
-        <w:t xml:space="preserve">Mapfre </w:t>
-      </w:r>
-      <w:r>
-        <w:rPr>
-          <w:rFonts w:ascii="Arial Narrow" w:eastAsia="Arial Narrow" w:hAnsi="Arial Narrow"/>
-          <w:color w:val="000000"/>
-        </w:rPr>
-        <w:t xml:space="preserve">el pago de la indemnización por USD 32 340,00, más intereses legales. Asimismo, solicitó que se declaren inexigibles en todos los contratos vigentes de </w:t>
-      </w:r>
-      <w:r>
-        <w:rPr>
-          <w:rFonts w:ascii="Arial Narrow" w:eastAsia="Arial Narrow" w:hAnsi="Arial Narrow"/>
-          <w:color w:val="000000"/>
-        </w:rPr>
-        <w:t xml:space="preserve">Mapfre </w:t>
-      </w:r>
-      <w:r>
-        <w:rPr>
-          <w:rFonts w:ascii="Arial Narrow" w:eastAsia="Arial Narrow" w:hAnsi="Arial Narrow"/>
-          <w:color w:val="000000"/>
-        </w:rPr>
-        <w:t>las cláusulas identificadas como abusivas, y requirió el pago de las costas y costos del procedimiento.</w:t>
+        <w:t xml:space="preserve">El señor [APELLIDO] solicitó, en calidad de medida correctiva, que se ordene el reconocimiento de la cobertura por robo total del vehículo, ordenando a Mapfre el pago de la indemnización por USD 32 340,00, más intereses legales. Asimismo, solicitó que se declaren inexigibles en todos los contratos vigentes de Mapfre las cláusulas identificadas como abusivas, y requirió el pago de las costas y costos del procedimiento.</w:t>
+      </w:r>
+      <w:r>
+        <w:rPr>
+          <w:rFonts w:ascii="Arial Narrow" w:eastAsia="Arial Narrow" w:hAnsi="Arial Narrow"/>
+          <w:color w:val="000000"/>
+        </w:rPr>
+        <w:t xml:space="preserve"/>
+      </w:r>
+      <w:r>
+        <w:rPr>
+          <w:rFonts w:ascii="Arial Narrow" w:eastAsia="Arial Narrow" w:hAnsi="Arial Narrow"/>
+          <w:color w:val="000000"/>
+        </w:rPr>
+        <w:t xml:space="preserve"/>
+      </w:r>
+      <w:r>
+        <w:rPr>
+          <w:rFonts w:ascii="Arial Narrow" w:eastAsia="Arial Narrow" w:hAnsi="Arial Narrow"/>
+          <w:color w:val="000000"/>
+        </w:rPr>
+        <w:t xml:space="preserve"/>
+      </w:r>
+      <w:r>
+        <w:rPr>
+          <w:rFonts w:ascii="Arial Narrow" w:eastAsia="Arial Narrow" w:hAnsi="Arial Narrow"/>
+          <w:color w:val="000000"/>
+        </w:rPr>
+        <w:t/>
       </w:r>
     </w:p>
     <w:p>
@@ -2457,28 +2457,28 @@
           <w:b/>
           <w:color w:val="000000"/>
         </w:rPr>
-        <w:t xml:space="preserve">PRIMERO: </w:t>
-      </w:r>
-      <w:r>
-        <w:rPr>
-          <w:rFonts w:ascii="Arial Narrow" w:eastAsia="Arial Narrow" w:hAnsi="Arial Narrow"/>
-          <w:color w:val="000000"/>
-        </w:rPr>
-        <w:t xml:space="preserve">admitir a trámite la denuncia del 24 de </w:t>
-      </w:r>
-      <w:r>
-        <w:rPr>
-          <w:rFonts w:ascii="Arial Narrow" w:eastAsia="Arial Narrow" w:hAnsi="Arial Narrow"/>
-          <w:color w:val="000000"/>
-        </w:rPr>
-        <w:t xml:space="preserve">junio de 2026 interpuesta por </w:t>
-      </w:r>
-      <w:r>
-        <w:rPr>
-          <w:rFonts w:ascii="Arial Narrow" w:eastAsia="Arial Narrow" w:hAnsi="Arial Narrow"/>
-          <w:color w:val="000000"/>
-        </w:rPr>
-        <w:t xml:space="preserve">el señor </w:t>
+        <w:t xml:space="preserve">PRIMERO: admitir a trámite la denuncia del 24 de junio de 2026 interpuesta por el señor [DENUNCIANTE] contra Mapfre Perú Compañía de Seguros y Reaseguros S.A., por lo siguiente:</w:t>
+      </w:r>
+      <w:r>
+        <w:rPr>
+          <w:rFonts w:ascii="Arial Narrow" w:eastAsia="Arial Narrow" w:hAnsi="Arial Narrow"/>
+          <w:color w:val="000000"/>
+        </w:rPr>
+        <w:t xml:space="preserve"/>
+      </w:r>
+      <w:r>
+        <w:rPr>
+          <w:rFonts w:ascii="Arial Narrow" w:eastAsia="Arial Narrow" w:hAnsi="Arial Narrow"/>
+          <w:color w:val="000000"/>
+        </w:rPr>
+        <w:t xml:space="preserve"/>
+      </w:r>
+      <w:r>
+        <w:rPr>
+          <w:rFonts w:ascii="Arial Narrow" w:eastAsia="Arial Narrow" w:hAnsi="Arial Narrow"/>
+          <w:color w:val="000000"/>
+        </w:rPr>
+        <w:t xml:space="preserve"/>
       </w:r>
       <w:proofErr w:type="spellStart"/>
       <w:r>
@@ -2486,7 +2486,7 @@
           <w:rFonts w:ascii="Arial Narrow" w:eastAsia="Arial Narrow" w:hAnsi="Arial Narrow"/>
           <w:color w:val="000000"/>
         </w:rPr>
-        <w:t>Hector</w:t>
+        <w:t/>
       </w:r>
       <w:proofErr w:type="spellEnd"/>
       <w:r>
@@ -2494,7 +2494,7 @@
           <w:rFonts w:ascii="Arial Narrow" w:eastAsia="Arial Narrow" w:hAnsi="Arial Narrow"/>
           <w:color w:val="000000"/>
         </w:rPr>
-        <w:t xml:space="preserve"> Cirilo Gonzales Zorrilla contra Mapfre Perú Compañía de Seguros y Reaseguros S.A., por lo siguiente:</w:t>
+        <w:t xml:space="preserve"/>
       </w:r>
     </w:p>
     <w:p>
@@ -3602,53 +3602,53 @@
           <w:b/>
           <w:bCs/>
         </w:rPr>
-        <w:t>SEXTO</w:t>
+        <w:t xml:space="preserve">SEXTO: Infomar a Mapfre Perú Compañía de Seguros y Reaseguros S.A. que puede acceder a los documentos presentados por el señor [DENUNCIANTE], a través del siguiente link: https://indecopi-my.sharepoint.com/:f:/g/personal/apoyocc1e_indecopi_gob_pe/IgB-yx3wAR8LSJMKGUX0bTvmAdZO57h0-qw4cksa-1JN0vM?e=G8vwuq, cuyo acceso tiene vigencia hasta 4 de agosto de 2026; dejándose a salvo su derecho de solicitar una nueva habilitación del link después de vencido el plazo señalado.</w:t>
       </w:r>
       <w:r>
         <w:rPr>
           <w:rFonts w:ascii="Arial Narrow" w:hAnsi="Arial Narrow"/>
         </w:rPr>
-        <w:t xml:space="preserve">: </w:t>
+        <w:t xml:space="preserve"/>
       </w:r>
       <w:proofErr w:type="spellStart"/>
       <w:r>
         <w:rPr>
           <w:rFonts w:ascii="Arial Narrow" w:hAnsi="Arial Narrow"/>
         </w:rPr>
-        <w:t>Infomar</w:t>
+        <w:t/>
       </w:r>
       <w:proofErr w:type="spellEnd"/>
       <w:r>
         <w:rPr>
           <w:rFonts w:ascii="Arial Narrow" w:hAnsi="Arial Narrow"/>
         </w:rPr>
-        <w:t xml:space="preserve"> a </w:t>
-      </w:r>
-      <w:r>
-        <w:rPr>
-          <w:rFonts w:ascii="Arial Narrow" w:eastAsia="Arial Narrow" w:hAnsi="Arial Narrow"/>
-          <w:color w:val="000000"/>
-        </w:rPr>
-        <w:t xml:space="preserve">Mapfre Perú Compañía de Seguros y Reaseguros S.A. </w:t>
+        <w:t xml:space="preserve"/>
+      </w:r>
+      <w:r>
+        <w:rPr>
+          <w:rFonts w:ascii="Arial Narrow" w:eastAsia="Arial Narrow" w:hAnsi="Arial Narrow"/>
+          <w:color w:val="000000"/>
+        </w:rPr>
+        <w:t xml:space="preserve"/>
       </w:r>
       <w:r>
         <w:rPr>
           <w:rFonts w:ascii="Arial Narrow" w:hAnsi="Arial Narrow"/>
         </w:rPr>
-        <w:t xml:space="preserve">que puede acceder a los documentos presentados por </w:t>
+        <w:t xml:space="preserve"/>
       </w:r>
       <w:r>
         <w:rPr>
           <w:rFonts w:ascii="Arial Narrow" w:hAnsi="Arial Narrow"/>
         </w:rPr>
-        <w:t xml:space="preserve">el </w:t>
-      </w:r>
-      <w:r>
-        <w:rPr>
-          <w:rFonts w:ascii="Arial Narrow" w:eastAsia="Arial Narrow" w:hAnsi="Arial Narrow"/>
-          <w:color w:val="000000"/>
-        </w:rPr>
-        <w:t xml:space="preserve">señor </w:t>
+        <w:t xml:space="preserve"/>
+      </w:r>
+      <w:r>
+        <w:rPr>
+          <w:rFonts w:ascii="Arial Narrow" w:eastAsia="Arial Narrow" w:hAnsi="Arial Narrow"/>
+          <w:color w:val="000000"/>
+        </w:rPr>
+        <w:t xml:space="preserve"/>
       </w:r>
       <w:proofErr w:type="spellStart"/>
       <w:r>
@@ -3656,7 +3656,7 @@
           <w:rFonts w:ascii="Arial Narrow" w:eastAsia="Arial Narrow" w:hAnsi="Arial Narrow"/>
           <w:color w:val="000000"/>
         </w:rPr>
-        <w:t>Hector</w:t>
+        <w:t/>
       </w:r>
       <w:proofErr w:type="spellEnd"/>
       <w:r>
@@ -3664,13 +3664,13 @@
           <w:rFonts w:ascii="Arial Narrow" w:eastAsia="Arial Narrow" w:hAnsi="Arial Narrow"/>
           <w:color w:val="000000"/>
         </w:rPr>
-        <w:t xml:space="preserve"> Cirilo Gonzales Zorrilla</w:t>
+        <w:t xml:space="preserve"/>
       </w:r>
       <w:r>
         <w:rPr>
           <w:rFonts w:ascii="Arial Narrow" w:hAnsi="Arial Narrow"/>
         </w:rPr>
-        <w:t xml:space="preserve">, a través del siguiente link: </w:t>
+        <w:t xml:space="preserve"/>
       </w:r>
       <w:hyperlink r:id="rId8" w:history="1">
         <w:r>
@@ -3678,61 +3678,61 @@
             <w:rStyle w:val="Hipervnculo"/>
             <w:rFonts w:ascii="Arial Narrow" w:hAnsi="Arial Narrow"/>
           </w:rPr>
-          <w:t>https://indecopi-my.sharepoint.com/:f:/g/personal/apoyocc1e_indecopi_gob_pe/IgB-yx3wAR8LSJMKGUX0bTvmAdZO57h0-qw4cksa-1JN0vM?e=G8vwuq</w:t>
+          <w:t/>
         </w:r>
       </w:hyperlink>
       <w:r>
         <w:rPr>
           <w:rFonts w:ascii="Arial Narrow" w:hAnsi="Arial Narrow"/>
         </w:rPr>
-        <w:t xml:space="preserve">, </w:t>
+        <w:t xml:space="preserve"/>
       </w:r>
       <w:r>
         <w:rPr>
           <w:rFonts w:ascii="Arial Narrow" w:hAnsi="Arial Narrow"/>
         </w:rPr>
-        <w:t xml:space="preserve">cuyo acceso tiene vigencia hasta </w:t>
+        <w:t xml:space="preserve"/>
       </w:r>
       <w:r>
         <w:rPr>
           <w:rFonts w:ascii="Arial Narrow" w:hAnsi="Arial Narrow"/>
           <w:u w:val="single"/>
         </w:rPr>
-        <w:t>4</w:t>
+        <w:t/>
       </w:r>
       <w:r>
         <w:rPr>
           <w:rFonts w:ascii="Arial Narrow" w:hAnsi="Arial Narrow"/>
           <w:u w:val="single"/>
         </w:rPr>
-        <w:t xml:space="preserve"> de </w:t>
+        <w:t xml:space="preserve"/>
       </w:r>
       <w:r>
         <w:rPr>
           <w:rFonts w:ascii="Arial Narrow" w:hAnsi="Arial Narrow"/>
           <w:u w:val="single"/>
         </w:rPr>
-        <w:t>agosto</w:t>
+        <w:t/>
       </w:r>
       <w:r>
         <w:rPr>
           <w:rFonts w:ascii="Arial Narrow" w:hAnsi="Arial Narrow"/>
           <w:u w:val="single"/>
         </w:rPr>
-        <w:t xml:space="preserve"> de 202</w:t>
+        <w:t xml:space="preserve"/>
       </w:r>
       <w:r>
         <w:rPr>
           <w:rFonts w:ascii="Arial Narrow" w:hAnsi="Arial Narrow"/>
           <w:u w:val="single"/>
         </w:rPr>
-        <w:t>6</w:t>
+        <w:t/>
       </w:r>
       <w:r>
         <w:rPr>
           <w:rFonts w:ascii="Arial Narrow" w:hAnsi="Arial Narrow"/>
         </w:rPr>
-        <w:t>; dejándose a salvo su derecho de solicitar una nueva habilitación del link después de vencido el plazo señalado.</w:t>
+        <w:t/>
       </w:r>
     </w:p>
     <w:p>
@@ -4179,30 +4179,30 @@
           <w:b/>
           <w:color w:val="000000"/>
         </w:rPr>
-        <w:t>DÉCIMO</w:t>
-      </w:r>
-      <w:r>
-        <w:rPr>
-          <w:rFonts w:ascii="Arial Narrow" w:eastAsia="Arial Narrow" w:hAnsi="Arial Narrow"/>
-          <w:b/>
-          <w:color w:val="000000"/>
-        </w:rPr>
-        <w:t xml:space="preserve"> PRIMERO</w:t>
-      </w:r>
-      <w:r>
-        <w:rPr>
-          <w:rFonts w:ascii="Arial Narrow" w:eastAsia="Arial Narrow" w:hAnsi="Arial Narrow"/>
-          <w:b/>
-          <w:color w:val="000000"/>
-        </w:rPr>
-        <w:t xml:space="preserve">: </w:t>
-      </w:r>
-      <w:r>
-        <w:rPr>
-          <w:rFonts w:ascii="Arial Narrow" w:eastAsia="Arial Narrow" w:hAnsi="Arial Narrow"/>
-          <w:color w:val="000000"/>
-        </w:rPr>
-        <w:t xml:space="preserve">requerir al señor </w:t>
+        <w:t xml:space="preserve">DÉCIMO PRIMERO: requerir al señor [DENUNCIANTE] para que, dentro del plazo de dos (2) días hábiles siguientes a la fecha en que reciban la notificación en sus bandejas de correo electrónico, efectúen la confirmación de recepción de la notificación remitida por este despacho a sus correos electrónicos, de conformidad con el segundo párrafo del numeral 4 del artículo 20 del Texto Único Ordenado de la Ley del Procedimiento Administrativo General, aprobado mediante Decreto Supremo 006-2026-JUS, bajo apercibimiento de rehacer el acto de notificación y notificarles conforme al numeral 1 del artículo 20 del citado cuerpo normativo.</w:t>
+      </w:r>
+      <w:r>
+        <w:rPr>
+          <w:rFonts w:ascii="Arial Narrow" w:eastAsia="Arial Narrow" w:hAnsi="Arial Narrow"/>
+          <w:b/>
+          <w:color w:val="000000"/>
+        </w:rPr>
+        <w:t xml:space="preserve"/>
+      </w:r>
+      <w:r>
+        <w:rPr>
+          <w:rFonts w:ascii="Arial Narrow" w:eastAsia="Arial Narrow" w:hAnsi="Arial Narrow"/>
+          <w:b/>
+          <w:color w:val="000000"/>
+        </w:rPr>
+        <w:t xml:space="preserve"/>
+      </w:r>
+      <w:r>
+        <w:rPr>
+          <w:rFonts w:ascii="Arial Narrow" w:eastAsia="Arial Narrow" w:hAnsi="Arial Narrow"/>
+          <w:color w:val="000000"/>
+        </w:rPr>
+        <w:t xml:space="preserve"/>
       </w:r>
       <w:proofErr w:type="spellStart"/>
       <w:r>
@@ -4210,7 +4210,7 @@
           <w:rFonts w:ascii="Arial Narrow" w:eastAsia="Arial Narrow" w:hAnsi="Arial Narrow"/>
           <w:color w:val="000000"/>
         </w:rPr>
-        <w:t>Hector</w:t>
+        <w:t/>
       </w:r>
       <w:proofErr w:type="spellEnd"/>
       <w:r>
@@ -4218,14 +4218,14 @@
           <w:rFonts w:ascii="Arial Narrow" w:eastAsia="Arial Narrow" w:hAnsi="Arial Narrow"/>
           <w:color w:val="000000"/>
         </w:rPr>
-        <w:t xml:space="preserve"> Cirilo Gonzales Zorrilla </w:t>
-      </w:r>
-      <w:r>
-        <w:rPr>
-          <w:rFonts w:ascii="Arial Narrow" w:eastAsia="Arial Narrow" w:hAnsi="Arial Narrow"/>
-          <w:color w:val="000000"/>
-        </w:rPr>
-        <w:t>para que, dentro del plazo de dos (2) días hábiles siguientes a la fecha en que reciban la notificación en sus bandejas de correo electrónico, efectúen la confirmación de recepción de la notificación remitida por este despacho a sus correos electrónicos, de conformidad con el segundo párrafo del numeral 4 del artículo 20 del Texto Único Ordenado de la Ley del Procedimiento Administrativo General, aprobado mediante Decreto Supremo 006-2026-JUS, bajo apercibimiento de rehacer el acto de notificación y notificarles conforme al numeral 1 del artículo 20 del citado cuerpo normativo</w:t>
+        <w:t xml:space="preserve"/>
+      </w:r>
+      <w:r>
+        <w:rPr>
+          <w:rFonts w:ascii="Arial Narrow" w:eastAsia="Arial Narrow" w:hAnsi="Arial Narrow"/>
+          <w:color w:val="000000"/>
+        </w:rPr>
+        <w:t/>
       </w:r>
       <w:r>
         <w:rPr>
@@ -4240,7 +4240,7 @@
           <w:rFonts w:ascii="Arial Narrow" w:eastAsia="Arial Narrow" w:hAnsi="Arial Narrow"/>
           <w:color w:val="000000"/>
         </w:rPr>
-        <w:t>.</w:t>
+        <w:t/>
       </w:r>
     </w:p>
     <w:p>

--- a/plantillas_maestras/01_seguro_vehicular/clausula_abusiva/2_o_mas_ddos_varios/varon/TPL_2347_2026_SEGURO_VEHICULAR_CLAUSULA_ABUSIVA_ASEGURADORA_VARON_R1.docx
+++ b/plantillas_maestras/01_seguro_vehicular/clausula_abusiva/2_o_mas_ddos_varios/varon/TPL_2347_2026_SEGURO_VEHICULAR_CLAUSULA_ABUSIVA_ASEGURADORA_VARON_R1.docx
@@ -390,6 +390,7 @@
           <w:rStyle w:val="Refdenotaalpie"/>
           <w:rFonts w:eastAsia="Arial Narrow"/>
           <w:color w:val="000000"/>
+          <w:vertAlign w:val="superscript"/>
         </w:rPr>
         <w:footnoteReference w:id="1"/>
       </w:r>
@@ -419,6 +420,7 @@
           <w:rStyle w:val="Refdenotaalpie"/>
           <w:rFonts w:eastAsia="Arial Narrow"/>
           <w:color w:val="000000"/>
+          <w:vertAlign w:val="superscript"/>
         </w:rPr>
         <w:footnoteReference w:id="2"/>
       </w:r>
@@ -1288,6 +1290,7 @@
       </w:r>
       <w:r>
         <w:rPr>
+          <w:rStyle w:val="Refdenotaalpie"/>
           <w:rFonts w:ascii="Arial Narrow" w:eastAsia="Arial Narrow" w:hAnsi="Arial Narrow" w:cs="Arial Narrow"/>
           <w:kern w:val="0"/>
           <w:vertAlign w:val="superscript"/>
@@ -1374,6 +1377,7 @@
       <w:bookmarkEnd w:id="3"/>
       <w:r>
         <w:rPr>
+          <w:rStyle w:val="Refdenotaalpie"/>
           <w:rFonts w:ascii="Arial Narrow" w:eastAsia="Arial Narrow" w:hAnsi="Arial Narrow" w:cs="Arial"/>
           <w:kern w:val="0"/>
           <w:vertAlign w:val="superscript"/>
@@ -1538,6 +1542,7 @@
       </w:r>
       <w:r>
         <w:rPr>
+          <w:rStyle w:val="Refdenotaalpie"/>
           <w:rFonts w:ascii="Arial Narrow" w:eastAsia="Arial Narrow" w:hAnsi="Arial Narrow" w:cs="Arial"/>
           <w:kern w:val="0"/>
           <w:vertAlign w:val="superscript"/>
@@ -2058,6 +2063,7 @@
       <w:bookmarkEnd w:id="12"/>
       <w:r>
         <w:rPr>
+          <w:rStyle w:val="Refdenotaalpie"/>
           <w:rFonts w:ascii="Arial Narrow" w:eastAsia="Arial Narrow" w:hAnsi="Arial Narrow" w:cs="Arial"/>
           <w:bCs/>
           <w:color w:val="000000"/>
@@ -2136,6 +2142,7 @@
       </w:r>
       <w:r>
         <w:rPr>
+          <w:rStyle w:val="Refdenotaalpie"/>
           <w:rFonts w:ascii="Arial Narrow" w:eastAsia="Arial Narrow" w:hAnsi="Arial Narrow" w:cs="Arial Narrow"/>
           <w:color w:val="000000"/>
           <w:kern w:val="0"/>
@@ -3312,6 +3319,7 @@
       </w:r>
       <w:r>
         <w:rPr>
+          <w:rStyle w:val="Refdenotaalpie"/>
           <w:rFonts w:ascii="Arial Narrow" w:eastAsia="Arial Narrow" w:hAnsi="Arial Narrow" w:cs="Arial"/>
           <w:color w:val="000000"/>
           <w:kern w:val="0"/>
@@ -3341,6 +3349,7 @@
       </w:r>
       <w:r>
         <w:rPr>
+          <w:rStyle w:val="Refdenotaalpie"/>
           <w:rFonts w:ascii="Arial Narrow" w:eastAsia="Arial Narrow" w:hAnsi="Arial Narrow" w:cs="Arial"/>
           <w:color w:val="000000"/>
           <w:spacing w:val="-2"/>
@@ -3812,6 +3821,7 @@
       </w:r>
       <w:r>
         <w:rPr>
+          <w:rStyle w:val="Refdenotaalpie"/>
           <w:rFonts w:ascii="Arial Narrow" w:eastAsia="Arial Narrow" w:hAnsi="Arial Narrow" w:cs="Times New Roman"/>
           <w:color w:val="000000"/>
           <w:kern w:val="0"/>
@@ -3833,6 +3843,7 @@
       </w:r>
       <w:r>
         <w:rPr>
+          <w:rStyle w:val="Refdenotaalpie"/>
           <w:rFonts w:ascii="Arial Narrow" w:eastAsia="Arial Narrow" w:hAnsi="Arial Narrow" w:cs="Times New Roman"/>
           <w:color w:val="000000"/>
           <w:kern w:val="0"/>
@@ -3866,6 +3877,7 @@
       </w:r>
       <w:r>
         <w:rPr>
+          <w:rStyle w:val="Refdenotaalpie"/>
           <w:rFonts w:ascii="Arial Narrow" w:eastAsia="Arial Narrow" w:hAnsi="Arial Narrow" w:cs="Times New Roman"/>
           <w:color w:val="000000"/>
           <w:kern w:val="0"/>
@@ -4033,6 +4045,7 @@
       <w:proofErr w:type="gramEnd"/>
       <w:r>
         <w:rPr>
+          <w:rStyle w:val="Refdenotaalpie"/>
           <w:rFonts w:ascii="Arial Narrow" w:eastAsia="Arial Narrow" w:hAnsi="Arial Narrow" w:cs="Arial"/>
           <w:color w:val="000000"/>
           <w:kern w:val="0"/>
@@ -4232,6 +4245,7 @@
           <w:rStyle w:val="Refdenotaalpie"/>
           <w:rFonts w:eastAsia="Arial Narrow"/>
           <w:color w:val="000000"/>
+          <w:vertAlign w:val="superscript"/>
         </w:rPr>
         <w:footnoteReference w:id="14"/>
       </w:r>
@@ -4581,6 +4595,7 @@
           <w:rFonts w:ascii="Arial Narrow" w:hAnsi="Arial Narrow" w:cs="Arial"/>
           <w:sz w:val="16"/>
           <w:szCs w:val="16"/>
+          <w:vertAlign w:val="superscript"/>
         </w:rPr>
         <w:footnoteRef/>
       </w:r>
@@ -4627,6 +4642,7 @@
           <w:rFonts w:ascii="Arial Narrow" w:hAnsi="Arial Narrow" w:cs="Arial"/>
           <w:sz w:val="16"/>
           <w:szCs w:val="16"/>
+          <w:vertAlign w:val="superscript"/>
         </w:rPr>
         <w:footnoteRef/>
       </w:r>
@@ -4673,6 +4689,7 @@
           <w:rFonts w:ascii="Arial Narrow" w:hAnsi="Arial Narrow" w:cs="Arial"/>
           <w:sz w:val="16"/>
           <w:szCs w:val="16"/>
+          <w:vertAlign w:val="superscript"/>
         </w:rPr>
         <w:footnoteRef/>
       </w:r>
@@ -4944,6 +4961,7 @@
           <w:rFonts w:ascii="Arial Narrow" w:hAnsi="Arial Narrow"/>
           <w:sz w:val="16"/>
           <w:szCs w:val="16"/>
+          <w:vertAlign w:val="superscript"/>
         </w:rPr>
         <w:footnoteRef/>
       </w:r>
@@ -5127,6 +5145,7 @@
           <w:rFonts w:ascii="Arial Narrow" w:hAnsi="Arial Narrow"/>
           <w:sz w:val="16"/>
           <w:szCs w:val="16"/>
+          <w:vertAlign w:val="superscript"/>
         </w:rPr>
         <w:footnoteRef/>
       </w:r>
@@ -5350,6 +5369,7 @@
           <w:rFonts w:ascii="Arial Narrow" w:hAnsi="Arial Narrow"/>
           <w:sz w:val="16"/>
           <w:szCs w:val="16"/>
+          <w:vertAlign w:val="superscript"/>
         </w:rPr>
         <w:footnoteRef/>
       </w:r>
@@ -5659,6 +5679,7 @@
           <w:b/>
           <w:sz w:val="16"/>
           <w:szCs w:val="16"/>
+          <w:vertAlign w:val="superscript"/>
         </w:rPr>
         <w:footnoteRef/>
       </w:r>
@@ -5817,6 +5838,7 @@
           <w:rFonts w:ascii="Arial Narrow" w:hAnsi="Arial Narrow" w:cs="Arial"/>
           <w:sz w:val="16"/>
           <w:szCs w:val="16"/>
+          <w:vertAlign w:val="superscript"/>
         </w:rPr>
         <w:footnoteRef/>
       </w:r>
@@ -5896,6 +5918,7 @@
           <w:b/>
           <w:sz w:val="16"/>
           <w:szCs w:val="16"/>
+          <w:vertAlign w:val="superscript"/>
         </w:rPr>
         <w:footnoteRef/>
       </w:r>
@@ -6022,7 +6045,7 @@
       </w:pPr>
       <w:r>
         <w:rPr>
-          <w:rStyle w:val="TextonotapieCar"/>
+          <w:rStyle w:val="Refdenotaalpie"/>
           <w:rFonts w:ascii="Arial Narrow" w:hAnsi="Arial Narrow" w:cs="Arial"/>
           <w:b/>
           <w:sz w:val="16"/>
@@ -6207,6 +6230,7 @@
           <w:b/>
           <w:sz w:val="16"/>
           <w:szCs w:val="16"/>
+          <w:vertAlign w:val="superscript"/>
         </w:rPr>
         <w:footnoteRef/>
       </w:r>
@@ -6994,6 +7018,7 @@
           <w:b/>
           <w:sz w:val="16"/>
           <w:szCs w:val="16"/>
+          <w:vertAlign w:val="superscript"/>
         </w:rPr>
         <w:footnoteRef/>
       </w:r>
@@ -7154,6 +7179,7 @@
           <w:bCs/>
           <w:sz w:val="16"/>
           <w:szCs w:val="16"/>
+          <w:vertAlign w:val="superscript"/>
         </w:rPr>
         <w:footnoteRef/>
       </w:r>
@@ -7232,6 +7258,7 @@
           <w:b/>
           <w:sz w:val="16"/>
           <w:szCs w:val="16"/>
+          <w:vertAlign w:val="superscript"/>
         </w:rPr>
         <w:footnoteRef/>
       </w:r>
@@ -9822,6 +9849,17 @@
       <w:shd w:val="clear" w:color="auto" w:fill="E1DFDD"/>
     </w:rPr>
   </w:style>
+  <w:style w:type="character" w:styleId="FootnoteReference">
+    <w:name w:val="footnote reference"/>
+    <w:basedOn w:val="Fuentedeprrafopredeter"/>
+    <w:uiPriority w:val="99"/>
+    <w:semiHidden/>
+    <w:unhideWhenUsed/>
+    <w:rPr>
+      <w:rFonts w:ascii="Arial Narrow" w:hAnsi="Arial Narrow"/>
+      <w:vertAlign w:val="superscript"/>
+    </w:rPr>
+  </w:style>
 </w:styles>
 </file>
 

--- a/plantillas_maestras/01_seguro_vehicular/clausula_abusiva/2_o_mas_ddos_varios/varon/TPL_2347_2026_SEGURO_VEHICULAR_CLAUSULA_ABUSIVA_ASEGURADORA_VARON_R1.docx
+++ b/plantillas_maestras/01_seguro_vehicular/clausula_abusiva/2_o_mas_ddos_varios/varon/TPL_2347_2026_SEGURO_VEHICULAR_CLAUSULA_ABUSIVA_ASEGURADORA_VARON_R1.docx
@@ -1,8 +1,8 @@
 
 <file path=word/document.xml><?xml version="1.0" encoding="utf-8"?>
-<w:document xmlns:wpc="http://schemas.microsoft.com/office/word/2010/wordprocessingCanvas" xmlns:cx="http://schemas.microsoft.com/office/drawing/2014/chartex" xmlns:cx1="http://schemas.microsoft.com/office/drawing/2015/9/8/chartex" xmlns:cx2="http://schemas.microsoft.com/office/drawing/2015/10/21/chartex" xmlns:cx3="http://schemas.microsoft.com/office/drawing/2016/5/9/chartex" xmlns:cx4="http://schemas.microsoft.com/office/drawing/2016/5/10/chartex" xmlns:cx5="http://schemas.microsoft.com/office/drawing/2016/5/11/chartex" xmlns:cx6="http://schemas.microsoft.com/office/drawing/2016/5/12/chartex" xmlns:cx7="http://schemas.microsoft.com/office/drawing/2016/5/13/chartex" xmlns:cx8="http://schemas.microsoft.com/office/drawing/2016/5/14/chartex" xmlns:mc="http://schemas.openxmlformats.org/markup-compatibility/2006" xmlns:aink="http://schemas.microsoft.com/office/drawing/2016/ink" xmlns:am3d="http://schemas.microsoft.com/office/drawing/2017/model3d" xmlns:o="urn:schemas-microsoft-com:office:office" xmlns:oel="http://schemas.microsoft.com/office/2019/extlst" xmlns:r="http://schemas.openxmlformats.org/officeDocument/2006/relationships" xmlns:m="http://schemas.openxmlformats.org/officeDocument/2006/math" xmlns:v="urn:schemas-microsoft-com:vml" xmlns:wp14="http://schemas.microsoft.com/office/word/2010/wordprocessingDrawing" xmlns:wp="http://schemas.openxmlformats.org/drawingml/2006/wordprocessingDrawing" xmlns:w10="urn:schemas-microsoft-com:office:word" xmlns:w="http://schemas.openxmlformats.org/wordprocessingml/2006/main" xmlns:w14="http://schemas.microsoft.com/office/word/2010/wordml" xmlns:w15="http://schemas.microsoft.com/office/word/2012/wordml" xmlns:w16cei="http://schemas.microsoft.com/office/word/2026/wordml/cei" xmlns:w16cex="http://schemas.microsoft.com/office/word/2018/wordml/cex" xmlns:w16cid="http://schemas.microsoft.com/office/word/2016/wordml/cid" xmlns:w16="http://schemas.microsoft.com/office/word/2018/wordml" xmlns:w16du="http://schemas.microsoft.com/office/word/2023/wordml/word16du" xmlns:w16sdtdh="http://schemas.microsoft.com/office/word/2020/wordml/sdtdatahash" xmlns:w16sdtfl="http://schemas.microsoft.com/office/word/2024/wordml/sdtformatlock" xmlns:w16se="http://schemas.microsoft.com/office/word/2015/wordml/symex" xmlns:wpg="http://schemas.microsoft.com/office/word/2010/wordprocessingGroup" xmlns:wpi="http://schemas.microsoft.com/office/word/2010/wordprocessingInk" xmlns:wne="http://schemas.microsoft.com/office/word/2006/wordml" xmlns:wps="http://schemas.microsoft.com/office/word/2010/wordprocessingShape" mc:Ignorable="w14 w15 w16se w16cid w16 w16cex w16sdtdh w16sdtfl w16du wp14">
+<w:document xmlns:ns1="http://schemas.openxmlformats.org/markup-compatibility/2006" xmlns:ns2="http://schemas.microsoft.com/office/word/2010/wordml" xmlns:ns3="http://schemas.openxmlformats.org/officeDocument/2006/relationships" xmlns:w="http://schemas.openxmlformats.org/wordprocessingml/2006/main" ns1:Ignorable="w14 w15 w16se w16cid w16 w16cex w16sdtdh w16sdtfl w16du wp14">
   <w:body>
-    <w:p>
+    <w:p ns2:paraId="426F91DA" ns2:textId="237E0CF4">
       <w:pPr>
         <w:tabs>
           <w:tab w:val="left" w:pos="1701"/>
@@ -14,7 +14,7 @@
           <w:color w:val="000000"/>
           <w:kern w:val="0"/>
           <w:lang w:eastAsia="es-PE"/>
-          <w14:ligatures w14:val="none"/>
+          <ns2:ligatures ns2:val="none"/>
         </w:rPr>
       </w:pPr>
       <w:r>
@@ -44,7 +44,7 @@
         <w:t>2347-2026/CC1</w:t>
       </w:r>
     </w:p>
-    <w:p>
+    <w:p ns2:paraId="4D3B2958" ns2:textId="77777777">
       <w:pPr>
         <w:tabs>
           <w:tab w:val="left" w:pos="1701"/>
@@ -59,7 +59,7 @@
           <w:color w:val="000000"/>
           <w:kern w:val="0"/>
           <w:lang w:eastAsia="es-PE"/>
-          <w14:ligatures w14:val="none"/>
+          <ns2:ligatures ns2:val="none"/>
         </w:rPr>
       </w:pPr>
       <w:r>
@@ -89,7 +89,7 @@
         <w:t/>
       </w:r>
     </w:p>
-    <w:p>
+    <w:p ns2:paraId="71ADE3F1" ns2:textId="77777777">
       <w:pPr>
         <w:tabs>
           <w:tab w:val="left" w:pos="1701"/>
@@ -104,7 +104,7 @@
           <w:color w:val="000000"/>
           <w:kern w:val="0"/>
           <w:lang w:eastAsia="es-PE"/>
-          <w14:ligatures w14:val="none"/>
+          <ns2:ligatures ns2:val="none"/>
         </w:rPr>
       </w:pPr>
       <w:r>
@@ -134,7 +134,7 @@
         <w:t>MAPFRE PERÚ COMPAÑÍA DE SEGUROS Y REASEGUROS S.A. (MAPFRE)</w:t>
       </w:r>
     </w:p>
-    <w:p>
+    <w:p ns2:paraId="370E7FA0" ns2:textId="77777777">
       <w:pPr>
         <w:tabs>
           <w:tab w:val="left" w:pos="1701"/>
@@ -149,7 +149,7 @@
           <w:color w:val="000000"/>
           <w:kern w:val="0"/>
           <w:lang w:eastAsia="es-PE"/>
-          <w14:ligatures w14:val="none"/>
+          <ns2:ligatures ns2:val="none"/>
         </w:rPr>
       </w:pPr>
       <w:r>
@@ -159,7 +159,7 @@
           <w:color w:val="000000"/>
           <w:kern w:val="0"/>
           <w:lang w:eastAsia="es-PE"/>
-          <w14:ligatures w14:val="none"/>
+          <ns2:ligatures ns2:val="none"/>
         </w:rPr>
         <w:t>MATERIAS</w:t>
       </w:r>
@@ -170,7 +170,7 @@
           <w:color w:val="000000"/>
           <w:kern w:val="0"/>
           <w:lang w:eastAsia="es-PE"/>
-          <w14:ligatures w14:val="none"/>
+          <ns2:ligatures ns2:val="none"/>
         </w:rPr>
         <w:tab/>
         <w:t xml:space="preserve">: </w:t>
@@ -182,13 +182,13 @@
           <w:color w:val="000000"/>
           <w:kern w:val="0"/>
           <w:lang w:eastAsia="es-PE"/>
-          <w14:ligatures w14:val="none"/>
+          <ns2:ligatures ns2:val="none"/>
         </w:rPr>
         <w:tab/>
         <w:t>ADMISIÓN A TRÁMITE</w:t>
       </w:r>
     </w:p>
-    <w:p>
+    <w:p ns2:paraId="4242E655" ns2:textId="77777777">
       <w:pPr>
         <w:tabs>
           <w:tab w:val="left" w:pos="1701"/>
@@ -203,7 +203,7 @@
           <w:color w:val="000000"/>
           <w:kern w:val="0"/>
           <w:lang w:eastAsia="es-PE"/>
-          <w14:ligatures w14:val="none"/>
+          <ns2:ligatures ns2:val="none"/>
         </w:rPr>
       </w:pPr>
       <w:r>
@@ -213,12 +213,12 @@
           <w:color w:val="000000"/>
           <w:kern w:val="0"/>
           <w:lang w:eastAsia="es-PE"/>
-          <w14:ligatures w14:val="none"/>
+          <ns2:ligatures ns2:val="none"/>
         </w:rPr>
         <w:t xml:space="preserve">REQUERIMIENTO DE INFORMACIÓN </w:t>
       </w:r>
     </w:p>
-    <w:p>
+    <w:p ns2:paraId="1B8B101D" ns2:textId="77777777">
       <w:pPr>
         <w:tabs>
           <w:tab w:val="left" w:pos="1701"/>
@@ -232,7 +232,7 @@
           <w:color w:val="000000"/>
           <w:kern w:val="0"/>
           <w:lang w:eastAsia="es-PE"/>
-          <w14:ligatures w14:val="none"/>
+          <ns2:ligatures ns2:val="none"/>
         </w:rPr>
       </w:pPr>
       <w:r>
@@ -262,7 +262,7 @@
         <w:t>1</w:t>
       </w:r>
     </w:p>
-    <w:p>
+    <w:p ns2:paraId="40F5FC15" ns2:textId="77777777">
       <w:pPr>
         <w:tabs>
           <w:tab w:val="left" w:pos="1014"/>
@@ -275,11 +275,11 @@
           <w:kern w:val="0"/>
           <w:shd w:val="clear" w:color="auto" w:fill="FFFFFF"/>
           <w:lang w:eastAsia="es-PE"/>
-          <w14:ligatures w14:val="none"/>
-        </w:rPr>
-      </w:pPr>
-    </w:p>
-    <w:p>
+          <ns2:ligatures ns2:val="none"/>
+        </w:rPr>
+      </w:pPr>
+    </w:p>
+    <w:p ns2:paraId="37D47969" ns2:textId="6185701C">
       <w:pPr>
         <w:tabs>
           <w:tab w:val="left" w:pos="1014"/>
@@ -292,7 +292,7 @@
           <w:kern w:val="0"/>
           <w:shd w:val="clear" w:color="auto" w:fill="FFFFFF"/>
           <w:lang w:eastAsia="es-PE"/>
-          <w14:ligatures w14:val="none"/>
+          <ns2:ligatures ns2:val="none"/>
         </w:rPr>
       </w:pPr>
       <w:r>
@@ -303,7 +303,7 @@
         <w:t>Lima, 5 de agosto de 2026</w:t>
       </w:r>
     </w:p>
-    <w:p>
+    <w:p ns2:paraId="6D428B6E" ns2:textId="77777777">
       <w:pPr>
         <w:tabs>
           <w:tab w:val="left" w:pos="1014"/>
@@ -315,11 +315,11 @@
           <w:color w:val="000000"/>
           <w:kern w:val="0"/>
           <w:lang w:eastAsia="es-PE"/>
-          <w14:ligatures w14:val="none"/>
-        </w:rPr>
-      </w:pPr>
-    </w:p>
-    <w:p>
+          <ns2:ligatures ns2:val="none"/>
+        </w:rPr>
+      </w:pPr>
+    </w:p>
+    <w:p ns2:paraId="2CEBF672" ns2:textId="77777777">
       <w:pPr>
         <w:numPr>
           <w:ilvl w:val="0"/>
@@ -333,7 +333,7 @@
           <w:color w:val="000000"/>
           <w:kern w:val="0"/>
           <w:lang w:eastAsia="es-PE"/>
-          <w14:ligatures w14:val="none"/>
+          <ns2:ligatures ns2:val="none"/>
         </w:rPr>
       </w:pPr>
       <w:r>
@@ -343,12 +343,12 @@
           <w:color w:val="000000"/>
           <w:kern w:val="0"/>
           <w:lang w:eastAsia="es-PE"/>
-          <w14:ligatures w14:val="none"/>
+          <ns2:ligatures ns2:val="none"/>
         </w:rPr>
         <w:t xml:space="preserve">HECHOS </w:t>
       </w:r>
     </w:p>
-    <w:p>
+    <w:p ns2:paraId="735A3413" ns2:textId="77777777">
       <w:pPr>
         <w:spacing w:after="0" w:line="240" w:lineRule="auto"/>
         <w:jc w:val="both"/>
@@ -357,11 +357,11 @@
           <w:color w:val="000000"/>
           <w:kern w:val="0"/>
           <w:lang w:eastAsia="es-PE"/>
-          <w14:ligatures w14:val="none"/>
-        </w:rPr>
-      </w:pPr>
-    </w:p>
-    <w:p>
+          <ns2:ligatures ns2:val="none"/>
+        </w:rPr>
+      </w:pPr>
+    </w:p>
+    <w:p ns2:paraId="668CB3BD" ns2:textId="268076C6">
       <w:pPr>
         <w:numPr>
           <w:ilvl w:val="1"/>
@@ -375,7 +375,7 @@
           <w:color w:val="000000"/>
           <w:kern w:val="0"/>
           <w:lang w:val="es-ES" w:eastAsia="es-ES"/>
-          <w14:ligatures w14:val="none"/>
+          <ns2:ligatures ns2:val="none"/>
         </w:rPr>
       </w:pPr>
       <w:r>
@@ -432,7 +432,7 @@
         <w:t/>
       </w:r>
     </w:p>
-    <w:p>
+    <w:p ns2:paraId="3ED836CC" ns2:textId="77777777">
       <w:pPr>
         <w:tabs>
           <w:tab w:val="left" w:pos="1134"/>
@@ -444,11 +444,11 @@
           <w:color w:val="000000"/>
           <w:kern w:val="0"/>
           <w:lang w:val="es-ES" w:eastAsia="es-ES"/>
-          <w14:ligatures w14:val="none"/>
-        </w:rPr>
-      </w:pPr>
-    </w:p>
-    <w:p>
+          <ns2:ligatures ns2:val="none"/>
+        </w:rPr>
+      </w:pPr>
+    </w:p>
+    <w:p ns2:paraId="2F62CC87" ns2:textId="1C2C265B">
       <w:pPr>
         <w:pStyle w:val="Prrafodelista"/>
         <w:numPr>
@@ -467,7 +467,7 @@
           <w:color w:val="000000"/>
           <w:kern w:val="0"/>
           <w:lang w:eastAsia="es-ES"/>
-          <w14:ligatures w14:val="none"/>
+          <ns2:ligatures ns2:val="none"/>
         </w:rPr>
       </w:pPr>
       <w:r>
@@ -611,7 +611,7 @@
         <w:t xml:space="preserve"> </w:t>
       </w:r>
     </w:p>
-    <w:p>
+    <w:p ns2:paraId="3F8823AB" ns2:textId="77777777">
       <w:pPr>
         <w:pStyle w:val="Prrafodelista"/>
         <w:spacing w:after="0" w:line="240" w:lineRule="auto"/>
@@ -622,11 +622,11 @@
           <w:color w:val="000000"/>
           <w:kern w:val="0"/>
           <w:lang w:eastAsia="es-ES"/>
-          <w14:ligatures w14:val="none"/>
-        </w:rPr>
-      </w:pPr>
-    </w:p>
-    <w:p>
+          <ns2:ligatures ns2:val="none"/>
+        </w:rPr>
+      </w:pPr>
+    </w:p>
+    <w:p ns2:paraId="3F33DE6F" ns2:textId="4274A465">
       <w:pPr>
         <w:pStyle w:val="Prrafodelista"/>
         <w:numPr>
@@ -645,7 +645,7 @@
           <w:color w:val="000000"/>
           <w:kern w:val="0"/>
           <w:lang w:eastAsia="es-ES"/>
-          <w14:ligatures w14:val="none"/>
+          <ns2:ligatures ns2:val="none"/>
         </w:rPr>
       </w:pPr>
       <w:r>
@@ -712,7 +712,7 @@
         <w:t>, quien le aseguró que el uso comercial para transporte a empresas estaba amparado.</w:t>
       </w:r>
     </w:p>
-    <w:p>
+    <w:p ns2:paraId="5B47C44D" ns2:textId="77777777">
       <w:pPr>
         <w:pStyle w:val="Prrafodelista"/>
         <w:spacing w:after="0" w:line="240" w:lineRule="auto"/>
@@ -723,11 +723,11 @@
           <w:color w:val="000000"/>
           <w:kern w:val="0"/>
           <w:lang w:eastAsia="es-ES"/>
-          <w14:ligatures w14:val="none"/>
-        </w:rPr>
-      </w:pPr>
-    </w:p>
-    <w:p>
+          <ns2:ligatures ns2:val="none"/>
+        </w:rPr>
+      </w:pPr>
+    </w:p>
+    <w:p ns2:paraId="61DBF669" ns2:textId="6AE7A600">
       <w:pPr>
         <w:pStyle w:val="Prrafodelista"/>
         <w:numPr>
@@ -746,7 +746,7 @@
           <w:color w:val="000000"/>
           <w:kern w:val="0"/>
           <w:lang w:eastAsia="es-ES"/>
-          <w14:ligatures w14:val="none"/>
+          <ns2:ligatures ns2:val="none"/>
         </w:rPr>
       </w:pPr>
       <w:r>
@@ -806,7 +806,7 @@
         <w:t>, fue víctima de un asalto a mano armada en el distrito de Los Olivos, donde sujetos provistos de armas de fuego lo golpearon en la cabeza y sustrajeron el vehículo.</w:t>
       </w:r>
     </w:p>
-    <w:p>
+    <w:p ns2:paraId="052D73C2" ns2:textId="77777777">
       <w:pPr>
         <w:pStyle w:val="Prrafodelista"/>
         <w:spacing w:after="0" w:line="240" w:lineRule="auto"/>
@@ -817,11 +817,11 @@
           <w:color w:val="000000"/>
           <w:kern w:val="0"/>
           <w:lang w:eastAsia="es-ES"/>
-          <w14:ligatures w14:val="none"/>
-        </w:rPr>
-      </w:pPr>
-    </w:p>
-    <w:p>
+          <ns2:ligatures ns2:val="none"/>
+        </w:rPr>
+      </w:pPr>
+    </w:p>
+    <w:p ns2:paraId="7A3AF73A" ns2:textId="0B577042">
       <w:pPr>
         <w:pStyle w:val="Prrafodelista"/>
         <w:numPr>
@@ -840,7 +840,7 @@
           <w:color w:val="000000"/>
           <w:kern w:val="0"/>
           <w:lang w:eastAsia="es-ES"/>
-          <w14:ligatures w14:val="none"/>
+          <ns2:ligatures ns2:val="none"/>
         </w:rPr>
       </w:pPr>
       <w:r>
@@ -893,7 +893,7 @@
         <w:t xml:space="preserve"> </w:t>
       </w:r>
     </w:p>
-    <w:p>
+    <w:p ns2:paraId="00839031" ns2:textId="77777777">
       <w:pPr>
         <w:pStyle w:val="Prrafodelista"/>
         <w:spacing w:after="0" w:line="240" w:lineRule="auto"/>
@@ -904,11 +904,11 @@
           <w:color w:val="000000"/>
           <w:kern w:val="0"/>
           <w:lang w:eastAsia="es-ES"/>
-          <w14:ligatures w14:val="none"/>
-        </w:rPr>
-      </w:pPr>
-    </w:p>
-    <w:p>
+          <ns2:ligatures ns2:val="none"/>
+        </w:rPr>
+      </w:pPr>
+    </w:p>
+    <w:p ns2:paraId="756C7996" ns2:textId="4770F17E">
       <w:pPr>
         <w:pStyle w:val="Prrafodelista"/>
         <w:numPr>
@@ -927,7 +927,7 @@
           <w:color w:val="000000"/>
           <w:kern w:val="0"/>
           <w:lang w:eastAsia="es-ES"/>
-          <w14:ligatures w14:val="none"/>
+          <ns2:ligatures ns2:val="none"/>
         </w:rPr>
       </w:pPr>
       <w:r>
@@ -1028,7 +1028,7 @@
         <w:t>) uso del vehículo en modalidad de alquiler, excluido en el numeral 5.1.8.c de las Condiciones Generales.</w:t>
       </w:r>
     </w:p>
-    <w:p>
+    <w:p ns2:paraId="500A5285" ns2:textId="77777777">
       <w:pPr>
         <w:pStyle w:val="Prrafodelista"/>
         <w:spacing w:after="0" w:line="240" w:lineRule="auto"/>
@@ -1039,11 +1039,11 @@
           <w:color w:val="000000"/>
           <w:kern w:val="0"/>
           <w:lang w:eastAsia="es-ES"/>
-          <w14:ligatures w14:val="none"/>
-        </w:rPr>
-      </w:pPr>
-    </w:p>
-    <w:p>
+          <ns2:ligatures ns2:val="none"/>
+        </w:rPr>
+      </w:pPr>
+    </w:p>
+    <w:p ns2:paraId="5D815ED6" ns2:textId="74A2B9B8">
       <w:pPr>
         <w:pStyle w:val="Prrafodelista"/>
         <w:numPr>
@@ -1062,7 +1062,7 @@
           <w:color w:val="000000"/>
           <w:kern w:val="0"/>
           <w:lang w:eastAsia="es-ES"/>
-          <w14:ligatures w14:val="none"/>
+          <ns2:ligatures ns2:val="none"/>
         </w:rPr>
       </w:pPr>
       <w:r>
@@ -1116,7 +1116,7 @@
         <w:t>, imponiendo cargas irrazonables como un plazo estricto de dos horas para el aviso, generando pérdida automática del derecho indemnizatorio sin acreditación de perjuicio efectivo, ocultando información excluyente durante la contratación respecto al "uso comercial".</w:t>
       </w:r>
     </w:p>
-    <w:p>
+    <w:p ns2:paraId="47200E95" ns2:textId="77777777">
       <w:pPr>
         <w:pStyle w:val="Prrafodelista"/>
         <w:spacing w:after="0" w:line="240" w:lineRule="auto"/>
@@ -1127,11 +1127,11 @@
           <w:color w:val="000000"/>
           <w:kern w:val="0"/>
           <w:lang w:eastAsia="es-ES"/>
-          <w14:ligatures w14:val="none"/>
-        </w:rPr>
-      </w:pPr>
-    </w:p>
-    <w:p>
+          <ns2:ligatures ns2:val="none"/>
+        </w:rPr>
+      </w:pPr>
+    </w:p>
+    <w:p ns2:paraId="33DC57FA" ns2:textId="39A21D1C">
       <w:pPr>
         <w:numPr>
           <w:ilvl w:val="1"/>
@@ -1149,7 +1149,7 @@
           <w:color w:val="000000"/>
           <w:kern w:val="0"/>
           <w:lang w:val="es-ES" w:eastAsia="es-ES"/>
-          <w14:ligatures w14:val="none"/>
+          <ns2:ligatures ns2:val="none"/>
         </w:rPr>
       </w:pPr>
       <w:r>
@@ -1188,7 +1188,7 @@
         <w:t/>
       </w:r>
     </w:p>
-    <w:p>
+    <w:p ns2:paraId="2727D03D" ns2:textId="77777777">
       <w:pPr>
         <w:spacing w:after="0" w:line="240" w:lineRule="auto"/>
         <w:contextualSpacing/>
@@ -1199,11 +1199,11 @@
           <w:color w:val="000000"/>
           <w:kern w:val="0"/>
           <w:lang w:eastAsia="es-PE"/>
-          <w14:ligatures w14:val="none"/>
-        </w:rPr>
-      </w:pPr>
-    </w:p>
-    <w:p>
+          <ns2:ligatures ns2:val="none"/>
+        </w:rPr>
+      </w:pPr>
+    </w:p>
+    <w:p ns2:paraId="3D6C7366" ns2:textId="77777777">
       <w:pPr>
         <w:pStyle w:val="Prrafodelista"/>
         <w:numPr>
@@ -1223,7 +1223,7 @@
           <w:color w:val="000000"/>
           <w:kern w:val="0"/>
           <w:lang w:eastAsia="es-PE"/>
-          <w14:ligatures w14:val="none"/>
+          <ns2:ligatures ns2:val="none"/>
         </w:rPr>
       </w:pPr>
       <w:r>
@@ -1233,12 +1233,12 @@
           <w:color w:val="000000"/>
           <w:kern w:val="0"/>
           <w:lang w:eastAsia="es-PE"/>
-          <w14:ligatures w14:val="none"/>
+          <ns2:ligatures ns2:val="none"/>
         </w:rPr>
         <w:t>DE LA ADMISIÓN A TRÁMITE DE LA DENUNCIA</w:t>
       </w:r>
     </w:p>
-    <w:p>
+    <w:p ns2:paraId="0493F596" ns2:textId="77777777">
       <w:pPr>
         <w:spacing w:after="0" w:line="240" w:lineRule="auto"/>
         <w:contextualSpacing/>
@@ -1249,13 +1249,13 @@
           <w:color w:val="000000"/>
           <w:kern w:val="0"/>
           <w:lang w:eastAsia="es-PE"/>
-          <w14:ligatures w14:val="none"/>
+          <ns2:ligatures ns2:val="none"/>
         </w:rPr>
       </w:pPr>
       <w:bookmarkStart w:id="0" w:name="_Hlk212795168"/>
       <w:bookmarkStart w:id="1" w:name="_Hlk218848146"/>
     </w:p>
-    <w:p>
+    <w:p ns2:paraId="6C30DDF7" ns2:textId="40CC73C0">
       <w:pPr>
         <w:pStyle w:val="Prrafodelista"/>
         <w:numPr>
@@ -1268,7 +1268,7 @@
         <w:rPr>
           <w:rFonts w:ascii="Arial Narrow" w:eastAsia="Arial Narrow" w:hAnsi="Arial Narrow" w:cs="Arial Narrow"/>
           <w:kern w:val="0"/>
-          <w14:ligatures w14:val="none"/>
+          <ns2:ligatures ns2:val="none"/>
         </w:rPr>
       </w:pPr>
       <w:r>
@@ -1284,7 +1284,7 @@
           <w:color w:val="000000"/>
           <w:kern w:val="0"/>
           <w:lang w:eastAsia="es-PE"/>
-          <w14:ligatures w14:val="none"/>
+          <ns2:ligatures ns2:val="none"/>
         </w:rPr>
         <w:t>Secretaría Técnica de la Comisión de Protección al Consumidor 1 (en adelante, la Secretaría Técnica), en ejercicio de sus facultades</w:t>
       </w:r>
@@ -1294,7 +1294,7 @@
           <w:rFonts w:ascii="Arial Narrow" w:eastAsia="Arial Narrow" w:hAnsi="Arial Narrow" w:cs="Arial Narrow"/>
           <w:kern w:val="0"/>
           <w:vertAlign w:val="superscript"/>
-          <w14:ligatures w14:val="none"/>
+          <ns2:ligatures ns2:val="none"/>
         </w:rPr>
         <w:footnoteReference w:id="3"/>
       </w:r>
@@ -1304,7 +1304,7 @@
           <w:color w:val="000000"/>
           <w:kern w:val="0"/>
           <w:lang w:eastAsia="es-PE"/>
-          <w14:ligatures w14:val="none"/>
+          <ns2:ligatures ns2:val="none"/>
         </w:rPr>
         <w:t xml:space="preserve">, considera </w:t>
       </w:r>
@@ -1312,7 +1312,7 @@
         <w:rPr>
           <w:rFonts w:ascii="Arial Narrow" w:eastAsia="Arial Narrow" w:hAnsi="Arial Narrow" w:cs="Arial Narrow"/>
           <w:kern w:val="0"/>
-          <w14:ligatures w14:val="none"/>
+          <ns2:ligatures ns2:val="none"/>
         </w:rPr>
         <w:t xml:space="preserve">que el hecho denunciado, </w:t>
       </w:r>
@@ -1321,7 +1321,7 @@
         <w:rPr>
           <w:rFonts w:ascii="Arial Narrow" w:eastAsia="Arial Narrow" w:hAnsi="Arial Narrow" w:cs="Arial Narrow"/>
           <w:kern w:val="0"/>
-          <w14:ligatures w14:val="none"/>
+          <ns2:ligatures ns2:val="none"/>
         </w:rPr>
         <w:t xml:space="preserve">consistente en que </w:t>
       </w:r>
@@ -1334,7 +1334,7 @@
           <w:kern w:val="0"/>
           <w:shd w:val="clear" w:color="auto" w:fill="FFFFFF"/>
           <w:lang w:eastAsia="es-PE"/>
-          <w14:ligatures w14:val="none"/>
+          <ns2:ligatures ns2:val="none"/>
         </w:rPr>
         <w:t xml:space="preserve">la compañía aseguradora habría negado injustificadamente al denunciante la cobertura </w:t>
       </w:r>
@@ -1344,7 +1344,7 @@
           <w:color w:val="000000"/>
           <w:kern w:val="0"/>
           <w:lang w:val="es-ES" w:eastAsia="es-ES"/>
-          <w14:ligatures w14:val="none"/>
+          <ns2:ligatures ns2:val="none"/>
         </w:rPr>
         <w:t xml:space="preserve">del Seguro Vehicular - Póliza 3012500019696 </w:t>
       </w:r>
@@ -1354,7 +1354,7 @@
           <w:kern w:val="0"/>
           <w:shd w:val="clear" w:color="auto" w:fill="FFFFFF"/>
           <w:lang w:eastAsia="es-PE"/>
-          <w14:ligatures w14:val="none"/>
+          <ns2:ligatures ns2:val="none"/>
         </w:rPr>
         <w:t xml:space="preserve">por el siniestro del </w:t>
       </w:r>
@@ -1369,7 +1369,7 @@
         <w:rPr>
           <w:rFonts w:ascii="Arial Narrow" w:eastAsia="Arial Narrow" w:hAnsi="Arial Narrow" w:cs="Arial Narrow"/>
           <w:kern w:val="0"/>
-          <w14:ligatures w14:val="none"/>
+          <ns2:ligatures ns2:val="none"/>
         </w:rPr>
         <w:t>; involucraría una presunta afectación a sus expectativas, quien no habría encontrado una correspondencia entre lo que esperaba recibir de parte del proveedor y lo que realmente recibió. Por consiguiente, corresponde calificar el hecho materia de denuncia como una presunta infracción al deber de idoneidad, tipificado en los artículos 18 y 19 del Código</w:t>
       </w:r>
@@ -1381,7 +1381,7 @@
           <w:rFonts w:ascii="Arial Narrow" w:eastAsia="Arial Narrow" w:hAnsi="Arial Narrow" w:cs="Arial"/>
           <w:kern w:val="0"/>
           <w:vertAlign w:val="superscript"/>
-          <w14:ligatures w14:val="none"/>
+          <ns2:ligatures ns2:val="none"/>
         </w:rPr>
         <w:footnoteReference w:id="4"/>
       </w:r>
@@ -1390,7 +1390,7 @@
         <w:rPr>
           <w:rFonts w:ascii="Arial Narrow" w:eastAsia="Arial Narrow" w:hAnsi="Arial Narrow" w:cs="Arial Narrow"/>
           <w:kern w:val="0"/>
-          <w14:ligatures w14:val="none"/>
+          <ns2:ligatures ns2:val="none"/>
         </w:rPr>
         <w:t>.</w:t>
       </w:r>
@@ -1400,7 +1400,7 @@
     <w:bookmarkEnd w:id="2"/>
     <w:bookmarkEnd w:id="5"/>
     <w:bookmarkEnd w:id="7"/>
-    <w:p>
+    <w:p ns2:paraId="3BE07A52" ns2:textId="77777777">
       <w:pPr>
         <w:pStyle w:val="Prrafodelista"/>
         <w:spacing w:after="0" w:line="240" w:lineRule="auto"/>
@@ -1409,11 +1409,11 @@
         <w:rPr>
           <w:rFonts w:ascii="Arial Narrow" w:eastAsia="Arial Narrow" w:hAnsi="Arial Narrow" w:cs="Arial Narrow"/>
           <w:kern w:val="0"/>
-          <w14:ligatures w14:val="none"/>
-        </w:rPr>
-      </w:pPr>
-    </w:p>
-    <w:p>
+          <ns2:ligatures ns2:val="none"/>
+        </w:rPr>
+      </w:pPr>
+    </w:p>
+    <w:p ns2:paraId="7D14DD13" ns2:textId="3FE3F1C7">
       <w:pPr>
         <w:pStyle w:val="Prrafodelista"/>
         <w:numPr>
@@ -1426,7 +1426,7 @@
         <w:rPr>
           <w:rFonts w:ascii="Arial Narrow" w:eastAsia="Arial Narrow" w:hAnsi="Arial Narrow" w:cs="Arial Narrow"/>
           <w:kern w:val="0"/>
-          <w14:ligatures w14:val="none"/>
+          <ns2:ligatures ns2:val="none"/>
         </w:rPr>
       </w:pPr>
       <w:bookmarkStart w:id="8" w:name="_Hlk210652752"/>
@@ -1434,7 +1434,7 @@
         <w:rPr>
           <w:rFonts w:ascii="Arial Narrow" w:eastAsia="Arial Narrow" w:hAnsi="Arial Narrow" w:cs="Arial Narrow"/>
           <w:kern w:val="0"/>
-          <w14:ligatures w14:val="none"/>
+          <ns2:ligatures ns2:val="none"/>
         </w:rPr>
         <w:lastRenderedPageBreak/>
         <w:t xml:space="preserve">Así también, </w:t>
@@ -1444,7 +1444,7 @@
         <w:rPr>
           <w:rFonts w:ascii="Arial Narrow" w:eastAsia="Arial Narrow" w:hAnsi="Arial Narrow" w:cs="Arial Narrow"/>
           <w:kern w:val="0"/>
-          <w14:ligatures w14:val="none"/>
+          <ns2:ligatures ns2:val="none"/>
         </w:rPr>
         <w:t xml:space="preserve">la Secretaría Técnica, en ejercicio de sus facultades, considera que el hecho denunciado, consistente en que </w:t>
       </w:r>
@@ -1454,7 +1454,7 @@
           <w:color w:val="000000"/>
           <w:kern w:val="0"/>
           <w:lang w:val="es-ES" w:eastAsia="es-ES"/>
-          <w14:ligatures w14:val="none"/>
+          <ns2:ligatures ns2:val="none"/>
         </w:rPr>
         <w:t xml:space="preserve">la compañía aseguradora </w:t>
       </w:r>
@@ -1462,7 +1462,7 @@
         <w:rPr>
           <w:rFonts w:ascii="Arial Narrow" w:eastAsia="Arial Narrow" w:hAnsi="Arial Narrow" w:cs="Arial Narrow"/>
           <w:kern w:val="0"/>
-          <w14:ligatures w14:val="none"/>
+          <ns2:ligatures ns2:val="none"/>
         </w:rPr>
         <w:t xml:space="preserve">habría incluido una cláusula abusiva en el </w:t>
       </w:r>
@@ -1498,7 +1498,7 @@
         <w:rPr>
           <w:rFonts w:ascii="Arial Narrow" w:eastAsia="Arial Narrow" w:hAnsi="Arial Narrow" w:cs="Arial Narrow"/>
           <w:kern w:val="0"/>
-          <w14:ligatures w14:val="none"/>
+          <ns2:ligatures ns2:val="none"/>
         </w:rPr>
         <w:t xml:space="preserve">Por consiguiente, corresponde calificar el hecho materia de denuncia como una presunta </w:t>
       </w:r>
@@ -1506,7 +1506,7 @@
         <w:rPr>
           <w:rFonts w:ascii="Arial Narrow" w:eastAsia="Arial Narrow" w:hAnsi="Arial Narrow" w:cs="Arial Narrow"/>
           <w:kern w:val="0"/>
-          <w14:ligatures w14:val="none"/>
+          <ns2:ligatures ns2:val="none"/>
         </w:rPr>
         <w:t>infracción a la</w:t>
       </w:r>
@@ -1514,7 +1514,7 @@
         <w:rPr>
           <w:rFonts w:ascii="Arial Narrow" w:eastAsia="Arial Narrow" w:hAnsi="Arial Narrow" w:cs="Arial Narrow"/>
           <w:kern w:val="0"/>
-          <w14:ligatures w14:val="none"/>
+          <ns2:ligatures ns2:val="none"/>
         </w:rPr>
         <w:t xml:space="preserve"> disposición </w:t>
       </w:r>
@@ -1522,7 +1522,7 @@
         <w:rPr>
           <w:rFonts w:ascii="Arial Narrow" w:eastAsia="Arial Narrow" w:hAnsi="Arial Narrow" w:cs="Arial Narrow"/>
           <w:kern w:val="0"/>
-          <w14:ligatures w14:val="none"/>
+          <ns2:ligatures ns2:val="none"/>
         </w:rPr>
         <w:t xml:space="preserve">sobre cláusulas abusivas, tipificado en </w:t>
       </w:r>
@@ -1536,7 +1536,7 @@
         <w:rPr>
           <w:rFonts w:ascii="Arial Narrow" w:eastAsia="Arial Narrow" w:hAnsi="Arial Narrow" w:cs="Arial Narrow"/>
           <w:kern w:val="0"/>
-          <w14:ligatures w14:val="none"/>
+          <ns2:ligatures ns2:val="none"/>
         </w:rPr>
         <w:t xml:space="preserve"> del Código</w:t>
       </w:r>
@@ -1546,7 +1546,7 @@
           <w:rFonts w:ascii="Arial Narrow" w:eastAsia="Arial Narrow" w:hAnsi="Arial Narrow" w:cs="Arial"/>
           <w:kern w:val="0"/>
           <w:vertAlign w:val="superscript"/>
-          <w14:ligatures w14:val="none"/>
+          <ns2:ligatures ns2:val="none"/>
         </w:rPr>
         <w:footnoteReference w:id="5"/>
       </w:r>
@@ -1554,14 +1554,14 @@
         <w:rPr>
           <w:rFonts w:ascii="Arial Narrow" w:eastAsia="Arial Narrow" w:hAnsi="Arial Narrow" w:cs="Arial Narrow"/>
           <w:kern w:val="0"/>
-          <w14:ligatures w14:val="none"/>
+          <ns2:ligatures ns2:val="none"/>
         </w:rPr>
         <w:t>.</w:t>
       </w:r>
       <w:bookmarkEnd w:id="8"/>
       <w:bookmarkEnd w:id="9"/>
     </w:p>
-    <w:p>
+    <w:p ns2:paraId="65F31EDF" ns2:textId="77777777">
       <w:pPr>
         <w:pStyle w:val="Prrafodelista"/>
         <w:spacing w:after="0" w:line="240" w:lineRule="auto"/>
@@ -1570,11 +1570,11 @@
         <w:rPr>
           <w:rFonts w:ascii="Arial Narrow" w:eastAsia="Arial Narrow" w:hAnsi="Arial Narrow" w:cs="Arial Narrow"/>
           <w:kern w:val="0"/>
-          <w14:ligatures w14:val="none"/>
-        </w:rPr>
-      </w:pPr>
-    </w:p>
-    <w:p>
+          <ns2:ligatures ns2:val="none"/>
+        </w:rPr>
+      </w:pPr>
+    </w:p>
+    <w:p ns2:paraId="4E9758DF" ns2:textId="127640DF">
       <w:pPr>
         <w:pStyle w:val="Prrafodelista"/>
         <w:numPr>
@@ -1587,14 +1587,14 @@
         <w:rPr>
           <w:rFonts w:ascii="Arial Narrow" w:eastAsia="Arial Narrow" w:hAnsi="Arial Narrow" w:cs="Arial Narrow"/>
           <w:kern w:val="0"/>
-          <w14:ligatures w14:val="none"/>
-        </w:rPr>
-      </w:pPr>
-      <w:r>
-        <w:rPr>
-          <w:rFonts w:ascii="Arial Narrow" w:eastAsia="Arial Narrow" w:hAnsi="Arial Narrow" w:cs="Arial Narrow"/>
-          <w:kern w:val="0"/>
-          <w14:ligatures w14:val="none"/>
+          <ns2:ligatures ns2:val="none"/>
+        </w:rPr>
+      </w:pPr>
+      <w:r>
+        <w:rPr>
+          <w:rFonts w:ascii="Arial Narrow" w:eastAsia="Arial Narrow" w:hAnsi="Arial Narrow" w:cs="Arial Narrow"/>
+          <w:kern w:val="0"/>
+          <ns2:ligatures ns2:val="none"/>
         </w:rPr>
         <w:t xml:space="preserve">Adicionalmente, la Secretaría Técnica, en ejercicio de sus facultades, considera que el hecho denunciado, consistente en que </w:t>
       </w:r>
@@ -1604,7 +1604,7 @@
           <w:color w:val="000000"/>
           <w:kern w:val="0"/>
           <w:lang w:val="es-ES" w:eastAsia="es-ES"/>
-          <w14:ligatures w14:val="none"/>
+          <ns2:ligatures ns2:val="none"/>
         </w:rPr>
         <w:t xml:space="preserve">la compañía aseguradora </w:t>
       </w:r>
@@ -1612,7 +1612,7 @@
         <w:rPr>
           <w:rFonts w:ascii="Arial Narrow" w:eastAsia="Arial Narrow" w:hAnsi="Arial Narrow" w:cs="Arial Narrow"/>
           <w:kern w:val="0"/>
-          <w14:ligatures w14:val="none"/>
+          <ns2:ligatures ns2:val="none"/>
         </w:rPr>
         <w:t xml:space="preserve">habría incluido una cláusula abusiva en el </w:t>
       </w:r>
@@ -1627,7 +1627,7 @@
         <w:rPr>
           <w:rFonts w:ascii="Arial Narrow" w:eastAsia="Arial Narrow" w:hAnsi="Arial Narrow" w:cs="Arial Narrow"/>
           <w:kern w:val="0"/>
-          <w14:ligatures w14:val="none"/>
+          <ns2:ligatures ns2:val="none"/>
         </w:rPr>
         <w:t xml:space="preserve">. Por consiguiente, corresponde calificar el hecho materia de denuncia como una presunta infracción a la disposición sobre cláusulas abusivas, tipificado en </w:t>
       </w:r>
@@ -1641,12 +1641,12 @@
         <w:rPr>
           <w:rFonts w:ascii="Arial Narrow" w:eastAsia="Arial Narrow" w:hAnsi="Arial Narrow" w:cs="Arial Narrow"/>
           <w:kern w:val="0"/>
-          <w14:ligatures w14:val="none"/>
+          <ns2:ligatures ns2:val="none"/>
         </w:rPr>
         <w:t xml:space="preserve"> del Código.</w:t>
       </w:r>
     </w:p>
-    <w:p>
+    <w:p ns2:paraId="63526832" ns2:textId="77777777">
       <w:pPr>
         <w:pStyle w:val="Prrafodelista"/>
         <w:spacing w:after="0" w:line="240" w:lineRule="auto"/>
@@ -1655,11 +1655,11 @@
         <w:rPr>
           <w:rFonts w:ascii="Arial Narrow" w:eastAsia="Arial Narrow" w:hAnsi="Arial Narrow" w:cs="Arial Narrow"/>
           <w:kern w:val="0"/>
-          <w14:ligatures w14:val="none"/>
-        </w:rPr>
-      </w:pPr>
-    </w:p>
-    <w:p>
+          <ns2:ligatures ns2:val="none"/>
+        </w:rPr>
+      </w:pPr>
+    </w:p>
+    <w:p ns2:paraId="42EEA03C" ns2:textId="24824472">
       <w:pPr>
         <w:pStyle w:val="Prrafodelista"/>
         <w:numPr>
@@ -1672,14 +1672,14 @@
         <w:rPr>
           <w:rFonts w:ascii="Arial Narrow" w:eastAsia="Arial Narrow" w:hAnsi="Arial Narrow" w:cs="Arial Narrow"/>
           <w:kern w:val="0"/>
-          <w14:ligatures w14:val="none"/>
-        </w:rPr>
-      </w:pPr>
-      <w:r>
-        <w:rPr>
-          <w:rFonts w:ascii="Arial Narrow" w:eastAsia="Arial Narrow" w:hAnsi="Arial Narrow" w:cs="Arial Narrow"/>
-          <w:kern w:val="0"/>
-          <w14:ligatures w14:val="none"/>
+          <ns2:ligatures ns2:val="none"/>
+        </w:rPr>
+      </w:pPr>
+      <w:r>
+        <w:rPr>
+          <w:rFonts w:ascii="Arial Narrow" w:eastAsia="Arial Narrow" w:hAnsi="Arial Narrow" w:cs="Arial Narrow"/>
+          <w:kern w:val="0"/>
+          <ns2:ligatures ns2:val="none"/>
         </w:rPr>
         <w:t xml:space="preserve">Además, la Secretaría Técnica, en ejercicio de sus facultades, considera que el hecho denunciado, consistente en que </w:t>
       </w:r>
@@ -1689,7 +1689,7 @@
           <w:color w:val="000000"/>
           <w:kern w:val="0"/>
           <w:lang w:val="es-ES" w:eastAsia="es-ES"/>
-          <w14:ligatures w14:val="none"/>
+          <ns2:ligatures ns2:val="none"/>
         </w:rPr>
         <w:t xml:space="preserve">la compañía aseguradora </w:t>
       </w:r>
@@ -1697,7 +1697,7 @@
         <w:rPr>
           <w:rFonts w:ascii="Arial Narrow" w:eastAsia="Arial Narrow" w:hAnsi="Arial Narrow" w:cs="Arial Narrow"/>
           <w:kern w:val="0"/>
-          <w14:ligatures w14:val="none"/>
+          <ns2:ligatures ns2:val="none"/>
         </w:rPr>
         <w:t xml:space="preserve">habría incluido una cláusula abusiva en el </w:t>
       </w:r>
@@ -1712,7 +1712,7 @@
         <w:rPr>
           <w:rFonts w:ascii="Arial Narrow" w:eastAsia="Arial Narrow" w:hAnsi="Arial Narrow" w:cs="Arial Narrow"/>
           <w:kern w:val="0"/>
-          <w14:ligatures w14:val="none"/>
+          <ns2:ligatures ns2:val="none"/>
         </w:rPr>
         <w:t xml:space="preserve">. Por consiguiente, corresponde calificar el hecho materia de denuncia como una presunta infracción a la disposición sobre cláusulas abusivas, tipificado en </w:t>
       </w:r>
@@ -1726,12 +1726,12 @@
         <w:rPr>
           <w:rFonts w:ascii="Arial Narrow" w:eastAsia="Arial Narrow" w:hAnsi="Arial Narrow" w:cs="Arial Narrow"/>
           <w:kern w:val="0"/>
-          <w14:ligatures w14:val="none"/>
+          <ns2:ligatures ns2:val="none"/>
         </w:rPr>
         <w:t xml:space="preserve"> del Código.</w:t>
       </w:r>
     </w:p>
-    <w:p>
+    <w:p ns2:paraId="4B29267D" ns2:textId="77777777">
       <w:pPr>
         <w:pStyle w:val="Prrafodelista"/>
         <w:spacing w:after="0" w:line="240" w:lineRule="auto"/>
@@ -1740,11 +1740,11 @@
         <w:rPr>
           <w:rFonts w:ascii="Arial Narrow" w:eastAsia="Arial Narrow" w:hAnsi="Arial Narrow" w:cs="Arial Narrow"/>
           <w:kern w:val="0"/>
-          <w14:ligatures w14:val="none"/>
-        </w:rPr>
-      </w:pPr>
-    </w:p>
-    <w:p>
+          <ns2:ligatures ns2:val="none"/>
+        </w:rPr>
+      </w:pPr>
+    </w:p>
+    <w:p ns2:paraId="5B64CC5B" ns2:textId="4B22BB28">
       <w:pPr>
         <w:pStyle w:val="Prrafodelista"/>
         <w:numPr>
@@ -1757,14 +1757,14 @@
         <w:rPr>
           <w:rFonts w:ascii="Arial Narrow" w:eastAsia="Arial Narrow" w:hAnsi="Arial Narrow" w:cs="Arial Narrow"/>
           <w:kern w:val="0"/>
-          <w14:ligatures w14:val="none"/>
-        </w:rPr>
-      </w:pPr>
-      <w:r>
-        <w:rPr>
-          <w:rFonts w:ascii="Arial Narrow" w:eastAsia="Arial Narrow" w:hAnsi="Arial Narrow" w:cs="Arial Narrow"/>
-          <w:kern w:val="0"/>
-          <w14:ligatures w14:val="none"/>
+          <ns2:ligatures ns2:val="none"/>
+        </w:rPr>
+      </w:pPr>
+      <w:r>
+        <w:rPr>
+          <w:rFonts w:ascii="Arial Narrow" w:eastAsia="Arial Narrow" w:hAnsi="Arial Narrow" w:cs="Arial Narrow"/>
+          <w:kern w:val="0"/>
+          <ns2:ligatures ns2:val="none"/>
         </w:rPr>
         <w:t xml:space="preserve">Asimismo, la Secretaría Técnica, en ejercicio de sus facultades, considera que el hecho denunciado, consistente en que </w:t>
       </w:r>
@@ -1774,7 +1774,7 @@
           <w:color w:val="000000"/>
           <w:kern w:val="0"/>
           <w:lang w:val="es-ES" w:eastAsia="es-ES"/>
-          <w14:ligatures w14:val="none"/>
+          <ns2:ligatures ns2:val="none"/>
         </w:rPr>
         <w:t xml:space="preserve">la compañía aseguradora </w:t>
       </w:r>
@@ -1782,7 +1782,7 @@
         <w:rPr>
           <w:rFonts w:ascii="Arial Narrow" w:eastAsia="Arial Narrow" w:hAnsi="Arial Narrow" w:cs="Arial Narrow"/>
           <w:kern w:val="0"/>
-          <w14:ligatures w14:val="none"/>
+          <ns2:ligatures ns2:val="none"/>
         </w:rPr>
         <w:t xml:space="preserve">habría incluido una cláusula abusiva en el </w:t>
       </w:r>
@@ -1867,7 +1867,7 @@
         <w:rPr>
           <w:rFonts w:ascii="Arial Narrow" w:eastAsia="Arial Narrow" w:hAnsi="Arial Narrow" w:cs="Arial Narrow"/>
           <w:kern w:val="0"/>
-          <w14:ligatures w14:val="none"/>
+          <ns2:ligatures ns2:val="none"/>
         </w:rPr>
         <w:t xml:space="preserve">. Por </w:t>
       </w:r>
@@ -1875,7 +1875,7 @@
         <w:rPr>
           <w:rFonts w:ascii="Arial Narrow" w:eastAsia="Arial Narrow" w:hAnsi="Arial Narrow" w:cs="Arial Narrow"/>
           <w:kern w:val="0"/>
-          <w14:ligatures w14:val="none"/>
+          <ns2:ligatures ns2:val="none"/>
         </w:rPr>
         <w:t xml:space="preserve">consiguiente, corresponde calificar el hecho materia de denuncia como una presunta infracción a la disposición sobre cláusulas abusivas, tipificado en </w:t>
       </w:r>
@@ -1889,7 +1889,7 @@
         <w:rPr>
           <w:rFonts w:ascii="Arial Narrow" w:eastAsia="Arial Narrow" w:hAnsi="Arial Narrow" w:cs="Arial Narrow"/>
           <w:kern w:val="0"/>
-          <w14:ligatures w14:val="none"/>
+          <ns2:ligatures ns2:val="none"/>
         </w:rPr>
         <w:t xml:space="preserve"> del Código</w:t>
       </w:r>
@@ -1897,22 +1897,22 @@
         <w:rPr>
           <w:rFonts w:ascii="Arial Narrow" w:eastAsia="Arial Narrow" w:hAnsi="Arial Narrow" w:cs="Arial Narrow"/>
           <w:kern w:val="0"/>
-          <w14:ligatures w14:val="none"/>
+          <ns2:ligatures ns2:val="none"/>
         </w:rPr>
         <w:t>.</w:t>
       </w:r>
     </w:p>
-    <w:p>
+    <w:p ns2:paraId="153C59FA" ns2:textId="77777777">
       <w:pPr>
         <w:pStyle w:val="Prrafodelista"/>
         <w:rPr>
           <w:rFonts w:ascii="Arial Narrow" w:eastAsia="Arial Narrow" w:hAnsi="Arial Narrow" w:cs="Arial Narrow"/>
           <w:kern w:val="0"/>
-          <w14:ligatures w14:val="none"/>
-        </w:rPr>
-      </w:pPr>
-    </w:p>
-    <w:p>
+          <ns2:ligatures ns2:val="none"/>
+        </w:rPr>
+      </w:pPr>
+    </w:p>
+    <w:p ns2:paraId="679333F0" ns2:textId="0F474EF7">
       <w:pPr>
         <w:pStyle w:val="Prrafodelista"/>
         <w:numPr>
@@ -1925,7 +1925,7 @@
         <w:rPr>
           <w:rFonts w:ascii="Arial Narrow" w:eastAsia="Arial Narrow" w:hAnsi="Arial Narrow" w:cs="Arial Narrow"/>
           <w:kern w:val="0"/>
-          <w14:ligatures w14:val="none"/>
+          <ns2:ligatures ns2:val="none"/>
         </w:rPr>
       </w:pPr>
       <w:bookmarkStart w:id="10" w:name="_Hlk214534552"/>
@@ -1935,7 +1935,7 @@
           <w:color w:val="000000"/>
           <w:kern w:val="0"/>
           <w:lang w:eastAsia="es-PE"/>
-          <w14:ligatures w14:val="none"/>
+          <ns2:ligatures ns2:val="none"/>
         </w:rPr>
         <w:t xml:space="preserve">Además, </w:t>
       </w:r>
@@ -1946,7 +1946,7 @@
           <w:color w:val="000000"/>
           <w:kern w:val="0"/>
           <w:lang w:eastAsia="es-PE"/>
-          <w14:ligatures w14:val="none"/>
+          <ns2:ligatures ns2:val="none"/>
         </w:rPr>
         <w:t xml:space="preserve">la Secretaría Técnica, en ejercicio de sus facultades, considera </w:t>
       </w:r>
@@ -1954,7 +1954,7 @@
         <w:rPr>
           <w:rFonts w:ascii="Arial Narrow" w:eastAsia="Arial Narrow" w:hAnsi="Arial Narrow" w:cs="Arial"/>
           <w:kern w:val="0"/>
-          <w14:ligatures w14:val="none"/>
+          <ns2:ligatures ns2:val="none"/>
         </w:rPr>
         <w:t xml:space="preserve">que el hecho denunciado, consistente en que </w:t>
       </w:r>
@@ -1962,7 +1962,7 @@
         <w:rPr>
           <w:rFonts w:ascii="Arial Narrow" w:eastAsia="Arial Narrow" w:hAnsi="Arial Narrow" w:cs="Arial Narrow"/>
           <w:kern w:val="0"/>
-          <w14:ligatures w14:val="none"/>
+          <ns2:ligatures ns2:val="none"/>
         </w:rPr>
         <w:t xml:space="preserve">un corredor de seguros de </w:t>
       </w:r>
@@ -1972,7 +1972,7 @@
           <w:color w:val="000000"/>
           <w:kern w:val="0"/>
           <w:lang w:val="es-ES" w:eastAsia="es-ES"/>
-          <w14:ligatures w14:val="none"/>
+          <ns2:ligatures ns2:val="none"/>
         </w:rPr>
         <w:t xml:space="preserve">la compañía </w:t>
       </w:r>
@@ -1983,7 +1983,7 @@
           <w:color w:val="000000"/>
           <w:kern w:val="0"/>
           <w:lang w:val="es-ES" w:eastAsia="es-ES"/>
-          <w14:ligatures w14:val="none"/>
+          <ns2:ligatures ns2:val="none"/>
         </w:rPr>
         <w:t>aseguradora</w:t>
       </w:r>
@@ -1991,7 +1991,7 @@
         <w:rPr>
           <w:rFonts w:ascii="Arial Narrow" w:eastAsia="Arial Narrow" w:hAnsi="Arial Narrow" w:cs="Arial Narrow"/>
           <w:kern w:val="0"/>
-          <w14:ligatures w14:val="none"/>
+          <ns2:ligatures ns2:val="none"/>
         </w:rPr>
         <w:t>,</w:t>
       </w:r>
@@ -2000,7 +2000,7 @@
         <w:rPr>
           <w:rFonts w:ascii="Arial Narrow" w:eastAsia="Arial Narrow" w:hAnsi="Arial Narrow" w:cs="Arial Narrow"/>
           <w:kern w:val="0"/>
-          <w14:ligatures w14:val="none"/>
+          <ns2:ligatures ns2:val="none"/>
         </w:rPr>
         <w:t xml:space="preserve"> le habría informado incorrectamente al denunciante que el uso comercial para transporte a empresas estaba amparado en el </w:t>
       </w:r>
@@ -2018,7 +2018,7 @@
           <w:color w:val="000000"/>
           <w:kern w:val="0"/>
           <w:lang w:eastAsia="es-PE"/>
-          <w14:ligatures w14:val="none"/>
+          <ns2:ligatures ns2:val="none"/>
         </w:rPr>
         <w:t xml:space="preserve">. </w:t>
       </w:r>
@@ -2031,7 +2031,7 @@
           <w:color w:val="000000"/>
           <w:kern w:val="0"/>
           <w:lang w:eastAsia="es-PE"/>
-          <w14:ligatures w14:val="none"/>
+          <ns2:ligatures ns2:val="none"/>
         </w:rPr>
         <w:t xml:space="preserve">Por consiguiente, corresponde calificar el hecho materia de denuncia como una presunta infracción al deber de información, tipificado en el </w:t>
       </w:r>
@@ -2043,7 +2043,7 @@
           <w:color w:val="000000"/>
           <w:kern w:val="0"/>
           <w:lang w:eastAsia="es-PE"/>
-          <w14:ligatures w14:val="none"/>
+          <ns2:ligatures ns2:val="none"/>
         </w:rPr>
         <w:t xml:space="preserve">artículo 1, numeral 1, literal b) </w:t>
       </w:r>
@@ -2055,7 +2055,7 @@
           <w:color w:val="000000"/>
           <w:kern w:val="0"/>
           <w:lang w:eastAsia="es-PE"/>
-          <w14:ligatures w14:val="none"/>
+          <ns2:ligatures ns2:val="none"/>
         </w:rPr>
         <w:t>y al artículo 2 del Código</w:t>
       </w:r>
@@ -2070,7 +2070,7 @@
           <w:kern w:val="0"/>
           <w:vertAlign w:val="superscript"/>
           <w:lang w:eastAsia="es-PE"/>
-          <w14:ligatures w14:val="none"/>
+          <ns2:ligatures ns2:val="none"/>
         </w:rPr>
         <w:footnoteReference w:id="6"/>
       </w:r>
@@ -2082,7 +2082,7 @@
           <w:color w:val="000000"/>
           <w:kern w:val="0"/>
           <w:lang w:eastAsia="es-PE"/>
-          <w14:ligatures w14:val="none"/>
+          <ns2:ligatures ns2:val="none"/>
         </w:rPr>
         <w:t xml:space="preserve">. </w:t>
       </w:r>
@@ -2090,20 +2090,20 @@
       <w:bookmarkEnd w:id="11"/>
       <w:bookmarkEnd w:id="13"/>
     </w:p>
-    <w:p>
+    <w:p ns2:paraId="3FBFE07E" ns2:textId="77777777">
       <w:pPr>
         <w:spacing w:after="0" w:line="240" w:lineRule="auto"/>
         <w:jc w:val="both"/>
         <w:rPr>
           <w:rFonts w:ascii="Arial Narrow" w:eastAsia="Arial Narrow" w:hAnsi="Arial Narrow" w:cs="Arial Narrow"/>
           <w:kern w:val="0"/>
-          <w14:ligatures w14:val="none"/>
+          <ns2:ligatures ns2:val="none"/>
         </w:rPr>
       </w:pPr>
     </w:p>
     <w:bookmarkEnd w:id="0"/>
     <w:bookmarkEnd w:id="1"/>
-    <w:p>
+    <w:p ns2:paraId="3F141A57" ns2:textId="77777777">
       <w:pPr>
         <w:pStyle w:val="Prrafodelista"/>
         <w:numPr>
@@ -2117,7 +2117,7 @@
           <w:rFonts w:ascii="Arial Narrow" w:eastAsia="Calibri" w:hAnsi="Arial Narrow" w:cs="Arial Narrow"/>
           <w:kern w:val="0"/>
           <w:lang w:eastAsia="es-PE"/>
-          <w14:ligatures w14:val="none"/>
+          <ns2:ligatures ns2:val="none"/>
         </w:rPr>
       </w:pPr>
       <w:r>
@@ -2126,7 +2126,7 @@
           <w:color w:val="000000"/>
           <w:kern w:val="0"/>
           <w:lang w:eastAsia="es-PE"/>
-          <w14:ligatures w14:val="none"/>
+          <ns2:ligatures ns2:val="none"/>
         </w:rPr>
         <w:t>En tanto la denuncia reúne los requisitos establecidos por la norma citada</w:t>
       </w:r>
@@ -2136,7 +2136,7 @@
           <w:color w:val="000000"/>
           <w:kern w:val="0"/>
           <w:lang w:eastAsia="es-PE"/>
-          <w14:ligatures w14:val="none"/>
+          <ns2:ligatures ns2:val="none"/>
         </w:rPr>
         <w:t>, corresponde admitirla a trámite</w:t>
       </w:r>
@@ -2147,7 +2147,7 @@
           <w:color w:val="000000"/>
           <w:kern w:val="0"/>
           <w:vertAlign w:val="superscript"/>
-          <w14:ligatures w14:val="none"/>
+          <ns2:ligatures ns2:val="none"/>
         </w:rPr>
         <w:footnoteReference w:id="7"/>
       </w:r>
@@ -2157,12 +2157,12 @@
           <w:color w:val="000000"/>
           <w:kern w:val="0"/>
           <w:lang w:eastAsia="es-PE"/>
-          <w14:ligatures w14:val="none"/>
+          <ns2:ligatures ns2:val="none"/>
         </w:rPr>
         <w:t>.</w:t>
       </w:r>
     </w:p>
-    <w:p>
+    <w:p ns2:paraId="014349E9" ns2:textId="77777777">
       <w:pPr>
         <w:spacing w:after="0" w:line="240" w:lineRule="auto"/>
         <w:ind w:left="567"/>
@@ -2173,12 +2173,12 @@
           <w:color w:val="000000"/>
           <w:kern w:val="0"/>
           <w:lang w:eastAsia="es-PE"/>
-          <w14:ligatures w14:val="none"/>
+          <ns2:ligatures ns2:val="none"/>
         </w:rPr>
       </w:pPr>
       <w:bookmarkStart w:id="16" w:name="_Hlk214963071"/>
     </w:p>
-    <w:p>
+    <w:p ns2:paraId="0D771C01" ns2:textId="77777777">
       <w:pPr>
         <w:pStyle w:val="Prrafodelista"/>
         <w:numPr>
@@ -2198,7 +2198,7 @@
           <w:color w:val="000000"/>
           <w:kern w:val="0"/>
           <w:lang w:eastAsia="es-PE"/>
-          <w14:ligatures w14:val="none"/>
+          <ns2:ligatures ns2:val="none"/>
         </w:rPr>
       </w:pPr>
       <w:r>
@@ -2208,12 +2208,12 @@
           <w:color w:val="000000"/>
           <w:kern w:val="0"/>
           <w:lang w:eastAsia="es-PE"/>
-          <w14:ligatures w14:val="none"/>
+          <ns2:ligatures ns2:val="none"/>
         </w:rPr>
         <w:t>REQUERIMIENTO DE INFORMACIÓN</w:t>
       </w:r>
     </w:p>
-    <w:p>
+    <w:p ns2:paraId="37ABB590" ns2:textId="77777777">
       <w:pPr>
         <w:spacing w:after="0" w:line="240" w:lineRule="auto"/>
         <w:jc w:val="both"/>
@@ -2222,11 +2222,11 @@
           <w:color w:val="000000"/>
           <w:kern w:val="0"/>
           <w:lang w:val="es-ES" w:eastAsia="es-ES"/>
-          <w14:ligatures w14:val="none"/>
-        </w:rPr>
-      </w:pPr>
-    </w:p>
-    <w:p>
+          <ns2:ligatures ns2:val="none"/>
+        </w:rPr>
+      </w:pPr>
+    </w:p>
+    <w:p ns2:paraId="26C47B17" ns2:textId="7643771E">
       <w:pPr>
         <w:pStyle w:val="Prrafodelista"/>
         <w:numPr>
@@ -2241,7 +2241,7 @@
           <w:color w:val="000000"/>
           <w:kern w:val="0"/>
           <w:lang w:val="es-ES" w:eastAsia="es-ES"/>
-          <w14:ligatures w14:val="none"/>
+          <ns2:ligatures ns2:val="none"/>
         </w:rPr>
       </w:pPr>
       <w:r>
@@ -2250,7 +2250,7 @@
           <w:color w:val="000000"/>
           <w:kern w:val="0"/>
           <w:lang w:val="es-ES" w:eastAsia="es-ES"/>
-          <w14:ligatures w14:val="none"/>
+          <ns2:ligatures ns2:val="none"/>
         </w:rPr>
         <w:t>A efectos de tener mayores elementos que sirvan para la resolución definitiva del presente caso, la Secretaría Técnica, en ejercicio de las facultades que la ley le confiere, conviene requerir al proveedor denunciado que, en un plazo no mayor de cinco (5) días hábiles contado a partir del día siguiente de la notificación de la presente resolución, cumpla con lo siguiente</w:t>
       </w:r>
@@ -2260,7 +2260,7 @@
           <w:color w:val="000000"/>
           <w:kern w:val="0"/>
           <w:lang w:val="es-ES" w:eastAsia="es-ES"/>
-          <w14:ligatures w14:val="none"/>
+          <ns2:ligatures ns2:val="none"/>
         </w:rPr>
         <w:t xml:space="preserve">: (i) presentar una copia completa, legible y debidamente suscrita del </w:t>
       </w:r>
@@ -2270,7 +2270,7 @@
           <w:color w:val="000000"/>
           <w:kern w:val="0"/>
           <w:lang w:val="es-ES" w:eastAsia="es-ES"/>
-          <w14:ligatures w14:val="none"/>
+          <ns2:ligatures ns2:val="none"/>
         </w:rPr>
         <w:t>Seguro Vehicular - Póliza 3012500019696</w:t>
       </w:r>
@@ -2280,7 +2280,7 @@
           <w:color w:val="000000"/>
           <w:kern w:val="0"/>
           <w:lang w:val="es-ES" w:eastAsia="es-ES"/>
-          <w14:ligatures w14:val="none"/>
+          <ns2:ligatures ns2:val="none"/>
         </w:rPr>
         <w:t xml:space="preserve">, </w:t>
       </w:r>
@@ -2291,7 +2291,7 @@
           <w:color w:val="000000"/>
           <w:kern w:val="0"/>
           <w:lang w:val="es-ES" w:eastAsia="es-ES"/>
-          <w14:ligatures w14:val="none"/>
+          <ns2:ligatures ns2:val="none"/>
         </w:rPr>
         <w:t>así como el cargo de remisión de la póliza</w:t>
       </w:r>
@@ -2302,7 +2302,7 @@
           <w:color w:val="000000"/>
           <w:kern w:val="0"/>
           <w:lang w:val="es-ES" w:eastAsia="es-ES"/>
-          <w14:ligatures w14:val="none"/>
+          <ns2:ligatures ns2:val="none"/>
         </w:rPr>
         <w:t>; (</w:t>
       </w:r>
@@ -2313,7 +2313,7 @@
           <w:color w:val="000000"/>
           <w:kern w:val="0"/>
           <w:lang w:val="es-ES" w:eastAsia="es-ES"/>
-          <w14:ligatures w14:val="none"/>
+          <ns2:ligatures ns2:val="none"/>
         </w:rPr>
         <w:t>ii</w:t>
       </w:r>
@@ -2324,7 +2324,7 @@
           <w:color w:val="000000"/>
           <w:kern w:val="0"/>
           <w:lang w:val="es-ES" w:eastAsia="es-ES"/>
-          <w14:ligatures w14:val="none"/>
+          <ns2:ligatures ns2:val="none"/>
         </w:rPr>
         <w:t xml:space="preserve">) presentar los medios probatorios que </w:t>
       </w:r>
@@ -2334,7 +2334,7 @@
           <w:color w:val="000000"/>
           <w:kern w:val="0"/>
           <w:lang w:val="es-ES" w:eastAsia="es-ES"/>
-          <w14:ligatures w14:val="none"/>
+          <ns2:ligatures ns2:val="none"/>
         </w:rPr>
         <w:t>la negativa de otorgamiento de cobertura fue justificada</w:t>
       </w:r>
@@ -2344,7 +2344,7 @@
           <w:color w:val="000000"/>
           <w:kern w:val="0"/>
           <w:lang w:val="es-ES" w:eastAsia="es-ES"/>
-          <w14:ligatures w14:val="none"/>
+          <ns2:ligatures ns2:val="none"/>
         </w:rPr>
         <w:t>; y, (</w:t>
       </w:r>
@@ -2355,7 +2355,7 @@
           <w:color w:val="000000"/>
           <w:kern w:val="0"/>
           <w:lang w:val="es-ES" w:eastAsia="es-ES"/>
-          <w14:ligatures w14:val="none"/>
+          <ns2:ligatures ns2:val="none"/>
         </w:rPr>
         <w:t>iii</w:t>
       </w:r>
@@ -2366,7 +2366,7 @@
           <w:color w:val="000000"/>
           <w:kern w:val="0"/>
           <w:lang w:val="es-ES" w:eastAsia="es-ES"/>
-          <w14:ligatures w14:val="none"/>
+          <ns2:ligatures ns2:val="none"/>
         </w:rPr>
         <w:t>) presentar todas las comunicaciones cursadas con la parte denunciante en virtud de los hechos materia de denuncia.</w:t>
       </w:r>
@@ -2376,13 +2376,13 @@
           <w:color w:val="000000"/>
           <w:kern w:val="0"/>
           <w:lang w:eastAsia="es-ES"/>
-          <w14:ligatures w14:val="none"/>
+          <ns2:ligatures ns2:val="none"/>
         </w:rPr>
         <w:t xml:space="preserve"> </w:t>
       </w:r>
     </w:p>
     <w:bookmarkEnd w:id="16"/>
-    <w:p>
+    <w:p ns2:paraId="5BE59C17" ns2:textId="77777777">
       <w:pPr>
         <w:pStyle w:val="Prrafodelista"/>
         <w:spacing w:after="0" w:line="240" w:lineRule="auto"/>
@@ -2393,11 +2393,11 @@
           <w:color w:val="000000"/>
           <w:kern w:val="0"/>
           <w:lang w:val="es-ES" w:eastAsia="es-ES"/>
-          <w14:ligatures w14:val="none"/>
-        </w:rPr>
-      </w:pPr>
-    </w:p>
-    <w:p>
+          <ns2:ligatures ns2:val="none"/>
+        </w:rPr>
+      </w:pPr>
+    </w:p>
+    <w:p ns2:paraId="12A20636" ns2:textId="77777777">
       <w:pPr>
         <w:pStyle w:val="Prrafodelista"/>
         <w:numPr>
@@ -2417,7 +2417,7 @@
           <w:color w:val="000000"/>
           <w:kern w:val="0"/>
           <w:lang w:eastAsia="es-PE"/>
-          <w14:ligatures w14:val="none"/>
+          <ns2:ligatures ns2:val="none"/>
         </w:rPr>
       </w:pPr>
       <w:r>
@@ -2427,12 +2427,12 @@
           <w:color w:val="000000"/>
           <w:kern w:val="0"/>
           <w:lang w:eastAsia="es-PE"/>
-          <w14:ligatures w14:val="none"/>
+          <ns2:ligatures ns2:val="none"/>
         </w:rPr>
         <w:t xml:space="preserve">RESOLUCIÓN DE LA SECRETARÍA TÉCNICA </w:t>
       </w:r>
     </w:p>
-    <w:p>
+    <w:p ns2:paraId="6CD4EFA6" ns2:textId="77777777">
       <w:pPr>
         <w:spacing w:after="0" w:line="240" w:lineRule="auto"/>
         <w:jc w:val="both"/>
@@ -2442,11 +2442,11 @@
           <w:color w:val="000000"/>
           <w:kern w:val="0"/>
           <w:lang w:eastAsia="es-PE"/>
-          <w14:ligatures w14:val="none"/>
-        </w:rPr>
-      </w:pPr>
-    </w:p>
-    <w:p>
+          <ns2:ligatures ns2:val="none"/>
+        </w:rPr>
+      </w:pPr>
+    </w:p>
+    <w:p ns2:paraId="5D7551C1" ns2:textId="3AE6F94C">
       <w:pPr>
         <w:spacing w:after="0" w:line="240" w:lineRule="auto"/>
         <w:jc w:val="both"/>
@@ -2455,7 +2455,7 @@
           <w:color w:val="000000"/>
           <w:kern w:val="0"/>
           <w:lang w:eastAsia="es-PE"/>
-          <w14:ligatures w14:val="none"/>
+          <ns2:ligatures ns2:val="none"/>
         </w:rPr>
       </w:pPr>
       <w:r>
@@ -2504,7 +2504,7 @@
         <w:t xml:space="preserve"/>
       </w:r>
     </w:p>
-    <w:p>
+    <w:p ns2:paraId="53AED240" ns2:textId="77777777">
       <w:pPr>
         <w:pStyle w:val="Prrafodelista"/>
         <w:spacing w:after="0" w:line="240" w:lineRule="auto"/>
@@ -2514,11 +2514,11 @@
           <w:rFonts w:ascii="Arial Narrow" w:eastAsia="Calibri" w:hAnsi="Arial Narrow" w:cs="Arial Narrow"/>
           <w:kern w:val="0"/>
           <w:lang w:eastAsia="es-PE"/>
-          <w14:ligatures w14:val="none"/>
-        </w:rPr>
-      </w:pPr>
-    </w:p>
-    <w:p>
+          <ns2:ligatures ns2:val="none"/>
+        </w:rPr>
+      </w:pPr>
+    </w:p>
+    <w:p ns2:paraId="01DF2D92" ns2:textId="3FAFBB3C">
       <w:pPr>
         <w:pStyle w:val="Prrafodelista"/>
         <w:numPr>
@@ -2536,7 +2536,7 @@
           <w:rFonts w:ascii="Arial Narrow" w:eastAsia="Calibri" w:hAnsi="Arial Narrow" w:cs="Arial Narrow"/>
           <w:kern w:val="0"/>
           <w:lang w:eastAsia="es-PE"/>
-          <w14:ligatures w14:val="none"/>
+          <ns2:ligatures ns2:val="none"/>
         </w:rPr>
       </w:pPr>
       <w:r>
@@ -2545,7 +2545,7 @@
           <w:color w:val="000000"/>
           <w:kern w:val="0"/>
           <w:lang w:eastAsia="es-PE"/>
-          <w14:ligatures w14:val="none"/>
+          <ns2:ligatures ns2:val="none"/>
         </w:rPr>
         <w:t>Presunta</w:t>
       </w:r>
@@ -2555,7 +2555,7 @@
           <w:kern w:val="0"/>
           <w:shd w:val="clear" w:color="auto" w:fill="FFFFFF"/>
           <w:lang w:eastAsia="es-PE"/>
-          <w14:ligatures w14:val="none"/>
+          <ns2:ligatures ns2:val="none"/>
         </w:rPr>
         <w:t xml:space="preserve"> infracción a los </w:t>
       </w:r>
@@ -2565,7 +2565,7 @@
           <w:kern w:val="0"/>
           <w:shd w:val="clear" w:color="auto" w:fill="FFFFFF"/>
           <w:lang w:eastAsia="es-PE"/>
-          <w14:ligatures w14:val="none"/>
+          <ns2:ligatures ns2:val="none"/>
         </w:rPr>
         <w:t>artículos 18 y 19</w:t>
       </w:r>
@@ -2574,7 +2574,7 @@
           <w:rFonts w:ascii="Arial Narrow" w:eastAsia="Calibri" w:hAnsi="Arial Narrow" w:cs="Arial Narrow"/>
           <w:kern w:val="0"/>
           <w:lang w:eastAsia="es-PE"/>
-          <w14:ligatures w14:val="none"/>
+          <ns2:ligatures ns2:val="none"/>
         </w:rPr>
         <w:t xml:space="preserve"> de </w:t>
       </w:r>
@@ -2584,7 +2584,7 @@
           <w:kern w:val="0"/>
           <w:shd w:val="clear" w:color="auto" w:fill="FFFFFF"/>
           <w:lang w:eastAsia="es-PE"/>
-          <w14:ligatures w14:val="none"/>
+          <ns2:ligatures ns2:val="none"/>
         </w:rPr>
         <w:t xml:space="preserve">la Ley 29571, Código de Protección y Defensa del Consumidor, en tanto la compañía aseguradora habría negado injustificadamente al denunciante la cobertura </w:t>
       </w:r>
@@ -2594,7 +2594,7 @@
           <w:color w:val="000000"/>
           <w:kern w:val="0"/>
           <w:lang w:val="es-ES" w:eastAsia="es-ES"/>
-          <w14:ligatures w14:val="none"/>
+          <ns2:ligatures ns2:val="none"/>
         </w:rPr>
         <w:t xml:space="preserve">del Seguro Vehicular - Póliza 3012500019696 </w:t>
       </w:r>
@@ -2604,7 +2604,7 @@
           <w:kern w:val="0"/>
           <w:shd w:val="clear" w:color="auto" w:fill="FFFFFF"/>
           <w:lang w:eastAsia="es-PE"/>
-          <w14:ligatures w14:val="none"/>
+          <ns2:ligatures ns2:val="none"/>
         </w:rPr>
         <w:t xml:space="preserve">por el siniestro del </w:t>
       </w:r>
@@ -2619,12 +2619,12 @@
         <w:rPr>
           <w:rFonts w:ascii="Arial Narrow" w:eastAsia="Arial Narrow" w:hAnsi="Arial Narrow" w:cs="Arial Narrow"/>
           <w:kern w:val="0"/>
-          <w14:ligatures w14:val="none"/>
+          <ns2:ligatures ns2:val="none"/>
         </w:rPr>
         <w:t>.</w:t>
       </w:r>
     </w:p>
-    <w:p>
+    <w:p ns2:paraId="49DE53EE" ns2:textId="77777777">
       <w:pPr>
         <w:spacing w:after="0" w:line="240" w:lineRule="auto"/>
         <w:jc w:val="both"/>
@@ -2633,7 +2633,7 @@
         </w:rPr>
       </w:pPr>
     </w:p>
-    <w:p>
+    <w:p ns2:paraId="23AF0656" ns2:textId="7E054F9F">
       <w:pPr>
         <w:pStyle w:val="Prrafodelista"/>
         <w:numPr>
@@ -2659,7 +2659,7 @@
           <w:color w:val="000000"/>
           <w:kern w:val="0"/>
           <w:lang w:val="es-ES" w:eastAsia="es-ES"/>
-          <w14:ligatures w14:val="none"/>
+          <ns2:ligatures ns2:val="none"/>
         </w:rPr>
         <w:t xml:space="preserve">la compañía aseguradora </w:t>
       </w:r>
@@ -2667,7 +2667,7 @@
         <w:rPr>
           <w:rFonts w:ascii="Arial Narrow" w:eastAsia="Arial Narrow" w:hAnsi="Arial Narrow" w:cs="Arial Narrow"/>
           <w:kern w:val="0"/>
-          <w14:ligatures w14:val="none"/>
+          <ns2:ligatures ns2:val="none"/>
         </w:rPr>
         <w:t xml:space="preserve">habría incluido una cláusula abusiva en el </w:t>
       </w:r>
@@ -2700,7 +2700,7 @@
         <w:t>.</w:t>
       </w:r>
     </w:p>
-    <w:p>
+    <w:p ns2:paraId="6BAA4368" ns2:textId="77777777">
       <w:pPr>
         <w:pStyle w:val="Prrafodelista"/>
         <w:spacing w:after="0" w:line="240" w:lineRule="auto"/>
@@ -2711,7 +2711,7 @@
         </w:rPr>
       </w:pPr>
     </w:p>
-    <w:p>
+    <w:p ns2:paraId="787C331E" ns2:textId="6146BC99">
       <w:pPr>
         <w:pStyle w:val="Prrafodelista"/>
         <w:numPr>
@@ -2753,7 +2753,7 @@
           <w:color w:val="000000"/>
           <w:kern w:val="0"/>
           <w:lang w:val="es-ES" w:eastAsia="es-ES"/>
-          <w14:ligatures w14:val="none"/>
+          <ns2:ligatures ns2:val="none"/>
         </w:rPr>
         <w:t xml:space="preserve">la compañía aseguradora </w:t>
       </w:r>
@@ -2761,7 +2761,7 @@
         <w:rPr>
           <w:rFonts w:ascii="Arial Narrow" w:eastAsia="Arial Narrow" w:hAnsi="Arial Narrow" w:cs="Arial Narrow"/>
           <w:kern w:val="0"/>
-          <w14:ligatures w14:val="none"/>
+          <ns2:ligatures ns2:val="none"/>
         </w:rPr>
         <w:t xml:space="preserve">habría incluido una cláusula abusiva en el </w:t>
       </w:r>
@@ -2780,7 +2780,7 @@
         <w:t>establece la pérdida automática del derecho indemnizatorio sin acreditación de perjuicio efectivo a la compañía aseguradora.</w:t>
       </w:r>
     </w:p>
-    <w:p>
+    <w:p ns2:paraId="5C0F5291" ns2:textId="77777777">
       <w:pPr>
         <w:pStyle w:val="Prrafodelista"/>
         <w:spacing w:after="0" w:line="240" w:lineRule="auto"/>
@@ -2791,7 +2791,7 @@
         </w:rPr>
       </w:pPr>
     </w:p>
-    <w:p>
+    <w:p ns2:paraId="1754C055" ns2:textId="527C522E">
       <w:pPr>
         <w:pStyle w:val="Prrafodelista"/>
         <w:numPr>
@@ -2817,7 +2817,7 @@
           <w:color w:val="000000"/>
           <w:kern w:val="0"/>
           <w:lang w:val="es-ES" w:eastAsia="es-ES"/>
-          <w14:ligatures w14:val="none"/>
+          <ns2:ligatures ns2:val="none"/>
         </w:rPr>
         <w:t xml:space="preserve">la compañía aseguradora </w:t>
       </w:r>
@@ -2825,7 +2825,7 @@
         <w:rPr>
           <w:rFonts w:ascii="Arial Narrow" w:eastAsia="Arial Narrow" w:hAnsi="Arial Narrow" w:cs="Arial Narrow"/>
           <w:kern w:val="0"/>
-          <w14:ligatures w14:val="none"/>
+          <ns2:ligatures ns2:val="none"/>
         </w:rPr>
         <w:t xml:space="preserve">habría incluido una cláusula abusiva en el </w:t>
       </w:r>
@@ -2844,7 +2844,7 @@
         <w:t>la exclusión por uso del vehículo en alquiler sin información suficiente al momento de la contratación.</w:t>
       </w:r>
     </w:p>
-    <w:p>
+    <w:p ns2:paraId="60FFBFAE" ns2:textId="77777777">
       <w:pPr>
         <w:pStyle w:val="Prrafodelista"/>
         <w:spacing w:after="0" w:line="240" w:lineRule="auto"/>
@@ -2855,7 +2855,7 @@
         </w:rPr>
       </w:pPr>
     </w:p>
-    <w:p>
+    <w:p ns2:paraId="6319D5CD" ns2:textId="77777777">
       <w:pPr>
         <w:pStyle w:val="Prrafodelista"/>
         <w:numPr>
@@ -2881,7 +2881,7 @@
           <w:color w:val="000000"/>
           <w:kern w:val="0"/>
           <w:lang w:val="es-ES" w:eastAsia="es-ES"/>
-          <w14:ligatures w14:val="none"/>
+          <ns2:ligatures ns2:val="none"/>
         </w:rPr>
         <w:t xml:space="preserve">la compañía aseguradora </w:t>
       </w:r>
@@ -2889,7 +2889,7 @@
         <w:rPr>
           <w:rFonts w:ascii="Arial Narrow" w:eastAsia="Arial Narrow" w:hAnsi="Arial Narrow" w:cs="Arial Narrow"/>
           <w:kern w:val="0"/>
-          <w14:ligatures w14:val="none"/>
+          <ns2:ligatures ns2:val="none"/>
         </w:rPr>
         <w:t xml:space="preserve">habría incluido una cláusula abusiva en el </w:t>
       </w:r>
@@ -2937,17 +2937,17 @@
         <w:t>.</w:t>
       </w:r>
     </w:p>
-    <w:p>
+    <w:p ns2:paraId="712C001F" ns2:textId="77777777">
       <w:pPr>
         <w:pStyle w:val="Prrafodelista"/>
         <w:rPr>
           <w:rFonts w:ascii="Arial Narrow" w:eastAsia="Arial Narrow" w:hAnsi="Arial Narrow" w:cs="Arial Narrow"/>
           <w:kern w:val="0"/>
-          <w14:ligatures w14:val="none"/>
-        </w:rPr>
-      </w:pPr>
-    </w:p>
-    <w:p>
+          <ns2:ligatures ns2:val="none"/>
+        </w:rPr>
+      </w:pPr>
+    </w:p>
+    <w:p ns2:paraId="2F2AECF4" ns2:textId="1DF048D0">
       <w:pPr>
         <w:pStyle w:val="Prrafodelista"/>
         <w:numPr>
@@ -2965,7 +2965,7 @@
         <w:rPr>
           <w:rFonts w:ascii="Arial Narrow" w:eastAsia="Arial Narrow" w:hAnsi="Arial Narrow" w:cs="Arial Narrow"/>
           <w:kern w:val="0"/>
-          <w14:ligatures w14:val="none"/>
+          <ns2:ligatures ns2:val="none"/>
         </w:rPr>
         <w:t>Presunta infracción al artículo 1, numeral 1, literal b) y al artículo 2 de la Ley 29571, Código de Protección y Defensa del Consumidor</w:t>
       </w:r>
@@ -2974,7 +2974,7 @@
         <w:rPr>
           <w:rFonts w:ascii="Arial Narrow" w:eastAsia="Arial Narrow" w:hAnsi="Arial Narrow" w:cs="Arial Narrow"/>
           <w:kern w:val="0"/>
-          <w14:ligatures w14:val="none"/>
+          <ns2:ligatures ns2:val="none"/>
         </w:rPr>
         <w:t xml:space="preserve">, </w:t>
       </w:r>
@@ -2984,7 +2984,7 @@
           <w:kern w:val="0"/>
           <w:shd w:val="clear" w:color="auto" w:fill="FFFFFF"/>
           <w:lang w:eastAsia="es-PE"/>
-          <w14:ligatures w14:val="none"/>
+          <ns2:ligatures ns2:val="none"/>
         </w:rPr>
         <w:t xml:space="preserve">en tanto </w:t>
       </w:r>
@@ -2992,7 +2992,7 @@
         <w:rPr>
           <w:rFonts w:ascii="Arial Narrow" w:eastAsia="Arial Narrow" w:hAnsi="Arial Narrow" w:cs="Arial Narrow"/>
           <w:kern w:val="0"/>
-          <w14:ligatures w14:val="none"/>
+          <ns2:ligatures ns2:val="none"/>
         </w:rPr>
         <w:t xml:space="preserve">un corredor de seguros de </w:t>
       </w:r>
@@ -3002,7 +3002,7 @@
           <w:color w:val="000000"/>
           <w:kern w:val="0"/>
           <w:lang w:val="es-ES" w:eastAsia="es-ES"/>
-          <w14:ligatures w14:val="none"/>
+          <ns2:ligatures ns2:val="none"/>
         </w:rPr>
         <w:t>la compañía aseguradora</w:t>
       </w:r>
@@ -3010,7 +3010,7 @@
         <w:rPr>
           <w:rFonts w:ascii="Arial Narrow" w:eastAsia="Arial Narrow" w:hAnsi="Arial Narrow" w:cs="Arial Narrow"/>
           <w:kern w:val="0"/>
-          <w14:ligatures w14:val="none"/>
+          <ns2:ligatures ns2:val="none"/>
         </w:rPr>
         <w:t>, le habría informado incorrectamente</w:t>
       </w:r>
@@ -3018,7 +3018,7 @@
         <w:rPr>
           <w:rFonts w:ascii="Arial Narrow" w:eastAsia="Arial Narrow" w:hAnsi="Arial Narrow" w:cs="Arial Narrow"/>
           <w:kern w:val="0"/>
-          <w14:ligatures w14:val="none"/>
+          <ns2:ligatures ns2:val="none"/>
         </w:rPr>
         <w:t xml:space="preserve"> al denunciante</w:t>
       </w:r>
@@ -3026,7 +3026,7 @@
         <w:rPr>
           <w:rFonts w:ascii="Arial Narrow" w:eastAsia="Arial Narrow" w:hAnsi="Arial Narrow" w:cs="Arial Narrow"/>
           <w:kern w:val="0"/>
-          <w14:ligatures w14:val="none"/>
+          <ns2:ligatures ns2:val="none"/>
         </w:rPr>
         <w:t xml:space="preserve"> que el uso comercial para transporte a empresas estaba amparado en el </w:t>
       </w:r>
@@ -3041,12 +3041,12 @@
         <w:rPr>
           <w:rFonts w:ascii="Arial Narrow" w:eastAsia="Arial Narrow" w:hAnsi="Arial Narrow" w:cs="Arial Narrow"/>
           <w:kern w:val="0"/>
-          <w14:ligatures w14:val="none"/>
+          <ns2:ligatures ns2:val="none"/>
         </w:rPr>
         <w:t>.</w:t>
       </w:r>
     </w:p>
-    <w:p>
+    <w:p ns2:paraId="537038EB" ns2:textId="77777777">
       <w:pPr>
         <w:spacing w:after="0" w:line="240" w:lineRule="auto"/>
         <w:jc w:val="both"/>
@@ -3055,7 +3055,7 @@
         </w:rPr>
       </w:pPr>
     </w:p>
-    <w:p>
+    <w:p ns2:paraId="3516FFBC" ns2:textId="77777777">
       <w:pPr>
         <w:spacing w:after="0" w:line="240" w:lineRule="auto"/>
         <w:contextualSpacing/>
@@ -3063,7 +3063,7 @@
         <w:rPr>
           <w:rFonts w:ascii="Arial Narrow" w:eastAsia="Calibri" w:hAnsi="Arial Narrow" w:cs="Arial"/>
           <w:kern w:val="0"/>
-          <w14:ligatures w14:val="none"/>
+          <ns2:ligatures ns2:val="none"/>
         </w:rPr>
       </w:pPr>
       <w:r>
@@ -3089,7 +3089,7 @@
         <w:t xml:space="preserve"> presentados en el escrito de denuncia del 24 de junio de 2026.</w:t>
       </w:r>
     </w:p>
-    <w:p>
+    <w:p ns2:paraId="4E5DA83C" ns2:textId="77777777">
       <w:pPr>
         <w:spacing w:after="0" w:line="240" w:lineRule="auto"/>
         <w:contextualSpacing/>
@@ -3099,11 +3099,11 @@
           <w:color w:val="000000"/>
           <w:kern w:val="0"/>
           <w:lang w:eastAsia="es-PE"/>
-          <w14:ligatures w14:val="none"/>
-        </w:rPr>
-      </w:pPr>
-    </w:p>
-    <w:p>
+          <ns2:ligatures ns2:val="none"/>
+        </w:rPr>
+      </w:pPr>
+    </w:p>
+    <w:p ns2:paraId="7A0BF6EF" ns2:textId="77777777">
       <w:pPr>
         <w:spacing w:after="0" w:line="240" w:lineRule="auto"/>
         <w:jc w:val="both"/>
@@ -3112,7 +3112,7 @@
           <w:color w:val="000000"/>
           <w:kern w:val="0"/>
           <w:lang w:eastAsia="es-PE"/>
-          <w14:ligatures w14:val="none"/>
+          <ns2:ligatures ns2:val="none"/>
         </w:rPr>
       </w:pPr>
       <w:r>
@@ -3131,7 +3131,7 @@
         <w:t>requerir a Mapfre Perú Compañía de Seguros y Reaseguros S.A. que cumpla con lo siguiente:</w:t>
       </w:r>
     </w:p>
-    <w:p>
+    <w:p ns2:paraId="380D39AB" ns2:textId="77777777">
       <w:pPr>
         <w:spacing w:after="0" w:line="240" w:lineRule="auto"/>
         <w:jc w:val="both"/>
@@ -3140,11 +3140,11 @@
           <w:color w:val="000000"/>
           <w:kern w:val="0"/>
           <w:lang w:eastAsia="es-PE"/>
-          <w14:ligatures w14:val="none"/>
-        </w:rPr>
-      </w:pPr>
-    </w:p>
-    <w:p>
+          <ns2:ligatures ns2:val="none"/>
+        </w:rPr>
+      </w:pPr>
+    </w:p>
+    <w:p ns2:paraId="6E6A1EEC" ns2:textId="77777777">
       <w:pPr>
         <w:numPr>
           <w:ilvl w:val="0"/>
@@ -3158,7 +3158,7 @@
           <w:color w:val="000000"/>
           <w:kern w:val="0"/>
           <w:lang w:eastAsia="es-PE"/>
-          <w14:ligatures w14:val="none"/>
+          <ns2:ligatures ns2:val="none"/>
         </w:rPr>
       </w:pPr>
       <w:r>
@@ -3167,12 +3167,12 @@
           <w:color w:val="000000"/>
           <w:kern w:val="0"/>
           <w:lang w:eastAsia="es-PE"/>
-          <w14:ligatures w14:val="none"/>
+          <ns2:ligatures ns2:val="none"/>
         </w:rPr>
         <w:t>presentar documentos que acrediten su inscripción en los Registros Públicos o una declaración jurada que indique que cuenta con dicha inscripción;</w:t>
       </w:r>
     </w:p>
-    <w:p>
+    <w:p ns2:paraId="783140B6" ns2:textId="77777777">
       <w:pPr>
         <w:numPr>
           <w:ilvl w:val="0"/>
@@ -3186,7 +3186,7 @@
           <w:color w:val="000000"/>
           <w:kern w:val="0"/>
           <w:lang w:eastAsia="es-PE"/>
-          <w14:ligatures w14:val="none"/>
+          <ns2:ligatures ns2:val="none"/>
         </w:rPr>
       </w:pPr>
       <w:r>
@@ -3195,12 +3195,12 @@
           <w:color w:val="000000"/>
           <w:kern w:val="0"/>
           <w:lang w:eastAsia="es-PE"/>
-          <w14:ligatures w14:val="none"/>
+          <ns2:ligatures ns2:val="none"/>
         </w:rPr>
         <w:t>presentar copia simple de las facultades de representación de su representante legal en el presente procedimiento o la declaración jurada que indique que cuenta con dichas facultades y que estas se encuentran vigentes;</w:t>
       </w:r>
     </w:p>
-    <w:p>
+    <w:p ns2:paraId="148C856C" ns2:textId="77777777">
       <w:pPr>
         <w:numPr>
           <w:ilvl w:val="0"/>
@@ -3214,7 +3214,7 @@
           <w:color w:val="000000"/>
           <w:kern w:val="0"/>
           <w:lang w:eastAsia="es-PE"/>
-          <w14:ligatures w14:val="none"/>
+          <ns2:ligatures ns2:val="none"/>
         </w:rPr>
       </w:pPr>
       <w:r>
@@ -3223,12 +3223,12 @@
           <w:color w:val="000000"/>
           <w:kern w:val="0"/>
           <w:lang w:eastAsia="es-PE"/>
-          <w14:ligatures w14:val="none"/>
+          <ns2:ligatures ns2:val="none"/>
         </w:rPr>
         <w:t>consignar el Número de Registro Único de Contribuyentes (RUC); y,</w:t>
       </w:r>
     </w:p>
-    <w:p>
+    <w:p ns2:paraId="6DE74B16" ns2:textId="77777777">
       <w:pPr>
         <w:numPr>
           <w:ilvl w:val="0"/>
@@ -3240,7 +3240,7 @@
         <w:rPr>
           <w:rFonts w:ascii="Arial Narrow" w:eastAsia="Calibri" w:hAnsi="Arial Narrow" w:cs="Arial"/>
           <w:kern w:val="0"/>
-          <w14:ligatures w14:val="none"/>
+          <ns2:ligatures ns2:val="none"/>
         </w:rPr>
       </w:pPr>
       <w:r>
@@ -3249,7 +3249,7 @@
           <w:color w:val="000000"/>
           <w:kern w:val="0"/>
           <w:lang w:eastAsia="es-PE"/>
-          <w14:ligatures w14:val="none"/>
+          <ns2:ligatures ns2:val="none"/>
         </w:rPr>
         <w:t xml:space="preserve">fijar domicilio procesal para el procedimiento, de conformidad con el numeral 1 del artículo 442 del Código Procesal Civil. </w:t>
       </w:r>
@@ -3258,7 +3258,7 @@
           <w:rFonts w:ascii="Arial Narrow" w:eastAsia="Arial Narrow" w:hAnsi="Arial Narrow" w:cs="Arial"/>
           <w:color w:val="000000"/>
           <w:kern w:val="0"/>
-          <w14:ligatures w14:val="none"/>
+          <ns2:ligatures ns2:val="none"/>
         </w:rPr>
         <w:t>Para ello podrá señalar domicilio físico o una dirección electrónica a la que pueda remitirse las notificaciones</w:t>
       </w:r>
@@ -3268,12 +3268,12 @@
           <w:color w:val="000000"/>
           <w:kern w:val="0"/>
           <w:lang w:val="es"/>
-          <w14:ligatures w14:val="none"/>
+          <ns2:ligatures ns2:val="none"/>
         </w:rPr>
         <w:t>;</w:t>
       </w:r>
     </w:p>
-    <w:p>
+    <w:p ns2:paraId="5D387670" ns2:textId="77777777">
       <w:pPr>
         <w:numPr>
           <w:ilvl w:val="0"/>
@@ -3285,7 +3285,7 @@
         <w:rPr>
           <w:rFonts w:ascii="Arial Narrow" w:eastAsia="Calibri" w:hAnsi="Arial Narrow" w:cs="Arial"/>
           <w:kern w:val="0"/>
-          <w14:ligatures w14:val="none"/>
+          <ns2:ligatures ns2:val="none"/>
         </w:rPr>
       </w:pPr>
       <w:r>
@@ -3293,7 +3293,7 @@
           <w:rFonts w:ascii="Arial Narrow" w:eastAsia="Arial Narrow" w:hAnsi="Arial Narrow" w:cs="Arial"/>
           <w:color w:val="000000"/>
           <w:kern w:val="0"/>
-          <w14:ligatures w14:val="none"/>
+          <ns2:ligatures ns2:val="none"/>
         </w:rPr>
         <w:t xml:space="preserve">en caso califique como </w:t>
       </w:r>
@@ -3303,7 +3303,7 @@
           <w:rFonts w:ascii="Arial Narrow" w:eastAsia="Arial Narrow" w:hAnsi="Arial Narrow" w:cs="Arial"/>
           <w:color w:val="000000"/>
           <w:kern w:val="0"/>
-          <w14:ligatures w14:val="none"/>
+          <ns2:ligatures ns2:val="none"/>
         </w:rPr>
         <w:t>micro empresa</w:t>
       </w:r>
@@ -3313,7 +3313,7 @@
           <w:rFonts w:ascii="Arial Narrow" w:eastAsia="Arial Narrow" w:hAnsi="Arial Narrow" w:cs="Arial"/>
           <w:color w:val="000000"/>
           <w:kern w:val="0"/>
-          <w14:ligatures w14:val="none"/>
+          <ns2:ligatures ns2:val="none"/>
         </w:rPr>
         <w:t xml:space="preserve"> o pequeña empresa, presentar los documentos que acrediten su volumen de ventas o ingresos brutos percibidos el año anterior relativo a todas sus actividades económicas y el número de trabajadores con el que cuenta</w:t>
       </w:r>
@@ -3324,7 +3324,7 @@
           <w:color w:val="000000"/>
           <w:kern w:val="0"/>
           <w:vertAlign w:val="superscript"/>
-          <w14:ligatures w14:val="none"/>
+          <ns2:ligatures ns2:val="none"/>
         </w:rPr>
         <w:footnoteReference w:id="8"/>
       </w:r>
@@ -3333,7 +3333,7 @@
           <w:rFonts w:ascii="Arial Narrow" w:eastAsia="Arial Narrow" w:hAnsi="Arial Narrow" w:cs="Arial"/>
           <w:color w:val="000000"/>
           <w:kern w:val="0"/>
-          <w14:ligatures w14:val="none"/>
+          <ns2:ligatures ns2:val="none"/>
         </w:rPr>
         <w:t xml:space="preserve">. Ello, a fin de que la Comisión pueda meritar dicha documentación, conforme lo establece el artículo 110 del </w:t>
       </w:r>
@@ -3343,7 +3343,7 @@
           <w:color w:val="000000"/>
           <w:spacing w:val="-2"/>
           <w:kern w:val="0"/>
-          <w14:ligatures w14:val="none"/>
+          <ns2:ligatures ns2:val="none"/>
         </w:rPr>
         <w:t>Código</w:t>
       </w:r>
@@ -3355,7 +3355,7 @@
           <w:spacing w:val="-2"/>
           <w:kern w:val="0"/>
           <w:vertAlign w:val="superscript"/>
-          <w14:ligatures w14:val="none"/>
+          <ns2:ligatures ns2:val="none"/>
         </w:rPr>
         <w:footnoteReference w:id="9"/>
       </w:r>
@@ -3365,12 +3365,12 @@
           <w:color w:val="000000"/>
           <w:spacing w:val="-2"/>
           <w:kern w:val="0"/>
-          <w14:ligatures w14:val="none"/>
+          <ns2:ligatures ns2:val="none"/>
         </w:rPr>
         <w:t>.</w:t>
       </w:r>
     </w:p>
-    <w:p>
+    <w:p ns2:paraId="5A2492CF" ns2:textId="77777777">
       <w:pPr>
         <w:spacing w:after="0" w:line="240" w:lineRule="auto"/>
         <w:ind w:left="567"/>
@@ -3380,7 +3380,7 @@
           <w:color w:val="000000"/>
           <w:kern w:val="0"/>
           <w:lang w:eastAsia="es-PE"/>
-          <w14:ligatures w14:val="none"/>
+          <ns2:ligatures ns2:val="none"/>
         </w:rPr>
       </w:pPr>
     </w:p>
@@ -3395,21 +3395,24 @@
       </w:pPr>
       <w:r>
         <w:rPr>
-          <w:rFonts w:ascii="Arial Narrow" w:eastAsia="Arial Narrow" w:hAnsi="Arial Narrow"/>
-          <w:b/>
-          <w:color w:val="000000"/>
+          <w:rFonts w:ascii="Arial Narrow" w:hAnsi="Arial Narrow" w:cs="Arial Narrow"/>
+          <w:b w:val="1"/>
+          <w:bCs w:val="1"/>
+          <w:sz w:val="20"/>
+          <w:szCs w:val="20"/>
         </w:rPr>
         <w:t xml:space="preserve">CUARTO: </w:t>
       </w:r>
       <w:r>
         <w:rPr>
-          <w:rFonts w:ascii="Arial Narrow" w:eastAsia="Arial Narrow" w:hAnsi="Arial Narrow"/>
-          <w:color w:val="000000"/>
-        </w:rPr>
-        <w:t>correr traslado de la denuncia interpuesta el 24 de junio de 2026 a Mapfre Perú Compañía de Seguros y Reaseguros S.A., para que, de conformidad con lo dispuesto por el artículo 26 de la Ley sobre Facultades, Normas y Organización del Indecopi, aprobada por Decreto Legislativo 807, presente sus descargos en un plazo no mayor de cinco (5) días hábiles contados desde la notificación.</w:t>
-      </w:r>
-    </w:p>
-    <w:p>
+          <w:rFonts w:ascii="Arial Narrow" w:hAnsi="Arial Narrow" w:cs="Arial Narrow"/>
+          <w:sz w:val="20"/>
+          <w:szCs w:val="20"/>
+        </w:rPr>
+        <w:t xml:space="preserve">correr traslado de la presente resolución a Mapfre Perú Compañía de Seguros y Reaseguros S.A para que, de conformidad con lo dispuesto por el artículo 26° de la Ley sobre Facultades, Normas y Organización del Indecopi, aprobado por Decreto Legislativo N° 8079, presenten sus descargos sobre la imputación de cargos realizada en un plazo no mayor a cinco (5) días hábiles contado a partir del día siguiente de la notificación de la presente resolución, vencido el cual, el Secretario Técnico declarará en rebeldía a los denunciados que no lo hubieran presentado. Debe precisarse que de conformidad con lo establecido por el artículo 223° del Texto Único Ordenado de la Ley N° 27444, Ley del Procedimiento Administrativo General, las alegaciones y los hechos relevantes de la reclamación, salvo que hayan sido específicamente negadas en la contestación, se tendrán por aceptadas o meritadas como ciertas.</w:t>
+      </w:r>
+    </w:p>
+    <w:p ns2:paraId="0EFF19F5" ns2:textId="1734C4D6">
       <w:pPr>
         <w:spacing w:after="0" w:line="240" w:lineRule="auto"/>
         <w:jc w:val="both"/>
@@ -3418,11 +3421,11 @@
           <w:color w:val="000000"/>
           <w:kern w:val="0"/>
           <w:lang w:eastAsia="es-PE"/>
-          <w14:ligatures w14:val="none"/>
-        </w:rPr>
-      </w:pPr>
-    </w:p>
-    <w:p>
+          <ns2:ligatures ns2:val="none"/>
+        </w:rPr>
+      </w:pPr>
+    </w:p>
+    <w:p ns2:paraId="5E7011CB" ns2:textId="22247DEE">
       <w:pPr>
         <w:spacing w:after="0" w:line="240" w:lineRule="auto"/>
         <w:jc w:val="both"/>
@@ -3431,7 +3434,7 @@
           <w:color w:val="000000"/>
           <w:kern w:val="0"/>
           <w:lang w:val="es-ES" w:eastAsia="es-ES"/>
-          <w14:ligatures w14:val="none"/>
+          <ns2:ligatures ns2:val="none"/>
         </w:rPr>
       </w:pPr>
       <w:r>
@@ -3441,7 +3444,7 @@
           <w:color w:val="000000"/>
           <w:kern w:val="0"/>
           <w:lang w:eastAsia="es-PE"/>
-          <w14:ligatures w14:val="none"/>
+          <ns2:ligatures ns2:val="none"/>
         </w:rPr>
         <w:t xml:space="preserve">QUINTO: </w:t>
       </w:r>
@@ -3452,7 +3455,7 @@
           <w:color w:val="000000"/>
           <w:kern w:val="0"/>
           <w:lang w:eastAsia="es-ES"/>
-          <w14:ligatures w14:val="none"/>
+          <ns2:ligatures ns2:val="none"/>
         </w:rPr>
         <w:t xml:space="preserve">requerir </w:t>
       </w:r>
@@ -3462,7 +3465,7 @@
           <w:color w:val="000000"/>
           <w:kern w:val="0"/>
           <w:lang w:val="es-ES" w:eastAsia="es-ES"/>
-          <w14:ligatures w14:val="none"/>
+          <ns2:ligatures ns2:val="none"/>
         </w:rPr>
         <w:t xml:space="preserve">que, en un </w:t>
       </w:r>
@@ -3472,7 +3475,7 @@
           <w:color w:val="000000"/>
           <w:kern w:val="0"/>
           <w:lang w:eastAsia="es-ES"/>
-          <w14:ligatures w14:val="none"/>
+          <ns2:ligatures ns2:val="none"/>
         </w:rPr>
         <w:t>plazo no mayor de cinco (5) días hábiles contado a partir del día siguiente de la notificación de la presente resolución</w:t>
       </w:r>
@@ -3483,7 +3486,7 @@
           <w:color w:val="000000"/>
           <w:kern w:val="0"/>
           <w:lang w:eastAsia="es-ES"/>
-          <w14:ligatures w14:val="none"/>
+          <ns2:ligatures ns2:val="none"/>
         </w:rPr>
         <w:t xml:space="preserve">, </w:t>
       </w:r>
@@ -3495,7 +3498,7 @@
           <w:kern w:val="0"/>
           <w:shd w:val="clear" w:color="auto" w:fill="FFFFFF"/>
           <w:lang w:eastAsia="es-PE"/>
-          <w14:ligatures w14:val="none"/>
+          <ns2:ligatures ns2:val="none"/>
         </w:rPr>
         <w:t>el proveedor denunciado</w:t>
       </w:r>
@@ -3505,7 +3508,7 @@
           <w:color w:val="000000"/>
           <w:kern w:val="0"/>
           <w:lang w:eastAsia="es-ES"/>
-          <w14:ligatures w14:val="none"/>
+          <ns2:ligatures ns2:val="none"/>
         </w:rPr>
         <w:t xml:space="preserve"> </w:t>
       </w:r>
@@ -3516,7 +3519,7 @@
           <w:color w:val="000000"/>
           <w:kern w:val="0"/>
           <w:lang w:val="es-ES" w:eastAsia="es-ES"/>
-          <w14:ligatures w14:val="none"/>
+          <ns2:ligatures ns2:val="none"/>
         </w:rPr>
         <w:t xml:space="preserve">cumpla con: </w:t>
       </w:r>
@@ -3526,7 +3529,7 @@
           <w:color w:val="000000"/>
           <w:kern w:val="0"/>
           <w:lang w:val="es-ES" w:eastAsia="es-ES"/>
-          <w14:ligatures w14:val="none"/>
+          <ns2:ligatures ns2:val="none"/>
         </w:rPr>
         <w:t>(i) presentar una copia completa, legible y debidamente suscrita del Seguro Vehicular - Póliza 3012500019696, así como el cargo de remisión de la póliza; (</w:t>
       </w:r>
@@ -3537,7 +3540,7 @@
           <w:color w:val="000000"/>
           <w:kern w:val="0"/>
           <w:lang w:val="es-ES" w:eastAsia="es-ES"/>
-          <w14:ligatures w14:val="none"/>
+          <ns2:ligatures ns2:val="none"/>
         </w:rPr>
         <w:t>ii</w:t>
       </w:r>
@@ -3548,7 +3551,7 @@
           <w:color w:val="000000"/>
           <w:kern w:val="0"/>
           <w:lang w:val="es-ES" w:eastAsia="es-ES"/>
-          <w14:ligatures w14:val="none"/>
+          <ns2:ligatures ns2:val="none"/>
         </w:rPr>
         <w:t>) presentar los medios probatorios que la negativa de otorgamiento de cobertura fue justificada; y, (</w:t>
       </w:r>
@@ -3559,7 +3562,7 @@
           <w:color w:val="000000"/>
           <w:kern w:val="0"/>
           <w:lang w:val="es-ES" w:eastAsia="es-ES"/>
-          <w14:ligatures w14:val="none"/>
+          <ns2:ligatures ns2:val="none"/>
         </w:rPr>
         <w:t>iii</w:t>
       </w:r>
@@ -3570,7 +3573,7 @@
           <w:color w:val="000000"/>
           <w:kern w:val="0"/>
           <w:lang w:val="es-ES" w:eastAsia="es-ES"/>
-          <w14:ligatures w14:val="none"/>
+          <ns2:ligatures ns2:val="none"/>
         </w:rPr>
         <w:t>) presentar todas las comunicaciones cursadas con la parte denunciante en virtud de los hechos materia de denuncia</w:t>
       </w:r>
@@ -3580,12 +3583,12 @@
           <w:color w:val="000000"/>
           <w:kern w:val="0"/>
           <w:lang w:val="es-ES" w:eastAsia="es-ES"/>
-          <w14:ligatures w14:val="none"/>
+          <ns2:ligatures ns2:val="none"/>
         </w:rPr>
         <w:t>.</w:t>
       </w:r>
     </w:p>
-    <w:p>
+    <w:p ns2:paraId="32370F31" ns2:textId="77777777">
       <w:pPr>
         <w:spacing w:after="0" w:line="240" w:lineRule="auto"/>
         <w:jc w:val="both"/>
@@ -3594,11 +3597,11 @@
           <w:color w:val="000000"/>
           <w:kern w:val="0"/>
           <w:lang w:eastAsia="es-PE"/>
-          <w14:ligatures w14:val="none"/>
-        </w:rPr>
-      </w:pPr>
-    </w:p>
-    <w:p>
+          <ns2:ligatures ns2:val="none"/>
+        </w:rPr>
+      </w:pPr>
+    </w:p>
+    <w:p ns2:paraId="3584D3F3" ns2:textId="42FB0734">
       <w:pPr>
         <w:jc w:val="both"/>
         <w:rPr>
@@ -3681,7 +3684,7 @@
         </w:rPr>
         <w:t xml:space="preserve"/>
       </w:r>
-      <w:hyperlink r:id="rId8" w:history="1">
+      <w:hyperlink ns3:id="rId8" w:history="1">
         <w:r>
           <w:rPr>
             <w:rStyle w:val="Hipervnculo"/>
@@ -3744,7 +3747,7 @@
         <w:t/>
       </w:r>
     </w:p>
-    <w:p>
+    <w:p ns2:paraId="43C3DB28" ns2:textId="78B26C5C">
       <w:pPr>
         <w:spacing w:after="0" w:line="240" w:lineRule="auto"/>
         <w:jc w:val="both"/>
@@ -3753,7 +3756,7 @@
           <w:color w:val="000000"/>
           <w:kern w:val="0"/>
           <w:lang w:eastAsia="es-PE"/>
-          <w14:ligatures w14:val="none"/>
+          <ns2:ligatures ns2:val="none"/>
         </w:rPr>
       </w:pPr>
       <w:r>
@@ -3763,7 +3766,7 @@
           <w:color w:val="000000"/>
           <w:kern w:val="0"/>
           <w:lang w:eastAsia="es-PE"/>
-          <w14:ligatures w14:val="none"/>
+          <ns2:ligatures ns2:val="none"/>
         </w:rPr>
         <w:t>SÉTIMO</w:t>
       </w:r>
@@ -3774,7 +3777,7 @@
           <w:color w:val="000000"/>
           <w:kern w:val="0"/>
           <w:lang w:eastAsia="es-PE"/>
-          <w14:ligatures w14:val="none"/>
+          <ns2:ligatures ns2:val="none"/>
         </w:rPr>
         <w:t>:</w:t>
       </w:r>
@@ -3784,7 +3787,7 @@
           <w:color w:val="000000"/>
           <w:kern w:val="0"/>
           <w:lang w:eastAsia="es-PE"/>
-          <w14:ligatures w14:val="none"/>
+          <ns2:ligatures ns2:val="none"/>
         </w:rPr>
         <w:t xml:space="preserve"> </w:t>
       </w:r>
@@ -3795,7 +3798,7 @@
           <w:color w:val="000000"/>
           <w:kern w:val="0"/>
           <w:lang w:eastAsia="es-PE"/>
-          <w14:ligatures w14:val="none"/>
+          <ns2:ligatures ns2:val="none"/>
         </w:rPr>
         <w:t xml:space="preserve">informar a las partes que el artículo 110 de la Ley </w:t>
       </w:r>
@@ -3805,7 +3808,7 @@
           <w:color w:val="000000"/>
           <w:kern w:val="0"/>
           <w:lang w:eastAsia="es-PE"/>
-          <w14:ligatures w14:val="none"/>
+          <ns2:ligatures ns2:val="none"/>
         </w:rPr>
         <w:t>29571</w:t>
       </w:r>
@@ -3815,7 +3818,7 @@
           <w:color w:val="000000"/>
           <w:kern w:val="0"/>
           <w:lang w:eastAsia="es-PE"/>
-          <w14:ligatures w14:val="none"/>
+          <ns2:ligatures ns2:val="none"/>
         </w:rPr>
         <w:t>, Código de Protección y Defensa del Consumidor</w:t>
       </w:r>
@@ -3827,7 +3830,7 @@
           <w:kern w:val="0"/>
           <w:vertAlign w:val="superscript"/>
           <w:lang w:eastAsia="es-PE"/>
-          <w14:ligatures w14:val="none"/>
+          <ns2:ligatures ns2:val="none"/>
         </w:rPr>
         <w:footnoteReference w:id="10"/>
       </w:r>
@@ -3837,7 +3840,7 @@
           <w:color w:val="000000"/>
           <w:kern w:val="0"/>
           <w:lang w:eastAsia="es-PE"/>
-          <w14:ligatures w14:val="none"/>
+          <ns2:ligatures ns2:val="none"/>
         </w:rPr>
         <w:t>, faculta a la Comisión a calificar las infracciones de la referida norma como leves, graves o muy graves e imponer sanciones que van desde una amonestación hasta una multa por un máximo de 450 Unidades Impositivas Tributarias, sin perjuicio de las medidas correctivas, reparadoras y complementarias, que puedan ordenarse de acuerdo a lo estipulado en los artículos 114, 115 y 116 de la referida norma</w:t>
       </w:r>
@@ -3849,7 +3852,7 @@
           <w:kern w:val="0"/>
           <w:vertAlign w:val="superscript"/>
           <w:lang w:eastAsia="es-PE"/>
-          <w14:ligatures w14:val="none"/>
+          <ns2:ligatures ns2:val="none"/>
         </w:rPr>
         <w:footnoteReference w:id="11"/>
       </w:r>
@@ -3859,7 +3862,7 @@
           <w:color w:val="000000"/>
           <w:kern w:val="0"/>
           <w:lang w:eastAsia="es-PE"/>
-          <w14:ligatures w14:val="none"/>
+          <ns2:ligatures ns2:val="none"/>
         </w:rPr>
         <w:t xml:space="preserve">. </w:t>
       </w:r>
@@ -3870,7 +3873,7 @@
           <w:color w:val="000000"/>
           <w:kern w:val="0"/>
           <w:lang w:eastAsia="es-PE"/>
-          <w14:ligatures w14:val="none"/>
+          <ns2:ligatures ns2:val="none"/>
         </w:rPr>
         <w:lastRenderedPageBreak/>
         <w:t>Asimismo, se consideran circunstancias atenuantes para la graduación de la sanción, el allanamiento de la denuncia o el reconocimiento de las pretensiones en ella contenidas, de acuerdo con el artículo 112 del Código</w:t>
@@ -3883,7 +3886,7 @@
           <w:kern w:val="0"/>
           <w:vertAlign w:val="superscript"/>
           <w:lang w:eastAsia="es-PE"/>
-          <w14:ligatures w14:val="none"/>
+          <ns2:ligatures ns2:val="none"/>
         </w:rPr>
         <w:footnoteReference w:id="12"/>
       </w:r>
@@ -3893,12 +3896,12 @@
           <w:color w:val="000000"/>
           <w:kern w:val="0"/>
           <w:lang w:eastAsia="es-PE"/>
-          <w14:ligatures w14:val="none"/>
+          <ns2:ligatures ns2:val="none"/>
         </w:rPr>
         <w:t>.</w:t>
       </w:r>
     </w:p>
-    <w:p>
+    <w:p ns2:paraId="4BBB6B1E" ns2:textId="77777777">
       <w:pPr>
         <w:spacing w:after="0" w:line="240" w:lineRule="auto"/>
         <w:jc w:val="both"/>
@@ -3908,11 +3911,11 @@
           <w:color w:val="000000"/>
           <w:kern w:val="0"/>
           <w:lang w:eastAsia="es-PE"/>
-          <w14:ligatures w14:val="none"/>
-        </w:rPr>
-      </w:pPr>
-    </w:p>
-    <w:p>
+          <ns2:ligatures ns2:val="none"/>
+        </w:rPr>
+      </w:pPr>
+    </w:p>
+    <w:p ns2:paraId="700932B7" ns2:textId="7400641C">
       <w:pPr>
         <w:spacing w:after="0" w:line="240" w:lineRule="auto"/>
         <w:jc w:val="both"/>
@@ -3921,7 +3924,7 @@
           <w:color w:val="000000"/>
           <w:kern w:val="0"/>
           <w:lang w:eastAsia="es-PE"/>
-          <w14:ligatures w14:val="none"/>
+          <ns2:ligatures ns2:val="none"/>
         </w:rPr>
       </w:pPr>
       <w:r>
@@ -3931,7 +3934,7 @@
           <w:bCs/>
           <w:color w:val="000000"/>
           <w:kern w:val="0"/>
-          <w14:ligatures w14:val="none"/>
+          <ns2:ligatures ns2:val="none"/>
         </w:rPr>
         <w:t>OCTAVO</w:t>
       </w:r>
@@ -3942,7 +3945,7 @@
           <w:color w:val="000000"/>
           <w:kern w:val="0"/>
           <w:lang w:eastAsia="es-PE"/>
-          <w14:ligatures w14:val="none"/>
+          <ns2:ligatures ns2:val="none"/>
         </w:rPr>
         <w:t>:</w:t>
       </w:r>
@@ -3952,12 +3955,12 @@
           <w:color w:val="000000"/>
           <w:kern w:val="0"/>
           <w:lang w:eastAsia="es-PE"/>
-          <w14:ligatures w14:val="none"/>
+          <ns2:ligatures ns2:val="none"/>
         </w:rPr>
         <w:t xml:space="preserve"> informar a las partes que conforme a lo establecido en el artículo 39 de la Ley sobre Facultades, Normas y Organización del Indecopi, aprobada por Decreto Legislativo 807, los gastos por los peritajes realizados, actuación de pruebas, inspecciones y otros derivados de la tramitación del proceso serán de cargo de la parte que solicita la prueba, salvo pacto en contrario. En todos los casos, la resolución final determinará si los gastos deben ser asumidos por alguna de las partes, o reembolsados a la otra parte o al Indecopi, según sea el caso, de manera adicional a la sanción que haya podido imponerse. </w:t>
       </w:r>
     </w:p>
-    <w:p>
+    <w:p ns2:paraId="2BEB8800" ns2:textId="77777777">
       <w:pPr>
         <w:spacing w:after="0" w:line="240" w:lineRule="auto"/>
         <w:jc w:val="both"/>
@@ -3966,11 +3969,11 @@
           <w:color w:val="000000"/>
           <w:kern w:val="0"/>
           <w:lang w:eastAsia="es-PE"/>
-          <w14:ligatures w14:val="none"/>
-        </w:rPr>
-      </w:pPr>
-    </w:p>
-    <w:p>
+          <ns2:ligatures ns2:val="none"/>
+        </w:rPr>
+      </w:pPr>
+    </w:p>
+    <w:p ns2:paraId="05CD22AC" ns2:textId="21CAF905">
       <w:pPr>
         <w:suppressAutoHyphens/>
         <w:spacing w:after="0" w:line="240" w:lineRule="auto"/>
@@ -3979,7 +3982,7 @@
           <w:rFonts w:ascii="Arial Narrow" w:eastAsia="Calibri" w:hAnsi="Arial Narrow" w:cs="Arial"/>
           <w:kern w:val="0"/>
           <w:u w:val="single"/>
-          <w14:ligatures w14:val="none"/>
+          <ns2:ligatures ns2:val="none"/>
         </w:rPr>
       </w:pPr>
       <w:r>
@@ -3989,7 +3992,7 @@
           <w:color w:val="000000"/>
           <w:kern w:val="0"/>
           <w:lang w:eastAsia="es-PE"/>
-          <w14:ligatures w14:val="none"/>
+          <ns2:ligatures ns2:val="none"/>
         </w:rPr>
         <w:t>NOVENO</w:t>
       </w:r>
@@ -3999,7 +4002,7 @@
           <w:b/>
           <w:color w:val="000000"/>
           <w:kern w:val="0"/>
-          <w14:ligatures w14:val="none"/>
+          <ns2:ligatures ns2:val="none"/>
         </w:rPr>
         <w:t>:</w:t>
       </w:r>
@@ -4008,7 +4011,7 @@
           <w:rFonts w:ascii="Arial Narrow" w:eastAsia="Arial Narrow" w:hAnsi="Arial Narrow" w:cs="Arial"/>
           <w:color w:val="000000"/>
           <w:kern w:val="0"/>
-          <w14:ligatures w14:val="none"/>
+          <ns2:ligatures ns2:val="none"/>
         </w:rPr>
         <w:t xml:space="preserve"> comunicar a las partes que, </w:t>
       </w:r>
@@ -4018,7 +4021,7 @@
           <w:rFonts w:ascii="Arial Narrow" w:eastAsia="Arial Narrow" w:hAnsi="Arial Narrow" w:cs="Arial"/>
           <w:color w:val="000000"/>
           <w:kern w:val="0"/>
-          <w14:ligatures w14:val="none"/>
+          <ns2:ligatures ns2:val="none"/>
         </w:rPr>
         <w:t>de acuerdo a</w:t>
       </w:r>
@@ -4028,7 +4031,7 @@
           <w:rFonts w:ascii="Arial Narrow" w:eastAsia="Arial Narrow" w:hAnsi="Arial Narrow" w:cs="Arial"/>
           <w:color w:val="000000"/>
           <w:kern w:val="0"/>
-          <w14:ligatures w14:val="none"/>
+          <ns2:ligatures ns2:val="none"/>
         </w:rPr>
         <w:t xml:space="preserve"> lo señalado por el artículo 29 del Decreto </w:t>
       </w:r>
@@ -4038,7 +4041,7 @@
           <w:rFonts w:ascii="Arial Narrow" w:eastAsia="Arial Narrow" w:hAnsi="Arial Narrow" w:cs="Arial"/>
           <w:color w:val="000000"/>
           <w:kern w:val="0"/>
-          <w14:ligatures w14:val="none"/>
+          <ns2:ligatures ns2:val="none"/>
         </w:rPr>
         <w:t>Legislativo 807</w:t>
       </w:r>
@@ -4050,7 +4053,7 @@
           <w:color w:val="000000"/>
           <w:kern w:val="0"/>
           <w:vertAlign w:val="superscript"/>
-          <w14:ligatures w14:val="none"/>
+          <ns2:ligatures ns2:val="none"/>
         </w:rPr>
         <w:footnoteReference w:id="13"/>
       </w:r>
@@ -4059,7 +4062,7 @@
           <w:rFonts w:ascii="Arial Narrow" w:eastAsia="Arial Narrow" w:hAnsi="Arial Narrow" w:cs="Arial"/>
           <w:color w:val="000000"/>
           <w:kern w:val="0"/>
-          <w14:ligatures w14:val="none"/>
+          <ns2:ligatures ns2:val="none"/>
         </w:rPr>
         <w:t xml:space="preserve">, hasta antes de la emisión de la Resolución Final tienen la posibilidad de solicitar una audiencia de conciliación. En caso deleguen a favor de una tercera persona su actuación en la diligencia programada, esta deberá presentar un poder especial con firma legalizada ante Notario Público, donde conste </w:t>
       </w:r>
@@ -4069,7 +4072,7 @@
           <w:color w:val="000000"/>
           <w:kern w:val="0"/>
           <w:u w:val="single"/>
-          <w14:ligatures w14:val="none"/>
+          <ns2:ligatures ns2:val="none"/>
         </w:rPr>
         <w:t>expresamente su facultad para asistir y conciliar en su representación</w:t>
       </w:r>
@@ -4079,7 +4082,7 @@
           <w:bCs/>
           <w:color w:val="000000"/>
           <w:kern w:val="0"/>
-          <w14:ligatures w14:val="none"/>
+          <ns2:ligatures ns2:val="none"/>
         </w:rPr>
         <w:t>.</w:t>
       </w:r>
@@ -4090,7 +4093,7 @@
           <w:bCs/>
           <w:color w:val="000000"/>
           <w:kern w:val="0"/>
-          <w14:ligatures w14:val="none"/>
+          <ns2:ligatures ns2:val="none"/>
         </w:rPr>
         <w:t xml:space="preserve"> </w:t>
       </w:r>
@@ -4100,12 +4103,12 @@
           <w:color w:val="000000"/>
           <w:kern w:val="0"/>
           <w:u w:val="single"/>
-          <w14:ligatures w14:val="none"/>
+          <ns2:ligatures ns2:val="none"/>
         </w:rPr>
         <w:t xml:space="preserve">Ello bajo apercibimiento de no realizar la audiencia de conciliación y levantar el acta de inasistencia correspondiente. </w:t>
       </w:r>
     </w:p>
-    <w:p>
+    <w:p ns2:paraId="29B7DC94" ns2:textId="77777777">
       <w:pPr>
         <w:suppressAutoHyphens/>
         <w:spacing w:after="0" w:line="240" w:lineRule="auto"/>
@@ -4114,11 +4117,11 @@
           <w:rFonts w:ascii="Arial Narrow" w:eastAsia="Calibri" w:hAnsi="Arial Narrow" w:cs="Arial"/>
           <w:kern w:val="0"/>
           <w:u w:val="single"/>
-          <w14:ligatures w14:val="none"/>
-        </w:rPr>
-      </w:pPr>
-    </w:p>
-    <w:p>
+          <ns2:ligatures ns2:val="none"/>
+        </w:rPr>
+      </w:pPr>
+    </w:p>
+    <w:p ns2:paraId="0D95E72C" ns2:textId="167370D4">
       <w:pPr>
         <w:suppressAutoHyphens/>
         <w:spacing w:after="0" w:line="240" w:lineRule="auto"/>
@@ -4128,7 +4131,7 @@
           <w:color w:val="000000"/>
           <w:kern w:val="0"/>
           <w:lang w:eastAsia="es-PE"/>
-          <w14:ligatures w14:val="none"/>
+          <ns2:ligatures ns2:val="none"/>
         </w:rPr>
       </w:pPr>
       <w:r>
@@ -4146,7 +4149,7 @@
           <w:color w:val="000000"/>
           <w:kern w:val="0"/>
           <w:lang w:eastAsia="es-PE"/>
-          <w14:ligatures w14:val="none"/>
+          <ns2:ligatures ns2:val="none"/>
         </w:rPr>
         <w:t>:</w:t>
       </w:r>
@@ -4156,14 +4159,14 @@
           <w:color w:val="000000"/>
           <w:kern w:val="0"/>
           <w:lang w:eastAsia="es-PE"/>
-          <w14:ligatures w14:val="none"/>
+          <ns2:ligatures ns2:val="none"/>
         </w:rPr>
         <w:t xml:space="preserve"> poner en conocimiento de las partes que, antes de la emisión de la Resolución Final, tienen la posibilidad de formular su desistimiento o presentar el acuerdo arribado mediante la conciliación, mediación, transacción o cualquier otro que, de forma indubitable, deje constancia que se ha solucionado la controversia materia de denuncia.</w:t>
       </w:r>
       <w:bookmarkStart w:id="24" w:name="h.gjdgxs" w:colFirst="0" w:colLast="0"/>
       <w:bookmarkEnd w:id="24"/>
     </w:p>
-    <w:p>
+    <w:p ns2:paraId="4AD22873" ns2:textId="77777777">
       <w:pPr>
         <w:suppressAutoHyphens/>
         <w:spacing w:after="0" w:line="240" w:lineRule="auto"/>
@@ -4173,11 +4176,11 @@
           <w:color w:val="000000"/>
           <w:kern w:val="0"/>
           <w:lang w:eastAsia="es-PE"/>
-          <w14:ligatures w14:val="none"/>
-        </w:rPr>
-      </w:pPr>
-    </w:p>
-    <w:p>
+          <ns2:ligatures ns2:val="none"/>
+        </w:rPr>
+      </w:pPr>
+    </w:p>
+    <w:p ns2:paraId="7B6696B8" ns2:textId="3D3E42E9">
       <w:pPr>
         <w:suppressAutoHyphens/>
         <w:spacing w:after="0" w:line="240" w:lineRule="auto"/>
@@ -4257,7 +4260,7 @@
         <w:t/>
       </w:r>
     </w:p>
-    <w:p>
+    <w:p ns2:paraId="29B113F8" ns2:textId="77777777">
       <w:pPr>
         <w:suppressAutoHyphens/>
         <w:spacing w:after="0" w:line="240" w:lineRule="auto"/>
@@ -4267,7 +4270,7 @@
         </w:rPr>
       </w:pPr>
     </w:p>
-    <w:p>
+    <w:p ns2:paraId="0957E624" ns2:textId="7095B425">
       <w:pPr>
         <w:suppressAutoHyphens/>
         <w:spacing w:after="0" w:line="240" w:lineRule="auto"/>
@@ -4335,9 +4338,9 @@
       <w:bookmarkStart w:id="25" w:name="_Hlk198890962"/>
     </w:p>
     <w:bookmarkEnd w:id="25"/>
-    <w:p/>
-    <w:p/>
-    <w:p>
+    <w:p ns2:paraId="35CB6D34" ns2:textId="77777777"/>
+    <w:p ns2:paraId="01377827" ns2:textId="77777777"/>
+    <w:p ns2:paraId="58293E41" ns2:textId="77777777">
       <w:pPr>
         <w:spacing w:after="0" w:line="240" w:lineRule="auto"/>
         <w:jc w:val="center"/>
@@ -4358,7 +4361,7 @@
         <w:t xml:space="preserve">Firmado digitalmente por </w:t>
       </w:r>
     </w:p>
-    <w:p>
+    <w:p ns2:paraId="41461FB3" ns2:textId="32682BB7">
       <w:pPr>
         <w:spacing w:after="0" w:line="240" w:lineRule="auto"/>
         <w:jc w:val="center"/>
@@ -4379,7 +4382,7 @@
         <w:t>LUISA ANALI SILVA MALPARTIDA</w:t>
       </w:r>
     </w:p>
-    <w:p>
+    <w:p ns2:paraId="3A3AF8EF" ns2:textId="51CE005D">
       <w:pPr>
         <w:spacing w:after="0" w:line="240" w:lineRule="auto"/>
         <w:jc w:val="center"/>
@@ -4427,7 +4430,7 @@
         <w:t>)</w:t>
       </w:r>
     </w:p>
-    <w:p>
+    <w:p ns2:paraId="036CB9AD" ns2:textId="77777777">
       <w:pPr>
         <w:spacing w:after="0" w:line="240" w:lineRule="auto"/>
         <w:jc w:val="center"/>
@@ -4446,7 +4449,7 @@
         <w:t>Comisión de Protección al Consumidor 1</w:t>
       </w:r>
     </w:p>
-    <w:p>
+    <w:p ns2:paraId="7D1BD4F2" ns2:textId="4654F00A">
       <w:pPr>
         <w:spacing w:after="0" w:line="240" w:lineRule="auto"/>
         <w:rPr>
@@ -4474,7 +4477,7 @@
         <w:t>/JCQ</w:t>
       </w:r>
     </w:p>
-    <w:p>
+    <w:p ns2:paraId="2FC54379" ns2:textId="77777777">
       <w:pPr>
         <w:spacing w:after="0" w:line="240" w:lineRule="auto"/>
         <w:jc w:val="both"/>
@@ -4483,7 +4486,7 @@
         </w:rPr>
       </w:pPr>
     </w:p>
-    <w:p>
+    <w:p ns2:paraId="3DBA40AA" ns2:textId="77777777">
       <w:pPr>
         <w:spacing w:after="0" w:line="240" w:lineRule="auto"/>
         <w:jc w:val="both"/>
@@ -4493,8 +4496,8 @@
       </w:pPr>
     </w:p>
     <w:sectPr>
-      <w:headerReference w:type="default" r:id="rId9"/>
-      <w:footerReference w:type="default" r:id="rId10"/>
+      <w:headerReference w:type="default" ns3:id="rId9"/>
+      <w:footerReference w:type="default" ns3:id="rId10"/>
       <w:pgSz w:w="11906" w:h="16838"/>
       <w:pgMar w:top="1417" w:right="1701" w:bottom="1417" w:left="1701" w:header="708" w:footer="708" w:gutter="0"/>
       <w:cols w:space="708"/>

--- a/plantillas_maestras/01_seguro_vehicular/clausula_abusiva/2_o_mas_ddos_varios/varon/TPL_2347_2026_SEGURO_VEHICULAR_CLAUSULA_ABUSIVA_ASEGURADORA_VARON_R1.docx
+++ b/plantillas_maestras/01_seguro_vehicular/clausula_abusiva/2_o_mas_ddos_varios/varon/TPL_2347_2026_SEGURO_VEHICULAR_CLAUSULA_ABUSIVA_ASEGURADORA_VARON_R1.docx
@@ -3409,7 +3409,7 @@
           <w:sz w:val="20"/>
           <w:szCs w:val="20"/>
         </w:rPr>
-        <w:t xml:space="preserve">correr traslado de la presente resolución a Mapfre Perú Compañía de Seguros y Reaseguros S.A para que, de conformidad con lo dispuesto por el artículo 26° de la Ley sobre Facultades, Normas y Organización del Indecopi, aprobado por Decreto Legislativo N° 8079, presenten sus descargos sobre la imputación de cargos realizada en un plazo no mayor a cinco (5) días hábiles contado a partir del día siguiente de la notificación de la presente resolución, vencido el cual, el Secretario Técnico declarará en rebeldía a los denunciados que no lo hubieran presentado. Debe precisarse que de conformidad con lo establecido por el artículo 223° del Texto Único Ordenado de la Ley N° 27444, Ley del Procedimiento Administrativo General, las alegaciones y los hechos relevantes de la reclamación, salvo que hayan sido específicamente negadas en la contestación, se tendrán por aceptadas o meritadas como ciertas.</w:t>
+        <w:t xml:space="preserve">correr traslado de la presente resolución a Mapfre Perú Compañía de Seguros y Reaseguros S.A. para que, de conformidad con lo dispuesto por el artículo 26 de la Ley sobre Facultades, Normas y Organización del Indecopi, aprobada por Decreto Legislativo 807, presente sus descargos sobre la imputación de cargos realizada en un plazo no mayor a cinco (5) días hábiles contado a partir del día siguiente de la notificación de la presente resolución, vencido el cual, el Secretario Técnico declarará en rebeldía al denunciado que no lo hubiera presentado. Debe precisarse que de conformidad con lo establecido por el artículo 223 del Texto Único Ordenado de la Ley 27444, Ley del Procedimiento Administrativo General, las alegaciones y los hechos relevantes de la reclamación, salvo que hayan sido específicamente negadas en la contestación, se tendrán por aceptadas o merituadas como ciertas.</w:t>
       </w:r>
     </w:p>
     <w:p ns2:paraId="0EFF19F5" ns2:textId="1734C4D6">
@@ -4379,7 +4379,7 @@
           <w:color w:val="000000"/>
           <w:lang w:val="pt-PT" w:eastAsia="es-PE"/>
         </w:rPr>
-        <w:t>LUISA ANALI SILVA MALPARTIDA</w:t>
+        <w:t xml:space="preserve">EVELING ROA QUISPE</w:t>
       </w:r>
     </w:p>
     <w:p ns2:paraId="3A3AF8EF" ns2:textId="51CE005D">
@@ -4400,7 +4400,7 @@
           <w:color w:val="000000"/>
           <w:lang w:val="pt-PT" w:eastAsia="es-PE"/>
         </w:rPr>
-        <w:t>Secretaria Técnica</w:t>
+        <w:t xml:space="preserve">Secretaria Técnica</w:t>
       </w:r>
       <w:r>
         <w:rPr>
@@ -4409,7 +4409,7 @@
           <w:color w:val="000000"/>
           <w:lang w:val="pt-PT" w:eastAsia="es-PE"/>
         </w:rPr>
-        <w:t xml:space="preserve"> (</w:t>
+        <w:t xml:space="preserve"/>
       </w:r>
       <w:r>
         <w:rPr>
@@ -4418,7 +4418,7 @@
           <w:color w:val="000000"/>
           <w:lang w:val="pt-PT" w:eastAsia="es-PE"/>
         </w:rPr>
-        <w:t>e</w:t>
+        <w:t/>
       </w:r>
       <w:r>
         <w:rPr>
@@ -4427,7 +4427,7 @@
           <w:color w:val="000000"/>
           <w:lang w:val="pt-PT" w:eastAsia="es-PE"/>
         </w:rPr>
-        <w:t>)</w:t>
+        <w:t/>
       </w:r>
     </w:p>
     <w:p ns2:paraId="036CB9AD" ns2:textId="77777777">

--- a/plantillas_maestras/01_seguro_vehicular/clausula_abusiva/2_o_mas_ddos_varios/varon/TPL_2347_2026_SEGURO_VEHICULAR_CLAUSULA_ABUSIVA_ASEGURADORA_VARON_R1.docx
+++ b/plantillas_maestras/01_seguro_vehicular/clausula_abusiva/2_o_mas_ddos_varios/varon/TPL_2347_2026_SEGURO_VEHICULAR_CLAUSULA_ABUSIVA_ASEGURADORA_VARON_R1.docx
@@ -4665,7 +4665,7 @@
           <w:lang w:val="es-419"/>
         </w:rPr>
         <w:tab/>
-        <w:t>Publicado el 2 de setiembre del 2010 en el Diario Oficial El Peruano, vigente desde el 2 de octubre del 2010 y modificado por Decreto Legislativo 1308.</w:t>
+        <w:t xml:space="preserve">Publicado el 2 de setiembre de 2010 en el Diario Oficial El Peruano, vigente desde el 2 de octubre de 2010 y modificado por Decreto Legislativo 1308.</w:t>
       </w:r>
     </w:p>
   </w:footnote>
@@ -4720,7 +4720,7 @@
           <w:sz w:val="16"/>
           <w:szCs w:val="16"/>
         </w:rPr>
-        <w:t xml:space="preserve">LEY 29571, CÓDIGO DE PROTECCIÓN Y DEFENSA DEL CONSUMIDOR, publicado el 2 de setiembre de 2010 y modificado por Decreto Legislativo N 1308 </w:t>
+        <w:t xml:space="preserve">LEY 29571, CÓDIGO DE PROTECCIÓN Y DEFENSA DEL CONSUMIDOR, publicado el 2 de setiembre de 2010 y modificado por Decreto Legislativo 1308 </w:t>
       </w:r>
     </w:p>
     <w:p>
@@ -4772,7 +4772,7 @@
           <w:szCs w:val="16"/>
         </w:rPr>
         <w:tab/>
-        <w:t xml:space="preserve">El Instituto Nacional de Defensa de la Competencia y de la Protección de la Propiedad Intelectual (Indecopi) es la autoridad con competencia primaria y de alcance nacional para conocer las presuntas infracciones a las disposiciones contenidas en el presente Código, así como para imponer las sanciones y medidas correctivas establecidas en el presente capítulo, conforme al Decreto Legislativo N 1033, Ley de Organización y Funciones del Indecopi. Dicha competencia solo puede ser negada cuando ella haya sido asignada o se asigne a favor de otro organismo por norma expresa con rango de ley. </w:t>
+        <w:t xml:space="preserve">El Instituto Nacional de Defensa de la Competencia y de la Protección de la Propiedad Intelectual (Indecopi) es la autoridad con competencia primaria y de alcance nacional para conocer las presuntas infracciones a las disposiciones contenidas en el presente Código, así como para imponer las sanciones y medidas correctivas establecidas en el presente capítulo, conforme al Decreto Legislativo 1033, Ley de Organización y Funciones del Indecopi. Dicha competencia solo puede ser negada cuando ella haya sido asignada o se asigne a favor de otro organismo por norma expresa con rango de ley. </w:t>
       </w:r>
     </w:p>
     <w:p>
@@ -4846,7 +4846,7 @@
           <w:sz w:val="16"/>
           <w:szCs w:val="16"/>
         </w:rPr>
-        <w:t xml:space="preserve">LEY DE ORGANIZACIÓN Y FUNCIONES DEL INDECOPI, APROBADA POR DECRETO LEGISLATIVO N 1033 </w:t>
+        <w:t xml:space="preserve">LEY DE ORGANIZACIÓN Y FUNCIONES DEL INDECOPI, APROBADA POR DECRETO LEGISLATIVO 1033 </w:t>
       </w:r>
     </w:p>
     <w:p>
@@ -4992,7 +4992,7 @@
           <w:sz w:val="16"/>
           <w:szCs w:val="16"/>
         </w:rPr>
-        <w:t xml:space="preserve">LEY 29571, CÓDIGO DE PROTECCIÓN Y DEFENSA DEL CONSUMIDOR, publicado el 2 de setiembre de 2010 y modificado por Decreto Legislativo N 1308 </w:t>
+        <w:t xml:space="preserve">LEY 29571, CÓDIGO DE PROTECCIÓN Y DEFENSA DEL CONSUMIDOR, publicado el 2 de setiembre de 2010 y modificado por Decreto Legislativo 1308 </w:t>
       </w:r>
     </w:p>
     <w:p>
@@ -5400,7 +5400,7 @@
           <w:sz w:val="16"/>
           <w:szCs w:val="16"/>
         </w:rPr>
-        <w:t xml:space="preserve">LEY 29571, CÓDIGO DE PROTECCIÓN Y DEFENSA DEL CONSUMIDOR, publicado el 2 de setiembre de 2010 y modificado por Decreto Legislativo N 1308 </w:t>
+        <w:t xml:space="preserve">LEY 29571, CÓDIGO DE PROTECCIÓN Y DEFENSA DEL CONSUMIDOR, publicado el 2 de setiembre de 2010 y modificado por Decreto Legislativo 1308 </w:t>
       </w:r>
     </w:p>
     <w:p>

--- a/plantillas_maestras/01_seguro_vehicular/clausula_abusiva/2_o_mas_ddos_varios/varon/TPL_2347_2026_SEGURO_VEHICULAR_CLAUSULA_ABUSIVA_ASEGURADORA_VARON_R1.docx
+++ b/plantillas_maestras/01_seguro_vehicular/clausula_abusiva/2_o_mas_ddos_varios/varon/TPL_2347_2026_SEGURO_VEHICULAR_CLAUSULA_ABUSIVA_ASEGURADORA_VARON_R1.docx
@@ -1,8 +1,8 @@
 
 <file path=word/document.xml><?xml version="1.0" encoding="utf-8"?>
-<w:document xmlns:ns1="http://schemas.openxmlformats.org/markup-compatibility/2006" xmlns:ns2="http://schemas.microsoft.com/office/word/2010/wordml" xmlns:ns3="http://schemas.openxmlformats.org/officeDocument/2006/relationships" xmlns:w="http://schemas.openxmlformats.org/wordprocessingml/2006/main" ns1:Ignorable="w14 w15 w16se w16cid w16 w16cex w16sdtdh w16sdtfl w16du wp14">
+<w:document xmlns:mc="http://schemas.openxmlformats.org/markup-compatibility/2006" xmlns:r="http://schemas.openxmlformats.org/officeDocument/2006/relationships" xmlns:w="http://schemas.openxmlformats.org/wordprocessingml/2006/main" xmlns:w14="http://schemas.microsoft.com/office/word/2010/wordml" xmlns:w15="http://schemas.microsoft.com/office/word/2012/wordml" xmlns:w16="http://schemas.microsoft.com/office/word/2018/wordml" xmlns:w16cex="http://schemas.microsoft.com/office/word/2018/wordml/cex" xmlns:w16cid="http://schemas.microsoft.com/office/word/2016/wordml/cid" xmlns:w16du="http://schemas.microsoft.com/office/word/2023/wordml/word16du" xmlns:w16sdtdh="http://schemas.microsoft.com/office/word/2020/wordml/sdtdatahash" xmlns:w16se="http://schemas.microsoft.com/office/word/2015/wordml/symex" xmlns:wp14="http://schemas.microsoft.com/office/word/2010/wordprocessingDrawing" mc:Ignorable="w14 w15 w16se w16cid w16 w16cex w16sdtdh w16du wp14">
   <w:body>
-    <w:p ns2:paraId="426F91DA" ns2:textId="237E0CF4">
+    <w:p>
       <w:pPr>
         <w:tabs>
           <w:tab w:val="left" w:pos="1701"/>
@@ -14,7 +14,7 @@
           <w:color w:val="000000"/>
           <w:kern w:val="0"/>
           <w:lang w:eastAsia="es-PE"/>
-          <ns2:ligatures ns2:val="none"/>
+          <w14:ligatures w14:val="none"/>
         </w:rPr>
       </w:pPr>
       <w:r>
@@ -44,7 +44,7 @@
         <w:t>2347-2026/CC1</w:t>
       </w:r>
     </w:p>
-    <w:p ns2:paraId="4D3B2958" ns2:textId="77777777">
+    <w:p>
       <w:pPr>
         <w:tabs>
           <w:tab w:val="left" w:pos="1701"/>
@@ -59,37 +59,23 @@
           <w:color w:val="000000"/>
           <w:kern w:val="0"/>
           <w:lang w:eastAsia="es-PE"/>
-          <ns2:ligatures ns2:val="none"/>
-        </w:rPr>
-      </w:pPr>
-      <w:r>
-        <w:rPr>
-          <w:rFonts w:ascii="Arial Narrow" w:eastAsia="Arial Narrow" w:hAnsi="Arial Narrow"/>
-          <w:b/>
-          <w:color w:val="000000"/>
-        </w:rPr>
-        <w:t xml:space="preserve">DENUNCIANTE:[DENUNCIANTE] (SEÑOR [APELLIDO])</w:t>
-      </w:r>
-      <w:r>
-        <w:rPr>
-          <w:rFonts w:ascii="Arial Narrow" w:eastAsia="Arial Narrow" w:hAnsi="Arial Narrow"/>
-          <w:b/>
-          <w:color w:val="000000"/>
-        </w:rPr>
+          <w14:ligatures w14:val="none"/>
+        </w:rPr>
+      </w:pPr>
+      <w:r>
+        <w:rPr>
+          <w:rFonts w:ascii="Arial Narrow" w:eastAsia="Arial Narrow" w:hAnsi="Arial Narrow"/>
+          <w:b/>
+          <w:color w:val="000000"/>
+        </w:rPr>
+        <w:t>DENUNCIANTE</w:t>
         <w:tab/>
-        <w:t/>
-      </w:r>
-      <w:r>
-        <w:rPr>
-          <w:rFonts w:ascii="Arial Narrow" w:eastAsia="Arial Narrow" w:hAnsi="Arial Narrow"/>
-          <w:b/>
-          <w:color w:val="000000"/>
-        </w:rPr>
+        <w:t>:</w:t>
         <w:tab/>
-        <w:t/>
-      </w:r>
-    </w:p>
-    <w:p ns2:paraId="71ADE3F1" ns2:textId="77777777">
+        <w:t xml:space="preserve">[DENUNCIANTE] (SEÑOR [APELLIDO])</w:t>
+      </w:r>
+    </w:p>
+    <w:p>
       <w:pPr>
         <w:tabs>
           <w:tab w:val="left" w:pos="1701"/>
@@ -104,7 +90,7 @@
           <w:color w:val="000000"/>
           <w:kern w:val="0"/>
           <w:lang w:eastAsia="es-PE"/>
-          <ns2:ligatures ns2:val="none"/>
+          <w14:ligatures w14:val="none"/>
         </w:rPr>
       </w:pPr>
       <w:r>
@@ -134,7 +120,7 @@
         <w:t>MAPFRE PERÚ COMPAÑÍA DE SEGUROS Y REASEGUROS S.A. (MAPFRE)</w:t>
       </w:r>
     </w:p>
-    <w:p ns2:paraId="370E7FA0" ns2:textId="77777777">
+    <w:p>
       <w:pPr>
         <w:tabs>
           <w:tab w:val="left" w:pos="1701"/>
@@ -149,7 +135,7 @@
           <w:color w:val="000000"/>
           <w:kern w:val="0"/>
           <w:lang w:eastAsia="es-PE"/>
-          <ns2:ligatures ns2:val="none"/>
+          <w14:ligatures w14:val="none"/>
         </w:rPr>
       </w:pPr>
       <w:r>
@@ -159,7 +145,7 @@
           <w:color w:val="000000"/>
           <w:kern w:val="0"/>
           <w:lang w:eastAsia="es-PE"/>
-          <ns2:ligatures ns2:val="none"/>
+          <w14:ligatures w14:val="none"/>
         </w:rPr>
         <w:t>MATERIAS</w:t>
       </w:r>
@@ -170,7 +156,7 @@
           <w:color w:val="000000"/>
           <w:kern w:val="0"/>
           <w:lang w:eastAsia="es-PE"/>
-          <ns2:ligatures ns2:val="none"/>
+          <w14:ligatures w14:val="none"/>
         </w:rPr>
         <w:tab/>
         <w:t xml:space="preserve">: </w:t>
@@ -182,13 +168,13 @@
           <w:color w:val="000000"/>
           <w:kern w:val="0"/>
           <w:lang w:eastAsia="es-PE"/>
-          <ns2:ligatures ns2:val="none"/>
+          <w14:ligatures w14:val="none"/>
         </w:rPr>
         <w:tab/>
         <w:t>ADMISIÓN A TRÁMITE</w:t>
       </w:r>
     </w:p>
-    <w:p ns2:paraId="4242E655" ns2:textId="77777777">
+    <w:p>
       <w:pPr>
         <w:tabs>
           <w:tab w:val="left" w:pos="1701"/>
@@ -203,7 +189,7 @@
           <w:color w:val="000000"/>
           <w:kern w:val="0"/>
           <w:lang w:eastAsia="es-PE"/>
-          <ns2:ligatures ns2:val="none"/>
+          <w14:ligatures w14:val="none"/>
         </w:rPr>
       </w:pPr>
       <w:r>
@@ -213,12 +199,12 @@
           <w:color w:val="000000"/>
           <w:kern w:val="0"/>
           <w:lang w:eastAsia="es-PE"/>
-          <ns2:ligatures ns2:val="none"/>
+          <w14:ligatures w14:val="none"/>
         </w:rPr>
         <w:t xml:space="preserve">REQUERIMIENTO DE INFORMACIÓN </w:t>
       </w:r>
     </w:p>
-    <w:p ns2:paraId="1B8B101D" ns2:textId="77777777">
+    <w:p>
       <w:pPr>
         <w:tabs>
           <w:tab w:val="left" w:pos="1701"/>
@@ -232,7 +218,7 @@
           <w:color w:val="000000"/>
           <w:kern w:val="0"/>
           <w:lang w:eastAsia="es-PE"/>
-          <ns2:ligatures ns2:val="none"/>
+          <w14:ligatures w14:val="none"/>
         </w:rPr>
       </w:pPr>
       <w:r>
@@ -262,7 +248,7 @@
         <w:t>1</w:t>
       </w:r>
     </w:p>
-    <w:p ns2:paraId="40F5FC15" ns2:textId="77777777">
+    <w:p>
       <w:pPr>
         <w:tabs>
           <w:tab w:val="left" w:pos="1014"/>
@@ -275,11 +261,11 @@
           <w:kern w:val="0"/>
           <w:shd w:val="clear" w:color="auto" w:fill="FFFFFF"/>
           <w:lang w:eastAsia="es-PE"/>
-          <ns2:ligatures ns2:val="none"/>
-        </w:rPr>
-      </w:pPr>
-    </w:p>
-    <w:p ns2:paraId="37D47969" ns2:textId="6185701C">
+          <w14:ligatures w14:val="none"/>
+        </w:rPr>
+      </w:pPr>
+    </w:p>
+    <w:p>
       <w:pPr>
         <w:tabs>
           <w:tab w:val="left" w:pos="1014"/>
@@ -292,7 +278,7 @@
           <w:kern w:val="0"/>
           <w:shd w:val="clear" w:color="auto" w:fill="FFFFFF"/>
           <w:lang w:eastAsia="es-PE"/>
-          <ns2:ligatures ns2:val="none"/>
+          <w14:ligatures w14:val="none"/>
         </w:rPr>
       </w:pPr>
       <w:r>
@@ -303,7 +289,7 @@
         <w:t>Lima, 5 de agosto de 2026</w:t>
       </w:r>
     </w:p>
-    <w:p ns2:paraId="6D428B6E" ns2:textId="77777777">
+    <w:p>
       <w:pPr>
         <w:tabs>
           <w:tab w:val="left" w:pos="1014"/>
@@ -315,11 +301,11 @@
           <w:color w:val="000000"/>
           <w:kern w:val="0"/>
           <w:lang w:eastAsia="es-PE"/>
-          <ns2:ligatures ns2:val="none"/>
-        </w:rPr>
-      </w:pPr>
-    </w:p>
-    <w:p ns2:paraId="2CEBF672" ns2:textId="77777777">
+          <w14:ligatures w14:val="none"/>
+        </w:rPr>
+      </w:pPr>
+    </w:p>
+    <w:p>
       <w:pPr>
         <w:numPr>
           <w:ilvl w:val="0"/>
@@ -333,7 +319,7 @@
           <w:color w:val="000000"/>
           <w:kern w:val="0"/>
           <w:lang w:eastAsia="es-PE"/>
-          <ns2:ligatures ns2:val="none"/>
+          <w14:ligatures w14:val="none"/>
         </w:rPr>
       </w:pPr>
       <w:r>
@@ -343,12 +329,12 @@
           <w:color w:val="000000"/>
           <w:kern w:val="0"/>
           <w:lang w:eastAsia="es-PE"/>
-          <ns2:ligatures ns2:val="none"/>
+          <w14:ligatures w14:val="none"/>
         </w:rPr>
         <w:t xml:space="preserve">HECHOS </w:t>
       </w:r>
     </w:p>
-    <w:p ns2:paraId="735A3413" ns2:textId="77777777">
+    <w:p>
       <w:pPr>
         <w:spacing w:after="0" w:line="240" w:lineRule="auto"/>
         <w:jc w:val="both"/>
@@ -357,11 +343,11 @@
           <w:color w:val="000000"/>
           <w:kern w:val="0"/>
           <w:lang w:eastAsia="es-PE"/>
-          <ns2:ligatures ns2:val="none"/>
-        </w:rPr>
-      </w:pPr>
-    </w:p>
-    <w:p ns2:paraId="668CB3BD" ns2:textId="268076C6">
+          <w14:ligatures w14:val="none"/>
+        </w:rPr>
+      </w:pPr>
+    </w:p>
+    <w:p>
       <w:pPr>
         <w:numPr>
           <w:ilvl w:val="1"/>
@@ -375,7 +361,7 @@
           <w:color w:val="000000"/>
           <w:kern w:val="0"/>
           <w:lang w:val="es-ES" w:eastAsia="es-ES"/>
-          <ns2:ligatures ns2:val="none"/>
+          <w14:ligatures w14:val="none"/>
         </w:rPr>
       </w:pPr>
       <w:r>
@@ -384,6 +370,27 @@
           <w:color w:val="000000"/>
         </w:rPr>
         <w:t xml:space="preserve">Mediante el escrito del 24 de junio de 2026, el señor [APELLIDO] denunció a Mapfre por presuntas infracciones a la Ley 29571, Código de Protección y Defensa del Consumidor (en adelante, el Código), señalando lo siguiente:</w:t>
+      </w:r>
+      <w:r>
+        <w:rPr>
+          <w:rFonts w:ascii="Arial Narrow" w:eastAsia="Arial Narrow" w:hAnsi="Arial Narrow"/>
+          <w:color w:val="000000"/>
+        </w:rPr>
+        <w:t xml:space="preserve"/>
+      </w:r>
+      <w:r>
+        <w:rPr>
+          <w:rFonts w:ascii="Arial Narrow" w:eastAsia="Arial Narrow" w:hAnsi="Arial Narrow"/>
+          <w:color w:val="000000"/>
+        </w:rPr>
+        <w:t xml:space="preserve"/>
+      </w:r>
+      <w:r>
+        <w:rPr>
+          <w:rFonts w:ascii="Arial Narrow" w:eastAsia="Arial Narrow" w:hAnsi="Arial Narrow"/>
+          <w:color w:val="000000"/>
+        </w:rPr>
+        <w:t/>
       </w:r>
       <w:r>
         <w:rPr>
@@ -392,21 +399,7 @@
           <w:color w:val="000000"/>
           <w:vertAlign w:val="superscript"/>
         </w:rPr>
-        <w:footnoteReference w:id="1"/>
-      </w:r>
-      <w:r>
-        <w:rPr>
-          <w:rFonts w:ascii="Arial Narrow" w:eastAsia="Arial Narrow" w:hAnsi="Arial Narrow"/>
-          <w:color w:val="000000"/>
-        </w:rPr>
-        <w:t xml:space="preserve"/>
-      </w:r>
-      <w:r>
-        <w:rPr>
-          <w:rFonts w:ascii="Arial Narrow" w:eastAsia="Arial Narrow" w:hAnsi="Arial Narrow"/>
-          <w:color w:val="000000"/>
-        </w:rPr>
-        <w:t xml:space="preserve"/>
+        <w:footnoteReference w:id="2"/>
       </w:r>
       <w:r>
         <w:rPr>
@@ -415,24 +408,8 @@
         </w:rPr>
         <w:t/>
       </w:r>
-      <w:r>
-        <w:rPr>
-          <w:rStyle w:val="Refdenotaalpie"/>
-          <w:rFonts w:eastAsia="Arial Narrow"/>
-          <w:color w:val="000000"/>
-          <w:vertAlign w:val="superscript"/>
-        </w:rPr>
-        <w:footnoteReference w:id="2"/>
-      </w:r>
-      <w:r>
-        <w:rPr>
-          <w:rFonts w:ascii="Arial Narrow" w:eastAsia="Arial Narrow" w:hAnsi="Arial Narrow"/>
-          <w:color w:val="000000"/>
-        </w:rPr>
-        <w:t/>
-      </w:r>
-    </w:p>
-    <w:p ns2:paraId="3ED836CC" ns2:textId="77777777">
+    </w:p>
+    <w:p>
       <w:pPr>
         <w:tabs>
           <w:tab w:val="left" w:pos="1134"/>
@@ -444,11 +421,11 @@
           <w:color w:val="000000"/>
           <w:kern w:val="0"/>
           <w:lang w:val="es-ES" w:eastAsia="es-ES"/>
-          <ns2:ligatures ns2:val="none"/>
-        </w:rPr>
-      </w:pPr>
-    </w:p>
-    <w:p ns2:paraId="2F62CC87" ns2:textId="1C2C265B">
+          <w14:ligatures w14:val="none"/>
+        </w:rPr>
+      </w:pPr>
+    </w:p>
+    <w:p>
       <w:pPr>
         <w:pStyle w:val="Prrafodelista"/>
         <w:numPr>
@@ -467,7 +444,7 @@
           <w:color w:val="000000"/>
           <w:kern w:val="0"/>
           <w:lang w:eastAsia="es-ES"/>
-          <ns2:ligatures ns2:val="none"/>
+          <w14:ligatures w14:val="none"/>
         </w:rPr>
       </w:pPr>
       <w:r>
@@ -611,7 +588,7 @@
         <w:t xml:space="preserve"> </w:t>
       </w:r>
     </w:p>
-    <w:p ns2:paraId="3F8823AB" ns2:textId="77777777">
+    <w:p>
       <w:pPr>
         <w:pStyle w:val="Prrafodelista"/>
         <w:spacing w:after="0" w:line="240" w:lineRule="auto"/>
@@ -622,11 +599,11 @@
           <w:color w:val="000000"/>
           <w:kern w:val="0"/>
           <w:lang w:eastAsia="es-ES"/>
-          <ns2:ligatures ns2:val="none"/>
-        </w:rPr>
-      </w:pPr>
-    </w:p>
-    <w:p ns2:paraId="3F33DE6F" ns2:textId="4274A465">
+          <w14:ligatures w14:val="none"/>
+        </w:rPr>
+      </w:pPr>
+    </w:p>
+    <w:p>
       <w:pPr>
         <w:pStyle w:val="Prrafodelista"/>
         <w:numPr>
@@ -645,7 +622,7 @@
           <w:color w:val="000000"/>
           <w:kern w:val="0"/>
           <w:lang w:eastAsia="es-ES"/>
-          <ns2:ligatures ns2:val="none"/>
+          <w14:ligatures w14:val="none"/>
         </w:rPr>
       </w:pPr>
       <w:r>
@@ -712,7 +689,7 @@
         <w:t>, quien le aseguró que el uso comercial para transporte a empresas estaba amparado.</w:t>
       </w:r>
     </w:p>
-    <w:p ns2:paraId="5B47C44D" ns2:textId="77777777">
+    <w:p>
       <w:pPr>
         <w:pStyle w:val="Prrafodelista"/>
         <w:spacing w:after="0" w:line="240" w:lineRule="auto"/>
@@ -723,11 +700,11 @@
           <w:color w:val="000000"/>
           <w:kern w:val="0"/>
           <w:lang w:eastAsia="es-ES"/>
-          <ns2:ligatures ns2:val="none"/>
-        </w:rPr>
-      </w:pPr>
-    </w:p>
-    <w:p ns2:paraId="61DBF669" ns2:textId="6AE7A600">
+          <w14:ligatures w14:val="none"/>
+        </w:rPr>
+      </w:pPr>
+    </w:p>
+    <w:p>
       <w:pPr>
         <w:pStyle w:val="Prrafodelista"/>
         <w:numPr>
@@ -746,7 +723,7 @@
           <w:color w:val="000000"/>
           <w:kern w:val="0"/>
           <w:lang w:eastAsia="es-ES"/>
-          <ns2:ligatures ns2:val="none"/>
+          <w14:ligatures w14:val="none"/>
         </w:rPr>
       </w:pPr>
       <w:r>
@@ -806,7 +783,7 @@
         <w:t>, fue víctima de un asalto a mano armada en el distrito de Los Olivos, donde sujetos provistos de armas de fuego lo golpearon en la cabeza y sustrajeron el vehículo.</w:t>
       </w:r>
     </w:p>
-    <w:p ns2:paraId="052D73C2" ns2:textId="77777777">
+    <w:p>
       <w:pPr>
         <w:pStyle w:val="Prrafodelista"/>
         <w:spacing w:after="0" w:line="240" w:lineRule="auto"/>
@@ -817,11 +794,11 @@
           <w:color w:val="000000"/>
           <w:kern w:val="0"/>
           <w:lang w:eastAsia="es-ES"/>
-          <ns2:ligatures ns2:val="none"/>
-        </w:rPr>
-      </w:pPr>
-    </w:p>
-    <w:p ns2:paraId="7A3AF73A" ns2:textId="0B577042">
+          <w14:ligatures w14:val="none"/>
+        </w:rPr>
+      </w:pPr>
+    </w:p>
+    <w:p>
       <w:pPr>
         <w:pStyle w:val="Prrafodelista"/>
         <w:numPr>
@@ -840,7 +817,7 @@
           <w:color w:val="000000"/>
           <w:kern w:val="0"/>
           <w:lang w:eastAsia="es-ES"/>
-          <ns2:ligatures ns2:val="none"/>
+          <w14:ligatures w14:val="none"/>
         </w:rPr>
       </w:pPr>
       <w:r>
@@ -893,7 +870,7 @@
         <w:t xml:space="preserve"> </w:t>
       </w:r>
     </w:p>
-    <w:p ns2:paraId="00839031" ns2:textId="77777777">
+    <w:p>
       <w:pPr>
         <w:pStyle w:val="Prrafodelista"/>
         <w:spacing w:after="0" w:line="240" w:lineRule="auto"/>
@@ -904,11 +881,11 @@
           <w:color w:val="000000"/>
           <w:kern w:val="0"/>
           <w:lang w:eastAsia="es-ES"/>
-          <ns2:ligatures ns2:val="none"/>
-        </w:rPr>
-      </w:pPr>
-    </w:p>
-    <w:p ns2:paraId="756C7996" ns2:textId="4770F17E">
+          <w14:ligatures w14:val="none"/>
+        </w:rPr>
+      </w:pPr>
+    </w:p>
+    <w:p>
       <w:pPr>
         <w:pStyle w:val="Prrafodelista"/>
         <w:numPr>
@@ -927,7 +904,7 @@
           <w:color w:val="000000"/>
           <w:kern w:val="0"/>
           <w:lang w:eastAsia="es-ES"/>
-          <ns2:ligatures ns2:val="none"/>
+          <w14:ligatures w14:val="none"/>
         </w:rPr>
       </w:pPr>
       <w:r>
@@ -1028,7 +1005,7 @@
         <w:t>) uso del vehículo en modalidad de alquiler, excluido en el numeral 5.1.8.c de las Condiciones Generales.</w:t>
       </w:r>
     </w:p>
-    <w:p ns2:paraId="500A5285" ns2:textId="77777777">
+    <w:p>
       <w:pPr>
         <w:pStyle w:val="Prrafodelista"/>
         <w:spacing w:after="0" w:line="240" w:lineRule="auto"/>
@@ -1039,11 +1016,11 @@
           <w:color w:val="000000"/>
           <w:kern w:val="0"/>
           <w:lang w:eastAsia="es-ES"/>
-          <ns2:ligatures ns2:val="none"/>
-        </w:rPr>
-      </w:pPr>
-    </w:p>
-    <w:p ns2:paraId="5D815ED6" ns2:textId="74A2B9B8">
+          <w14:ligatures w14:val="none"/>
+        </w:rPr>
+      </w:pPr>
+    </w:p>
+    <w:p>
       <w:pPr>
         <w:pStyle w:val="Prrafodelista"/>
         <w:numPr>
@@ -1062,7 +1039,7 @@
           <w:color w:val="000000"/>
           <w:kern w:val="0"/>
           <w:lang w:eastAsia="es-ES"/>
-          <ns2:ligatures ns2:val="none"/>
+          <w14:ligatures w14:val="none"/>
         </w:rPr>
       </w:pPr>
       <w:r>
@@ -1116,7 +1093,7 @@
         <w:t>, imponiendo cargas irrazonables como un plazo estricto de dos horas para el aviso, generando pérdida automática del derecho indemnizatorio sin acreditación de perjuicio efectivo, ocultando información excluyente durante la contratación respecto al "uso comercial".</w:t>
       </w:r>
     </w:p>
-    <w:p ns2:paraId="47200E95" ns2:textId="77777777">
+    <w:p>
       <w:pPr>
         <w:pStyle w:val="Prrafodelista"/>
         <w:spacing w:after="0" w:line="240" w:lineRule="auto"/>
@@ -1127,11 +1104,11 @@
           <w:color w:val="000000"/>
           <w:kern w:val="0"/>
           <w:lang w:eastAsia="es-ES"/>
-          <ns2:ligatures ns2:val="none"/>
-        </w:rPr>
-      </w:pPr>
-    </w:p>
-    <w:p ns2:paraId="33DC57FA" ns2:textId="39A21D1C">
+          <w14:ligatures w14:val="none"/>
+        </w:rPr>
+      </w:pPr>
+    </w:p>
+    <w:p>
       <w:pPr>
         <w:numPr>
           <w:ilvl w:val="1"/>
@@ -1149,7 +1126,7 @@
           <w:color w:val="000000"/>
           <w:kern w:val="0"/>
           <w:lang w:val="es-ES" w:eastAsia="es-ES"/>
-          <ns2:ligatures ns2:val="none"/>
+          <w14:ligatures w14:val="none"/>
         </w:rPr>
       </w:pPr>
       <w:r>
@@ -1188,7 +1165,7 @@
         <w:t/>
       </w:r>
     </w:p>
-    <w:p ns2:paraId="2727D03D" ns2:textId="77777777">
+    <w:p>
       <w:pPr>
         <w:spacing w:after="0" w:line="240" w:lineRule="auto"/>
         <w:contextualSpacing/>
@@ -1199,11 +1176,11 @@
           <w:color w:val="000000"/>
           <w:kern w:val="0"/>
           <w:lang w:eastAsia="es-PE"/>
-          <ns2:ligatures ns2:val="none"/>
-        </w:rPr>
-      </w:pPr>
-    </w:p>
-    <w:p ns2:paraId="3D6C7366" ns2:textId="77777777">
+          <w14:ligatures w14:val="none"/>
+        </w:rPr>
+      </w:pPr>
+    </w:p>
+    <w:p>
       <w:pPr>
         <w:pStyle w:val="Prrafodelista"/>
         <w:numPr>
@@ -1223,7 +1200,7 @@
           <w:color w:val="000000"/>
           <w:kern w:val="0"/>
           <w:lang w:eastAsia="es-PE"/>
-          <ns2:ligatures ns2:val="none"/>
+          <w14:ligatures w14:val="none"/>
         </w:rPr>
       </w:pPr>
       <w:r>
@@ -1233,12 +1210,12 @@
           <w:color w:val="000000"/>
           <w:kern w:val="0"/>
           <w:lang w:eastAsia="es-PE"/>
-          <ns2:ligatures ns2:val="none"/>
+          <w14:ligatures w14:val="none"/>
         </w:rPr>
         <w:t>DE LA ADMISIÓN A TRÁMITE DE LA DENUNCIA</w:t>
       </w:r>
     </w:p>
-    <w:p ns2:paraId="0493F596" ns2:textId="77777777">
+    <w:p>
       <w:pPr>
         <w:spacing w:after="0" w:line="240" w:lineRule="auto"/>
         <w:contextualSpacing/>
@@ -1249,13 +1226,13 @@
           <w:color w:val="000000"/>
           <w:kern w:val="0"/>
           <w:lang w:eastAsia="es-PE"/>
-          <ns2:ligatures ns2:val="none"/>
+          <w14:ligatures w14:val="none"/>
         </w:rPr>
       </w:pPr>
       <w:bookmarkStart w:id="0" w:name="_Hlk212795168"/>
       <w:bookmarkStart w:id="1" w:name="_Hlk218848146"/>
     </w:p>
-    <w:p ns2:paraId="6C30DDF7" ns2:textId="40CC73C0">
+    <w:p>
       <w:pPr>
         <w:pStyle w:val="Prrafodelista"/>
         <w:numPr>
@@ -1268,7 +1245,7 @@
         <w:rPr>
           <w:rFonts w:ascii="Arial Narrow" w:eastAsia="Arial Narrow" w:hAnsi="Arial Narrow" w:cs="Arial Narrow"/>
           <w:kern w:val="0"/>
-          <ns2:ligatures ns2:val="none"/>
+          <w14:ligatures w14:val="none"/>
         </w:rPr>
       </w:pPr>
       <w:r>
@@ -1284,7 +1261,7 @@
           <w:color w:val="000000"/>
           <w:kern w:val="0"/>
           <w:lang w:eastAsia="es-PE"/>
-          <ns2:ligatures ns2:val="none"/>
+          <w14:ligatures w14:val="none"/>
         </w:rPr>
         <w:t>Secretaría Técnica de la Comisión de Protección al Consumidor 1 (en adelante, la Secretaría Técnica), en ejercicio de sus facultades</w:t>
       </w:r>
@@ -1294,7 +1271,7 @@
           <w:rFonts w:ascii="Arial Narrow" w:eastAsia="Arial Narrow" w:hAnsi="Arial Narrow" w:cs="Arial Narrow"/>
           <w:kern w:val="0"/>
           <w:vertAlign w:val="superscript"/>
-          <ns2:ligatures ns2:val="none"/>
+          <w14:ligatures w14:val="none"/>
         </w:rPr>
         <w:footnoteReference w:id="3"/>
       </w:r>
@@ -1304,7 +1281,7 @@
           <w:color w:val="000000"/>
           <w:kern w:val="0"/>
           <w:lang w:eastAsia="es-PE"/>
-          <ns2:ligatures ns2:val="none"/>
+          <w14:ligatures w14:val="none"/>
         </w:rPr>
         <w:t xml:space="preserve">, considera </w:t>
       </w:r>
@@ -1312,7 +1289,7 @@
         <w:rPr>
           <w:rFonts w:ascii="Arial Narrow" w:eastAsia="Arial Narrow" w:hAnsi="Arial Narrow" w:cs="Arial Narrow"/>
           <w:kern w:val="0"/>
-          <ns2:ligatures ns2:val="none"/>
+          <w14:ligatures w14:val="none"/>
         </w:rPr>
         <w:t xml:space="preserve">que el hecho denunciado, </w:t>
       </w:r>
@@ -1321,7 +1298,7 @@
         <w:rPr>
           <w:rFonts w:ascii="Arial Narrow" w:eastAsia="Arial Narrow" w:hAnsi="Arial Narrow" w:cs="Arial Narrow"/>
           <w:kern w:val="0"/>
-          <ns2:ligatures ns2:val="none"/>
+          <w14:ligatures w14:val="none"/>
         </w:rPr>
         <w:t xml:space="preserve">consistente en que </w:t>
       </w:r>
@@ -1334,7 +1311,7 @@
           <w:kern w:val="0"/>
           <w:shd w:val="clear" w:color="auto" w:fill="FFFFFF"/>
           <w:lang w:eastAsia="es-PE"/>
-          <ns2:ligatures ns2:val="none"/>
+          <w14:ligatures w14:val="none"/>
         </w:rPr>
         <w:t xml:space="preserve">la compañía aseguradora habría negado injustificadamente al denunciante la cobertura </w:t>
       </w:r>
@@ -1344,7 +1321,7 @@
           <w:color w:val="000000"/>
           <w:kern w:val="0"/>
           <w:lang w:val="es-ES" w:eastAsia="es-ES"/>
-          <ns2:ligatures ns2:val="none"/>
+          <w14:ligatures w14:val="none"/>
         </w:rPr>
         <w:t xml:space="preserve">del Seguro Vehicular - Póliza 3012500019696 </w:t>
       </w:r>
@@ -1354,7 +1331,7 @@
           <w:kern w:val="0"/>
           <w:shd w:val="clear" w:color="auto" w:fill="FFFFFF"/>
           <w:lang w:eastAsia="es-PE"/>
-          <ns2:ligatures ns2:val="none"/>
+          <w14:ligatures w14:val="none"/>
         </w:rPr>
         <w:t xml:space="preserve">por el siniestro del </w:t>
       </w:r>
@@ -1369,7 +1346,7 @@
         <w:rPr>
           <w:rFonts w:ascii="Arial Narrow" w:eastAsia="Arial Narrow" w:hAnsi="Arial Narrow" w:cs="Arial Narrow"/>
           <w:kern w:val="0"/>
-          <ns2:ligatures ns2:val="none"/>
+          <w14:ligatures w14:val="none"/>
         </w:rPr>
         <w:t>; involucraría una presunta afectación a sus expectativas, quien no habría encontrado una correspondencia entre lo que esperaba recibir de parte del proveedor y lo que realmente recibió. Por consiguiente, corresponde calificar el hecho materia de denuncia como una presunta infracción al deber de idoneidad, tipificado en los artículos 18 y 19 del Código</w:t>
       </w:r>
@@ -1381,7 +1358,7 @@
           <w:rFonts w:ascii="Arial Narrow" w:eastAsia="Arial Narrow" w:hAnsi="Arial Narrow" w:cs="Arial"/>
           <w:kern w:val="0"/>
           <w:vertAlign w:val="superscript"/>
-          <ns2:ligatures ns2:val="none"/>
+          <w14:ligatures w14:val="none"/>
         </w:rPr>
         <w:footnoteReference w:id="4"/>
       </w:r>
@@ -1390,7 +1367,7 @@
         <w:rPr>
           <w:rFonts w:ascii="Arial Narrow" w:eastAsia="Arial Narrow" w:hAnsi="Arial Narrow" w:cs="Arial Narrow"/>
           <w:kern w:val="0"/>
-          <ns2:ligatures ns2:val="none"/>
+          <w14:ligatures w14:val="none"/>
         </w:rPr>
         <w:t>.</w:t>
       </w:r>
@@ -1400,7 +1377,7 @@
     <w:bookmarkEnd w:id="2"/>
     <w:bookmarkEnd w:id="5"/>
     <w:bookmarkEnd w:id="7"/>
-    <w:p ns2:paraId="3BE07A52" ns2:textId="77777777">
+    <w:p>
       <w:pPr>
         <w:pStyle w:val="Prrafodelista"/>
         <w:spacing w:after="0" w:line="240" w:lineRule="auto"/>
@@ -1409,11 +1386,11 @@
         <w:rPr>
           <w:rFonts w:ascii="Arial Narrow" w:eastAsia="Arial Narrow" w:hAnsi="Arial Narrow" w:cs="Arial Narrow"/>
           <w:kern w:val="0"/>
-          <ns2:ligatures ns2:val="none"/>
-        </w:rPr>
-      </w:pPr>
-    </w:p>
-    <w:p ns2:paraId="7D14DD13" ns2:textId="3FE3F1C7">
+          <w14:ligatures w14:val="none"/>
+        </w:rPr>
+      </w:pPr>
+    </w:p>
+    <w:p>
       <w:pPr>
         <w:pStyle w:val="Prrafodelista"/>
         <w:numPr>
@@ -1426,7 +1403,7 @@
         <w:rPr>
           <w:rFonts w:ascii="Arial Narrow" w:eastAsia="Arial Narrow" w:hAnsi="Arial Narrow" w:cs="Arial Narrow"/>
           <w:kern w:val="0"/>
-          <ns2:ligatures ns2:val="none"/>
+          <w14:ligatures w14:val="none"/>
         </w:rPr>
       </w:pPr>
       <w:bookmarkStart w:id="8" w:name="_Hlk210652752"/>
@@ -1434,7 +1411,7 @@
         <w:rPr>
           <w:rFonts w:ascii="Arial Narrow" w:eastAsia="Arial Narrow" w:hAnsi="Arial Narrow" w:cs="Arial Narrow"/>
           <w:kern w:val="0"/>
-          <ns2:ligatures ns2:val="none"/>
+          <w14:ligatures w14:val="none"/>
         </w:rPr>
         <w:lastRenderedPageBreak/>
         <w:t xml:space="preserve">Así también, </w:t>
@@ -1444,7 +1421,7 @@
         <w:rPr>
           <w:rFonts w:ascii="Arial Narrow" w:eastAsia="Arial Narrow" w:hAnsi="Arial Narrow" w:cs="Arial Narrow"/>
           <w:kern w:val="0"/>
-          <ns2:ligatures ns2:val="none"/>
+          <w14:ligatures w14:val="none"/>
         </w:rPr>
         <w:t xml:space="preserve">la Secretaría Técnica, en ejercicio de sus facultades, considera que el hecho denunciado, consistente en que </w:t>
       </w:r>
@@ -1454,7 +1431,7 @@
           <w:color w:val="000000"/>
           <w:kern w:val="0"/>
           <w:lang w:val="es-ES" w:eastAsia="es-ES"/>
-          <ns2:ligatures ns2:val="none"/>
+          <w14:ligatures w14:val="none"/>
         </w:rPr>
         <w:t xml:space="preserve">la compañía aseguradora </w:t>
       </w:r>
@@ -1462,7 +1439,7 @@
         <w:rPr>
           <w:rFonts w:ascii="Arial Narrow" w:eastAsia="Arial Narrow" w:hAnsi="Arial Narrow" w:cs="Arial Narrow"/>
           <w:kern w:val="0"/>
-          <ns2:ligatures ns2:val="none"/>
+          <w14:ligatures w14:val="none"/>
         </w:rPr>
         <w:t xml:space="preserve">habría incluido una cláusula abusiva en el </w:t>
       </w:r>
@@ -1498,7 +1475,7 @@
         <w:rPr>
           <w:rFonts w:ascii="Arial Narrow" w:eastAsia="Arial Narrow" w:hAnsi="Arial Narrow" w:cs="Arial Narrow"/>
           <w:kern w:val="0"/>
-          <ns2:ligatures ns2:val="none"/>
+          <w14:ligatures w14:val="none"/>
         </w:rPr>
         <w:t xml:space="preserve">Por consiguiente, corresponde calificar el hecho materia de denuncia como una presunta </w:t>
       </w:r>
@@ -1506,7 +1483,7 @@
         <w:rPr>
           <w:rFonts w:ascii="Arial Narrow" w:eastAsia="Arial Narrow" w:hAnsi="Arial Narrow" w:cs="Arial Narrow"/>
           <w:kern w:val="0"/>
-          <ns2:ligatures ns2:val="none"/>
+          <w14:ligatures w14:val="none"/>
         </w:rPr>
         <w:t>infracción a la</w:t>
       </w:r>
@@ -1514,7 +1491,7 @@
         <w:rPr>
           <w:rFonts w:ascii="Arial Narrow" w:eastAsia="Arial Narrow" w:hAnsi="Arial Narrow" w:cs="Arial Narrow"/>
           <w:kern w:val="0"/>
-          <ns2:ligatures ns2:val="none"/>
+          <w14:ligatures w14:val="none"/>
         </w:rPr>
         <w:t xml:space="preserve"> disposición </w:t>
       </w:r>
@@ -1522,7 +1499,7 @@
         <w:rPr>
           <w:rFonts w:ascii="Arial Narrow" w:eastAsia="Arial Narrow" w:hAnsi="Arial Narrow" w:cs="Arial Narrow"/>
           <w:kern w:val="0"/>
-          <ns2:ligatures ns2:val="none"/>
+          <w14:ligatures w14:val="none"/>
         </w:rPr>
         <w:t xml:space="preserve">sobre cláusulas abusivas, tipificado en </w:t>
       </w:r>
@@ -1536,7 +1513,7 @@
         <w:rPr>
           <w:rFonts w:ascii="Arial Narrow" w:eastAsia="Arial Narrow" w:hAnsi="Arial Narrow" w:cs="Arial Narrow"/>
           <w:kern w:val="0"/>
-          <ns2:ligatures ns2:val="none"/>
+          <w14:ligatures w14:val="none"/>
         </w:rPr>
         <w:t xml:space="preserve"> del Código</w:t>
       </w:r>
@@ -1546,7 +1523,7 @@
           <w:rFonts w:ascii="Arial Narrow" w:eastAsia="Arial Narrow" w:hAnsi="Arial Narrow" w:cs="Arial"/>
           <w:kern w:val="0"/>
           <w:vertAlign w:val="superscript"/>
-          <ns2:ligatures ns2:val="none"/>
+          <w14:ligatures w14:val="none"/>
         </w:rPr>
         <w:footnoteReference w:id="5"/>
       </w:r>
@@ -1554,14 +1531,14 @@
         <w:rPr>
           <w:rFonts w:ascii="Arial Narrow" w:eastAsia="Arial Narrow" w:hAnsi="Arial Narrow" w:cs="Arial Narrow"/>
           <w:kern w:val="0"/>
-          <ns2:ligatures ns2:val="none"/>
+          <w14:ligatures w14:val="none"/>
         </w:rPr>
         <w:t>.</w:t>
       </w:r>
       <w:bookmarkEnd w:id="8"/>
       <w:bookmarkEnd w:id="9"/>
     </w:p>
-    <w:p ns2:paraId="65F31EDF" ns2:textId="77777777">
+    <w:p>
       <w:pPr>
         <w:pStyle w:val="Prrafodelista"/>
         <w:spacing w:after="0" w:line="240" w:lineRule="auto"/>
@@ -1570,11 +1547,11 @@
         <w:rPr>
           <w:rFonts w:ascii="Arial Narrow" w:eastAsia="Arial Narrow" w:hAnsi="Arial Narrow" w:cs="Arial Narrow"/>
           <w:kern w:val="0"/>
-          <ns2:ligatures ns2:val="none"/>
-        </w:rPr>
-      </w:pPr>
-    </w:p>
-    <w:p ns2:paraId="4E9758DF" ns2:textId="127640DF">
+          <w14:ligatures w14:val="none"/>
+        </w:rPr>
+      </w:pPr>
+    </w:p>
+    <w:p>
       <w:pPr>
         <w:pStyle w:val="Prrafodelista"/>
         <w:numPr>
@@ -1587,14 +1564,14 @@
         <w:rPr>
           <w:rFonts w:ascii="Arial Narrow" w:eastAsia="Arial Narrow" w:hAnsi="Arial Narrow" w:cs="Arial Narrow"/>
           <w:kern w:val="0"/>
-          <ns2:ligatures ns2:val="none"/>
-        </w:rPr>
-      </w:pPr>
-      <w:r>
-        <w:rPr>
-          <w:rFonts w:ascii="Arial Narrow" w:eastAsia="Arial Narrow" w:hAnsi="Arial Narrow" w:cs="Arial Narrow"/>
-          <w:kern w:val="0"/>
-          <ns2:ligatures ns2:val="none"/>
+          <w14:ligatures w14:val="none"/>
+        </w:rPr>
+      </w:pPr>
+      <w:r>
+        <w:rPr>
+          <w:rFonts w:ascii="Arial Narrow" w:eastAsia="Arial Narrow" w:hAnsi="Arial Narrow" w:cs="Arial Narrow"/>
+          <w:kern w:val="0"/>
+          <w14:ligatures w14:val="none"/>
         </w:rPr>
         <w:t xml:space="preserve">Adicionalmente, la Secretaría Técnica, en ejercicio de sus facultades, considera que el hecho denunciado, consistente en que </w:t>
       </w:r>
@@ -1604,7 +1581,7 @@
           <w:color w:val="000000"/>
           <w:kern w:val="0"/>
           <w:lang w:val="es-ES" w:eastAsia="es-ES"/>
-          <ns2:ligatures ns2:val="none"/>
+          <w14:ligatures w14:val="none"/>
         </w:rPr>
         <w:t xml:space="preserve">la compañía aseguradora </w:t>
       </w:r>
@@ -1612,7 +1589,7 @@
         <w:rPr>
           <w:rFonts w:ascii="Arial Narrow" w:eastAsia="Arial Narrow" w:hAnsi="Arial Narrow" w:cs="Arial Narrow"/>
           <w:kern w:val="0"/>
-          <ns2:ligatures ns2:val="none"/>
+          <w14:ligatures w14:val="none"/>
         </w:rPr>
         <w:t xml:space="preserve">habría incluido una cláusula abusiva en el </w:t>
       </w:r>
@@ -1627,7 +1604,7 @@
         <w:rPr>
           <w:rFonts w:ascii="Arial Narrow" w:eastAsia="Arial Narrow" w:hAnsi="Arial Narrow" w:cs="Arial Narrow"/>
           <w:kern w:val="0"/>
-          <ns2:ligatures ns2:val="none"/>
+          <w14:ligatures w14:val="none"/>
         </w:rPr>
         <w:t xml:space="preserve">. Por consiguiente, corresponde calificar el hecho materia de denuncia como una presunta infracción a la disposición sobre cláusulas abusivas, tipificado en </w:t>
       </w:r>
@@ -1641,12 +1618,12 @@
         <w:rPr>
           <w:rFonts w:ascii="Arial Narrow" w:eastAsia="Arial Narrow" w:hAnsi="Arial Narrow" w:cs="Arial Narrow"/>
           <w:kern w:val="0"/>
-          <ns2:ligatures ns2:val="none"/>
+          <w14:ligatures w14:val="none"/>
         </w:rPr>
         <w:t xml:space="preserve"> del Código.</w:t>
       </w:r>
     </w:p>
-    <w:p ns2:paraId="63526832" ns2:textId="77777777">
+    <w:p>
       <w:pPr>
         <w:pStyle w:val="Prrafodelista"/>
         <w:spacing w:after="0" w:line="240" w:lineRule="auto"/>
@@ -1655,11 +1632,11 @@
         <w:rPr>
           <w:rFonts w:ascii="Arial Narrow" w:eastAsia="Arial Narrow" w:hAnsi="Arial Narrow" w:cs="Arial Narrow"/>
           <w:kern w:val="0"/>
-          <ns2:ligatures ns2:val="none"/>
-        </w:rPr>
-      </w:pPr>
-    </w:p>
-    <w:p ns2:paraId="42EEA03C" ns2:textId="24824472">
+          <w14:ligatures w14:val="none"/>
+        </w:rPr>
+      </w:pPr>
+    </w:p>
+    <w:p>
       <w:pPr>
         <w:pStyle w:val="Prrafodelista"/>
         <w:numPr>
@@ -1672,14 +1649,14 @@
         <w:rPr>
           <w:rFonts w:ascii="Arial Narrow" w:eastAsia="Arial Narrow" w:hAnsi="Arial Narrow" w:cs="Arial Narrow"/>
           <w:kern w:val="0"/>
-          <ns2:ligatures ns2:val="none"/>
-        </w:rPr>
-      </w:pPr>
-      <w:r>
-        <w:rPr>
-          <w:rFonts w:ascii="Arial Narrow" w:eastAsia="Arial Narrow" w:hAnsi="Arial Narrow" w:cs="Arial Narrow"/>
-          <w:kern w:val="0"/>
-          <ns2:ligatures ns2:val="none"/>
+          <w14:ligatures w14:val="none"/>
+        </w:rPr>
+      </w:pPr>
+      <w:r>
+        <w:rPr>
+          <w:rFonts w:ascii="Arial Narrow" w:eastAsia="Arial Narrow" w:hAnsi="Arial Narrow" w:cs="Arial Narrow"/>
+          <w:kern w:val="0"/>
+          <w14:ligatures w14:val="none"/>
         </w:rPr>
         <w:t xml:space="preserve">Además, la Secretaría Técnica, en ejercicio de sus facultades, considera que el hecho denunciado, consistente en que </w:t>
       </w:r>
@@ -1689,7 +1666,7 @@
           <w:color w:val="000000"/>
           <w:kern w:val="0"/>
           <w:lang w:val="es-ES" w:eastAsia="es-ES"/>
-          <ns2:ligatures ns2:val="none"/>
+          <w14:ligatures w14:val="none"/>
         </w:rPr>
         <w:t xml:space="preserve">la compañía aseguradora </w:t>
       </w:r>
@@ -1697,7 +1674,7 @@
         <w:rPr>
           <w:rFonts w:ascii="Arial Narrow" w:eastAsia="Arial Narrow" w:hAnsi="Arial Narrow" w:cs="Arial Narrow"/>
           <w:kern w:val="0"/>
-          <ns2:ligatures ns2:val="none"/>
+          <w14:ligatures w14:val="none"/>
         </w:rPr>
         <w:t xml:space="preserve">habría incluido una cláusula abusiva en el </w:t>
       </w:r>
@@ -1712,7 +1689,7 @@
         <w:rPr>
           <w:rFonts w:ascii="Arial Narrow" w:eastAsia="Arial Narrow" w:hAnsi="Arial Narrow" w:cs="Arial Narrow"/>
           <w:kern w:val="0"/>
-          <ns2:ligatures ns2:val="none"/>
+          <w14:ligatures w14:val="none"/>
         </w:rPr>
         <w:t xml:space="preserve">. Por consiguiente, corresponde calificar el hecho materia de denuncia como una presunta infracción a la disposición sobre cláusulas abusivas, tipificado en </w:t>
       </w:r>
@@ -1726,12 +1703,12 @@
         <w:rPr>
           <w:rFonts w:ascii="Arial Narrow" w:eastAsia="Arial Narrow" w:hAnsi="Arial Narrow" w:cs="Arial Narrow"/>
           <w:kern w:val="0"/>
-          <ns2:ligatures ns2:val="none"/>
+          <w14:ligatures w14:val="none"/>
         </w:rPr>
         <w:t xml:space="preserve"> del Código.</w:t>
       </w:r>
     </w:p>
-    <w:p ns2:paraId="4B29267D" ns2:textId="77777777">
+    <w:p>
       <w:pPr>
         <w:pStyle w:val="Prrafodelista"/>
         <w:spacing w:after="0" w:line="240" w:lineRule="auto"/>
@@ -1740,11 +1717,11 @@
         <w:rPr>
           <w:rFonts w:ascii="Arial Narrow" w:eastAsia="Arial Narrow" w:hAnsi="Arial Narrow" w:cs="Arial Narrow"/>
           <w:kern w:val="0"/>
-          <ns2:ligatures ns2:val="none"/>
-        </w:rPr>
-      </w:pPr>
-    </w:p>
-    <w:p ns2:paraId="5B64CC5B" ns2:textId="4B22BB28">
+          <w14:ligatures w14:val="none"/>
+        </w:rPr>
+      </w:pPr>
+    </w:p>
+    <w:p>
       <w:pPr>
         <w:pStyle w:val="Prrafodelista"/>
         <w:numPr>
@@ -1757,14 +1734,14 @@
         <w:rPr>
           <w:rFonts w:ascii="Arial Narrow" w:eastAsia="Arial Narrow" w:hAnsi="Arial Narrow" w:cs="Arial Narrow"/>
           <w:kern w:val="0"/>
-          <ns2:ligatures ns2:val="none"/>
-        </w:rPr>
-      </w:pPr>
-      <w:r>
-        <w:rPr>
-          <w:rFonts w:ascii="Arial Narrow" w:eastAsia="Arial Narrow" w:hAnsi="Arial Narrow" w:cs="Arial Narrow"/>
-          <w:kern w:val="0"/>
-          <ns2:ligatures ns2:val="none"/>
+          <w14:ligatures w14:val="none"/>
+        </w:rPr>
+      </w:pPr>
+      <w:r>
+        <w:rPr>
+          <w:rFonts w:ascii="Arial Narrow" w:eastAsia="Arial Narrow" w:hAnsi="Arial Narrow" w:cs="Arial Narrow"/>
+          <w:kern w:val="0"/>
+          <w14:ligatures w14:val="none"/>
         </w:rPr>
         <w:t xml:space="preserve">Asimismo, la Secretaría Técnica, en ejercicio de sus facultades, considera que el hecho denunciado, consistente en que </w:t>
       </w:r>
@@ -1774,7 +1751,7 @@
           <w:color w:val="000000"/>
           <w:kern w:val="0"/>
           <w:lang w:val="es-ES" w:eastAsia="es-ES"/>
-          <ns2:ligatures ns2:val="none"/>
+          <w14:ligatures w14:val="none"/>
         </w:rPr>
         <w:t xml:space="preserve">la compañía aseguradora </w:t>
       </w:r>
@@ -1782,7 +1759,7 @@
         <w:rPr>
           <w:rFonts w:ascii="Arial Narrow" w:eastAsia="Arial Narrow" w:hAnsi="Arial Narrow" w:cs="Arial Narrow"/>
           <w:kern w:val="0"/>
-          <ns2:ligatures ns2:val="none"/>
+          <w14:ligatures w14:val="none"/>
         </w:rPr>
         <w:t xml:space="preserve">habría incluido una cláusula abusiva en el </w:t>
       </w:r>
@@ -1867,7 +1844,7 @@
         <w:rPr>
           <w:rFonts w:ascii="Arial Narrow" w:eastAsia="Arial Narrow" w:hAnsi="Arial Narrow" w:cs="Arial Narrow"/>
           <w:kern w:val="0"/>
-          <ns2:ligatures ns2:val="none"/>
+          <w14:ligatures w14:val="none"/>
         </w:rPr>
         <w:t xml:space="preserve">. Por </w:t>
       </w:r>
@@ -1875,7 +1852,7 @@
         <w:rPr>
           <w:rFonts w:ascii="Arial Narrow" w:eastAsia="Arial Narrow" w:hAnsi="Arial Narrow" w:cs="Arial Narrow"/>
           <w:kern w:val="0"/>
-          <ns2:ligatures ns2:val="none"/>
+          <w14:ligatures w14:val="none"/>
         </w:rPr>
         <w:t xml:space="preserve">consiguiente, corresponde calificar el hecho materia de denuncia como una presunta infracción a la disposición sobre cláusulas abusivas, tipificado en </w:t>
       </w:r>
@@ -1889,7 +1866,7 @@
         <w:rPr>
           <w:rFonts w:ascii="Arial Narrow" w:eastAsia="Arial Narrow" w:hAnsi="Arial Narrow" w:cs="Arial Narrow"/>
           <w:kern w:val="0"/>
-          <ns2:ligatures ns2:val="none"/>
+          <w14:ligatures w14:val="none"/>
         </w:rPr>
         <w:t xml:space="preserve"> del Código</w:t>
       </w:r>
@@ -1897,22 +1874,22 @@
         <w:rPr>
           <w:rFonts w:ascii="Arial Narrow" w:eastAsia="Arial Narrow" w:hAnsi="Arial Narrow" w:cs="Arial Narrow"/>
           <w:kern w:val="0"/>
-          <ns2:ligatures ns2:val="none"/>
+          <w14:ligatures w14:val="none"/>
         </w:rPr>
         <w:t>.</w:t>
       </w:r>
     </w:p>
-    <w:p ns2:paraId="153C59FA" ns2:textId="77777777">
+    <w:p>
       <w:pPr>
         <w:pStyle w:val="Prrafodelista"/>
         <w:rPr>
           <w:rFonts w:ascii="Arial Narrow" w:eastAsia="Arial Narrow" w:hAnsi="Arial Narrow" w:cs="Arial Narrow"/>
           <w:kern w:val="0"/>
-          <ns2:ligatures ns2:val="none"/>
-        </w:rPr>
-      </w:pPr>
-    </w:p>
-    <w:p ns2:paraId="679333F0" ns2:textId="0F474EF7">
+          <w14:ligatures w14:val="none"/>
+        </w:rPr>
+      </w:pPr>
+    </w:p>
+    <w:p>
       <w:pPr>
         <w:pStyle w:val="Prrafodelista"/>
         <w:numPr>
@@ -1925,7 +1902,7 @@
         <w:rPr>
           <w:rFonts w:ascii="Arial Narrow" w:eastAsia="Arial Narrow" w:hAnsi="Arial Narrow" w:cs="Arial Narrow"/>
           <w:kern w:val="0"/>
-          <ns2:ligatures ns2:val="none"/>
+          <w14:ligatures w14:val="none"/>
         </w:rPr>
       </w:pPr>
       <w:bookmarkStart w:id="10" w:name="_Hlk214534552"/>
@@ -1935,7 +1912,7 @@
           <w:color w:val="000000"/>
           <w:kern w:val="0"/>
           <w:lang w:eastAsia="es-PE"/>
-          <ns2:ligatures ns2:val="none"/>
+          <w14:ligatures w14:val="none"/>
         </w:rPr>
         <w:t xml:space="preserve">Además, </w:t>
       </w:r>
@@ -1946,7 +1923,7 @@
           <w:color w:val="000000"/>
           <w:kern w:val="0"/>
           <w:lang w:eastAsia="es-PE"/>
-          <ns2:ligatures ns2:val="none"/>
+          <w14:ligatures w14:val="none"/>
         </w:rPr>
         <w:t xml:space="preserve">la Secretaría Técnica, en ejercicio de sus facultades, considera </w:t>
       </w:r>
@@ -1954,7 +1931,7 @@
         <w:rPr>
           <w:rFonts w:ascii="Arial Narrow" w:eastAsia="Arial Narrow" w:hAnsi="Arial Narrow" w:cs="Arial"/>
           <w:kern w:val="0"/>
-          <ns2:ligatures ns2:val="none"/>
+          <w14:ligatures w14:val="none"/>
         </w:rPr>
         <w:t xml:space="preserve">que el hecho denunciado, consistente en que </w:t>
       </w:r>
@@ -1962,7 +1939,7 @@
         <w:rPr>
           <w:rFonts w:ascii="Arial Narrow" w:eastAsia="Arial Narrow" w:hAnsi="Arial Narrow" w:cs="Arial Narrow"/>
           <w:kern w:val="0"/>
-          <ns2:ligatures ns2:val="none"/>
+          <w14:ligatures w14:val="none"/>
         </w:rPr>
         <w:t xml:space="preserve">un corredor de seguros de </w:t>
       </w:r>
@@ -1972,7 +1949,7 @@
           <w:color w:val="000000"/>
           <w:kern w:val="0"/>
           <w:lang w:val="es-ES" w:eastAsia="es-ES"/>
-          <ns2:ligatures ns2:val="none"/>
+          <w14:ligatures w14:val="none"/>
         </w:rPr>
         <w:t xml:space="preserve">la compañía </w:t>
       </w:r>
@@ -1983,7 +1960,7 @@
           <w:color w:val="000000"/>
           <w:kern w:val="0"/>
           <w:lang w:val="es-ES" w:eastAsia="es-ES"/>
-          <ns2:ligatures ns2:val="none"/>
+          <w14:ligatures w14:val="none"/>
         </w:rPr>
         <w:t>aseguradora</w:t>
       </w:r>
@@ -1991,7 +1968,7 @@
         <w:rPr>
           <w:rFonts w:ascii="Arial Narrow" w:eastAsia="Arial Narrow" w:hAnsi="Arial Narrow" w:cs="Arial Narrow"/>
           <w:kern w:val="0"/>
-          <ns2:ligatures ns2:val="none"/>
+          <w14:ligatures w14:val="none"/>
         </w:rPr>
         <w:t>,</w:t>
       </w:r>
@@ -2000,7 +1977,7 @@
         <w:rPr>
           <w:rFonts w:ascii="Arial Narrow" w:eastAsia="Arial Narrow" w:hAnsi="Arial Narrow" w:cs="Arial Narrow"/>
           <w:kern w:val="0"/>
-          <ns2:ligatures ns2:val="none"/>
+          <w14:ligatures w14:val="none"/>
         </w:rPr>
         <w:t xml:space="preserve"> le habría informado incorrectamente al denunciante que el uso comercial para transporte a empresas estaba amparado en el </w:t>
       </w:r>
@@ -2018,7 +1995,7 @@
           <w:color w:val="000000"/>
           <w:kern w:val="0"/>
           <w:lang w:eastAsia="es-PE"/>
-          <ns2:ligatures ns2:val="none"/>
+          <w14:ligatures w14:val="none"/>
         </w:rPr>
         <w:t xml:space="preserve">. </w:t>
       </w:r>
@@ -2031,7 +2008,7 @@
           <w:color w:val="000000"/>
           <w:kern w:val="0"/>
           <w:lang w:eastAsia="es-PE"/>
-          <ns2:ligatures ns2:val="none"/>
+          <w14:ligatures w14:val="none"/>
         </w:rPr>
         <w:t xml:space="preserve">Por consiguiente, corresponde calificar el hecho materia de denuncia como una presunta infracción al deber de información, tipificado en el </w:t>
       </w:r>
@@ -2043,7 +2020,7 @@
           <w:color w:val="000000"/>
           <w:kern w:val="0"/>
           <w:lang w:eastAsia="es-PE"/>
-          <ns2:ligatures ns2:val="none"/>
+          <w14:ligatures w14:val="none"/>
         </w:rPr>
         <w:t xml:space="preserve">artículo 1, numeral 1, literal b) </w:t>
       </w:r>
@@ -2055,7 +2032,7 @@
           <w:color w:val="000000"/>
           <w:kern w:val="0"/>
           <w:lang w:eastAsia="es-PE"/>
-          <ns2:ligatures ns2:val="none"/>
+          <w14:ligatures w14:val="none"/>
         </w:rPr>
         <w:t>y al artículo 2 del Código</w:t>
       </w:r>
@@ -2070,7 +2047,7 @@
           <w:kern w:val="0"/>
           <w:vertAlign w:val="superscript"/>
           <w:lang w:eastAsia="es-PE"/>
-          <ns2:ligatures ns2:val="none"/>
+          <w14:ligatures w14:val="none"/>
         </w:rPr>
         <w:footnoteReference w:id="6"/>
       </w:r>
@@ -2082,7 +2059,7 @@
           <w:color w:val="000000"/>
           <w:kern w:val="0"/>
           <w:lang w:eastAsia="es-PE"/>
-          <ns2:ligatures ns2:val="none"/>
+          <w14:ligatures w14:val="none"/>
         </w:rPr>
         <w:t xml:space="preserve">. </w:t>
       </w:r>
@@ -2090,20 +2067,20 @@
       <w:bookmarkEnd w:id="11"/>
       <w:bookmarkEnd w:id="13"/>
     </w:p>
-    <w:p ns2:paraId="3FBFE07E" ns2:textId="77777777">
+    <w:p>
       <w:pPr>
         <w:spacing w:after="0" w:line="240" w:lineRule="auto"/>
         <w:jc w:val="both"/>
         <w:rPr>
           <w:rFonts w:ascii="Arial Narrow" w:eastAsia="Arial Narrow" w:hAnsi="Arial Narrow" w:cs="Arial Narrow"/>
           <w:kern w:val="0"/>
-          <ns2:ligatures ns2:val="none"/>
+          <w14:ligatures w14:val="none"/>
         </w:rPr>
       </w:pPr>
     </w:p>
     <w:bookmarkEnd w:id="0"/>
     <w:bookmarkEnd w:id="1"/>
-    <w:p ns2:paraId="3F141A57" ns2:textId="77777777">
+    <w:p>
       <w:pPr>
         <w:pStyle w:val="Prrafodelista"/>
         <w:numPr>
@@ -2117,7 +2094,7 @@
           <w:rFonts w:ascii="Arial Narrow" w:eastAsia="Calibri" w:hAnsi="Arial Narrow" w:cs="Arial Narrow"/>
           <w:kern w:val="0"/>
           <w:lang w:eastAsia="es-PE"/>
-          <ns2:ligatures ns2:val="none"/>
+          <w14:ligatures w14:val="none"/>
         </w:rPr>
       </w:pPr>
       <w:r>
@@ -2126,7 +2103,7 @@
           <w:color w:val="000000"/>
           <w:kern w:val="0"/>
           <w:lang w:eastAsia="es-PE"/>
-          <ns2:ligatures ns2:val="none"/>
+          <w14:ligatures w14:val="none"/>
         </w:rPr>
         <w:t>En tanto la denuncia reúne los requisitos establecidos por la norma citada</w:t>
       </w:r>
@@ -2136,7 +2113,7 @@
           <w:color w:val="000000"/>
           <w:kern w:val="0"/>
           <w:lang w:eastAsia="es-PE"/>
-          <ns2:ligatures ns2:val="none"/>
+          <w14:ligatures w14:val="none"/>
         </w:rPr>
         <w:t>, corresponde admitirla a trámite</w:t>
       </w:r>
@@ -2147,7 +2124,7 @@
           <w:color w:val="000000"/>
           <w:kern w:val="0"/>
           <w:vertAlign w:val="superscript"/>
-          <ns2:ligatures ns2:val="none"/>
+          <w14:ligatures w14:val="none"/>
         </w:rPr>
         <w:footnoteReference w:id="7"/>
       </w:r>
@@ -2157,12 +2134,12 @@
           <w:color w:val="000000"/>
           <w:kern w:val="0"/>
           <w:lang w:eastAsia="es-PE"/>
-          <ns2:ligatures ns2:val="none"/>
+          <w14:ligatures w14:val="none"/>
         </w:rPr>
         <w:t>.</w:t>
       </w:r>
     </w:p>
-    <w:p ns2:paraId="014349E9" ns2:textId="77777777">
+    <w:p>
       <w:pPr>
         <w:spacing w:after="0" w:line="240" w:lineRule="auto"/>
         <w:ind w:left="567"/>
@@ -2173,12 +2150,12 @@
           <w:color w:val="000000"/>
           <w:kern w:val="0"/>
           <w:lang w:eastAsia="es-PE"/>
-          <ns2:ligatures ns2:val="none"/>
+          <w14:ligatures w14:val="none"/>
         </w:rPr>
       </w:pPr>
       <w:bookmarkStart w:id="16" w:name="_Hlk214963071"/>
     </w:p>
-    <w:p ns2:paraId="0D771C01" ns2:textId="77777777">
+    <w:p>
       <w:pPr>
         <w:pStyle w:val="Prrafodelista"/>
         <w:numPr>
@@ -2198,7 +2175,7 @@
           <w:color w:val="000000"/>
           <w:kern w:val="0"/>
           <w:lang w:eastAsia="es-PE"/>
-          <ns2:ligatures ns2:val="none"/>
+          <w14:ligatures w14:val="none"/>
         </w:rPr>
       </w:pPr>
       <w:r>
@@ -2208,12 +2185,12 @@
           <w:color w:val="000000"/>
           <w:kern w:val="0"/>
           <w:lang w:eastAsia="es-PE"/>
-          <ns2:ligatures ns2:val="none"/>
+          <w14:ligatures w14:val="none"/>
         </w:rPr>
         <w:t>REQUERIMIENTO DE INFORMACIÓN</w:t>
       </w:r>
     </w:p>
-    <w:p ns2:paraId="37ABB590" ns2:textId="77777777">
+    <w:p>
       <w:pPr>
         <w:spacing w:after="0" w:line="240" w:lineRule="auto"/>
         <w:jc w:val="both"/>
@@ -2222,11 +2199,11 @@
           <w:color w:val="000000"/>
           <w:kern w:val="0"/>
           <w:lang w:val="es-ES" w:eastAsia="es-ES"/>
-          <ns2:ligatures ns2:val="none"/>
-        </w:rPr>
-      </w:pPr>
-    </w:p>
-    <w:p ns2:paraId="26C47B17" ns2:textId="7643771E">
+          <w14:ligatures w14:val="none"/>
+        </w:rPr>
+      </w:pPr>
+    </w:p>
+    <w:p>
       <w:pPr>
         <w:pStyle w:val="Prrafodelista"/>
         <w:numPr>
@@ -2241,7 +2218,7 @@
           <w:color w:val="000000"/>
           <w:kern w:val="0"/>
           <w:lang w:val="es-ES" w:eastAsia="es-ES"/>
-          <ns2:ligatures ns2:val="none"/>
+          <w14:ligatures w14:val="none"/>
         </w:rPr>
       </w:pPr>
       <w:r>
@@ -2250,7 +2227,7 @@
           <w:color w:val="000000"/>
           <w:kern w:val="0"/>
           <w:lang w:val="es-ES" w:eastAsia="es-ES"/>
-          <ns2:ligatures ns2:val="none"/>
+          <w14:ligatures w14:val="none"/>
         </w:rPr>
         <w:t>A efectos de tener mayores elementos que sirvan para la resolución definitiva del presente caso, la Secretaría Técnica, en ejercicio de las facultades que la ley le confiere, conviene requerir al proveedor denunciado que, en un plazo no mayor de cinco (5) días hábiles contado a partir del día siguiente de la notificación de la presente resolución, cumpla con lo siguiente</w:t>
       </w:r>
@@ -2260,7 +2237,7 @@
           <w:color w:val="000000"/>
           <w:kern w:val="0"/>
           <w:lang w:val="es-ES" w:eastAsia="es-ES"/>
-          <ns2:ligatures ns2:val="none"/>
+          <w14:ligatures w14:val="none"/>
         </w:rPr>
         <w:t xml:space="preserve">: (i) presentar una copia completa, legible y debidamente suscrita del </w:t>
       </w:r>
@@ -2270,7 +2247,7 @@
           <w:color w:val="000000"/>
           <w:kern w:val="0"/>
           <w:lang w:val="es-ES" w:eastAsia="es-ES"/>
-          <ns2:ligatures ns2:val="none"/>
+          <w14:ligatures w14:val="none"/>
         </w:rPr>
         <w:t>Seguro Vehicular - Póliza 3012500019696</w:t>
       </w:r>
@@ -2280,7 +2257,7 @@
           <w:color w:val="000000"/>
           <w:kern w:val="0"/>
           <w:lang w:val="es-ES" w:eastAsia="es-ES"/>
-          <ns2:ligatures ns2:val="none"/>
+          <w14:ligatures w14:val="none"/>
         </w:rPr>
         <w:t xml:space="preserve">, </w:t>
       </w:r>
@@ -2291,7 +2268,7 @@
           <w:color w:val="000000"/>
           <w:kern w:val="0"/>
           <w:lang w:val="es-ES" w:eastAsia="es-ES"/>
-          <ns2:ligatures ns2:val="none"/>
+          <w14:ligatures w14:val="none"/>
         </w:rPr>
         <w:t>así como el cargo de remisión de la póliza</w:t>
       </w:r>
@@ -2302,7 +2279,7 @@
           <w:color w:val="000000"/>
           <w:kern w:val="0"/>
           <w:lang w:val="es-ES" w:eastAsia="es-ES"/>
-          <ns2:ligatures ns2:val="none"/>
+          <w14:ligatures w14:val="none"/>
         </w:rPr>
         <w:t>; (</w:t>
       </w:r>
@@ -2313,7 +2290,7 @@
           <w:color w:val="000000"/>
           <w:kern w:val="0"/>
           <w:lang w:val="es-ES" w:eastAsia="es-ES"/>
-          <ns2:ligatures ns2:val="none"/>
+          <w14:ligatures w14:val="none"/>
         </w:rPr>
         <w:t>ii</w:t>
       </w:r>
@@ -2324,7 +2301,7 @@
           <w:color w:val="000000"/>
           <w:kern w:val="0"/>
           <w:lang w:val="es-ES" w:eastAsia="es-ES"/>
-          <ns2:ligatures ns2:val="none"/>
+          <w14:ligatures w14:val="none"/>
         </w:rPr>
         <w:t xml:space="preserve">) presentar los medios probatorios que </w:t>
       </w:r>
@@ -2334,7 +2311,7 @@
           <w:color w:val="000000"/>
           <w:kern w:val="0"/>
           <w:lang w:val="es-ES" w:eastAsia="es-ES"/>
-          <ns2:ligatures ns2:val="none"/>
+          <w14:ligatures w14:val="none"/>
         </w:rPr>
         <w:t>la negativa de otorgamiento de cobertura fue justificada</w:t>
       </w:r>
@@ -2344,7 +2321,7 @@
           <w:color w:val="000000"/>
           <w:kern w:val="0"/>
           <w:lang w:val="es-ES" w:eastAsia="es-ES"/>
-          <ns2:ligatures ns2:val="none"/>
+          <w14:ligatures w14:val="none"/>
         </w:rPr>
         <w:t>; y, (</w:t>
       </w:r>
@@ -2355,7 +2332,7 @@
           <w:color w:val="000000"/>
           <w:kern w:val="0"/>
           <w:lang w:val="es-ES" w:eastAsia="es-ES"/>
-          <ns2:ligatures ns2:val="none"/>
+          <w14:ligatures w14:val="none"/>
         </w:rPr>
         <w:t>iii</w:t>
       </w:r>
@@ -2366,7 +2343,7 @@
           <w:color w:val="000000"/>
           <w:kern w:val="0"/>
           <w:lang w:val="es-ES" w:eastAsia="es-ES"/>
-          <ns2:ligatures ns2:val="none"/>
+          <w14:ligatures w14:val="none"/>
         </w:rPr>
         <w:t>) presentar todas las comunicaciones cursadas con la parte denunciante en virtud de los hechos materia de denuncia.</w:t>
       </w:r>
@@ -2376,13 +2353,13 @@
           <w:color w:val="000000"/>
           <w:kern w:val="0"/>
           <w:lang w:eastAsia="es-ES"/>
-          <ns2:ligatures ns2:val="none"/>
+          <w14:ligatures w14:val="none"/>
         </w:rPr>
         <w:t xml:space="preserve"> </w:t>
       </w:r>
     </w:p>
     <w:bookmarkEnd w:id="16"/>
-    <w:p ns2:paraId="5BE59C17" ns2:textId="77777777">
+    <w:p>
       <w:pPr>
         <w:pStyle w:val="Prrafodelista"/>
         <w:spacing w:after="0" w:line="240" w:lineRule="auto"/>
@@ -2393,11 +2370,11 @@
           <w:color w:val="000000"/>
           <w:kern w:val="0"/>
           <w:lang w:val="es-ES" w:eastAsia="es-ES"/>
-          <ns2:ligatures ns2:val="none"/>
-        </w:rPr>
-      </w:pPr>
-    </w:p>
-    <w:p ns2:paraId="12A20636" ns2:textId="77777777">
+          <w14:ligatures w14:val="none"/>
+        </w:rPr>
+      </w:pPr>
+    </w:p>
+    <w:p>
       <w:pPr>
         <w:pStyle w:val="Prrafodelista"/>
         <w:numPr>
@@ -2417,7 +2394,7 @@
           <w:color w:val="000000"/>
           <w:kern w:val="0"/>
           <w:lang w:eastAsia="es-PE"/>
-          <ns2:ligatures ns2:val="none"/>
+          <w14:ligatures w14:val="none"/>
         </w:rPr>
       </w:pPr>
       <w:r>
@@ -2427,12 +2404,12 @@
           <w:color w:val="000000"/>
           <w:kern w:val="0"/>
           <w:lang w:eastAsia="es-PE"/>
-          <ns2:ligatures ns2:val="none"/>
+          <w14:ligatures w14:val="none"/>
         </w:rPr>
         <w:t xml:space="preserve">RESOLUCIÓN DE LA SECRETARÍA TÉCNICA </w:t>
       </w:r>
     </w:p>
-    <w:p ns2:paraId="6CD4EFA6" ns2:textId="77777777">
+    <w:p>
       <w:pPr>
         <w:spacing w:after="0" w:line="240" w:lineRule="auto"/>
         <w:jc w:val="both"/>
@@ -2442,11 +2419,11 @@
           <w:color w:val="000000"/>
           <w:kern w:val="0"/>
           <w:lang w:eastAsia="es-PE"/>
-          <ns2:ligatures ns2:val="none"/>
-        </w:rPr>
-      </w:pPr>
-    </w:p>
-    <w:p ns2:paraId="5D7551C1" ns2:textId="3AE6F94C">
+          <w14:ligatures w14:val="none"/>
+        </w:rPr>
+      </w:pPr>
+    </w:p>
+    <w:p>
       <w:pPr>
         <w:spacing w:after="0" w:line="240" w:lineRule="auto"/>
         <w:jc w:val="both"/>
@@ -2455,7 +2432,7 @@
           <w:color w:val="000000"/>
           <w:kern w:val="0"/>
           <w:lang w:eastAsia="es-PE"/>
-          <ns2:ligatures ns2:val="none"/>
+          <w14:ligatures w14:val="none"/>
         </w:rPr>
       </w:pPr>
       <w:r>
@@ -2504,7 +2481,7 @@
         <w:t xml:space="preserve"/>
       </w:r>
     </w:p>
-    <w:p ns2:paraId="53AED240" ns2:textId="77777777">
+    <w:p>
       <w:pPr>
         <w:pStyle w:val="Prrafodelista"/>
         <w:spacing w:after="0" w:line="240" w:lineRule="auto"/>
@@ -2514,11 +2491,11 @@
           <w:rFonts w:ascii="Arial Narrow" w:eastAsia="Calibri" w:hAnsi="Arial Narrow" w:cs="Arial Narrow"/>
           <w:kern w:val="0"/>
           <w:lang w:eastAsia="es-PE"/>
-          <ns2:ligatures ns2:val="none"/>
-        </w:rPr>
-      </w:pPr>
-    </w:p>
-    <w:p ns2:paraId="01DF2D92" ns2:textId="3FAFBB3C">
+          <w14:ligatures w14:val="none"/>
+        </w:rPr>
+      </w:pPr>
+    </w:p>
+    <w:p>
       <w:pPr>
         <w:pStyle w:val="Prrafodelista"/>
         <w:numPr>
@@ -2536,7 +2513,7 @@
           <w:rFonts w:ascii="Arial Narrow" w:eastAsia="Calibri" w:hAnsi="Arial Narrow" w:cs="Arial Narrow"/>
           <w:kern w:val="0"/>
           <w:lang w:eastAsia="es-PE"/>
-          <ns2:ligatures ns2:val="none"/>
+          <w14:ligatures w14:val="none"/>
         </w:rPr>
       </w:pPr>
       <w:r>
@@ -2545,7 +2522,7 @@
           <w:color w:val="000000"/>
           <w:kern w:val="0"/>
           <w:lang w:eastAsia="es-PE"/>
-          <ns2:ligatures ns2:val="none"/>
+          <w14:ligatures w14:val="none"/>
         </w:rPr>
         <w:t>Presunta</w:t>
       </w:r>
@@ -2555,7 +2532,7 @@
           <w:kern w:val="0"/>
           <w:shd w:val="clear" w:color="auto" w:fill="FFFFFF"/>
           <w:lang w:eastAsia="es-PE"/>
-          <ns2:ligatures ns2:val="none"/>
+          <w14:ligatures w14:val="none"/>
         </w:rPr>
         <w:t xml:space="preserve"> infracción a los </w:t>
       </w:r>
@@ -2565,7 +2542,7 @@
           <w:kern w:val="0"/>
           <w:shd w:val="clear" w:color="auto" w:fill="FFFFFF"/>
           <w:lang w:eastAsia="es-PE"/>
-          <ns2:ligatures ns2:val="none"/>
+          <w14:ligatures w14:val="none"/>
         </w:rPr>
         <w:t>artículos 18 y 19</w:t>
       </w:r>
@@ -2574,7 +2551,7 @@
           <w:rFonts w:ascii="Arial Narrow" w:eastAsia="Calibri" w:hAnsi="Arial Narrow" w:cs="Arial Narrow"/>
           <w:kern w:val="0"/>
           <w:lang w:eastAsia="es-PE"/>
-          <ns2:ligatures ns2:val="none"/>
+          <w14:ligatures w14:val="none"/>
         </w:rPr>
         <w:t xml:space="preserve"> de </w:t>
       </w:r>
@@ -2584,7 +2561,7 @@
           <w:kern w:val="0"/>
           <w:shd w:val="clear" w:color="auto" w:fill="FFFFFF"/>
           <w:lang w:eastAsia="es-PE"/>
-          <ns2:ligatures ns2:val="none"/>
+          <w14:ligatures w14:val="none"/>
         </w:rPr>
         <w:t xml:space="preserve">la Ley 29571, Código de Protección y Defensa del Consumidor, en tanto la compañía aseguradora habría negado injustificadamente al denunciante la cobertura </w:t>
       </w:r>
@@ -2594,7 +2571,7 @@
           <w:color w:val="000000"/>
           <w:kern w:val="0"/>
           <w:lang w:val="es-ES" w:eastAsia="es-ES"/>
-          <ns2:ligatures ns2:val="none"/>
+          <w14:ligatures w14:val="none"/>
         </w:rPr>
         <w:t xml:space="preserve">del Seguro Vehicular - Póliza 3012500019696 </w:t>
       </w:r>
@@ -2604,7 +2581,7 @@
           <w:kern w:val="0"/>
           <w:shd w:val="clear" w:color="auto" w:fill="FFFFFF"/>
           <w:lang w:eastAsia="es-PE"/>
-          <ns2:ligatures ns2:val="none"/>
+          <w14:ligatures w14:val="none"/>
         </w:rPr>
         <w:t xml:space="preserve">por el siniestro del </w:t>
       </w:r>
@@ -2619,12 +2596,12 @@
         <w:rPr>
           <w:rFonts w:ascii="Arial Narrow" w:eastAsia="Arial Narrow" w:hAnsi="Arial Narrow" w:cs="Arial Narrow"/>
           <w:kern w:val="0"/>
-          <ns2:ligatures ns2:val="none"/>
+          <w14:ligatures w14:val="none"/>
         </w:rPr>
         <w:t>.</w:t>
       </w:r>
     </w:p>
-    <w:p ns2:paraId="49DE53EE" ns2:textId="77777777">
+    <w:p>
       <w:pPr>
         <w:spacing w:after="0" w:line="240" w:lineRule="auto"/>
         <w:jc w:val="both"/>
@@ -2633,7 +2610,7 @@
         </w:rPr>
       </w:pPr>
     </w:p>
-    <w:p ns2:paraId="23AF0656" ns2:textId="7E054F9F">
+    <w:p>
       <w:pPr>
         <w:pStyle w:val="Prrafodelista"/>
         <w:numPr>
@@ -2659,7 +2636,7 @@
           <w:color w:val="000000"/>
           <w:kern w:val="0"/>
           <w:lang w:val="es-ES" w:eastAsia="es-ES"/>
-          <ns2:ligatures ns2:val="none"/>
+          <w14:ligatures w14:val="none"/>
         </w:rPr>
         <w:t xml:space="preserve">la compañía aseguradora </w:t>
       </w:r>
@@ -2667,7 +2644,7 @@
         <w:rPr>
           <w:rFonts w:ascii="Arial Narrow" w:eastAsia="Arial Narrow" w:hAnsi="Arial Narrow" w:cs="Arial Narrow"/>
           <w:kern w:val="0"/>
-          <ns2:ligatures ns2:val="none"/>
+          <w14:ligatures w14:val="none"/>
         </w:rPr>
         <w:t xml:space="preserve">habría incluido una cláusula abusiva en el </w:t>
       </w:r>
@@ -2700,7 +2677,7 @@
         <w:t>.</w:t>
       </w:r>
     </w:p>
-    <w:p ns2:paraId="6BAA4368" ns2:textId="77777777">
+    <w:p>
       <w:pPr>
         <w:pStyle w:val="Prrafodelista"/>
         <w:spacing w:after="0" w:line="240" w:lineRule="auto"/>
@@ -2711,7 +2688,7 @@
         </w:rPr>
       </w:pPr>
     </w:p>
-    <w:p ns2:paraId="787C331E" ns2:textId="6146BC99">
+    <w:p>
       <w:pPr>
         <w:pStyle w:val="Prrafodelista"/>
         <w:numPr>
@@ -2753,7 +2730,7 @@
           <w:color w:val="000000"/>
           <w:kern w:val="0"/>
           <w:lang w:val="es-ES" w:eastAsia="es-ES"/>
-          <ns2:ligatures ns2:val="none"/>
+          <w14:ligatures w14:val="none"/>
         </w:rPr>
         <w:t xml:space="preserve">la compañía aseguradora </w:t>
       </w:r>
@@ -2761,7 +2738,7 @@
         <w:rPr>
           <w:rFonts w:ascii="Arial Narrow" w:eastAsia="Arial Narrow" w:hAnsi="Arial Narrow" w:cs="Arial Narrow"/>
           <w:kern w:val="0"/>
-          <ns2:ligatures ns2:val="none"/>
+          <w14:ligatures w14:val="none"/>
         </w:rPr>
         <w:t xml:space="preserve">habría incluido una cláusula abusiva en el </w:t>
       </w:r>
@@ -2780,7 +2757,7 @@
         <w:t>establece la pérdida automática del derecho indemnizatorio sin acreditación de perjuicio efectivo a la compañía aseguradora.</w:t>
       </w:r>
     </w:p>
-    <w:p ns2:paraId="5C0F5291" ns2:textId="77777777">
+    <w:p>
       <w:pPr>
         <w:pStyle w:val="Prrafodelista"/>
         <w:spacing w:after="0" w:line="240" w:lineRule="auto"/>
@@ -2791,7 +2768,7 @@
         </w:rPr>
       </w:pPr>
     </w:p>
-    <w:p ns2:paraId="1754C055" ns2:textId="527C522E">
+    <w:p>
       <w:pPr>
         <w:pStyle w:val="Prrafodelista"/>
         <w:numPr>
@@ -2817,7 +2794,7 @@
           <w:color w:val="000000"/>
           <w:kern w:val="0"/>
           <w:lang w:val="es-ES" w:eastAsia="es-ES"/>
-          <ns2:ligatures ns2:val="none"/>
+          <w14:ligatures w14:val="none"/>
         </w:rPr>
         <w:t xml:space="preserve">la compañía aseguradora </w:t>
       </w:r>
@@ -2825,7 +2802,7 @@
         <w:rPr>
           <w:rFonts w:ascii="Arial Narrow" w:eastAsia="Arial Narrow" w:hAnsi="Arial Narrow" w:cs="Arial Narrow"/>
           <w:kern w:val="0"/>
-          <ns2:ligatures ns2:val="none"/>
+          <w14:ligatures w14:val="none"/>
         </w:rPr>
         <w:t xml:space="preserve">habría incluido una cláusula abusiva en el </w:t>
       </w:r>
@@ -2844,7 +2821,7 @@
         <w:t>la exclusión por uso del vehículo en alquiler sin información suficiente al momento de la contratación.</w:t>
       </w:r>
     </w:p>
-    <w:p ns2:paraId="60FFBFAE" ns2:textId="77777777">
+    <w:p>
       <w:pPr>
         <w:pStyle w:val="Prrafodelista"/>
         <w:spacing w:after="0" w:line="240" w:lineRule="auto"/>
@@ -2855,7 +2832,7 @@
         </w:rPr>
       </w:pPr>
     </w:p>
-    <w:p ns2:paraId="6319D5CD" ns2:textId="77777777">
+    <w:p>
       <w:pPr>
         <w:pStyle w:val="Prrafodelista"/>
         <w:numPr>
@@ -2881,7 +2858,7 @@
           <w:color w:val="000000"/>
           <w:kern w:val="0"/>
           <w:lang w:val="es-ES" w:eastAsia="es-ES"/>
-          <ns2:ligatures ns2:val="none"/>
+          <w14:ligatures w14:val="none"/>
         </w:rPr>
         <w:t xml:space="preserve">la compañía aseguradora </w:t>
       </w:r>
@@ -2889,7 +2866,7 @@
         <w:rPr>
           <w:rFonts w:ascii="Arial Narrow" w:eastAsia="Arial Narrow" w:hAnsi="Arial Narrow" w:cs="Arial Narrow"/>
           <w:kern w:val="0"/>
-          <ns2:ligatures ns2:val="none"/>
+          <w14:ligatures w14:val="none"/>
         </w:rPr>
         <w:t xml:space="preserve">habría incluido una cláusula abusiva en el </w:t>
       </w:r>
@@ -2937,17 +2914,17 @@
         <w:t>.</w:t>
       </w:r>
     </w:p>
-    <w:p ns2:paraId="712C001F" ns2:textId="77777777">
+    <w:p>
       <w:pPr>
         <w:pStyle w:val="Prrafodelista"/>
         <w:rPr>
           <w:rFonts w:ascii="Arial Narrow" w:eastAsia="Arial Narrow" w:hAnsi="Arial Narrow" w:cs="Arial Narrow"/>
           <w:kern w:val="0"/>
-          <ns2:ligatures ns2:val="none"/>
-        </w:rPr>
-      </w:pPr>
-    </w:p>
-    <w:p ns2:paraId="2F2AECF4" ns2:textId="1DF048D0">
+          <w14:ligatures w14:val="none"/>
+        </w:rPr>
+      </w:pPr>
+    </w:p>
+    <w:p>
       <w:pPr>
         <w:pStyle w:val="Prrafodelista"/>
         <w:numPr>
@@ -2965,7 +2942,7 @@
         <w:rPr>
           <w:rFonts w:ascii="Arial Narrow" w:eastAsia="Arial Narrow" w:hAnsi="Arial Narrow" w:cs="Arial Narrow"/>
           <w:kern w:val="0"/>
-          <ns2:ligatures ns2:val="none"/>
+          <w14:ligatures w14:val="none"/>
         </w:rPr>
         <w:t>Presunta infracción al artículo 1, numeral 1, literal b) y al artículo 2 de la Ley 29571, Código de Protección y Defensa del Consumidor</w:t>
       </w:r>
@@ -2974,7 +2951,7 @@
         <w:rPr>
           <w:rFonts w:ascii="Arial Narrow" w:eastAsia="Arial Narrow" w:hAnsi="Arial Narrow" w:cs="Arial Narrow"/>
           <w:kern w:val="0"/>
-          <ns2:ligatures ns2:val="none"/>
+          <w14:ligatures w14:val="none"/>
         </w:rPr>
         <w:t xml:space="preserve">, </w:t>
       </w:r>
@@ -2984,7 +2961,7 @@
           <w:kern w:val="0"/>
           <w:shd w:val="clear" w:color="auto" w:fill="FFFFFF"/>
           <w:lang w:eastAsia="es-PE"/>
-          <ns2:ligatures ns2:val="none"/>
+          <w14:ligatures w14:val="none"/>
         </w:rPr>
         <w:t xml:space="preserve">en tanto </w:t>
       </w:r>
@@ -2992,7 +2969,7 @@
         <w:rPr>
           <w:rFonts w:ascii="Arial Narrow" w:eastAsia="Arial Narrow" w:hAnsi="Arial Narrow" w:cs="Arial Narrow"/>
           <w:kern w:val="0"/>
-          <ns2:ligatures ns2:val="none"/>
+          <w14:ligatures w14:val="none"/>
         </w:rPr>
         <w:t xml:space="preserve">un corredor de seguros de </w:t>
       </w:r>
@@ -3002,7 +2979,7 @@
           <w:color w:val="000000"/>
           <w:kern w:val="0"/>
           <w:lang w:val="es-ES" w:eastAsia="es-ES"/>
-          <ns2:ligatures ns2:val="none"/>
+          <w14:ligatures w14:val="none"/>
         </w:rPr>
         <w:t>la compañía aseguradora</w:t>
       </w:r>
@@ -3010,7 +2987,7 @@
         <w:rPr>
           <w:rFonts w:ascii="Arial Narrow" w:eastAsia="Arial Narrow" w:hAnsi="Arial Narrow" w:cs="Arial Narrow"/>
           <w:kern w:val="0"/>
-          <ns2:ligatures ns2:val="none"/>
+          <w14:ligatures w14:val="none"/>
         </w:rPr>
         <w:t>, le habría informado incorrectamente</w:t>
       </w:r>
@@ -3018,7 +2995,7 @@
         <w:rPr>
           <w:rFonts w:ascii="Arial Narrow" w:eastAsia="Arial Narrow" w:hAnsi="Arial Narrow" w:cs="Arial Narrow"/>
           <w:kern w:val="0"/>
-          <ns2:ligatures ns2:val="none"/>
+          <w14:ligatures w14:val="none"/>
         </w:rPr>
         <w:t xml:space="preserve"> al denunciante</w:t>
       </w:r>
@@ -3026,7 +3003,7 @@
         <w:rPr>
           <w:rFonts w:ascii="Arial Narrow" w:eastAsia="Arial Narrow" w:hAnsi="Arial Narrow" w:cs="Arial Narrow"/>
           <w:kern w:val="0"/>
-          <ns2:ligatures ns2:val="none"/>
+          <w14:ligatures w14:val="none"/>
         </w:rPr>
         <w:t xml:space="preserve"> que el uso comercial para transporte a empresas estaba amparado en el </w:t>
       </w:r>
@@ -3041,12 +3018,12 @@
         <w:rPr>
           <w:rFonts w:ascii="Arial Narrow" w:eastAsia="Arial Narrow" w:hAnsi="Arial Narrow" w:cs="Arial Narrow"/>
           <w:kern w:val="0"/>
-          <ns2:ligatures ns2:val="none"/>
+          <w14:ligatures w14:val="none"/>
         </w:rPr>
         <w:t>.</w:t>
       </w:r>
     </w:p>
-    <w:p ns2:paraId="537038EB" ns2:textId="77777777">
+    <w:p>
       <w:pPr>
         <w:spacing w:after="0" w:line="240" w:lineRule="auto"/>
         <w:jc w:val="both"/>
@@ -3055,7 +3032,7 @@
         </w:rPr>
       </w:pPr>
     </w:p>
-    <w:p ns2:paraId="3516FFBC" ns2:textId="77777777">
+    <w:p>
       <w:pPr>
         <w:spacing w:after="0" w:line="240" w:lineRule="auto"/>
         <w:contextualSpacing/>
@@ -3063,7 +3040,7 @@
         <w:rPr>
           <w:rFonts w:ascii="Arial Narrow" w:eastAsia="Calibri" w:hAnsi="Arial Narrow" w:cs="Arial"/>
           <w:kern w:val="0"/>
-          <ns2:ligatures ns2:val="none"/>
+          <w14:ligatures w14:val="none"/>
         </w:rPr>
       </w:pPr>
       <w:r>
@@ -3089,7 +3066,7 @@
         <w:t xml:space="preserve"> presentados en el escrito de denuncia del 24 de junio de 2026.</w:t>
       </w:r>
     </w:p>
-    <w:p ns2:paraId="4E5DA83C" ns2:textId="77777777">
+    <w:p>
       <w:pPr>
         <w:spacing w:after="0" w:line="240" w:lineRule="auto"/>
         <w:contextualSpacing/>
@@ -3099,11 +3076,11 @@
           <w:color w:val="000000"/>
           <w:kern w:val="0"/>
           <w:lang w:eastAsia="es-PE"/>
-          <ns2:ligatures ns2:val="none"/>
-        </w:rPr>
-      </w:pPr>
-    </w:p>
-    <w:p ns2:paraId="7A0BF6EF" ns2:textId="77777777">
+          <w14:ligatures w14:val="none"/>
+        </w:rPr>
+      </w:pPr>
+    </w:p>
+    <w:p>
       <w:pPr>
         <w:spacing w:after="0" w:line="240" w:lineRule="auto"/>
         <w:jc w:val="both"/>
@@ -3112,7 +3089,7 @@
           <w:color w:val="000000"/>
           <w:kern w:val="0"/>
           <w:lang w:eastAsia="es-PE"/>
-          <ns2:ligatures ns2:val="none"/>
+          <w14:ligatures w14:val="none"/>
         </w:rPr>
       </w:pPr>
       <w:r>
@@ -3131,7 +3108,7 @@
         <w:t>requerir a Mapfre Perú Compañía de Seguros y Reaseguros S.A. que cumpla con lo siguiente:</w:t>
       </w:r>
     </w:p>
-    <w:p ns2:paraId="380D39AB" ns2:textId="77777777">
+    <w:p>
       <w:pPr>
         <w:spacing w:after="0" w:line="240" w:lineRule="auto"/>
         <w:jc w:val="both"/>
@@ -3140,11 +3117,11 @@
           <w:color w:val="000000"/>
           <w:kern w:val="0"/>
           <w:lang w:eastAsia="es-PE"/>
-          <ns2:ligatures ns2:val="none"/>
-        </w:rPr>
-      </w:pPr>
-    </w:p>
-    <w:p ns2:paraId="6E6A1EEC" ns2:textId="77777777">
+          <w14:ligatures w14:val="none"/>
+        </w:rPr>
+      </w:pPr>
+    </w:p>
+    <w:p>
       <w:pPr>
         <w:numPr>
           <w:ilvl w:val="0"/>
@@ -3158,7 +3135,7 @@
           <w:color w:val="000000"/>
           <w:kern w:val="0"/>
           <w:lang w:eastAsia="es-PE"/>
-          <ns2:ligatures ns2:val="none"/>
+          <w14:ligatures w14:val="none"/>
         </w:rPr>
       </w:pPr>
       <w:r>
@@ -3167,12 +3144,12 @@
           <w:color w:val="000000"/>
           <w:kern w:val="0"/>
           <w:lang w:eastAsia="es-PE"/>
-          <ns2:ligatures ns2:val="none"/>
+          <w14:ligatures w14:val="none"/>
         </w:rPr>
         <w:t>presentar documentos que acrediten su inscripción en los Registros Públicos o una declaración jurada que indique que cuenta con dicha inscripción;</w:t>
       </w:r>
     </w:p>
-    <w:p ns2:paraId="783140B6" ns2:textId="77777777">
+    <w:p>
       <w:pPr>
         <w:numPr>
           <w:ilvl w:val="0"/>
@@ -3186,7 +3163,7 @@
           <w:color w:val="000000"/>
           <w:kern w:val="0"/>
           <w:lang w:eastAsia="es-PE"/>
-          <ns2:ligatures ns2:val="none"/>
+          <w14:ligatures w14:val="none"/>
         </w:rPr>
       </w:pPr>
       <w:r>
@@ -3195,12 +3172,12 @@
           <w:color w:val="000000"/>
           <w:kern w:val="0"/>
           <w:lang w:eastAsia="es-PE"/>
-          <ns2:ligatures ns2:val="none"/>
+          <w14:ligatures w14:val="none"/>
         </w:rPr>
         <w:t>presentar copia simple de las facultades de representación de su representante legal en el presente procedimiento o la declaración jurada que indique que cuenta con dichas facultades y que estas se encuentran vigentes;</w:t>
       </w:r>
     </w:p>
-    <w:p ns2:paraId="148C856C" ns2:textId="77777777">
+    <w:p>
       <w:pPr>
         <w:numPr>
           <w:ilvl w:val="0"/>
@@ -3214,7 +3191,7 @@
           <w:color w:val="000000"/>
           <w:kern w:val="0"/>
           <w:lang w:eastAsia="es-PE"/>
-          <ns2:ligatures ns2:val="none"/>
+          <w14:ligatures w14:val="none"/>
         </w:rPr>
       </w:pPr>
       <w:r>
@@ -3223,12 +3200,12 @@
           <w:color w:val="000000"/>
           <w:kern w:val="0"/>
           <w:lang w:eastAsia="es-PE"/>
-          <ns2:ligatures ns2:val="none"/>
+          <w14:ligatures w14:val="none"/>
         </w:rPr>
         <w:t>consignar el Número de Registro Único de Contribuyentes (RUC); y,</w:t>
       </w:r>
     </w:p>
-    <w:p ns2:paraId="6DE74B16" ns2:textId="77777777">
+    <w:p>
       <w:pPr>
         <w:numPr>
           <w:ilvl w:val="0"/>
@@ -3240,7 +3217,7 @@
         <w:rPr>
           <w:rFonts w:ascii="Arial Narrow" w:eastAsia="Calibri" w:hAnsi="Arial Narrow" w:cs="Arial"/>
           <w:kern w:val="0"/>
-          <ns2:ligatures ns2:val="none"/>
+          <w14:ligatures w14:val="none"/>
         </w:rPr>
       </w:pPr>
       <w:r>
@@ -3249,7 +3226,7 @@
           <w:color w:val="000000"/>
           <w:kern w:val="0"/>
           <w:lang w:eastAsia="es-PE"/>
-          <ns2:ligatures ns2:val="none"/>
+          <w14:ligatures w14:val="none"/>
         </w:rPr>
         <w:t xml:space="preserve">fijar domicilio procesal para el procedimiento, de conformidad con el numeral 1 del artículo 442 del Código Procesal Civil. </w:t>
       </w:r>
@@ -3258,7 +3235,7 @@
           <w:rFonts w:ascii="Arial Narrow" w:eastAsia="Arial Narrow" w:hAnsi="Arial Narrow" w:cs="Arial"/>
           <w:color w:val="000000"/>
           <w:kern w:val="0"/>
-          <ns2:ligatures ns2:val="none"/>
+          <w14:ligatures w14:val="none"/>
         </w:rPr>
         <w:t>Para ello podrá señalar domicilio físico o una dirección electrónica a la que pueda remitirse las notificaciones</w:t>
       </w:r>
@@ -3268,12 +3245,12 @@
           <w:color w:val="000000"/>
           <w:kern w:val="0"/>
           <w:lang w:val="es"/>
-          <ns2:ligatures ns2:val="none"/>
+          <w14:ligatures w14:val="none"/>
         </w:rPr>
         <w:t>;</w:t>
       </w:r>
     </w:p>
-    <w:p ns2:paraId="5D387670" ns2:textId="77777777">
+    <w:p>
       <w:pPr>
         <w:numPr>
           <w:ilvl w:val="0"/>
@@ -3285,7 +3262,7 @@
         <w:rPr>
           <w:rFonts w:ascii="Arial Narrow" w:eastAsia="Calibri" w:hAnsi="Arial Narrow" w:cs="Arial"/>
           <w:kern w:val="0"/>
-          <ns2:ligatures ns2:val="none"/>
+          <w14:ligatures w14:val="none"/>
         </w:rPr>
       </w:pPr>
       <w:r>
@@ -3293,7 +3270,7 @@
           <w:rFonts w:ascii="Arial Narrow" w:eastAsia="Arial Narrow" w:hAnsi="Arial Narrow" w:cs="Arial"/>
           <w:color w:val="000000"/>
           <w:kern w:val="0"/>
-          <ns2:ligatures ns2:val="none"/>
+          <w14:ligatures w14:val="none"/>
         </w:rPr>
         <w:t xml:space="preserve">en caso califique como </w:t>
       </w:r>
@@ -3303,7 +3280,7 @@
           <w:rFonts w:ascii="Arial Narrow" w:eastAsia="Arial Narrow" w:hAnsi="Arial Narrow" w:cs="Arial"/>
           <w:color w:val="000000"/>
           <w:kern w:val="0"/>
-          <ns2:ligatures ns2:val="none"/>
+          <w14:ligatures w14:val="none"/>
         </w:rPr>
         <w:t>micro empresa</w:t>
       </w:r>
@@ -3313,7 +3290,7 @@
           <w:rFonts w:ascii="Arial Narrow" w:eastAsia="Arial Narrow" w:hAnsi="Arial Narrow" w:cs="Arial"/>
           <w:color w:val="000000"/>
           <w:kern w:val="0"/>
-          <ns2:ligatures ns2:val="none"/>
+          <w14:ligatures w14:val="none"/>
         </w:rPr>
         <w:t xml:space="preserve"> o pequeña empresa, presentar los documentos que acrediten su volumen de ventas o ingresos brutos percibidos el año anterior relativo a todas sus actividades económicas y el número de trabajadores con el que cuenta</w:t>
       </w:r>
@@ -3324,7 +3301,7 @@
           <w:color w:val="000000"/>
           <w:kern w:val="0"/>
           <w:vertAlign w:val="superscript"/>
-          <ns2:ligatures ns2:val="none"/>
+          <w14:ligatures w14:val="none"/>
         </w:rPr>
         <w:footnoteReference w:id="8"/>
       </w:r>
@@ -3333,7 +3310,7 @@
           <w:rFonts w:ascii="Arial Narrow" w:eastAsia="Arial Narrow" w:hAnsi="Arial Narrow" w:cs="Arial"/>
           <w:color w:val="000000"/>
           <w:kern w:val="0"/>
-          <ns2:ligatures ns2:val="none"/>
+          <w14:ligatures w14:val="none"/>
         </w:rPr>
         <w:t xml:space="preserve">. Ello, a fin de que la Comisión pueda meritar dicha documentación, conforme lo establece el artículo 110 del </w:t>
       </w:r>
@@ -3343,7 +3320,7 @@
           <w:color w:val="000000"/>
           <w:spacing w:val="-2"/>
           <w:kern w:val="0"/>
-          <ns2:ligatures ns2:val="none"/>
+          <w14:ligatures w14:val="none"/>
         </w:rPr>
         <w:t>Código</w:t>
       </w:r>
@@ -3355,7 +3332,7 @@
           <w:spacing w:val="-2"/>
           <w:kern w:val="0"/>
           <w:vertAlign w:val="superscript"/>
-          <ns2:ligatures ns2:val="none"/>
+          <w14:ligatures w14:val="none"/>
         </w:rPr>
         <w:footnoteReference w:id="9"/>
       </w:r>
@@ -3365,12 +3342,12 @@
           <w:color w:val="000000"/>
           <w:spacing w:val="-2"/>
           <w:kern w:val="0"/>
-          <ns2:ligatures ns2:val="none"/>
+          <w14:ligatures w14:val="none"/>
         </w:rPr>
         <w:t>.</w:t>
       </w:r>
     </w:p>
-    <w:p ns2:paraId="5A2492CF" ns2:textId="77777777">
+    <w:p>
       <w:pPr>
         <w:spacing w:after="0" w:line="240" w:lineRule="auto"/>
         <w:ind w:left="567"/>
@@ -3380,7 +3357,7 @@
           <w:color w:val="000000"/>
           <w:kern w:val="0"/>
           <w:lang w:eastAsia="es-PE"/>
-          <ns2:ligatures ns2:val="none"/>
+          <w14:ligatures w14:val="none"/>
         </w:rPr>
       </w:pPr>
     </w:p>
@@ -3409,10 +3386,44 @@
           <w:sz w:val="20"/>
           <w:szCs w:val="20"/>
         </w:rPr>
-        <w:t xml:space="preserve">correr traslado de la presente resolución a Mapfre Perú Compañía de Seguros y Reaseguros S.A. para que, de conformidad con lo dispuesto por el artículo 26 de la Ley sobre Facultades, Normas y Organización del Indecopi, aprobada por Decreto Legislativo 807, presente sus descargos sobre la imputación de cargos realizada en un plazo no mayor a cinco (5) días hábiles contado a partir del día siguiente de la notificación de la presente resolución, vencido el cual, el Secretario Técnico declarará en rebeldía al denunciado que no lo hubiera presentado. Debe precisarse que de conformidad con lo establecido por el artículo 223 del Texto Único Ordenado de la Ley 27444, Ley del Procedimiento Administrativo General, las alegaciones y los hechos relevantes de la reclamación, salvo que hayan sido específicamente negadas en la contestación, se tendrán por aceptadas o merituadas como ciertas.</w:t>
-      </w:r>
-    </w:p>
-    <w:p ns2:paraId="0EFF19F5" ns2:textId="1734C4D6">
+        <w:t xml:space="preserve">correr traslado de la presente resolución a Mapfre Perú Compañía de Seguros y Reaseguros S.A. para que, de conformidad con lo dispuesto por el artículo 26 de la Ley sobre Facultades, Normas y Organización del Indecopi, aprobada por Decreto Legislativo 807</w:t>
+      </w:r>
+      <w:r>
+        <w:rPr>
+          <w:rStyle w:val="Refdenotaalpie"/>
+          <w:rFonts w:eastAsia="Arial Narrow"/>
+          <w:color w:val="000000"/>
+          <w:vertAlign w:val="superscript"/>
+        </w:rPr>
+        <w:footnoteReference w:id="15"/>
+      </w:r>
+      <w:r>
+        <w:rPr>
+          <w:rFonts w:ascii="Arial Narrow" w:hAnsi="Arial Narrow" w:cs="Arial Narrow"/>
+          <w:sz w:val="20"/>
+          <w:szCs w:val="20"/>
+        </w:rPr>
+        <w:t xml:space="preserve">, presente sus descargos sobre la imputación de cargos realizada en un plazo no mayor a cinco (5) días hábiles contado a partir del día siguiente de la notificación de la presente resolución, vencido el cual, el Secretario Técnico declarará en rebeldía al denunciado que no lo hubiera presentado. Debe precisarse que de conformidad con lo establecido por el artículo 223 del Texto Único Ordenado de la Ley 27444, Ley del Procedimiento Administrativo General</w:t>
+      </w:r>
+      <w:r>
+        <w:rPr>
+          <w:rStyle w:val="Refdenotaalpie"/>
+          <w:rFonts w:eastAsia="Arial Narrow"/>
+          <w:color w:val="000000"/>
+          <w:vertAlign w:val="superscript"/>
+        </w:rPr>
+        <w:footnoteReference w:id="16"/>
+      </w:r>
+      <w:r>
+        <w:rPr>
+          <w:rFonts w:ascii="Arial Narrow" w:hAnsi="Arial Narrow" w:cs="Arial Narrow"/>
+          <w:sz w:val="20"/>
+          <w:szCs w:val="20"/>
+        </w:rPr>
+        <w:t xml:space="preserve">, las alegaciones y los hechos relevantes de la reclamación, salvo que hayan sido específicamente negadas en la contestación, se tendrán por aceptadas o merituadas como ciertas.</w:t>
+      </w:r>
+    </w:p>
+    <w:p>
       <w:pPr>
         <w:spacing w:after="0" w:line="240" w:lineRule="auto"/>
         <w:jc w:val="both"/>
@@ -3421,11 +3432,11 @@
           <w:color w:val="000000"/>
           <w:kern w:val="0"/>
           <w:lang w:eastAsia="es-PE"/>
-          <ns2:ligatures ns2:val="none"/>
-        </w:rPr>
-      </w:pPr>
-    </w:p>
-    <w:p ns2:paraId="5E7011CB" ns2:textId="22247DEE">
+          <w14:ligatures w14:val="none"/>
+        </w:rPr>
+      </w:pPr>
+    </w:p>
+    <w:p>
       <w:pPr>
         <w:spacing w:after="0" w:line="240" w:lineRule="auto"/>
         <w:jc w:val="both"/>
@@ -3434,7 +3445,7 @@
           <w:color w:val="000000"/>
           <w:kern w:val="0"/>
           <w:lang w:val="es-ES" w:eastAsia="es-ES"/>
-          <ns2:ligatures ns2:val="none"/>
+          <w14:ligatures w14:val="none"/>
         </w:rPr>
       </w:pPr>
       <w:r>
@@ -3444,7 +3455,7 @@
           <w:color w:val="000000"/>
           <w:kern w:val="0"/>
           <w:lang w:eastAsia="es-PE"/>
-          <ns2:ligatures ns2:val="none"/>
+          <w14:ligatures w14:val="none"/>
         </w:rPr>
         <w:t xml:space="preserve">QUINTO: </w:t>
       </w:r>
@@ -3455,7 +3466,7 @@
           <w:color w:val="000000"/>
           <w:kern w:val="0"/>
           <w:lang w:eastAsia="es-ES"/>
-          <ns2:ligatures ns2:val="none"/>
+          <w14:ligatures w14:val="none"/>
         </w:rPr>
         <w:t xml:space="preserve">requerir </w:t>
       </w:r>
@@ -3465,7 +3476,7 @@
           <w:color w:val="000000"/>
           <w:kern w:val="0"/>
           <w:lang w:val="es-ES" w:eastAsia="es-ES"/>
-          <ns2:ligatures ns2:val="none"/>
+          <w14:ligatures w14:val="none"/>
         </w:rPr>
         <w:t xml:space="preserve">que, en un </w:t>
       </w:r>
@@ -3475,7 +3486,7 @@
           <w:color w:val="000000"/>
           <w:kern w:val="0"/>
           <w:lang w:eastAsia="es-ES"/>
-          <ns2:ligatures ns2:val="none"/>
+          <w14:ligatures w14:val="none"/>
         </w:rPr>
         <w:t>plazo no mayor de cinco (5) días hábiles contado a partir del día siguiente de la notificación de la presente resolución</w:t>
       </w:r>
@@ -3486,7 +3497,7 @@
           <w:color w:val="000000"/>
           <w:kern w:val="0"/>
           <w:lang w:eastAsia="es-ES"/>
-          <ns2:ligatures ns2:val="none"/>
+          <w14:ligatures w14:val="none"/>
         </w:rPr>
         <w:t xml:space="preserve">, </w:t>
       </w:r>
@@ -3498,7 +3509,7 @@
           <w:kern w:val="0"/>
           <w:shd w:val="clear" w:color="auto" w:fill="FFFFFF"/>
           <w:lang w:eastAsia="es-PE"/>
-          <ns2:ligatures ns2:val="none"/>
+          <w14:ligatures w14:val="none"/>
         </w:rPr>
         <w:t>el proveedor denunciado</w:t>
       </w:r>
@@ -3508,7 +3519,7 @@
           <w:color w:val="000000"/>
           <w:kern w:val="0"/>
           <w:lang w:eastAsia="es-ES"/>
-          <ns2:ligatures ns2:val="none"/>
+          <w14:ligatures w14:val="none"/>
         </w:rPr>
         <w:t xml:space="preserve"> </w:t>
       </w:r>
@@ -3519,7 +3530,7 @@
           <w:color w:val="000000"/>
           <w:kern w:val="0"/>
           <w:lang w:val="es-ES" w:eastAsia="es-ES"/>
-          <ns2:ligatures ns2:val="none"/>
+          <w14:ligatures w14:val="none"/>
         </w:rPr>
         <w:t xml:space="preserve">cumpla con: </w:t>
       </w:r>
@@ -3529,7 +3540,7 @@
           <w:color w:val="000000"/>
           <w:kern w:val="0"/>
           <w:lang w:val="es-ES" w:eastAsia="es-ES"/>
-          <ns2:ligatures ns2:val="none"/>
+          <w14:ligatures w14:val="none"/>
         </w:rPr>
         <w:t>(i) presentar una copia completa, legible y debidamente suscrita del Seguro Vehicular - Póliza 3012500019696, así como el cargo de remisión de la póliza; (</w:t>
       </w:r>
@@ -3540,7 +3551,7 @@
           <w:color w:val="000000"/>
           <w:kern w:val="0"/>
           <w:lang w:val="es-ES" w:eastAsia="es-ES"/>
-          <ns2:ligatures ns2:val="none"/>
+          <w14:ligatures w14:val="none"/>
         </w:rPr>
         <w:t>ii</w:t>
       </w:r>
@@ -3551,7 +3562,7 @@
           <w:color w:val="000000"/>
           <w:kern w:val="0"/>
           <w:lang w:val="es-ES" w:eastAsia="es-ES"/>
-          <ns2:ligatures ns2:val="none"/>
+          <w14:ligatures w14:val="none"/>
         </w:rPr>
         <w:t>) presentar los medios probatorios que la negativa de otorgamiento de cobertura fue justificada; y, (</w:t>
       </w:r>
@@ -3562,7 +3573,7 @@
           <w:color w:val="000000"/>
           <w:kern w:val="0"/>
           <w:lang w:val="es-ES" w:eastAsia="es-ES"/>
-          <ns2:ligatures ns2:val="none"/>
+          <w14:ligatures w14:val="none"/>
         </w:rPr>
         <w:t>iii</w:t>
       </w:r>
@@ -3573,7 +3584,7 @@
           <w:color w:val="000000"/>
           <w:kern w:val="0"/>
           <w:lang w:val="es-ES" w:eastAsia="es-ES"/>
-          <ns2:ligatures ns2:val="none"/>
+          <w14:ligatures w14:val="none"/>
         </w:rPr>
         <w:t>) presentar todas las comunicaciones cursadas con la parte denunciante en virtud de los hechos materia de denuncia</w:t>
       </w:r>
@@ -3583,12 +3594,12 @@
           <w:color w:val="000000"/>
           <w:kern w:val="0"/>
           <w:lang w:val="es-ES" w:eastAsia="es-ES"/>
-          <ns2:ligatures ns2:val="none"/>
+          <w14:ligatures w14:val="none"/>
         </w:rPr>
         <w:t>.</w:t>
       </w:r>
     </w:p>
-    <w:p ns2:paraId="32370F31" ns2:textId="77777777">
+    <w:p>
       <w:pPr>
         <w:spacing w:after="0" w:line="240" w:lineRule="auto"/>
         <w:jc w:val="both"/>
@@ -3597,11 +3608,11 @@
           <w:color w:val="000000"/>
           <w:kern w:val="0"/>
           <w:lang w:eastAsia="es-PE"/>
-          <ns2:ligatures ns2:val="none"/>
-        </w:rPr>
-      </w:pPr>
-    </w:p>
-    <w:p ns2:paraId="3584D3F3" ns2:textId="42FB0734">
+          <w14:ligatures w14:val="none"/>
+        </w:rPr>
+      </w:pPr>
+    </w:p>
+    <w:p>
       <w:pPr>
         <w:jc w:val="both"/>
         <w:rPr>
@@ -3684,7 +3695,7 @@
         </w:rPr>
         <w:t xml:space="preserve"/>
       </w:r>
-      <w:hyperlink ns3:id="rId8" w:history="1">
+      <w:hyperlink r:id="rId8" w:history="1">
         <w:r>
           <w:rPr>
             <w:rStyle w:val="Hipervnculo"/>
@@ -3747,7 +3758,7 @@
         <w:t/>
       </w:r>
     </w:p>
-    <w:p ns2:paraId="43C3DB28" ns2:textId="78B26C5C">
+    <w:p>
       <w:pPr>
         <w:spacing w:after="0" w:line="240" w:lineRule="auto"/>
         <w:jc w:val="both"/>
@@ -3756,7 +3767,7 @@
           <w:color w:val="000000"/>
           <w:kern w:val="0"/>
           <w:lang w:eastAsia="es-PE"/>
-          <ns2:ligatures ns2:val="none"/>
+          <w14:ligatures w14:val="none"/>
         </w:rPr>
       </w:pPr>
       <w:r>
@@ -3766,7 +3777,7 @@
           <w:color w:val="000000"/>
           <w:kern w:val="0"/>
           <w:lang w:eastAsia="es-PE"/>
-          <ns2:ligatures ns2:val="none"/>
+          <w14:ligatures w14:val="none"/>
         </w:rPr>
         <w:t>SÉTIMO</w:t>
       </w:r>
@@ -3777,7 +3788,7 @@
           <w:color w:val="000000"/>
           <w:kern w:val="0"/>
           <w:lang w:eastAsia="es-PE"/>
-          <ns2:ligatures ns2:val="none"/>
+          <w14:ligatures w14:val="none"/>
         </w:rPr>
         <w:t>:</w:t>
       </w:r>
@@ -3787,7 +3798,7 @@
           <w:color w:val="000000"/>
           <w:kern w:val="0"/>
           <w:lang w:eastAsia="es-PE"/>
-          <ns2:ligatures ns2:val="none"/>
+          <w14:ligatures w14:val="none"/>
         </w:rPr>
         <w:t xml:space="preserve"> </w:t>
       </w:r>
@@ -3798,7 +3809,7 @@
           <w:color w:val="000000"/>
           <w:kern w:val="0"/>
           <w:lang w:eastAsia="es-PE"/>
-          <ns2:ligatures ns2:val="none"/>
+          <w14:ligatures w14:val="none"/>
         </w:rPr>
         <w:t xml:space="preserve">informar a las partes que el artículo 110 de la Ley </w:t>
       </w:r>
@@ -3808,7 +3819,7 @@
           <w:color w:val="000000"/>
           <w:kern w:val="0"/>
           <w:lang w:eastAsia="es-PE"/>
-          <ns2:ligatures ns2:val="none"/>
+          <w14:ligatures w14:val="none"/>
         </w:rPr>
         <w:t>29571</w:t>
       </w:r>
@@ -3818,7 +3829,7 @@
           <w:color w:val="000000"/>
           <w:kern w:val="0"/>
           <w:lang w:eastAsia="es-PE"/>
-          <ns2:ligatures ns2:val="none"/>
+          <w14:ligatures w14:val="none"/>
         </w:rPr>
         <w:t>, Código de Protección y Defensa del Consumidor</w:t>
       </w:r>
@@ -3830,7 +3841,7 @@
           <w:kern w:val="0"/>
           <w:vertAlign w:val="superscript"/>
           <w:lang w:eastAsia="es-PE"/>
-          <ns2:ligatures ns2:val="none"/>
+          <w14:ligatures w14:val="none"/>
         </w:rPr>
         <w:footnoteReference w:id="10"/>
       </w:r>
@@ -3840,7 +3851,7 @@
           <w:color w:val="000000"/>
           <w:kern w:val="0"/>
           <w:lang w:eastAsia="es-PE"/>
-          <ns2:ligatures ns2:val="none"/>
+          <w14:ligatures w14:val="none"/>
         </w:rPr>
         <w:t>, faculta a la Comisión a calificar las infracciones de la referida norma como leves, graves o muy graves e imponer sanciones que van desde una amonestación hasta una multa por un máximo de 450 Unidades Impositivas Tributarias, sin perjuicio de las medidas correctivas, reparadoras y complementarias, que puedan ordenarse de acuerdo a lo estipulado en los artículos 114, 115 y 116 de la referida norma</w:t>
       </w:r>
@@ -3852,7 +3863,7 @@
           <w:kern w:val="0"/>
           <w:vertAlign w:val="superscript"/>
           <w:lang w:eastAsia="es-PE"/>
-          <ns2:ligatures ns2:val="none"/>
+          <w14:ligatures w14:val="none"/>
         </w:rPr>
         <w:footnoteReference w:id="11"/>
       </w:r>
@@ -3862,7 +3873,7 @@
           <w:color w:val="000000"/>
           <w:kern w:val="0"/>
           <w:lang w:eastAsia="es-PE"/>
-          <ns2:ligatures ns2:val="none"/>
+          <w14:ligatures w14:val="none"/>
         </w:rPr>
         <w:t xml:space="preserve">. </w:t>
       </w:r>
@@ -3873,7 +3884,7 @@
           <w:color w:val="000000"/>
           <w:kern w:val="0"/>
           <w:lang w:eastAsia="es-PE"/>
-          <ns2:ligatures ns2:val="none"/>
+          <w14:ligatures w14:val="none"/>
         </w:rPr>
         <w:lastRenderedPageBreak/>
         <w:t>Asimismo, se consideran circunstancias atenuantes para la graduación de la sanción, el allanamiento de la denuncia o el reconocimiento de las pretensiones en ella contenidas, de acuerdo con el artículo 112 del Código</w:t>
@@ -3886,7 +3897,7 @@
           <w:kern w:val="0"/>
           <w:vertAlign w:val="superscript"/>
           <w:lang w:eastAsia="es-PE"/>
-          <ns2:ligatures ns2:val="none"/>
+          <w14:ligatures w14:val="none"/>
         </w:rPr>
         <w:footnoteReference w:id="12"/>
       </w:r>
@@ -3896,12 +3907,12 @@
           <w:color w:val="000000"/>
           <w:kern w:val="0"/>
           <w:lang w:eastAsia="es-PE"/>
-          <ns2:ligatures ns2:val="none"/>
+          <w14:ligatures w14:val="none"/>
         </w:rPr>
         <w:t>.</w:t>
       </w:r>
     </w:p>
-    <w:p ns2:paraId="4BBB6B1E" ns2:textId="77777777">
+    <w:p>
       <w:pPr>
         <w:spacing w:after="0" w:line="240" w:lineRule="auto"/>
         <w:jc w:val="both"/>
@@ -3911,11 +3922,11 @@
           <w:color w:val="000000"/>
           <w:kern w:val="0"/>
           <w:lang w:eastAsia="es-PE"/>
-          <ns2:ligatures ns2:val="none"/>
-        </w:rPr>
-      </w:pPr>
-    </w:p>
-    <w:p ns2:paraId="700932B7" ns2:textId="7400641C">
+          <w14:ligatures w14:val="none"/>
+        </w:rPr>
+      </w:pPr>
+    </w:p>
+    <w:p>
       <w:pPr>
         <w:spacing w:after="0" w:line="240" w:lineRule="auto"/>
         <w:jc w:val="both"/>
@@ -3924,7 +3935,7 @@
           <w:color w:val="000000"/>
           <w:kern w:val="0"/>
           <w:lang w:eastAsia="es-PE"/>
-          <ns2:ligatures ns2:val="none"/>
+          <w14:ligatures w14:val="none"/>
         </w:rPr>
       </w:pPr>
       <w:r>
@@ -3934,7 +3945,7 @@
           <w:bCs/>
           <w:color w:val="000000"/>
           <w:kern w:val="0"/>
-          <ns2:ligatures ns2:val="none"/>
+          <w14:ligatures w14:val="none"/>
         </w:rPr>
         <w:t>OCTAVO</w:t>
       </w:r>
@@ -3945,7 +3956,7 @@
           <w:color w:val="000000"/>
           <w:kern w:val="0"/>
           <w:lang w:eastAsia="es-PE"/>
-          <ns2:ligatures ns2:val="none"/>
+          <w14:ligatures w14:val="none"/>
         </w:rPr>
         <w:t>:</w:t>
       </w:r>
@@ -3955,12 +3966,12 @@
           <w:color w:val="000000"/>
           <w:kern w:val="0"/>
           <w:lang w:eastAsia="es-PE"/>
-          <ns2:ligatures ns2:val="none"/>
+          <w14:ligatures w14:val="none"/>
         </w:rPr>
         <w:t xml:space="preserve"> informar a las partes que conforme a lo establecido en el artículo 39 de la Ley sobre Facultades, Normas y Organización del Indecopi, aprobada por Decreto Legislativo 807, los gastos por los peritajes realizados, actuación de pruebas, inspecciones y otros derivados de la tramitación del proceso serán de cargo de la parte que solicita la prueba, salvo pacto en contrario. En todos los casos, la resolución final determinará si los gastos deben ser asumidos por alguna de las partes, o reembolsados a la otra parte o al Indecopi, según sea el caso, de manera adicional a la sanción que haya podido imponerse. </w:t>
       </w:r>
     </w:p>
-    <w:p ns2:paraId="2BEB8800" ns2:textId="77777777">
+    <w:p>
       <w:pPr>
         <w:spacing w:after="0" w:line="240" w:lineRule="auto"/>
         <w:jc w:val="both"/>
@@ -3969,11 +3980,11 @@
           <w:color w:val="000000"/>
           <w:kern w:val="0"/>
           <w:lang w:eastAsia="es-PE"/>
-          <ns2:ligatures ns2:val="none"/>
-        </w:rPr>
-      </w:pPr>
-    </w:p>
-    <w:p ns2:paraId="05CD22AC" ns2:textId="21CAF905">
+          <w14:ligatures w14:val="none"/>
+        </w:rPr>
+      </w:pPr>
+    </w:p>
+    <w:p>
       <w:pPr>
         <w:suppressAutoHyphens/>
         <w:spacing w:after="0" w:line="240" w:lineRule="auto"/>
@@ -3982,7 +3993,7 @@
           <w:rFonts w:ascii="Arial Narrow" w:eastAsia="Calibri" w:hAnsi="Arial Narrow" w:cs="Arial"/>
           <w:kern w:val="0"/>
           <w:u w:val="single"/>
-          <ns2:ligatures ns2:val="none"/>
+          <w14:ligatures w14:val="none"/>
         </w:rPr>
       </w:pPr>
       <w:r>
@@ -3992,7 +4003,7 @@
           <w:color w:val="000000"/>
           <w:kern w:val="0"/>
           <w:lang w:eastAsia="es-PE"/>
-          <ns2:ligatures ns2:val="none"/>
+          <w14:ligatures w14:val="none"/>
         </w:rPr>
         <w:t>NOVENO</w:t>
       </w:r>
@@ -4002,7 +4013,7 @@
           <w:b/>
           <w:color w:val="000000"/>
           <w:kern w:val="0"/>
-          <ns2:ligatures ns2:val="none"/>
+          <w14:ligatures w14:val="none"/>
         </w:rPr>
         <w:t>:</w:t>
       </w:r>
@@ -4011,7 +4022,7 @@
           <w:rFonts w:ascii="Arial Narrow" w:eastAsia="Arial Narrow" w:hAnsi="Arial Narrow" w:cs="Arial"/>
           <w:color w:val="000000"/>
           <w:kern w:val="0"/>
-          <ns2:ligatures ns2:val="none"/>
+          <w14:ligatures w14:val="none"/>
         </w:rPr>
         <w:t xml:space="preserve"> comunicar a las partes que, </w:t>
       </w:r>
@@ -4021,7 +4032,7 @@
           <w:rFonts w:ascii="Arial Narrow" w:eastAsia="Arial Narrow" w:hAnsi="Arial Narrow" w:cs="Arial"/>
           <w:color w:val="000000"/>
           <w:kern w:val="0"/>
-          <ns2:ligatures ns2:val="none"/>
+          <w14:ligatures w14:val="none"/>
         </w:rPr>
         <w:t>de acuerdo a</w:t>
       </w:r>
@@ -4031,7 +4042,7 @@
           <w:rFonts w:ascii="Arial Narrow" w:eastAsia="Arial Narrow" w:hAnsi="Arial Narrow" w:cs="Arial"/>
           <w:color w:val="000000"/>
           <w:kern w:val="0"/>
-          <ns2:ligatures ns2:val="none"/>
+          <w14:ligatures w14:val="none"/>
         </w:rPr>
         <w:t xml:space="preserve"> lo señalado por el artículo 29 del Decreto </w:t>
       </w:r>
@@ -4041,7 +4052,7 @@
           <w:rFonts w:ascii="Arial Narrow" w:eastAsia="Arial Narrow" w:hAnsi="Arial Narrow" w:cs="Arial"/>
           <w:color w:val="000000"/>
           <w:kern w:val="0"/>
-          <ns2:ligatures ns2:val="none"/>
+          <w14:ligatures w14:val="none"/>
         </w:rPr>
         <w:t>Legislativo 807</w:t>
       </w:r>
@@ -4053,7 +4064,7 @@
           <w:color w:val="000000"/>
           <w:kern w:val="0"/>
           <w:vertAlign w:val="superscript"/>
-          <ns2:ligatures ns2:val="none"/>
+          <w14:ligatures w14:val="none"/>
         </w:rPr>
         <w:footnoteReference w:id="13"/>
       </w:r>
@@ -4062,7 +4073,7 @@
           <w:rFonts w:ascii="Arial Narrow" w:eastAsia="Arial Narrow" w:hAnsi="Arial Narrow" w:cs="Arial"/>
           <w:color w:val="000000"/>
           <w:kern w:val="0"/>
-          <ns2:ligatures ns2:val="none"/>
+          <w14:ligatures w14:val="none"/>
         </w:rPr>
         <w:t xml:space="preserve">, hasta antes de la emisión de la Resolución Final tienen la posibilidad de solicitar una audiencia de conciliación. En caso deleguen a favor de una tercera persona su actuación en la diligencia programada, esta deberá presentar un poder especial con firma legalizada ante Notario Público, donde conste </w:t>
       </w:r>
@@ -4072,7 +4083,7 @@
           <w:color w:val="000000"/>
           <w:kern w:val="0"/>
           <w:u w:val="single"/>
-          <ns2:ligatures ns2:val="none"/>
+          <w14:ligatures w14:val="none"/>
         </w:rPr>
         <w:t>expresamente su facultad para asistir y conciliar en su representación</w:t>
       </w:r>
@@ -4082,7 +4093,7 @@
           <w:bCs/>
           <w:color w:val="000000"/>
           <w:kern w:val="0"/>
-          <ns2:ligatures ns2:val="none"/>
+          <w14:ligatures w14:val="none"/>
         </w:rPr>
         <w:t>.</w:t>
       </w:r>
@@ -4093,7 +4104,7 @@
           <w:bCs/>
           <w:color w:val="000000"/>
           <w:kern w:val="0"/>
-          <ns2:ligatures ns2:val="none"/>
+          <w14:ligatures w14:val="none"/>
         </w:rPr>
         <w:t xml:space="preserve"> </w:t>
       </w:r>
@@ -4103,12 +4114,12 @@
           <w:color w:val="000000"/>
           <w:kern w:val="0"/>
           <w:u w:val="single"/>
-          <ns2:ligatures ns2:val="none"/>
+          <w14:ligatures w14:val="none"/>
         </w:rPr>
         <w:t xml:space="preserve">Ello bajo apercibimiento de no realizar la audiencia de conciliación y levantar el acta de inasistencia correspondiente. </w:t>
       </w:r>
     </w:p>
-    <w:p ns2:paraId="29B7DC94" ns2:textId="77777777">
+    <w:p>
       <w:pPr>
         <w:suppressAutoHyphens/>
         <w:spacing w:after="0" w:line="240" w:lineRule="auto"/>
@@ -4117,11 +4128,11 @@
           <w:rFonts w:ascii="Arial Narrow" w:eastAsia="Calibri" w:hAnsi="Arial Narrow" w:cs="Arial"/>
           <w:kern w:val="0"/>
           <w:u w:val="single"/>
-          <ns2:ligatures ns2:val="none"/>
-        </w:rPr>
-      </w:pPr>
-    </w:p>
-    <w:p ns2:paraId="0D95E72C" ns2:textId="167370D4">
+          <w14:ligatures w14:val="none"/>
+        </w:rPr>
+      </w:pPr>
+    </w:p>
+    <w:p>
       <w:pPr>
         <w:suppressAutoHyphens/>
         <w:spacing w:after="0" w:line="240" w:lineRule="auto"/>
@@ -4131,7 +4142,7 @@
           <w:color w:val="000000"/>
           <w:kern w:val="0"/>
           <w:lang w:eastAsia="es-PE"/>
-          <ns2:ligatures ns2:val="none"/>
+          <w14:ligatures w14:val="none"/>
         </w:rPr>
       </w:pPr>
       <w:r>
@@ -4149,7 +4160,7 @@
           <w:color w:val="000000"/>
           <w:kern w:val="0"/>
           <w:lang w:eastAsia="es-PE"/>
-          <ns2:ligatures ns2:val="none"/>
+          <w14:ligatures w14:val="none"/>
         </w:rPr>
         <w:t>:</w:t>
       </w:r>
@@ -4159,14 +4170,14 @@
           <w:color w:val="000000"/>
           <w:kern w:val="0"/>
           <w:lang w:eastAsia="es-PE"/>
-          <ns2:ligatures ns2:val="none"/>
+          <w14:ligatures w14:val="none"/>
         </w:rPr>
         <w:t xml:space="preserve"> poner en conocimiento de las partes que, antes de la emisión de la Resolución Final, tienen la posibilidad de formular su desistimiento o presentar el acuerdo arribado mediante la conciliación, mediación, transacción o cualquier otro que, de forma indubitable, deje constancia que se ha solucionado la controversia materia de denuncia.</w:t>
       </w:r>
       <w:bookmarkStart w:id="24" w:name="h.gjdgxs" w:colFirst="0" w:colLast="0"/>
       <w:bookmarkEnd w:id="24"/>
     </w:p>
-    <w:p ns2:paraId="4AD22873" ns2:textId="77777777">
+    <w:p>
       <w:pPr>
         <w:suppressAutoHyphens/>
         <w:spacing w:after="0" w:line="240" w:lineRule="auto"/>
@@ -4176,11 +4187,11 @@
           <w:color w:val="000000"/>
           <w:kern w:val="0"/>
           <w:lang w:eastAsia="es-PE"/>
-          <ns2:ligatures ns2:val="none"/>
-        </w:rPr>
-      </w:pPr>
-    </w:p>
-    <w:p ns2:paraId="7B6696B8" ns2:textId="3D3E42E9">
+          <w14:ligatures w14:val="none"/>
+        </w:rPr>
+      </w:pPr>
+    </w:p>
+    <w:p>
       <w:pPr>
         <w:suppressAutoHyphens/>
         <w:spacing w:after="0" w:line="240" w:lineRule="auto"/>
@@ -4260,7 +4271,7 @@
         <w:t/>
       </w:r>
     </w:p>
-    <w:p ns2:paraId="29B113F8" ns2:textId="77777777">
+    <w:p>
       <w:pPr>
         <w:suppressAutoHyphens/>
         <w:spacing w:after="0" w:line="240" w:lineRule="auto"/>
@@ -4270,7 +4281,7 @@
         </w:rPr>
       </w:pPr>
     </w:p>
-    <w:p ns2:paraId="0957E624" ns2:textId="7095B425">
+    <w:p>
       <w:pPr>
         <w:suppressAutoHyphens/>
         <w:spacing w:after="0" w:line="240" w:lineRule="auto"/>
@@ -4338,9 +4349,9 @@
       <w:bookmarkStart w:id="25" w:name="_Hlk198890962"/>
     </w:p>
     <w:bookmarkEnd w:id="25"/>
-    <w:p ns2:paraId="35CB6D34" ns2:textId="77777777"/>
-    <w:p ns2:paraId="01377827" ns2:textId="77777777"/>
-    <w:p ns2:paraId="58293E41" ns2:textId="77777777">
+    <w:p/>
+    <w:p/>
+    <w:p>
       <w:pPr>
         <w:spacing w:after="0" w:line="240" w:lineRule="auto"/>
         <w:jc w:val="center"/>
@@ -4361,7 +4372,7 @@
         <w:t xml:space="preserve">Firmado digitalmente por </w:t>
       </w:r>
     </w:p>
-    <w:p ns2:paraId="41461FB3" ns2:textId="32682BB7">
+    <w:p>
       <w:pPr>
         <w:spacing w:after="0" w:line="240" w:lineRule="auto"/>
         <w:jc w:val="center"/>
@@ -4382,7 +4393,7 @@
         <w:t xml:space="preserve">EVELING ROA QUISPE</w:t>
       </w:r>
     </w:p>
-    <w:p ns2:paraId="3A3AF8EF" ns2:textId="51CE005D">
+    <w:p>
       <w:pPr>
         <w:spacing w:after="0" w:line="240" w:lineRule="auto"/>
         <w:jc w:val="center"/>
@@ -4430,7 +4441,7 @@
         <w:t/>
       </w:r>
     </w:p>
-    <w:p ns2:paraId="036CB9AD" ns2:textId="77777777">
+    <w:p>
       <w:pPr>
         <w:spacing w:after="0" w:line="240" w:lineRule="auto"/>
         <w:jc w:val="center"/>
@@ -4449,7 +4460,7 @@
         <w:t>Comisión de Protección al Consumidor 1</w:t>
       </w:r>
     </w:p>
-    <w:p ns2:paraId="7D1BD4F2" ns2:textId="4654F00A">
+    <w:p>
       <w:pPr>
         <w:spacing w:after="0" w:line="240" w:lineRule="auto"/>
         <w:rPr>
@@ -4477,7 +4488,7 @@
         <w:t>/JCQ</w:t>
       </w:r>
     </w:p>
-    <w:p ns2:paraId="2FC54379" ns2:textId="77777777">
+    <w:p>
       <w:pPr>
         <w:spacing w:after="0" w:line="240" w:lineRule="auto"/>
         <w:jc w:val="both"/>
@@ -4486,7 +4497,7 @@
         </w:rPr>
       </w:pPr>
     </w:p>
-    <w:p ns2:paraId="3DBA40AA" ns2:textId="77777777">
+    <w:p>
       <w:pPr>
         <w:spacing w:after="0" w:line="240" w:lineRule="auto"/>
         <w:jc w:val="both"/>
@@ -4496,8 +4507,8 @@
       </w:pPr>
     </w:p>
     <w:sectPr>
-      <w:headerReference w:type="default" ns3:id="rId9"/>
-      <w:footerReference w:type="default" ns3:id="rId10"/>
+      <w:headerReference w:type="default" r:id="rId9"/>
+      <w:footerReference w:type="default" r:id="rId10"/>
       <w:pgSz w:w="11906" w:h="16838"/>
       <w:pgMar w:top="1417" w:right="1701" w:bottom="1417" w:left="1701" w:header="708" w:footer="708" w:gutter="0"/>
       <w:cols w:space="708"/>
@@ -4508,7 +4519,7 @@
 </file>
 
 <file path=word/endnotes.xml><?xml version="1.0" encoding="utf-8"?>
-<w:endnotes xmlns:wpc="http://schemas.microsoft.com/office/word/2010/wordprocessingCanvas" xmlns:cx="http://schemas.microsoft.com/office/drawing/2014/chartex" xmlns:cx1="http://schemas.microsoft.com/office/drawing/2015/9/8/chartex" xmlns:cx2="http://schemas.microsoft.com/office/drawing/2015/10/21/chartex" xmlns:cx3="http://schemas.microsoft.com/office/drawing/2016/5/9/chartex" xmlns:cx4="http://schemas.microsoft.com/office/drawing/2016/5/10/chartex" xmlns:cx5="http://schemas.microsoft.com/office/drawing/2016/5/11/chartex" xmlns:cx6="http://schemas.microsoft.com/office/drawing/2016/5/12/chartex" xmlns:cx7="http://schemas.microsoft.com/office/drawing/2016/5/13/chartex" xmlns:cx8="http://schemas.microsoft.com/office/drawing/2016/5/14/chartex" xmlns:mc="http://schemas.openxmlformats.org/markup-compatibility/2006" xmlns:aink="http://schemas.microsoft.com/office/drawing/2016/ink" xmlns:am3d="http://schemas.microsoft.com/office/drawing/2017/model3d" xmlns:o="urn:schemas-microsoft-com:office:office" xmlns:oel="http://schemas.microsoft.com/office/2019/extlst" xmlns:r="http://schemas.openxmlformats.org/officeDocument/2006/relationships" xmlns:m="http://schemas.openxmlformats.org/officeDocument/2006/math" xmlns:v="urn:schemas-microsoft-com:vml" xmlns:wp14="http://schemas.microsoft.com/office/word/2010/wordprocessingDrawing" xmlns:wp="http://schemas.openxmlformats.org/drawingml/2006/wordprocessingDrawing" xmlns:w10="urn:schemas-microsoft-com:office:word" xmlns:w="http://schemas.openxmlformats.org/wordprocessingml/2006/main" xmlns:w14="http://schemas.microsoft.com/office/word/2010/wordml" xmlns:w15="http://schemas.microsoft.com/office/word/2012/wordml" xmlns:w16cei="http://schemas.microsoft.com/office/word/2026/wordml/cei" xmlns:w16cex="http://schemas.microsoft.com/office/word/2018/wordml/cex" xmlns:w16cid="http://schemas.microsoft.com/office/word/2016/wordml/cid" xmlns:w16="http://schemas.microsoft.com/office/word/2018/wordml" xmlns:w16du="http://schemas.microsoft.com/office/word/2023/wordml/word16du" xmlns:w16sdtdh="http://schemas.microsoft.com/office/word/2020/wordml/sdtdatahash" xmlns:w16sdtfl="http://schemas.microsoft.com/office/word/2024/wordml/sdtformatlock" xmlns:w16se="http://schemas.microsoft.com/office/word/2015/wordml/symex" xmlns:wpg="http://schemas.microsoft.com/office/word/2010/wordprocessingGroup" xmlns:wpi="http://schemas.microsoft.com/office/word/2010/wordprocessingInk" xmlns:wne="http://schemas.microsoft.com/office/word/2006/wordml" xmlns:wps="http://schemas.microsoft.com/office/word/2010/wordprocessingShape" mc:Ignorable="w14 w15 w16se w16cid w16 w16cex w16sdtdh w16sdtfl w16du wp14">
+<w:endnotes xmlns:mc="http://schemas.openxmlformats.org/markup-compatibility/2006" xmlns:r="http://schemas.openxmlformats.org/officeDocument/2006/relationships" xmlns:w="http://schemas.openxmlformats.org/wordprocessingml/2006/main" xmlns:w14="http://schemas.microsoft.com/office/word/2010/wordml" xmlns:w15="http://schemas.microsoft.com/office/word/2012/wordml" xmlns:w16="http://schemas.microsoft.com/office/word/2018/wordml" xmlns:w16cex="http://schemas.microsoft.com/office/word/2018/wordml/cex" xmlns:w16cid="http://schemas.microsoft.com/office/word/2016/wordml/cid" xmlns:w16du="http://schemas.microsoft.com/office/word/2023/wordml/word16du" xmlns:w16sdtdh="http://schemas.microsoft.com/office/word/2020/wordml/sdtdatahash" xmlns:w16se="http://schemas.microsoft.com/office/word/2015/wordml/symex" xmlns:wp14="http://schemas.microsoft.com/office/word/2010/wordprocessingDrawing" mc:Ignorable="w14 w15 w16se w16cid w16 w16cex w16sdtdh w16du wp14">
   <w:endnote w:type="separator" w:id="-1">
     <w:p>
       <w:pPr>
@@ -4533,7 +4544,7 @@
 </file>
 
 <file path=word/footer1.xml><?xml version="1.0" encoding="utf-8"?>
-<w:ftr xmlns:wpc="http://schemas.microsoft.com/office/word/2010/wordprocessingCanvas" xmlns:cx="http://schemas.microsoft.com/office/drawing/2014/chartex" xmlns:cx1="http://schemas.microsoft.com/office/drawing/2015/9/8/chartex" xmlns:cx2="http://schemas.microsoft.com/office/drawing/2015/10/21/chartex" xmlns:cx3="http://schemas.microsoft.com/office/drawing/2016/5/9/chartex" xmlns:cx4="http://schemas.microsoft.com/office/drawing/2016/5/10/chartex" xmlns:cx5="http://schemas.microsoft.com/office/drawing/2016/5/11/chartex" xmlns:cx6="http://schemas.microsoft.com/office/drawing/2016/5/12/chartex" xmlns:cx7="http://schemas.microsoft.com/office/drawing/2016/5/13/chartex" xmlns:cx8="http://schemas.microsoft.com/office/drawing/2016/5/14/chartex" xmlns:mc="http://schemas.openxmlformats.org/markup-compatibility/2006" xmlns:aink="http://schemas.microsoft.com/office/drawing/2016/ink" xmlns:am3d="http://schemas.microsoft.com/office/drawing/2017/model3d" xmlns:o="urn:schemas-microsoft-com:office:office" xmlns:oel="http://schemas.microsoft.com/office/2019/extlst" xmlns:r="http://schemas.openxmlformats.org/officeDocument/2006/relationships" xmlns:m="http://schemas.openxmlformats.org/officeDocument/2006/math" xmlns:v="urn:schemas-microsoft-com:vml" xmlns:wp14="http://schemas.microsoft.com/office/word/2010/wordprocessingDrawing" xmlns:wp="http://schemas.openxmlformats.org/drawingml/2006/wordprocessingDrawing" xmlns:w10="urn:schemas-microsoft-com:office:word" xmlns:w="http://schemas.openxmlformats.org/wordprocessingml/2006/main" xmlns:w14="http://schemas.microsoft.com/office/word/2010/wordml" xmlns:w15="http://schemas.microsoft.com/office/word/2012/wordml" xmlns:w16cei="http://schemas.microsoft.com/office/word/2026/wordml/cei" xmlns:w16cex="http://schemas.microsoft.com/office/word/2018/wordml/cex" xmlns:w16cid="http://schemas.microsoft.com/office/word/2016/wordml/cid" xmlns:w16="http://schemas.microsoft.com/office/word/2018/wordml" xmlns:w16du="http://schemas.microsoft.com/office/word/2023/wordml/word16du" xmlns:w16sdtdh="http://schemas.microsoft.com/office/word/2020/wordml/sdtdatahash" xmlns:w16sdtfl="http://schemas.microsoft.com/office/word/2024/wordml/sdtformatlock" xmlns:w16se="http://schemas.microsoft.com/office/word/2015/wordml/symex" xmlns:wpg="http://schemas.microsoft.com/office/word/2010/wordprocessingGroup" xmlns:wpi="http://schemas.microsoft.com/office/word/2010/wordprocessingInk" xmlns:wne="http://schemas.microsoft.com/office/word/2006/wordml" xmlns:wps="http://schemas.microsoft.com/office/word/2010/wordprocessingShape" mc:Ignorable="w14 w15 w16se w16cid w16 w16cex w16sdtdh w16sdtfl w16du wp14">
+<w:ftr xmlns:mc="http://schemas.openxmlformats.org/markup-compatibility/2006" xmlns:r="http://schemas.openxmlformats.org/officeDocument/2006/relationships" xmlns:w="http://schemas.openxmlformats.org/wordprocessingml/2006/main" xmlns:w14="http://schemas.microsoft.com/office/word/2010/wordml" xmlns:w15="http://schemas.microsoft.com/office/word/2012/wordml" xmlns:w16="http://schemas.microsoft.com/office/word/2018/wordml" xmlns:w16cex="http://schemas.microsoft.com/office/word/2018/wordml/cex" xmlns:w16cid="http://schemas.microsoft.com/office/word/2016/wordml/cid" xmlns:w16du="http://schemas.microsoft.com/office/word/2023/wordml/word16du" xmlns:w16sdtdh="http://schemas.microsoft.com/office/word/2020/wordml/sdtdatahash" xmlns:w16se="http://schemas.microsoft.com/office/word/2015/wordml/symex" xmlns:wp14="http://schemas.microsoft.com/office/word/2010/wordprocessingDrawing" mc:Ignorable="w14 w15 w16se w16cid w16 w16cex w16sdtdh w16du wp14">
   <w:p>
     <w:pPr>
       <w:pStyle w:val="Piedepgina"/>
@@ -4554,7 +4565,7 @@
 </file>
 
 <file path=word/footnotes.xml><?xml version="1.0" encoding="utf-8"?>
-<w:footnotes xmlns:wpc="http://schemas.microsoft.com/office/word/2010/wordprocessingCanvas" xmlns:cx="http://schemas.microsoft.com/office/drawing/2014/chartex" xmlns:cx1="http://schemas.microsoft.com/office/drawing/2015/9/8/chartex" xmlns:cx2="http://schemas.microsoft.com/office/drawing/2015/10/21/chartex" xmlns:cx3="http://schemas.microsoft.com/office/drawing/2016/5/9/chartex" xmlns:cx4="http://schemas.microsoft.com/office/drawing/2016/5/10/chartex" xmlns:cx5="http://schemas.microsoft.com/office/drawing/2016/5/11/chartex" xmlns:cx6="http://schemas.microsoft.com/office/drawing/2016/5/12/chartex" xmlns:cx7="http://schemas.microsoft.com/office/drawing/2016/5/13/chartex" xmlns:cx8="http://schemas.microsoft.com/office/drawing/2016/5/14/chartex" xmlns:mc="http://schemas.openxmlformats.org/markup-compatibility/2006" xmlns:aink="http://schemas.microsoft.com/office/drawing/2016/ink" xmlns:am3d="http://schemas.microsoft.com/office/drawing/2017/model3d" xmlns:o="urn:schemas-microsoft-com:office:office" xmlns:oel="http://schemas.microsoft.com/office/2019/extlst" xmlns:r="http://schemas.openxmlformats.org/officeDocument/2006/relationships" xmlns:m="http://schemas.openxmlformats.org/officeDocument/2006/math" xmlns:v="urn:schemas-microsoft-com:vml" xmlns:wp14="http://schemas.microsoft.com/office/word/2010/wordprocessingDrawing" xmlns:wp="http://schemas.openxmlformats.org/drawingml/2006/wordprocessingDrawing" xmlns:w10="urn:schemas-microsoft-com:office:word" xmlns:w="http://schemas.openxmlformats.org/wordprocessingml/2006/main" xmlns:w14="http://schemas.microsoft.com/office/word/2010/wordml" xmlns:w15="http://schemas.microsoft.com/office/word/2012/wordml" xmlns:w16cei="http://schemas.microsoft.com/office/word/2026/wordml/cei" xmlns:w16cex="http://schemas.microsoft.com/office/word/2018/wordml/cex" xmlns:w16cid="http://schemas.microsoft.com/office/word/2016/wordml/cid" xmlns:w16="http://schemas.microsoft.com/office/word/2018/wordml" xmlns:w16du="http://schemas.microsoft.com/office/word/2023/wordml/word16du" xmlns:w16sdtdh="http://schemas.microsoft.com/office/word/2020/wordml/sdtdatahash" xmlns:w16sdtfl="http://schemas.microsoft.com/office/word/2024/wordml/sdtformatlock" xmlns:w16se="http://schemas.microsoft.com/office/word/2015/wordml/symex" xmlns:wpg="http://schemas.microsoft.com/office/word/2010/wordprocessingGroup" xmlns:wpi="http://schemas.microsoft.com/office/word/2010/wordprocessingInk" xmlns:wne="http://schemas.microsoft.com/office/word/2006/wordml" xmlns:wps="http://schemas.microsoft.com/office/word/2010/wordprocessingShape" mc:Ignorable="w14 w15 w16se w16cid w16 w16cex w16sdtdh w16sdtfl w16du wp14">
+<w:footnotes xmlns:mc="http://schemas.openxmlformats.org/markup-compatibility/2006" xmlns:r="http://schemas.openxmlformats.org/officeDocument/2006/relationships" xmlns:w="http://schemas.openxmlformats.org/wordprocessingml/2006/main" xmlns:w14="http://schemas.microsoft.com/office/word/2010/wordml" xmlns:w15="http://schemas.microsoft.com/office/word/2012/wordml" xmlns:w16="http://schemas.microsoft.com/office/word/2018/wordml" xmlns:w16cex="http://schemas.microsoft.com/office/word/2018/wordml/cex" xmlns:w16cid="http://schemas.microsoft.com/office/word/2016/wordml/cid" xmlns:w16du="http://schemas.microsoft.com/office/word/2023/wordml/word16du" xmlns:w16sdtdh="http://schemas.microsoft.com/office/word/2020/wordml/sdtdatahash" xmlns:w16se="http://schemas.microsoft.com/office/word/2015/wordml/symex" xmlns:wp14="http://schemas.microsoft.com/office/word/2010/wordprocessingDrawing" mc:Ignorable="w14 w15 w16se w16cid w16 w16cex w16sdtdh w16du wp14">
   <w:footnote w:type="separator" w:id="-1">
     <w:p>
       <w:pPr>
@@ -4575,7 +4586,7 @@
       </w:r>
     </w:p>
   </w:footnote>
-  <w:footnote w:id="1">
+  <w:footnote w:id="2">
     <w:p>
       <w:pPr>
         <w:pStyle w:val="Textonotapie"/>
@@ -4618,11 +4629,1161 @@
           <w:lang w:val="es-419"/>
         </w:rPr>
         <w:tab/>
-        <w:t>Denuncia presentada mediante escrito de fecha 24 de junio de 2026.</w:t>
+        <w:t xml:space="preserve">Publicado el 2 de setiembre de 2010 en el Diario Oficial El Peruano, vigente desde el 2 de octubre de 2010 y modificado por Decreto Legislativo 1308.</w:t>
       </w:r>
     </w:p>
   </w:footnote>
-  <w:footnote w:id="2">
+  <w:footnote w:id="3">
+    <w:p>
+      <w:pPr>
+        <w:pStyle w:val="Textonotapie"/>
+        <w:tabs>
+          <w:tab w:val="left" w:pos="567"/>
+        </w:tabs>
+        <w:ind w:left="567" w:right="-1" w:hanging="567"/>
+        <w:jc w:val="both"/>
+        <w:rPr>
+          <w:rFonts w:ascii="Arial Narrow" w:eastAsia="Arial Narrow" w:hAnsi="Arial Narrow" w:cs="Arial"/>
+          <w:b/>
+          <w:bCs/>
+          <w:sz w:val="16"/>
+          <w:szCs w:val="16"/>
+        </w:rPr>
+      </w:pPr>
+      <w:r>
+        <w:rPr>
+          <w:rStyle w:val="Refdenotaalpie"/>
+          <w:rFonts w:ascii="Arial Narrow" w:hAnsi="Arial Narrow" w:cs="Arial"/>
+          <w:sz w:val="16"/>
+          <w:szCs w:val="16"/>
+          <w:vertAlign w:val="superscript"/>
+        </w:rPr>
+        <w:footnoteRef/>
+      </w:r>
+      <w:r>
+        <w:rPr>
+          <w:rFonts w:ascii="Arial Narrow" w:hAnsi="Arial Narrow" w:cs="Arial"/>
+          <w:sz w:val="16"/>
+          <w:szCs w:val="16"/>
+        </w:rPr>
+        <w:t xml:space="preserve"> </w:t>
+      </w:r>
+      <w:r>
+        <w:rPr>
+          <w:rFonts w:ascii="Arial Narrow" w:hAnsi="Arial Narrow" w:cs="Arial"/>
+          <w:sz w:val="16"/>
+          <w:szCs w:val="16"/>
+        </w:rPr>
+        <w:tab/>
+      </w:r>
+      <w:r>
+        <w:rPr>
+          <w:rFonts w:ascii="Arial Narrow" w:eastAsia="Arial Narrow" w:hAnsi="Arial Narrow" w:cs="Arial"/>
+          <w:b/>
+          <w:bCs/>
+          <w:sz w:val="16"/>
+          <w:szCs w:val="16"/>
+        </w:rPr>
+        <w:t xml:space="preserve">LEY 29571, CÓDIGO DE PROTECCIÓN Y DEFENSA DEL CONSUMIDOR, publicado el 2 de setiembre de 2010 y modificado por Decreto Legislativo 1308 </w:t>
+      </w:r>
+    </w:p>
+    <w:p>
+      <w:pPr>
+        <w:pStyle w:val="Textonotapie"/>
+        <w:tabs>
+          <w:tab w:val="left" w:pos="567"/>
+        </w:tabs>
+        <w:ind w:left="567" w:right="-1" w:hanging="567"/>
+        <w:jc w:val="both"/>
+        <w:rPr>
+          <w:rFonts w:ascii="Arial Narrow" w:eastAsia="Arial Narrow" w:hAnsi="Arial Narrow" w:cs="Arial"/>
+          <w:b/>
+          <w:bCs/>
+          <w:sz w:val="16"/>
+          <w:szCs w:val="16"/>
+        </w:rPr>
+      </w:pPr>
+      <w:r>
+        <w:rPr>
+          <w:rFonts w:ascii="Arial Narrow" w:eastAsia="Arial Narrow" w:hAnsi="Arial Narrow" w:cs="Arial"/>
+          <w:b/>
+          <w:bCs/>
+          <w:sz w:val="16"/>
+          <w:szCs w:val="16"/>
+        </w:rPr>
+        <w:tab/>
+        <w:t>Artículo 105.- Autoridad competente.</w:t>
+      </w:r>
+    </w:p>
+    <w:p>
+      <w:pPr>
+        <w:pStyle w:val="Textonotapie"/>
+        <w:tabs>
+          <w:tab w:val="left" w:pos="567"/>
+        </w:tabs>
+        <w:ind w:left="567" w:right="-1" w:hanging="567"/>
+        <w:jc w:val="both"/>
+        <w:rPr>
+          <w:rFonts w:ascii="Arial Narrow" w:eastAsia="Arial Narrow" w:hAnsi="Arial Narrow" w:cs="Arial"/>
+          <w:sz w:val="16"/>
+          <w:szCs w:val="16"/>
+        </w:rPr>
+      </w:pPr>
+      <w:r>
+        <w:rPr>
+          <w:rFonts w:ascii="Arial Narrow" w:eastAsia="Arial Narrow" w:hAnsi="Arial Narrow" w:cs="Arial"/>
+          <w:sz w:val="16"/>
+          <w:szCs w:val="16"/>
+        </w:rPr>
+        <w:tab/>
+        <w:t xml:space="preserve">El Instituto Nacional de Defensa de la Competencia y de la Protección de la Propiedad Intelectual (Indecopi) es la autoridad con competencia primaria y de alcance nacional para conocer las presuntas infracciones a las disposiciones contenidas en el presente Código, así como para imponer las sanciones y medidas correctivas establecidas en el presente capítulo, conforme al Decreto Legislativo 1033, Ley de Organización y Funciones del Indecopi. Dicha competencia solo puede ser negada cuando ella haya sido asignada o se asigne a favor de otro organismo por norma expresa con rango de ley. </w:t>
+      </w:r>
+    </w:p>
+    <w:p>
+      <w:pPr>
+        <w:pStyle w:val="Textonotapie"/>
+        <w:tabs>
+          <w:tab w:val="left" w:pos="567"/>
+        </w:tabs>
+        <w:ind w:left="567" w:right="-1" w:hanging="567"/>
+        <w:jc w:val="both"/>
+        <w:rPr>
+          <w:rFonts w:ascii="Arial Narrow" w:eastAsia="Arial Narrow" w:hAnsi="Arial Narrow" w:cs="Arial"/>
+          <w:sz w:val="16"/>
+          <w:szCs w:val="16"/>
+        </w:rPr>
+      </w:pPr>
+      <w:r>
+        <w:rPr>
+          <w:rFonts w:ascii="Arial Narrow" w:eastAsia="Arial Narrow" w:hAnsi="Arial Narrow" w:cs="Arial"/>
+          <w:sz w:val="16"/>
+          <w:szCs w:val="16"/>
+        </w:rPr>
+        <w:tab/>
+        <w:t xml:space="preserve">(…). </w:t>
+      </w:r>
+    </w:p>
+    <w:p>
+      <w:pPr>
+        <w:pStyle w:val="Textonotapie"/>
+        <w:tabs>
+          <w:tab w:val="left" w:pos="567"/>
+        </w:tabs>
+        <w:ind w:left="567" w:right="-1" w:hanging="567"/>
+        <w:jc w:val="both"/>
+        <w:rPr>
+          <w:rFonts w:ascii="Arial Narrow" w:eastAsia="Arial Narrow" w:hAnsi="Arial Narrow" w:cs="Arial"/>
+          <w:sz w:val="16"/>
+          <w:szCs w:val="16"/>
+        </w:rPr>
+      </w:pPr>
+    </w:p>
+    <w:p>
+      <w:pPr>
+        <w:pStyle w:val="Textonotapie"/>
+        <w:tabs>
+          <w:tab w:val="left" w:pos="567"/>
+        </w:tabs>
+        <w:ind w:left="567" w:right="-1" w:hanging="567"/>
+        <w:jc w:val="both"/>
+        <w:rPr>
+          <w:rFonts w:ascii="Arial Narrow" w:eastAsia="Arial Narrow" w:hAnsi="Arial Narrow" w:cs="Arial"/>
+          <w:b/>
+          <w:bCs/>
+          <w:sz w:val="16"/>
+          <w:szCs w:val="16"/>
+        </w:rPr>
+      </w:pPr>
+      <w:r>
+        <w:rPr>
+          <w:rFonts w:ascii="Arial Narrow" w:eastAsia="Arial Narrow" w:hAnsi="Arial Narrow" w:cs="Arial"/>
+          <w:sz w:val="16"/>
+          <w:szCs w:val="16"/>
+        </w:rPr>
+        <w:tab/>
+      </w:r>
+      <w:r>
+        <w:rPr>
+          <w:rFonts w:ascii="Arial Narrow" w:eastAsia="Arial Narrow" w:hAnsi="Arial Narrow" w:cs="Arial"/>
+          <w:b/>
+          <w:bCs/>
+          <w:sz w:val="16"/>
+          <w:szCs w:val="16"/>
+        </w:rPr>
+        <w:t xml:space="preserve">LEY DE ORGANIZACIÓN Y FUNCIONES DEL INDECOPI, APROBADA POR DECRETO LEGISLATIVO 1033 </w:t>
+      </w:r>
+    </w:p>
+    <w:p>
+      <w:pPr>
+        <w:pStyle w:val="Textonotapie"/>
+        <w:tabs>
+          <w:tab w:val="left" w:pos="567"/>
+        </w:tabs>
+        <w:ind w:left="567" w:right="-1" w:hanging="567"/>
+        <w:jc w:val="both"/>
+        <w:rPr>
+          <w:rFonts w:ascii="Arial Narrow" w:eastAsia="Arial Narrow" w:hAnsi="Arial Narrow" w:cs="Arial"/>
+          <w:sz w:val="16"/>
+          <w:szCs w:val="16"/>
+        </w:rPr>
+      </w:pPr>
+      <w:r>
+        <w:rPr>
+          <w:rFonts w:ascii="Arial Narrow" w:eastAsia="Arial Narrow" w:hAnsi="Arial Narrow" w:cs="Arial"/>
+          <w:b/>
+          <w:bCs/>
+          <w:sz w:val="16"/>
+          <w:szCs w:val="16"/>
+        </w:rPr>
+        <w:tab/>
+        <w:t>Artículo 27.-</w:t>
+      </w:r>
+      <w:r>
+        <w:rPr>
+          <w:rFonts w:ascii="Arial Narrow" w:eastAsia="Arial Narrow" w:hAnsi="Arial Narrow" w:cs="Arial"/>
+          <w:sz w:val="16"/>
+          <w:szCs w:val="16"/>
+        </w:rPr>
+        <w:t xml:space="preserve"> De la Comisión de Protección al </w:t>
+      </w:r>
+      <w:proofErr w:type="gramStart"/>
+      <w:r>
+        <w:rPr>
+          <w:rFonts w:ascii="Arial Narrow" w:eastAsia="Arial Narrow" w:hAnsi="Arial Narrow" w:cs="Arial"/>
+          <w:sz w:val="16"/>
+          <w:szCs w:val="16"/>
+        </w:rPr>
+        <w:t>Consumidor.-</w:t>
+      </w:r>
+      <w:proofErr w:type="gramEnd"/>
+      <w:r>
+        <w:rPr>
+          <w:rFonts w:ascii="Arial Narrow" w:eastAsia="Arial Narrow" w:hAnsi="Arial Narrow" w:cs="Arial"/>
+          <w:sz w:val="16"/>
+          <w:szCs w:val="16"/>
+        </w:rPr>
+        <w:t xml:space="preserve"> </w:t>
+      </w:r>
+    </w:p>
+    <w:p>
+      <w:pPr>
+        <w:pStyle w:val="Textonotapie"/>
+        <w:tabs>
+          <w:tab w:val="left" w:pos="567"/>
+        </w:tabs>
+        <w:ind w:left="567" w:right="-1" w:hanging="567"/>
+        <w:jc w:val="both"/>
+        <w:rPr>
+          <w:rFonts w:ascii="Arial Narrow" w:eastAsia="Arial Narrow" w:hAnsi="Arial Narrow" w:cs="Arial"/>
+          <w:sz w:val="16"/>
+          <w:szCs w:val="16"/>
+        </w:rPr>
+      </w:pPr>
+      <w:r>
+        <w:rPr>
+          <w:rFonts w:ascii="Arial Narrow" w:eastAsia="Arial Narrow" w:hAnsi="Arial Narrow" w:cs="Arial"/>
+          <w:sz w:val="16"/>
+          <w:szCs w:val="16"/>
+        </w:rPr>
+        <w:tab/>
+        <w:t>Corresponde a la Comisión de Protección al Consumidor velar por el cumplimiento de la Ley de Protección al Consumidor y de las leyes que, en general, protegen a los consumidores de la falta de idoneidad de los bienes y servicios en función de la información brindada, de las omisiones de información y de la discriminación en el consumo, así como de aquellas que complementen o sustituyan a las anteriores.</w:t>
+      </w:r>
+    </w:p>
+    <w:p>
+      <w:pPr>
+        <w:pStyle w:val="Textonotapie"/>
+        <w:tabs>
+          <w:tab w:val="left" w:pos="567"/>
+        </w:tabs>
+        <w:ind w:right="-1"/>
+        <w:jc w:val="both"/>
+        <w:rPr>
+          <w:rFonts w:ascii="Arial Narrow" w:eastAsia="Arial Narrow" w:hAnsi="Arial Narrow" w:cs="Arial"/>
+          <w:sz w:val="16"/>
+          <w:szCs w:val="16"/>
+        </w:rPr>
+      </w:pPr>
+    </w:p>
+  </w:footnote>
+  <w:footnote w:id="4">
+    <w:p>
+      <w:pPr>
+        <w:pStyle w:val="Textonotapie"/>
+        <w:tabs>
+          <w:tab w:val="left" w:pos="567"/>
+        </w:tabs>
+        <w:ind w:left="567" w:right="-1" w:hanging="567"/>
+        <w:jc w:val="both"/>
+        <w:rPr>
+          <w:rFonts w:ascii="Arial Narrow" w:eastAsia="Arial Narrow" w:hAnsi="Arial Narrow" w:cs="Arial Narrow"/>
+          <w:b/>
+          <w:bCs/>
+          <w:sz w:val="16"/>
+          <w:szCs w:val="16"/>
+        </w:rPr>
+      </w:pPr>
+      <w:r>
+        <w:rPr>
+          <w:rStyle w:val="Refdenotaalpie"/>
+          <w:rFonts w:ascii="Arial Narrow" w:hAnsi="Arial Narrow"/>
+          <w:sz w:val="16"/>
+          <w:szCs w:val="16"/>
+          <w:vertAlign w:val="superscript"/>
+        </w:rPr>
+        <w:footnoteRef/>
+      </w:r>
+      <w:r>
+        <w:rPr>
+          <w:rFonts w:ascii="Arial Narrow" w:hAnsi="Arial Narrow"/>
+          <w:sz w:val="16"/>
+          <w:szCs w:val="16"/>
+        </w:rPr>
+        <w:t xml:space="preserve"> </w:t>
+      </w:r>
+      <w:r>
+        <w:rPr>
+          <w:rFonts w:ascii="Arial Narrow" w:hAnsi="Arial Narrow"/>
+          <w:sz w:val="16"/>
+          <w:szCs w:val="16"/>
+        </w:rPr>
+        <w:tab/>
+      </w:r>
+      <w:r>
+        <w:rPr>
+          <w:rFonts w:ascii="Arial Narrow" w:eastAsia="Arial Narrow" w:hAnsi="Arial Narrow" w:cs="Arial Narrow"/>
+          <w:b/>
+          <w:bCs/>
+          <w:sz w:val="16"/>
+          <w:szCs w:val="16"/>
+        </w:rPr>
+        <w:t xml:space="preserve">LEY 29571, CÓDIGO DE PROTECCIÓN Y DEFENSA DEL CONSUMIDOR, publicado el 2 de setiembre de 2010 y modificado por Decreto Legislativo 1308 </w:t>
+      </w:r>
+    </w:p>
+    <w:p>
+      <w:pPr>
+        <w:pStyle w:val="Textonotapie"/>
+        <w:ind w:left="567" w:right="-1"/>
+        <w:jc w:val="both"/>
+        <w:rPr>
+          <w:rFonts w:ascii="Arial Narrow" w:eastAsia="Arial Narrow" w:hAnsi="Arial Narrow" w:cs="Arial Narrow"/>
+          <w:b/>
+          <w:bCs/>
+          <w:sz w:val="16"/>
+          <w:szCs w:val="16"/>
+        </w:rPr>
+      </w:pPr>
+      <w:r>
+        <w:rPr>
+          <w:rFonts w:ascii="Arial Narrow" w:eastAsia="Arial Narrow" w:hAnsi="Arial Narrow" w:cs="Arial Narrow"/>
+          <w:b/>
+          <w:bCs/>
+          <w:sz w:val="16"/>
+          <w:szCs w:val="16"/>
+        </w:rPr>
+        <w:t xml:space="preserve">Artículo 18.- Idoneidad </w:t>
+      </w:r>
+    </w:p>
+    <w:p>
+      <w:pPr>
+        <w:pStyle w:val="Textonotapie"/>
+        <w:ind w:left="567" w:right="-1"/>
+        <w:jc w:val="both"/>
+        <w:rPr>
+          <w:rFonts w:ascii="Arial Narrow" w:eastAsia="Arial Narrow" w:hAnsi="Arial Narrow" w:cs="Arial Narrow"/>
+          <w:sz w:val="16"/>
+          <w:szCs w:val="16"/>
+        </w:rPr>
+      </w:pPr>
+      <w:r>
+        <w:rPr>
+          <w:rFonts w:ascii="Arial Narrow" w:eastAsia="Arial Narrow" w:hAnsi="Arial Narrow" w:cs="Arial Narrow"/>
+          <w:sz w:val="16"/>
+          <w:szCs w:val="16"/>
+        </w:rPr>
+        <w:t xml:space="preserve">Se entiende por idoneidad la correspondencia entre lo que un consumidor espera y lo que efectivamente recibe, en función a lo que se le hubiera ofrecido, la publicidad e información transmitida, las condiciones y circunstancias de la transacción, las características y naturaleza del producto o servicio, el precio, entre otros factores, atendiendo a las circunstancias del caso. </w:t>
+      </w:r>
+    </w:p>
+    <w:p>
+      <w:pPr>
+        <w:pStyle w:val="Textonotapie"/>
+        <w:ind w:left="567" w:right="-1"/>
+        <w:jc w:val="both"/>
+        <w:rPr>
+          <w:rFonts w:ascii="Arial Narrow" w:eastAsia="Arial Narrow" w:hAnsi="Arial Narrow" w:cs="Arial Narrow"/>
+          <w:sz w:val="16"/>
+          <w:szCs w:val="16"/>
+        </w:rPr>
+      </w:pPr>
+      <w:r>
+        <w:rPr>
+          <w:rFonts w:ascii="Arial Narrow" w:eastAsia="Arial Narrow" w:hAnsi="Arial Narrow" w:cs="Arial Narrow"/>
+          <w:sz w:val="16"/>
+          <w:szCs w:val="16"/>
+        </w:rPr>
+        <w:t xml:space="preserve">La idoneidad es evaluada en función a la propia naturaleza del producto o servicio y a su aptitud para satisfacer la finalidad para la cual ha sido puesto en el mercado. Las autorizaciones por parte de los organismos del Estado para la fabricación de un producto o la prestación de un servicio, en los casos que sea necesario, no eximen de responsabilidad al proveedor frente al consumidor. </w:t>
+      </w:r>
+    </w:p>
+    <w:p>
+      <w:pPr>
+        <w:pStyle w:val="Textonotapie"/>
+        <w:ind w:left="567" w:right="-1"/>
+        <w:jc w:val="both"/>
+        <w:rPr>
+          <w:rFonts w:ascii="Arial Narrow" w:eastAsia="Arial Narrow" w:hAnsi="Arial Narrow" w:cs="Arial Narrow"/>
+          <w:sz w:val="16"/>
+          <w:szCs w:val="16"/>
+        </w:rPr>
+      </w:pPr>
+    </w:p>
+    <w:p>
+      <w:pPr>
+        <w:pStyle w:val="Textonotapie"/>
+        <w:ind w:left="567" w:right="-1"/>
+        <w:jc w:val="both"/>
+        <w:rPr>
+          <w:rFonts w:ascii="Arial Narrow" w:eastAsia="Arial Narrow" w:hAnsi="Arial Narrow" w:cs="Arial Narrow"/>
+          <w:sz w:val="16"/>
+          <w:szCs w:val="16"/>
+        </w:rPr>
+      </w:pPr>
+      <w:r>
+        <w:rPr>
+          <w:rFonts w:ascii="Arial Narrow" w:eastAsia="Arial Narrow" w:hAnsi="Arial Narrow" w:cs="Arial Narrow"/>
+          <w:b/>
+          <w:bCs/>
+          <w:sz w:val="16"/>
+          <w:szCs w:val="16"/>
+        </w:rPr>
+        <w:t xml:space="preserve">Artículo 19.- Obligación de los proveedores </w:t>
+      </w:r>
+    </w:p>
+    <w:p>
+      <w:pPr>
+        <w:pStyle w:val="Textonotapie"/>
+        <w:ind w:left="567" w:right="-1"/>
+        <w:jc w:val="both"/>
+        <w:rPr>
+          <w:rFonts w:ascii="Arial Narrow" w:eastAsia="Arial Narrow" w:hAnsi="Arial Narrow" w:cs="Arial Narrow"/>
+          <w:sz w:val="16"/>
+          <w:szCs w:val="16"/>
+        </w:rPr>
+      </w:pPr>
+      <w:r>
+        <w:rPr>
+          <w:rFonts w:ascii="Arial Narrow" w:eastAsia="Arial Narrow" w:hAnsi="Arial Narrow" w:cs="Arial Narrow"/>
+          <w:sz w:val="16"/>
+          <w:szCs w:val="16"/>
+        </w:rPr>
+        <w:t>El proveedor responde por la idoneidad y calidad de los productos y servicios ofrecidos; por la autenticidad de las marcas y leyendas que exhiben sus productos o del signo que respalda al prestador del servicio, por la falta de conformidad entre la publicidad comercial de los productos y servicios y estos, así como por el contenido y la vida útil del producto indicado en el envase, en lo que corresponda.</w:t>
+      </w:r>
+    </w:p>
+    <w:p>
+      <w:pPr>
+        <w:pStyle w:val="Textonotapie"/>
+        <w:jc w:val="both"/>
+        <w:rPr>
+          <w:rFonts w:ascii="Arial Narrow" w:hAnsi="Arial Narrow"/>
+          <w:sz w:val="16"/>
+          <w:szCs w:val="16"/>
+        </w:rPr>
+      </w:pPr>
+    </w:p>
+  </w:footnote>
+  <w:footnote w:id="5">
+    <w:p>
+      <w:pPr>
+        <w:pStyle w:val="Textonotapie"/>
+        <w:tabs>
+          <w:tab w:val="left" w:pos="567"/>
+        </w:tabs>
+        <w:ind w:left="567" w:right="-1" w:hanging="567"/>
+        <w:jc w:val="both"/>
+        <w:rPr>
+          <w:rFonts w:ascii="Arial Narrow" w:eastAsia="Arial Narrow" w:hAnsi="Arial Narrow" w:cs="Arial Narrow"/>
+          <w:b/>
+          <w:bCs/>
+          <w:sz w:val="16"/>
+          <w:szCs w:val="16"/>
+        </w:rPr>
+      </w:pPr>
+      <w:r>
+        <w:rPr>
+          <w:rStyle w:val="Refdenotaalpie"/>
+          <w:rFonts w:ascii="Arial Narrow" w:hAnsi="Arial Narrow"/>
+          <w:sz w:val="16"/>
+          <w:szCs w:val="16"/>
+          <w:vertAlign w:val="superscript"/>
+        </w:rPr>
+        <w:footnoteRef/>
+      </w:r>
+      <w:r>
+        <w:rPr>
+          <w:rFonts w:ascii="Arial Narrow" w:hAnsi="Arial Narrow"/>
+          <w:sz w:val="16"/>
+          <w:szCs w:val="16"/>
+        </w:rPr>
+        <w:t xml:space="preserve"> </w:t>
+      </w:r>
+      <w:r>
+        <w:rPr>
+          <w:rFonts w:ascii="Arial Narrow" w:hAnsi="Arial Narrow"/>
+          <w:sz w:val="16"/>
+          <w:szCs w:val="16"/>
+        </w:rPr>
+        <w:tab/>
+      </w:r>
+      <w:r>
+        <w:rPr>
+          <w:rFonts w:ascii="Arial Narrow" w:eastAsia="Arial Narrow" w:hAnsi="Arial Narrow" w:cs="Arial Narrow"/>
+          <w:b/>
+          <w:bCs/>
+          <w:sz w:val="16"/>
+          <w:szCs w:val="16"/>
+        </w:rPr>
+        <w:t xml:space="preserve">LEY 29571, CÓDIGO DE PROTECCIÓN Y DEFENSA DEL CONSUMIDOR, publicado el 2 de setiembre de 2010 y modificado por Decreto </w:t>
+      </w:r>
+      <w:r>
+        <w:rPr>
+          <w:rFonts w:ascii="Arial Narrow" w:eastAsia="Arial Narrow" w:hAnsi="Arial Narrow" w:cs="Arial Narrow"/>
+          <w:b/>
+          <w:bCs/>
+          <w:sz w:val="16"/>
+          <w:szCs w:val="16"/>
+        </w:rPr>
+        <w:t xml:space="preserve">Legislativo 1308 </w:t>
+      </w:r>
+    </w:p>
+    <w:p>
+      <w:pPr>
+        <w:pStyle w:val="Textonotapie"/>
+        <w:ind w:left="567" w:right="-1"/>
+        <w:jc w:val="both"/>
+        <w:rPr>
+          <w:rFonts w:ascii="Arial Narrow" w:eastAsia="Arial Narrow" w:hAnsi="Arial Narrow" w:cs="Arial Narrow"/>
+          <w:b/>
+          <w:bCs/>
+          <w:sz w:val="16"/>
+          <w:szCs w:val="16"/>
+        </w:rPr>
+      </w:pPr>
+      <w:r>
+        <w:rPr>
+          <w:rFonts w:ascii="Arial Narrow" w:eastAsia="Arial Narrow" w:hAnsi="Arial Narrow" w:cs="Arial Narrow"/>
+          <w:b/>
+          <w:bCs/>
+          <w:sz w:val="16"/>
+          <w:szCs w:val="16"/>
+        </w:rPr>
+        <w:t>Artículo 49.- Definición de cláusulas abusivas</w:t>
+      </w:r>
+    </w:p>
+    <w:p>
+      <w:pPr>
+        <w:pStyle w:val="Textonotapie"/>
+        <w:ind w:left="567" w:right="-1"/>
+        <w:jc w:val="both"/>
+        <w:rPr>
+          <w:rFonts w:ascii="Arial Narrow" w:eastAsia="Arial Narrow" w:hAnsi="Arial Narrow" w:cs="Arial Narrow"/>
+          <w:sz w:val="16"/>
+          <w:szCs w:val="16"/>
+        </w:rPr>
+      </w:pPr>
+      <w:r>
+        <w:rPr>
+          <w:rFonts w:ascii="Arial Narrow" w:eastAsia="Arial Narrow" w:hAnsi="Arial Narrow" w:cs="Arial Narrow"/>
+          <w:sz w:val="16"/>
+          <w:szCs w:val="16"/>
+        </w:rPr>
+        <w:t>49.1 En los contratos por adhesión y en las cláusulas generales de contratación no aprobadas administrativamente, se consideran cláusulas abusivas y, por tanto, inexigibles todas aquellas estipulaciones no negociadas individualmente que, en contra de las exigencias de la buena fe, coloquen al consumidor, en su perjuicio, en una situación de desventaja o desigualdad o anulen sus derechos.</w:t>
+      </w:r>
+    </w:p>
+    <w:p>
+      <w:pPr>
+        <w:pStyle w:val="Textonotapie"/>
+        <w:ind w:left="567" w:right="-1"/>
+        <w:jc w:val="both"/>
+        <w:rPr>
+          <w:rFonts w:ascii="Arial Narrow" w:eastAsia="Arial Narrow" w:hAnsi="Arial Narrow" w:cs="Arial"/>
+          <w:sz w:val="16"/>
+          <w:szCs w:val="16"/>
+        </w:rPr>
+      </w:pPr>
+      <w:r>
+        <w:rPr>
+          <w:rFonts w:ascii="Arial Narrow" w:eastAsia="Arial Narrow" w:hAnsi="Arial Narrow" w:cs="Arial"/>
+          <w:sz w:val="16"/>
+          <w:szCs w:val="16"/>
+        </w:rPr>
+        <w:t>(...).</w:t>
+      </w:r>
+    </w:p>
+    <w:p>
+      <w:pPr>
+        <w:pStyle w:val="Textonotapie"/>
+        <w:ind w:left="567" w:right="-1"/>
+        <w:jc w:val="both"/>
+        <w:rPr>
+          <w:rFonts w:ascii="Arial Narrow" w:eastAsia="Arial Narrow" w:hAnsi="Arial Narrow" w:cs="Arial Narrow"/>
+          <w:b/>
+          <w:bCs/>
+          <w:sz w:val="16"/>
+          <w:szCs w:val="16"/>
+        </w:rPr>
+      </w:pPr>
+      <w:r>
+        <w:rPr>
+          <w:rFonts w:ascii="Arial Narrow" w:eastAsia="Arial Narrow" w:hAnsi="Arial Narrow" w:cs="Arial Narrow"/>
+          <w:b/>
+          <w:bCs/>
+          <w:sz w:val="16"/>
+          <w:szCs w:val="16"/>
+        </w:rPr>
+        <w:t xml:space="preserve">Artículo 50.- Cláusulas abusivas de ineficacia absoluta </w:t>
+      </w:r>
+    </w:p>
+    <w:p>
+      <w:pPr>
+        <w:pStyle w:val="Textonotapie"/>
+        <w:ind w:left="567" w:right="-1"/>
+        <w:jc w:val="both"/>
+        <w:rPr>
+          <w:rFonts w:ascii="Arial Narrow" w:eastAsia="Arial Narrow" w:hAnsi="Arial Narrow" w:cs="Arial Narrow"/>
+          <w:sz w:val="16"/>
+          <w:szCs w:val="16"/>
+        </w:rPr>
+      </w:pPr>
+      <w:r>
+        <w:rPr>
+          <w:rFonts w:ascii="Arial Narrow" w:eastAsia="Arial Narrow" w:hAnsi="Arial Narrow" w:cs="Arial Narrow"/>
+          <w:sz w:val="16"/>
+          <w:szCs w:val="16"/>
+        </w:rPr>
+        <w:t xml:space="preserve">Son cláusulas abusivas de ineficacia absoluta las siguientes: </w:t>
+      </w:r>
+    </w:p>
+    <w:p>
+      <w:pPr>
+        <w:pStyle w:val="Textonotapie"/>
+        <w:ind w:left="567" w:right="-1"/>
+        <w:jc w:val="both"/>
+        <w:rPr>
+          <w:rFonts w:ascii="Arial Narrow" w:eastAsia="Arial Narrow" w:hAnsi="Arial Narrow" w:cs="Arial Narrow"/>
+          <w:sz w:val="16"/>
+          <w:szCs w:val="16"/>
+        </w:rPr>
+      </w:pPr>
+      <w:r>
+        <w:rPr>
+          <w:rFonts w:ascii="Arial Narrow" w:eastAsia="Arial Narrow" w:hAnsi="Arial Narrow" w:cs="Arial Narrow"/>
+          <w:sz w:val="16"/>
+          <w:szCs w:val="16"/>
+        </w:rPr>
+        <w:t>a. Las que excluyan o limiten la responsabilidad del proveedor o sus dependientes por dolo o culpa, o las que trasladen la responsabilidad al consumidor por los hechos u omisiones del proveedor.</w:t>
+      </w:r>
+    </w:p>
+    <w:p>
+      <w:pPr>
+        <w:pStyle w:val="Textonotapie"/>
+        <w:ind w:left="567" w:right="-1"/>
+        <w:jc w:val="both"/>
+        <w:rPr>
+          <w:rFonts w:ascii="Arial Narrow" w:eastAsia="Arial Narrow" w:hAnsi="Arial Narrow" w:cs="Arial Narrow"/>
+          <w:sz w:val="16"/>
+          <w:szCs w:val="16"/>
+        </w:rPr>
+      </w:pPr>
+      <w:r>
+        <w:rPr>
+          <w:rFonts w:ascii="Arial Narrow" w:eastAsia="Arial Narrow" w:hAnsi="Arial Narrow" w:cs="Arial Narrow"/>
+          <w:sz w:val="16"/>
+          <w:szCs w:val="16"/>
+        </w:rPr>
+        <w:t>(…)</w:t>
+      </w:r>
+    </w:p>
+    <w:p>
+      <w:pPr>
+        <w:pStyle w:val="Textonotapie"/>
+        <w:jc w:val="both"/>
+        <w:rPr>
+          <w:rFonts w:ascii="Arial Narrow" w:hAnsi="Arial Narrow"/>
+          <w:sz w:val="16"/>
+          <w:szCs w:val="16"/>
+        </w:rPr>
+      </w:pPr>
+    </w:p>
+  </w:footnote>
+  <w:footnote w:id="6">
+    <w:p>
+      <w:pPr>
+        <w:pStyle w:val="Textonotapie"/>
+        <w:tabs>
+          <w:tab w:val="left" w:pos="567"/>
+        </w:tabs>
+        <w:ind w:left="567" w:right="-1" w:hanging="567"/>
+        <w:jc w:val="both"/>
+        <w:rPr>
+          <w:rFonts w:ascii="Arial Narrow" w:eastAsia="Arial Narrow" w:hAnsi="Arial Narrow" w:cs="Arial"/>
+          <w:b/>
+          <w:bCs/>
+          <w:sz w:val="16"/>
+          <w:szCs w:val="16"/>
+        </w:rPr>
+      </w:pPr>
+      <w:r>
+        <w:rPr>
+          <w:rStyle w:val="Refdenotaalpie"/>
+          <w:rFonts w:ascii="Arial Narrow" w:hAnsi="Arial Narrow"/>
+          <w:sz w:val="16"/>
+          <w:szCs w:val="16"/>
+          <w:vertAlign w:val="superscript"/>
+        </w:rPr>
+        <w:footnoteRef/>
+      </w:r>
+      <w:r>
+        <w:rPr>
+          <w:rFonts w:ascii="Arial Narrow" w:hAnsi="Arial Narrow"/>
+          <w:sz w:val="16"/>
+          <w:szCs w:val="16"/>
+        </w:rPr>
+        <w:t xml:space="preserve"> </w:t>
+      </w:r>
+      <w:r>
+        <w:rPr>
+          <w:rFonts w:ascii="Arial Narrow" w:hAnsi="Arial Narrow" w:cs="Arial"/>
+          <w:sz w:val="16"/>
+          <w:szCs w:val="16"/>
+        </w:rPr>
+        <w:tab/>
+      </w:r>
+      <w:r>
+        <w:rPr>
+          <w:rFonts w:ascii="Arial Narrow" w:eastAsia="Arial Narrow" w:hAnsi="Arial Narrow" w:cs="Arial"/>
+          <w:b/>
+          <w:bCs/>
+          <w:sz w:val="16"/>
+          <w:szCs w:val="16"/>
+        </w:rPr>
+        <w:t xml:space="preserve">LEY 29571, CÓDIGO DE PROTECCIÓN Y DEFENSA DEL CONSUMIDOR, publicado el 2 de setiembre de 2010 y modificado por Decreto Legislativo 1308 </w:t>
+      </w:r>
+    </w:p>
+    <w:p>
+      <w:pPr>
+        <w:pStyle w:val="Textonotapie"/>
+        <w:ind w:firstLine="567"/>
+        <w:jc w:val="both"/>
+        <w:rPr>
+          <w:rFonts w:ascii="Arial Narrow" w:eastAsia="Arial Narrow" w:hAnsi="Arial Narrow" w:cs="Arial"/>
+          <w:b/>
+          <w:bCs/>
+          <w:sz w:val="16"/>
+          <w:szCs w:val="16"/>
+        </w:rPr>
+      </w:pPr>
+      <w:r>
+        <w:rPr>
+          <w:rFonts w:ascii="Arial Narrow" w:eastAsia="Arial Narrow" w:hAnsi="Arial Narrow" w:cs="Arial"/>
+          <w:b/>
+          <w:bCs/>
+          <w:sz w:val="16"/>
+          <w:szCs w:val="16"/>
+        </w:rPr>
+        <w:t>Artículo 1.- Derechos de los consumidores</w:t>
+      </w:r>
+    </w:p>
+    <w:p>
+      <w:pPr>
+        <w:pStyle w:val="Textonotapie"/>
+        <w:tabs>
+          <w:tab w:val="left" w:pos="567"/>
+        </w:tabs>
+        <w:jc w:val="both"/>
+        <w:rPr>
+          <w:rFonts w:ascii="Arial Narrow" w:eastAsia="Arial Narrow" w:hAnsi="Arial Narrow" w:cs="Arial Narrow"/>
+          <w:sz w:val="16"/>
+          <w:szCs w:val="16"/>
+        </w:rPr>
+      </w:pPr>
+      <w:r>
+        <w:rPr>
+          <w:rFonts w:ascii="Arial Narrow" w:eastAsia="Arial Narrow" w:hAnsi="Arial Narrow" w:cs="Arial Narrow"/>
+          <w:sz w:val="16"/>
+          <w:szCs w:val="16"/>
+        </w:rPr>
+        <w:tab/>
+        <w:t>1.1 (…)</w:t>
+      </w:r>
+    </w:p>
+    <w:p>
+      <w:pPr>
+        <w:pStyle w:val="Textonotapie"/>
+        <w:tabs>
+          <w:tab w:val="left" w:pos="567"/>
+        </w:tabs>
+        <w:ind w:left="570"/>
+        <w:jc w:val="both"/>
+        <w:rPr>
+          <w:rFonts w:ascii="Arial Narrow" w:eastAsia="Arial Narrow" w:hAnsi="Arial Narrow" w:cs="Arial"/>
+          <w:sz w:val="16"/>
+          <w:szCs w:val="16"/>
+        </w:rPr>
+      </w:pPr>
+      <w:r>
+        <w:rPr>
+          <w:rFonts w:ascii="Arial Narrow" w:eastAsia="Arial Narrow" w:hAnsi="Arial Narrow" w:cs="Arial Narrow"/>
+          <w:sz w:val="16"/>
+          <w:szCs w:val="16"/>
+        </w:rPr>
+        <w:t xml:space="preserve">b. </w:t>
+      </w:r>
+      <w:r>
+        <w:rPr>
+          <w:rFonts w:ascii="Arial Narrow" w:eastAsia="Arial Narrow" w:hAnsi="Arial Narrow" w:cs="Arial"/>
+          <w:sz w:val="16"/>
+          <w:szCs w:val="16"/>
+        </w:rPr>
+        <w:t xml:space="preserve">Derecho a acceder a información oportuna, suficiente, veraz y fácilmente accesible, relevante para tomar una decisión o realizar una elección de consumo que se ajuste a sus intereses, así como para efectuar un uso o consumo adecuado de los productos o servicios. </w:t>
+      </w:r>
+    </w:p>
+    <w:p>
+      <w:pPr>
+        <w:pStyle w:val="Textonotapie"/>
+        <w:tabs>
+          <w:tab w:val="left" w:pos="567"/>
+        </w:tabs>
+        <w:ind w:left="567" w:right="-1" w:hanging="567"/>
+        <w:jc w:val="both"/>
+        <w:rPr>
+          <w:rFonts w:ascii="Arial Narrow" w:eastAsia="Arial Narrow" w:hAnsi="Arial Narrow" w:cs="Arial"/>
+          <w:sz w:val="16"/>
+          <w:szCs w:val="16"/>
+        </w:rPr>
+      </w:pPr>
+      <w:r>
+        <w:rPr>
+          <w:rFonts w:ascii="Arial Narrow" w:eastAsia="Arial Narrow" w:hAnsi="Arial Narrow" w:cs="Arial"/>
+          <w:sz w:val="16"/>
+          <w:szCs w:val="16"/>
+        </w:rPr>
+        <w:tab/>
+        <w:t>(…).</w:t>
+      </w:r>
+    </w:p>
+    <w:p>
+      <w:pPr>
+        <w:pStyle w:val="Textonotapie"/>
+        <w:tabs>
+          <w:tab w:val="left" w:pos="567"/>
+        </w:tabs>
+        <w:ind w:left="567" w:right="-1" w:hanging="567"/>
+        <w:jc w:val="both"/>
+        <w:rPr>
+          <w:rFonts w:ascii="Arial Narrow" w:eastAsia="Arial Narrow" w:hAnsi="Arial Narrow" w:cs="Arial"/>
+          <w:b/>
+          <w:bCs/>
+          <w:sz w:val="16"/>
+          <w:szCs w:val="16"/>
+        </w:rPr>
+      </w:pPr>
+    </w:p>
+    <w:p>
+      <w:pPr>
+        <w:pStyle w:val="Textonotapie"/>
+        <w:ind w:firstLine="567"/>
+        <w:jc w:val="both"/>
+        <w:rPr>
+          <w:rFonts w:ascii="Arial Narrow" w:eastAsia="Arial Narrow" w:hAnsi="Arial Narrow" w:cs="Arial"/>
+          <w:b/>
+          <w:bCs/>
+          <w:sz w:val="16"/>
+          <w:szCs w:val="16"/>
+        </w:rPr>
+      </w:pPr>
+      <w:r>
+        <w:rPr>
+          <w:rFonts w:ascii="Arial Narrow" w:eastAsia="Arial Narrow" w:hAnsi="Arial Narrow" w:cs="Arial"/>
+          <w:b/>
+          <w:bCs/>
+          <w:sz w:val="16"/>
+          <w:szCs w:val="16"/>
+        </w:rPr>
+        <w:t>Artículo 2.- Información relevante</w:t>
+      </w:r>
+    </w:p>
+    <w:p>
+      <w:pPr>
+        <w:pStyle w:val="Textonotapie"/>
+        <w:tabs>
+          <w:tab w:val="left" w:pos="567"/>
+        </w:tabs>
+        <w:ind w:left="567"/>
+        <w:jc w:val="both"/>
+        <w:rPr>
+          <w:rFonts w:ascii="Arial Narrow" w:eastAsia="Arial Narrow" w:hAnsi="Arial Narrow" w:cs="Arial Narrow"/>
+          <w:sz w:val="16"/>
+          <w:szCs w:val="16"/>
+        </w:rPr>
+      </w:pPr>
+      <w:r>
+        <w:rPr>
+          <w:rFonts w:ascii="Arial Narrow" w:eastAsia="Arial Narrow" w:hAnsi="Arial Narrow" w:cs="Arial Narrow"/>
+          <w:sz w:val="16"/>
+          <w:szCs w:val="16"/>
+        </w:rPr>
+        <w:t xml:space="preserve">2.1 El proveedor tiene la obligación de ofrecer al consumidor toda la información relevante para tomar una decisión o realizar una elección adecuada de consumo, así como para efectuar un uso o consumo adecuado de los productos o servicios. </w:t>
+      </w:r>
+    </w:p>
+    <w:p>
+      <w:pPr>
+        <w:pStyle w:val="Textonotapie"/>
+        <w:tabs>
+          <w:tab w:val="left" w:pos="567"/>
+        </w:tabs>
+        <w:ind w:left="567"/>
+        <w:jc w:val="both"/>
+        <w:rPr>
+          <w:rFonts w:ascii="Arial Narrow" w:eastAsia="Arial Narrow" w:hAnsi="Arial Narrow" w:cs="Arial Narrow"/>
+          <w:sz w:val="16"/>
+          <w:szCs w:val="16"/>
+        </w:rPr>
+      </w:pPr>
+      <w:r>
+        <w:rPr>
+          <w:rFonts w:ascii="Arial Narrow" w:eastAsia="Arial Narrow" w:hAnsi="Arial Narrow" w:cs="Arial Narrow"/>
+          <w:sz w:val="16"/>
+          <w:szCs w:val="16"/>
+        </w:rPr>
+        <w:t xml:space="preserve">2.2 La información debe ser veraz, suficiente, de fácil comprensión, apropiada, oportuna y fácilmente accesible, debiendo ser brindada en idioma castellano. </w:t>
+      </w:r>
+    </w:p>
+    <w:p>
+      <w:pPr>
+        <w:pStyle w:val="Textonotapie"/>
+        <w:tabs>
+          <w:tab w:val="left" w:pos="567"/>
+        </w:tabs>
+        <w:ind w:left="567"/>
+        <w:jc w:val="both"/>
+        <w:rPr>
+          <w:rFonts w:ascii="Arial Narrow" w:eastAsia="Arial Narrow" w:hAnsi="Arial Narrow" w:cs="Arial Narrow"/>
+          <w:sz w:val="16"/>
+          <w:szCs w:val="16"/>
+        </w:rPr>
+      </w:pPr>
+      <w:r>
+        <w:rPr>
+          <w:rFonts w:ascii="Arial Narrow" w:eastAsia="Arial Narrow" w:hAnsi="Arial Narrow" w:cs="Arial Narrow"/>
+          <w:sz w:val="16"/>
+          <w:szCs w:val="16"/>
+        </w:rPr>
+        <w:t xml:space="preserve">2.3 Sin perjuicio de las exigencias concretas de las normas sectoriales correspondientes, para analizar la información relevante se tiene en consideración a toda aquella sin la cual no se hubiera adoptado la decisión de consumo o se hubiera efectuado en términos substancialmente distintos. Para ello se debe examinar si la información omitida desnaturaliza las condiciones en que se realizó la oferta al consumidor. </w:t>
+      </w:r>
+    </w:p>
+    <w:p>
+      <w:pPr>
+        <w:pStyle w:val="Textonotapie"/>
+        <w:tabs>
+          <w:tab w:val="left" w:pos="567"/>
+        </w:tabs>
+        <w:ind w:left="567"/>
+        <w:jc w:val="both"/>
+        <w:rPr>
+          <w:rFonts w:ascii="Arial Narrow" w:eastAsia="Arial Narrow" w:hAnsi="Arial Narrow" w:cs="Arial"/>
+          <w:sz w:val="16"/>
+          <w:szCs w:val="16"/>
+        </w:rPr>
+      </w:pPr>
+      <w:r>
+        <w:rPr>
+          <w:rFonts w:ascii="Arial Narrow" w:eastAsia="Arial Narrow" w:hAnsi="Arial Narrow" w:cs="Arial Narrow"/>
+          <w:sz w:val="16"/>
+          <w:szCs w:val="16"/>
+        </w:rPr>
+        <w:t>2.4 Al evaluarse la información, deben considerarse los problemas de confusión que generarían al consumidor el suministro de información excesiva o sumamente compleja, atendiendo a la naturaleza del producto adquirido o al servicio contratado</w:t>
+      </w:r>
+      <w:r>
+        <w:rPr>
+          <w:rFonts w:ascii="Arial Narrow" w:eastAsia="Arial Narrow" w:hAnsi="Arial Narrow" w:cs="Arial"/>
+          <w:sz w:val="16"/>
+          <w:szCs w:val="16"/>
+        </w:rPr>
+        <w:t xml:space="preserve">. </w:t>
+      </w:r>
+    </w:p>
+    <w:p>
+      <w:pPr>
+        <w:pStyle w:val="Textonotapie"/>
+        <w:ind w:firstLine="567"/>
+        <w:jc w:val="both"/>
+        <w:rPr>
+          <w:rFonts w:ascii="Arial Narrow" w:hAnsi="Arial Narrow"/>
+          <w:sz w:val="16"/>
+          <w:szCs w:val="16"/>
+        </w:rPr>
+      </w:pPr>
+    </w:p>
+  </w:footnote>
+  <w:footnote w:id="7">
+    <w:p>
+      <w:pPr>
+        <w:pStyle w:val="Textonotapie"/>
+        <w:tabs>
+          <w:tab w:val="left" w:pos="567"/>
+        </w:tabs>
+        <w:ind w:left="567" w:hanging="567"/>
+        <w:jc w:val="both"/>
+        <w:rPr>
+          <w:rFonts w:ascii="Arial Narrow" w:hAnsi="Arial Narrow" w:cs="Arial"/>
+          <w:b/>
+          <w:sz w:val="16"/>
+          <w:szCs w:val="16"/>
+        </w:rPr>
+      </w:pPr>
+      <w:r>
+        <w:rPr>
+          <w:rStyle w:val="Refdenotaalpie"/>
+          <w:rFonts w:ascii="Arial Narrow" w:hAnsi="Arial Narrow" w:cs="Arial"/>
+          <w:b/>
+          <w:sz w:val="16"/>
+          <w:szCs w:val="16"/>
+          <w:vertAlign w:val="superscript"/>
+        </w:rPr>
+        <w:footnoteRef/>
+      </w:r>
+      <w:r>
+        <w:rPr>
+          <w:rFonts w:ascii="Arial Narrow" w:hAnsi="Arial Narrow" w:cs="Arial"/>
+          <w:b/>
+          <w:sz w:val="16"/>
+          <w:szCs w:val="16"/>
+        </w:rPr>
+        <w:t xml:space="preserve"> </w:t>
+      </w:r>
+      <w:r>
+        <w:rPr>
+          <w:rFonts w:ascii="Arial Narrow" w:hAnsi="Arial Narrow" w:cs="Arial"/>
+          <w:b/>
+          <w:sz w:val="16"/>
+          <w:szCs w:val="16"/>
+        </w:rPr>
+        <w:t xml:space="preserve"> </w:t>
+      </w:r>
+      <w:r>
+        <w:rPr>
+          <w:rFonts w:ascii="Arial Narrow" w:hAnsi="Arial Narrow" w:cs="Arial"/>
+          <w:b/>
+          <w:sz w:val="16"/>
+          <w:szCs w:val="16"/>
+        </w:rPr>
+        <w:tab/>
+        <w:t>LEY SOBRE FACULTADES, NORMAS Y ORGANIZACIÓN DEL INDECOPI, APROBADA POR DECRETO LEGISLATIVO 807</w:t>
+      </w:r>
+    </w:p>
+    <w:p>
+      <w:pPr>
+        <w:pStyle w:val="Textonotapie"/>
+        <w:ind w:left="567"/>
+        <w:jc w:val="both"/>
+        <w:rPr>
+          <w:rFonts w:ascii="Arial Narrow" w:hAnsi="Arial Narrow" w:cs="Arial"/>
+          <w:b/>
+          <w:sz w:val="16"/>
+          <w:szCs w:val="16"/>
+        </w:rPr>
+      </w:pPr>
+      <w:r>
+        <w:rPr>
+          <w:rFonts w:ascii="Arial Narrow" w:hAnsi="Arial Narrow" w:cs="Arial"/>
+          <w:b/>
+          <w:sz w:val="16"/>
+          <w:szCs w:val="16"/>
+        </w:rPr>
+        <w:t>Artículo 24.- El Secretario Técnico se encargará de la tramitación del procedimiento. Para ello, cuenta con las siguientes facultades:</w:t>
+      </w:r>
+    </w:p>
+    <w:p>
+      <w:pPr>
+        <w:pStyle w:val="Textonotapie"/>
+        <w:ind w:left="567"/>
+        <w:jc w:val="both"/>
+        <w:rPr>
+          <w:rFonts w:ascii="Arial Narrow" w:hAnsi="Arial Narrow" w:cs="Arial"/>
+          <w:sz w:val="16"/>
+          <w:szCs w:val="16"/>
+        </w:rPr>
+      </w:pPr>
+      <w:r>
+        <w:rPr>
+          <w:rFonts w:ascii="Arial Narrow" w:hAnsi="Arial Narrow" w:cs="Arial"/>
+          <w:sz w:val="16"/>
+          <w:szCs w:val="16"/>
+        </w:rPr>
+        <w:t xml:space="preserve">(...) </w:t>
+      </w:r>
+    </w:p>
+    <w:p>
+      <w:pPr>
+        <w:pStyle w:val="Textonotapie"/>
+        <w:ind w:left="567"/>
+        <w:jc w:val="both"/>
+        <w:rPr>
+          <w:rFonts w:ascii="Arial Narrow" w:hAnsi="Arial Narrow" w:cs="Arial"/>
+          <w:sz w:val="16"/>
+          <w:szCs w:val="16"/>
+        </w:rPr>
+      </w:pPr>
+      <w:r>
+        <w:rPr>
+          <w:rFonts w:ascii="Arial Narrow" w:hAnsi="Arial Narrow" w:cs="Arial"/>
+          <w:sz w:val="16"/>
+          <w:szCs w:val="16"/>
+        </w:rPr>
+        <w:t xml:space="preserve">c) Admitir denuncias a trámite, en aquellos casos en que la Comisión le haya delegado esta facultad. </w:t>
+      </w:r>
+    </w:p>
+    <w:p>
+      <w:pPr>
+        <w:pStyle w:val="Textonotapie"/>
+        <w:ind w:left="567"/>
+        <w:jc w:val="both"/>
+        <w:rPr>
+          <w:rFonts w:ascii="Arial Narrow" w:hAnsi="Arial Narrow" w:cs="Arial"/>
+          <w:sz w:val="16"/>
+          <w:szCs w:val="16"/>
+        </w:rPr>
+      </w:pPr>
+      <w:r>
+        <w:rPr>
+          <w:rFonts w:ascii="Arial Narrow" w:hAnsi="Arial Narrow" w:cs="Arial"/>
+          <w:sz w:val="16"/>
+          <w:szCs w:val="16"/>
+        </w:rPr>
+        <w:t>(...).</w:t>
+      </w:r>
+    </w:p>
+    <w:p>
+      <w:pPr>
+        <w:pStyle w:val="Textonotapie"/>
+        <w:spacing w:after="200"/>
+        <w:ind w:left="567"/>
+        <w:jc w:val="both"/>
+        <w:rPr>
+          <w:rFonts w:ascii="Arial Narrow" w:eastAsia="Arial Narrow" w:hAnsi="Arial Narrow" w:cs="Arial"/>
+          <w:sz w:val="16"/>
+          <w:szCs w:val="16"/>
+        </w:rPr>
+      </w:pPr>
+      <w:r>
+        <w:rPr>
+          <w:rFonts w:ascii="Arial Narrow" w:hAnsi="Arial Narrow" w:cs="Arial"/>
+          <w:sz w:val="16"/>
+          <w:szCs w:val="16"/>
+        </w:rPr>
+        <w:t xml:space="preserve">. </w:t>
+      </w:r>
+    </w:p>
+  </w:footnote>
+  <w:footnote w:id="8">
     <w:p>
       <w:pPr>
         <w:pStyle w:val="Textonotapie"/>
@@ -4636,7 +5797,6 @@
           <w:rFonts w:ascii="Arial Narrow" w:hAnsi="Arial Narrow" w:cs="Arial"/>
           <w:sz w:val="16"/>
           <w:szCs w:val="16"/>
-          <w:lang w:val="es-419"/>
         </w:rPr>
       </w:pPr>
       <w:r>
@@ -4662,1004 +5822,47 @@
           <w:rFonts w:ascii="Arial Narrow" w:hAnsi="Arial Narrow" w:cs="Arial"/>
           <w:sz w:val="16"/>
           <w:szCs w:val="16"/>
-          <w:lang w:val="es-419"/>
         </w:rPr>
         <w:tab/>
-        <w:t xml:space="preserve">Publicado el 2 de setiembre de 2010 en el Diario Oficial El Peruano, vigente desde el 2 de octubre de 2010 y modificado por Decreto Legislativo 1308.</w:t>
+        <w:t xml:space="preserve">El número de trabajadores se atenderá siempre que la empresa haya sido constituida antes de la vigencia de la </w:t>
+      </w:r>
+      <w:r>
+        <w:rPr>
+          <w:rFonts w:ascii="Arial Narrow" w:hAnsi="Arial Narrow" w:cs="Arial"/>
+          <w:sz w:val="16"/>
+          <w:szCs w:val="16"/>
+        </w:rPr>
+        <w:t xml:space="preserve">Ley </w:t>
+      </w:r>
+      <w:r>
+        <w:rPr>
+          <w:rFonts w:ascii="Arial Narrow" w:hAnsi="Arial Narrow" w:cs="Arial"/>
+          <w:sz w:val="16"/>
+          <w:szCs w:val="16"/>
+        </w:rPr>
+        <w:t xml:space="preserve">30056, publicada el 2 de julio de 2013, que modificó el artículo 5 del Texto Único Ordenado de la Ley de Promoción de la Competitividad, Formalización y Desarrollo de la Micro y Pequeña Empresa y de Acceso al Empleo Decente (LEY MYPE). Ello, en la medida que la Tercera Disposición Complementaria Transitoria de la norma modificatoria precisa que las empresas constituidas antes de la </w:t>
+      </w:r>
+      <w:proofErr w:type="gramStart"/>
+      <w:r>
+        <w:rPr>
+          <w:rFonts w:ascii="Arial Narrow" w:hAnsi="Arial Narrow" w:cs="Arial"/>
+          <w:sz w:val="16"/>
+          <w:szCs w:val="16"/>
+        </w:rPr>
+        <w:t>entrada en vigencia</w:t>
+      </w:r>
+      <w:proofErr w:type="gramEnd"/>
+      <w:r>
+        <w:rPr>
+          <w:rFonts w:ascii="Arial Narrow" w:hAnsi="Arial Narrow" w:cs="Arial"/>
+          <w:sz w:val="16"/>
+          <w:szCs w:val="16"/>
+        </w:rPr>
+        <w:t xml:space="preserve"> de dicha Ley se rigen por los requisitos de acogimiento al régimen de las micro y pequeñas empresas regulados en el Decreto Legislativo 1086.</w:t>
       </w:r>
     </w:p>
   </w:footnote>
-  <w:footnote w:id="3">
-    <w:p>
-      <w:pPr>
-        <w:pStyle w:val="Textonotapie"/>
-        <w:tabs>
-          <w:tab w:val="left" w:pos="567"/>
-        </w:tabs>
-        <w:ind w:left="567" w:right="-1" w:hanging="567"/>
-        <w:jc w:val="both"/>
-        <w:rPr>
-          <w:rFonts w:ascii="Arial Narrow" w:eastAsia="Arial Narrow" w:hAnsi="Arial Narrow" w:cs="Arial"/>
-          <w:b/>
-          <w:bCs/>
-          <w:sz w:val="16"/>
-          <w:szCs w:val="16"/>
-        </w:rPr>
-      </w:pPr>
-      <w:r>
-        <w:rPr>
-          <w:rStyle w:val="Refdenotaalpie"/>
-          <w:rFonts w:ascii="Arial Narrow" w:hAnsi="Arial Narrow" w:cs="Arial"/>
-          <w:sz w:val="16"/>
-          <w:szCs w:val="16"/>
-          <w:vertAlign w:val="superscript"/>
-        </w:rPr>
-        <w:footnoteRef/>
-      </w:r>
-      <w:r>
-        <w:rPr>
-          <w:rFonts w:ascii="Arial Narrow" w:hAnsi="Arial Narrow" w:cs="Arial"/>
-          <w:sz w:val="16"/>
-          <w:szCs w:val="16"/>
-        </w:rPr>
-        <w:t xml:space="preserve"> </w:t>
-      </w:r>
-      <w:r>
-        <w:rPr>
-          <w:rFonts w:ascii="Arial Narrow" w:hAnsi="Arial Narrow" w:cs="Arial"/>
-          <w:sz w:val="16"/>
-          <w:szCs w:val="16"/>
-        </w:rPr>
-        <w:tab/>
-      </w:r>
-      <w:r>
-        <w:rPr>
-          <w:rFonts w:ascii="Arial Narrow" w:eastAsia="Arial Narrow" w:hAnsi="Arial Narrow" w:cs="Arial"/>
-          <w:b/>
-          <w:bCs/>
-          <w:sz w:val="16"/>
-          <w:szCs w:val="16"/>
-        </w:rPr>
-        <w:t xml:space="preserve">LEY 29571, CÓDIGO DE PROTECCIÓN Y DEFENSA DEL CONSUMIDOR, publicado el 2 de setiembre de 2010 y modificado por Decreto Legislativo 1308 </w:t>
-      </w:r>
-    </w:p>
-    <w:p>
-      <w:pPr>
-        <w:pStyle w:val="Textonotapie"/>
-        <w:tabs>
-          <w:tab w:val="left" w:pos="567"/>
-        </w:tabs>
-        <w:ind w:left="567" w:right="-1" w:hanging="567"/>
-        <w:jc w:val="both"/>
-        <w:rPr>
-          <w:rFonts w:ascii="Arial Narrow" w:eastAsia="Arial Narrow" w:hAnsi="Arial Narrow" w:cs="Arial"/>
-          <w:b/>
-          <w:bCs/>
-          <w:sz w:val="16"/>
-          <w:szCs w:val="16"/>
-        </w:rPr>
-      </w:pPr>
-      <w:r>
-        <w:rPr>
-          <w:rFonts w:ascii="Arial Narrow" w:eastAsia="Arial Narrow" w:hAnsi="Arial Narrow" w:cs="Arial"/>
-          <w:b/>
-          <w:bCs/>
-          <w:sz w:val="16"/>
-          <w:szCs w:val="16"/>
-        </w:rPr>
-        <w:tab/>
-        <w:t>Artículo 105.- Autoridad competente.</w:t>
-      </w:r>
-    </w:p>
-    <w:p>
-      <w:pPr>
-        <w:pStyle w:val="Textonotapie"/>
-        <w:tabs>
-          <w:tab w:val="left" w:pos="567"/>
-        </w:tabs>
-        <w:ind w:left="567" w:right="-1" w:hanging="567"/>
-        <w:jc w:val="both"/>
-        <w:rPr>
-          <w:rFonts w:ascii="Arial Narrow" w:eastAsia="Arial Narrow" w:hAnsi="Arial Narrow" w:cs="Arial"/>
-          <w:sz w:val="16"/>
-          <w:szCs w:val="16"/>
-        </w:rPr>
-      </w:pPr>
-      <w:r>
-        <w:rPr>
-          <w:rFonts w:ascii="Arial Narrow" w:eastAsia="Arial Narrow" w:hAnsi="Arial Narrow" w:cs="Arial"/>
-          <w:sz w:val="16"/>
-          <w:szCs w:val="16"/>
-        </w:rPr>
-        <w:tab/>
-        <w:t xml:space="preserve">El Instituto Nacional de Defensa de la Competencia y de la Protección de la Propiedad Intelectual (Indecopi) es la autoridad con competencia primaria y de alcance nacional para conocer las presuntas infracciones a las disposiciones contenidas en el presente Código, así como para imponer las sanciones y medidas correctivas establecidas en el presente capítulo, conforme al Decreto Legislativo 1033, Ley de Organización y Funciones del Indecopi. Dicha competencia solo puede ser negada cuando ella haya sido asignada o se asigne a favor de otro organismo por norma expresa con rango de ley. </w:t>
-      </w:r>
-    </w:p>
-    <w:p>
-      <w:pPr>
-        <w:pStyle w:val="Textonotapie"/>
-        <w:tabs>
-          <w:tab w:val="left" w:pos="567"/>
-        </w:tabs>
-        <w:ind w:left="567" w:right="-1" w:hanging="567"/>
-        <w:jc w:val="both"/>
-        <w:rPr>
-          <w:rFonts w:ascii="Arial Narrow" w:eastAsia="Arial Narrow" w:hAnsi="Arial Narrow" w:cs="Arial"/>
-          <w:sz w:val="16"/>
-          <w:szCs w:val="16"/>
-        </w:rPr>
-      </w:pPr>
-      <w:r>
-        <w:rPr>
-          <w:rFonts w:ascii="Arial Narrow" w:eastAsia="Arial Narrow" w:hAnsi="Arial Narrow" w:cs="Arial"/>
-          <w:sz w:val="16"/>
-          <w:szCs w:val="16"/>
-        </w:rPr>
-        <w:tab/>
-        <w:t xml:space="preserve">(…). </w:t>
-      </w:r>
-    </w:p>
-    <w:p>
-      <w:pPr>
-        <w:pStyle w:val="Textonotapie"/>
-        <w:tabs>
-          <w:tab w:val="left" w:pos="567"/>
-        </w:tabs>
-        <w:ind w:left="567" w:right="-1" w:hanging="567"/>
-        <w:jc w:val="both"/>
-        <w:rPr>
-          <w:rFonts w:ascii="Arial Narrow" w:eastAsia="Arial Narrow" w:hAnsi="Arial Narrow" w:cs="Arial"/>
-          <w:sz w:val="16"/>
-          <w:szCs w:val="16"/>
-        </w:rPr>
-      </w:pPr>
-    </w:p>
-    <w:p>
-      <w:pPr>
-        <w:pStyle w:val="Textonotapie"/>
-        <w:tabs>
-          <w:tab w:val="left" w:pos="567"/>
-        </w:tabs>
-        <w:ind w:left="567" w:right="-1" w:hanging="567"/>
-        <w:jc w:val="both"/>
-        <w:rPr>
-          <w:rFonts w:ascii="Arial Narrow" w:eastAsia="Arial Narrow" w:hAnsi="Arial Narrow" w:cs="Arial"/>
-          <w:b/>
-          <w:bCs/>
-          <w:sz w:val="16"/>
-          <w:szCs w:val="16"/>
-        </w:rPr>
-      </w:pPr>
-      <w:r>
-        <w:rPr>
-          <w:rFonts w:ascii="Arial Narrow" w:eastAsia="Arial Narrow" w:hAnsi="Arial Narrow" w:cs="Arial"/>
-          <w:sz w:val="16"/>
-          <w:szCs w:val="16"/>
-        </w:rPr>
-        <w:tab/>
-      </w:r>
-      <w:r>
-        <w:rPr>
-          <w:rFonts w:ascii="Arial Narrow" w:eastAsia="Arial Narrow" w:hAnsi="Arial Narrow" w:cs="Arial"/>
-          <w:b/>
-          <w:bCs/>
-          <w:sz w:val="16"/>
-          <w:szCs w:val="16"/>
-        </w:rPr>
-        <w:t xml:space="preserve">LEY DE ORGANIZACIÓN Y FUNCIONES DEL INDECOPI, APROBADA POR DECRETO LEGISLATIVO 1033 </w:t>
-      </w:r>
-    </w:p>
-    <w:p>
-      <w:pPr>
-        <w:pStyle w:val="Textonotapie"/>
-        <w:tabs>
-          <w:tab w:val="left" w:pos="567"/>
-        </w:tabs>
-        <w:ind w:left="567" w:right="-1" w:hanging="567"/>
-        <w:jc w:val="both"/>
-        <w:rPr>
-          <w:rFonts w:ascii="Arial Narrow" w:eastAsia="Arial Narrow" w:hAnsi="Arial Narrow" w:cs="Arial"/>
-          <w:sz w:val="16"/>
-          <w:szCs w:val="16"/>
-        </w:rPr>
-      </w:pPr>
-      <w:r>
-        <w:rPr>
-          <w:rFonts w:ascii="Arial Narrow" w:eastAsia="Arial Narrow" w:hAnsi="Arial Narrow" w:cs="Arial"/>
-          <w:b/>
-          <w:bCs/>
-          <w:sz w:val="16"/>
-          <w:szCs w:val="16"/>
-        </w:rPr>
-        <w:tab/>
-        <w:t>Artículo 27.-</w:t>
-      </w:r>
-      <w:r>
-        <w:rPr>
-          <w:rFonts w:ascii="Arial Narrow" w:eastAsia="Arial Narrow" w:hAnsi="Arial Narrow" w:cs="Arial"/>
-          <w:sz w:val="16"/>
-          <w:szCs w:val="16"/>
-        </w:rPr>
-        <w:t xml:space="preserve"> De la Comisión de Protección al </w:t>
-      </w:r>
-      <w:proofErr w:type="gramStart"/>
-      <w:r>
-        <w:rPr>
-          <w:rFonts w:ascii="Arial Narrow" w:eastAsia="Arial Narrow" w:hAnsi="Arial Narrow" w:cs="Arial"/>
-          <w:sz w:val="16"/>
-          <w:szCs w:val="16"/>
-        </w:rPr>
-        <w:t>Consumidor.-</w:t>
-      </w:r>
-      <w:proofErr w:type="gramEnd"/>
-      <w:r>
-        <w:rPr>
-          <w:rFonts w:ascii="Arial Narrow" w:eastAsia="Arial Narrow" w:hAnsi="Arial Narrow" w:cs="Arial"/>
-          <w:sz w:val="16"/>
-          <w:szCs w:val="16"/>
-        </w:rPr>
-        <w:t xml:space="preserve"> </w:t>
-      </w:r>
-    </w:p>
-    <w:p>
-      <w:pPr>
-        <w:pStyle w:val="Textonotapie"/>
-        <w:tabs>
-          <w:tab w:val="left" w:pos="567"/>
-        </w:tabs>
-        <w:ind w:left="567" w:right="-1" w:hanging="567"/>
-        <w:jc w:val="both"/>
-        <w:rPr>
-          <w:rFonts w:ascii="Arial Narrow" w:eastAsia="Arial Narrow" w:hAnsi="Arial Narrow" w:cs="Arial"/>
-          <w:sz w:val="16"/>
-          <w:szCs w:val="16"/>
-        </w:rPr>
-      </w:pPr>
-      <w:r>
-        <w:rPr>
-          <w:rFonts w:ascii="Arial Narrow" w:eastAsia="Arial Narrow" w:hAnsi="Arial Narrow" w:cs="Arial"/>
-          <w:sz w:val="16"/>
-          <w:szCs w:val="16"/>
-        </w:rPr>
-        <w:tab/>
-        <w:t>Corresponde a la Comisión de Protección al Consumidor velar por el cumplimiento de la Ley de Protección al Consumidor y de las leyes que, en general, protegen a los consumidores de la falta de idoneidad de los bienes y servicios en función de la información brindada, de las omisiones de información y de la discriminación en el consumo, así como de aquellas que complementen o sustituyan a las anteriores.</w:t>
-      </w:r>
-    </w:p>
-    <w:p>
-      <w:pPr>
-        <w:pStyle w:val="Textonotapie"/>
-        <w:tabs>
-          <w:tab w:val="left" w:pos="567"/>
-        </w:tabs>
-        <w:ind w:right="-1"/>
-        <w:jc w:val="both"/>
-        <w:rPr>
-          <w:rFonts w:ascii="Arial Narrow" w:eastAsia="Arial Narrow" w:hAnsi="Arial Narrow" w:cs="Arial"/>
-          <w:sz w:val="16"/>
-          <w:szCs w:val="16"/>
-        </w:rPr>
-      </w:pPr>
-    </w:p>
-  </w:footnote>
-  <w:footnote w:id="4">
-    <w:p>
-      <w:pPr>
-        <w:pStyle w:val="Textonotapie"/>
-        <w:tabs>
-          <w:tab w:val="left" w:pos="567"/>
-        </w:tabs>
-        <w:ind w:left="567" w:right="-1" w:hanging="567"/>
-        <w:jc w:val="both"/>
-        <w:rPr>
-          <w:rFonts w:ascii="Arial Narrow" w:eastAsia="Arial Narrow" w:hAnsi="Arial Narrow" w:cs="Arial Narrow"/>
-          <w:b/>
-          <w:bCs/>
-          <w:sz w:val="16"/>
-          <w:szCs w:val="16"/>
-        </w:rPr>
-      </w:pPr>
-      <w:r>
-        <w:rPr>
-          <w:rStyle w:val="Refdenotaalpie"/>
-          <w:rFonts w:ascii="Arial Narrow" w:hAnsi="Arial Narrow"/>
-          <w:sz w:val="16"/>
-          <w:szCs w:val="16"/>
-          <w:vertAlign w:val="superscript"/>
-        </w:rPr>
-        <w:footnoteRef/>
-      </w:r>
-      <w:r>
-        <w:rPr>
-          <w:rFonts w:ascii="Arial Narrow" w:hAnsi="Arial Narrow"/>
-          <w:sz w:val="16"/>
-          <w:szCs w:val="16"/>
-        </w:rPr>
-        <w:t xml:space="preserve"> </w:t>
-      </w:r>
-      <w:r>
-        <w:rPr>
-          <w:rFonts w:ascii="Arial Narrow" w:hAnsi="Arial Narrow"/>
-          <w:sz w:val="16"/>
-          <w:szCs w:val="16"/>
-        </w:rPr>
-        <w:tab/>
-      </w:r>
-      <w:r>
-        <w:rPr>
-          <w:rFonts w:ascii="Arial Narrow" w:eastAsia="Arial Narrow" w:hAnsi="Arial Narrow" w:cs="Arial Narrow"/>
-          <w:b/>
-          <w:bCs/>
-          <w:sz w:val="16"/>
-          <w:szCs w:val="16"/>
-        </w:rPr>
-        <w:t xml:space="preserve">LEY 29571, CÓDIGO DE PROTECCIÓN Y DEFENSA DEL CONSUMIDOR, publicado el 2 de setiembre de 2010 y modificado por Decreto Legislativo 1308 </w:t>
-      </w:r>
-    </w:p>
-    <w:p>
-      <w:pPr>
-        <w:pStyle w:val="Textonotapie"/>
-        <w:ind w:left="567" w:right="-1"/>
-        <w:jc w:val="both"/>
-        <w:rPr>
-          <w:rFonts w:ascii="Arial Narrow" w:eastAsia="Arial Narrow" w:hAnsi="Arial Narrow" w:cs="Arial Narrow"/>
-          <w:b/>
-          <w:bCs/>
-          <w:sz w:val="16"/>
-          <w:szCs w:val="16"/>
-        </w:rPr>
-      </w:pPr>
-      <w:r>
-        <w:rPr>
-          <w:rFonts w:ascii="Arial Narrow" w:eastAsia="Arial Narrow" w:hAnsi="Arial Narrow" w:cs="Arial Narrow"/>
-          <w:b/>
-          <w:bCs/>
-          <w:sz w:val="16"/>
-          <w:szCs w:val="16"/>
-        </w:rPr>
-        <w:t xml:space="preserve">Artículo 18.- Idoneidad </w:t>
-      </w:r>
-    </w:p>
-    <w:p>
-      <w:pPr>
-        <w:pStyle w:val="Textonotapie"/>
-        <w:ind w:left="567" w:right="-1"/>
-        <w:jc w:val="both"/>
-        <w:rPr>
-          <w:rFonts w:ascii="Arial Narrow" w:eastAsia="Arial Narrow" w:hAnsi="Arial Narrow" w:cs="Arial Narrow"/>
-          <w:sz w:val="16"/>
-          <w:szCs w:val="16"/>
-        </w:rPr>
-      </w:pPr>
-      <w:r>
-        <w:rPr>
-          <w:rFonts w:ascii="Arial Narrow" w:eastAsia="Arial Narrow" w:hAnsi="Arial Narrow" w:cs="Arial Narrow"/>
-          <w:sz w:val="16"/>
-          <w:szCs w:val="16"/>
-        </w:rPr>
-        <w:t xml:space="preserve">Se entiende por idoneidad la correspondencia entre lo que un consumidor espera y lo que efectivamente recibe, en función a lo que se le hubiera ofrecido, la publicidad e información transmitida, las condiciones y circunstancias de la transacción, las características y naturaleza del producto o servicio, el precio, entre otros factores, atendiendo a las circunstancias del caso. </w:t>
-      </w:r>
-    </w:p>
-    <w:p>
-      <w:pPr>
-        <w:pStyle w:val="Textonotapie"/>
-        <w:ind w:left="567" w:right="-1"/>
-        <w:jc w:val="both"/>
-        <w:rPr>
-          <w:rFonts w:ascii="Arial Narrow" w:eastAsia="Arial Narrow" w:hAnsi="Arial Narrow" w:cs="Arial Narrow"/>
-          <w:sz w:val="16"/>
-          <w:szCs w:val="16"/>
-        </w:rPr>
-      </w:pPr>
-      <w:r>
-        <w:rPr>
-          <w:rFonts w:ascii="Arial Narrow" w:eastAsia="Arial Narrow" w:hAnsi="Arial Narrow" w:cs="Arial Narrow"/>
-          <w:sz w:val="16"/>
-          <w:szCs w:val="16"/>
-        </w:rPr>
-        <w:t xml:space="preserve">La idoneidad es evaluada en función a la propia naturaleza del producto o servicio y a su aptitud para satisfacer la finalidad para la cual ha sido puesto en el mercado. Las autorizaciones por parte de los organismos del Estado para la fabricación de un producto o la prestación de un servicio, en los casos que sea necesario, no eximen de responsabilidad al proveedor frente al consumidor. </w:t>
-      </w:r>
-    </w:p>
-    <w:p>
-      <w:pPr>
-        <w:pStyle w:val="Textonotapie"/>
-        <w:ind w:left="567" w:right="-1"/>
-        <w:jc w:val="both"/>
-        <w:rPr>
-          <w:rFonts w:ascii="Arial Narrow" w:eastAsia="Arial Narrow" w:hAnsi="Arial Narrow" w:cs="Arial Narrow"/>
-          <w:sz w:val="16"/>
-          <w:szCs w:val="16"/>
-        </w:rPr>
-      </w:pPr>
-    </w:p>
-    <w:p>
-      <w:pPr>
-        <w:pStyle w:val="Textonotapie"/>
-        <w:ind w:left="567" w:right="-1"/>
-        <w:jc w:val="both"/>
-        <w:rPr>
-          <w:rFonts w:ascii="Arial Narrow" w:eastAsia="Arial Narrow" w:hAnsi="Arial Narrow" w:cs="Arial Narrow"/>
-          <w:sz w:val="16"/>
-          <w:szCs w:val="16"/>
-        </w:rPr>
-      </w:pPr>
-      <w:r>
-        <w:rPr>
-          <w:rFonts w:ascii="Arial Narrow" w:eastAsia="Arial Narrow" w:hAnsi="Arial Narrow" w:cs="Arial Narrow"/>
-          <w:b/>
-          <w:bCs/>
-          <w:sz w:val="16"/>
-          <w:szCs w:val="16"/>
-        </w:rPr>
-        <w:t xml:space="preserve">Artículo 19.- Obligación de los proveedores </w:t>
-      </w:r>
-    </w:p>
-    <w:p>
-      <w:pPr>
-        <w:pStyle w:val="Textonotapie"/>
-        <w:ind w:left="567" w:right="-1"/>
-        <w:jc w:val="both"/>
-        <w:rPr>
-          <w:rFonts w:ascii="Arial Narrow" w:eastAsia="Arial Narrow" w:hAnsi="Arial Narrow" w:cs="Arial Narrow"/>
-          <w:sz w:val="16"/>
-          <w:szCs w:val="16"/>
-        </w:rPr>
-      </w:pPr>
-      <w:r>
-        <w:rPr>
-          <w:rFonts w:ascii="Arial Narrow" w:eastAsia="Arial Narrow" w:hAnsi="Arial Narrow" w:cs="Arial Narrow"/>
-          <w:sz w:val="16"/>
-          <w:szCs w:val="16"/>
-        </w:rPr>
-        <w:t>El proveedor responde por la idoneidad y calidad de los productos y servicios ofrecidos; por la autenticidad de las marcas y leyendas que exhiben sus productos o del signo que respalda al prestador del servicio, por la falta de conformidad entre la publicidad comercial de los productos y servicios y estos, así como por el contenido y la vida útil del producto indicado en el envase, en lo que corresponda.</w:t>
-      </w:r>
-    </w:p>
-    <w:p>
-      <w:pPr>
-        <w:pStyle w:val="Textonotapie"/>
-        <w:jc w:val="both"/>
-        <w:rPr>
-          <w:rFonts w:ascii="Arial Narrow" w:hAnsi="Arial Narrow"/>
-          <w:sz w:val="16"/>
-          <w:szCs w:val="16"/>
-        </w:rPr>
-      </w:pPr>
-    </w:p>
-  </w:footnote>
-  <w:footnote w:id="5">
-    <w:p>
-      <w:pPr>
-        <w:pStyle w:val="Textonotapie"/>
-        <w:tabs>
-          <w:tab w:val="left" w:pos="567"/>
-        </w:tabs>
-        <w:ind w:left="567" w:right="-1" w:hanging="567"/>
-        <w:jc w:val="both"/>
-        <w:rPr>
-          <w:rFonts w:ascii="Arial Narrow" w:eastAsia="Arial Narrow" w:hAnsi="Arial Narrow" w:cs="Arial Narrow"/>
-          <w:b/>
-          <w:bCs/>
-          <w:sz w:val="16"/>
-          <w:szCs w:val="16"/>
-        </w:rPr>
-      </w:pPr>
-      <w:r>
-        <w:rPr>
-          <w:rStyle w:val="Refdenotaalpie"/>
-          <w:rFonts w:ascii="Arial Narrow" w:hAnsi="Arial Narrow"/>
-          <w:sz w:val="16"/>
-          <w:szCs w:val="16"/>
-          <w:vertAlign w:val="superscript"/>
-        </w:rPr>
-        <w:footnoteRef/>
-      </w:r>
-      <w:r>
-        <w:rPr>
-          <w:rFonts w:ascii="Arial Narrow" w:hAnsi="Arial Narrow"/>
-          <w:sz w:val="16"/>
-          <w:szCs w:val="16"/>
-        </w:rPr>
-        <w:t xml:space="preserve"> </w:t>
-      </w:r>
-      <w:r>
-        <w:rPr>
-          <w:rFonts w:ascii="Arial Narrow" w:hAnsi="Arial Narrow"/>
-          <w:sz w:val="16"/>
-          <w:szCs w:val="16"/>
-        </w:rPr>
-        <w:tab/>
-      </w:r>
-      <w:r>
-        <w:rPr>
-          <w:rFonts w:ascii="Arial Narrow" w:eastAsia="Arial Narrow" w:hAnsi="Arial Narrow" w:cs="Arial Narrow"/>
-          <w:b/>
-          <w:bCs/>
-          <w:sz w:val="16"/>
-          <w:szCs w:val="16"/>
-        </w:rPr>
-        <w:t xml:space="preserve">LEY 29571, CÓDIGO DE PROTECCIÓN Y DEFENSA DEL CONSUMIDOR, publicado el 2 de setiembre de 2010 y modificado por Decreto </w:t>
-      </w:r>
-      <w:r>
-        <w:rPr>
-          <w:rFonts w:ascii="Arial Narrow" w:eastAsia="Arial Narrow" w:hAnsi="Arial Narrow" w:cs="Arial Narrow"/>
-          <w:b/>
-          <w:bCs/>
-          <w:sz w:val="16"/>
-          <w:szCs w:val="16"/>
-        </w:rPr>
-        <w:t xml:space="preserve">Legislativo 1308 </w:t>
-      </w:r>
-    </w:p>
-    <w:p>
-      <w:pPr>
-        <w:pStyle w:val="Textonotapie"/>
-        <w:ind w:left="567" w:right="-1"/>
-        <w:jc w:val="both"/>
-        <w:rPr>
-          <w:rFonts w:ascii="Arial Narrow" w:eastAsia="Arial Narrow" w:hAnsi="Arial Narrow" w:cs="Arial Narrow"/>
-          <w:b/>
-          <w:bCs/>
-          <w:sz w:val="16"/>
-          <w:szCs w:val="16"/>
-        </w:rPr>
-      </w:pPr>
-      <w:r>
-        <w:rPr>
-          <w:rFonts w:ascii="Arial Narrow" w:eastAsia="Arial Narrow" w:hAnsi="Arial Narrow" w:cs="Arial Narrow"/>
-          <w:b/>
-          <w:bCs/>
-          <w:sz w:val="16"/>
-          <w:szCs w:val="16"/>
-        </w:rPr>
-        <w:t>Artículo 49.- Definición de cláusulas abusivas</w:t>
-      </w:r>
-    </w:p>
-    <w:p>
-      <w:pPr>
-        <w:pStyle w:val="Textonotapie"/>
-        <w:ind w:left="567" w:right="-1"/>
-        <w:jc w:val="both"/>
-        <w:rPr>
-          <w:rFonts w:ascii="Arial Narrow" w:eastAsia="Arial Narrow" w:hAnsi="Arial Narrow" w:cs="Arial Narrow"/>
-          <w:sz w:val="16"/>
-          <w:szCs w:val="16"/>
-        </w:rPr>
-      </w:pPr>
-      <w:r>
-        <w:rPr>
-          <w:rFonts w:ascii="Arial Narrow" w:eastAsia="Arial Narrow" w:hAnsi="Arial Narrow" w:cs="Arial Narrow"/>
-          <w:sz w:val="16"/>
-          <w:szCs w:val="16"/>
-        </w:rPr>
-        <w:t>49.1 En los contratos por adhesión y en las cláusulas generales de contratación no aprobadas administrativamente, se consideran cláusulas abusivas y, por tanto, inexigibles todas aquellas estipulaciones no negociadas individualmente que, en contra de las exigencias de la buena fe, coloquen al consumidor, en su perjuicio, en una situación de desventaja o desigualdad o anulen sus derechos.</w:t>
-      </w:r>
-    </w:p>
-    <w:p>
-      <w:pPr>
-        <w:pStyle w:val="Textonotapie"/>
-        <w:ind w:left="567" w:right="-1"/>
-        <w:jc w:val="both"/>
-        <w:rPr>
-          <w:rFonts w:ascii="Arial Narrow" w:eastAsia="Arial Narrow" w:hAnsi="Arial Narrow" w:cs="Arial"/>
-          <w:sz w:val="16"/>
-          <w:szCs w:val="16"/>
-        </w:rPr>
-      </w:pPr>
-      <w:r>
-        <w:rPr>
-          <w:rFonts w:ascii="Arial Narrow" w:eastAsia="Arial Narrow" w:hAnsi="Arial Narrow" w:cs="Arial"/>
-          <w:sz w:val="16"/>
-          <w:szCs w:val="16"/>
-        </w:rPr>
-        <w:t>(...).</w:t>
-      </w:r>
-    </w:p>
-    <w:p>
-      <w:pPr>
-        <w:pStyle w:val="Textonotapie"/>
-        <w:ind w:left="567" w:right="-1"/>
-        <w:jc w:val="both"/>
-        <w:rPr>
-          <w:rFonts w:ascii="Arial Narrow" w:eastAsia="Arial Narrow" w:hAnsi="Arial Narrow" w:cs="Arial Narrow"/>
-          <w:b/>
-          <w:bCs/>
-          <w:sz w:val="16"/>
-          <w:szCs w:val="16"/>
-        </w:rPr>
-      </w:pPr>
-      <w:r>
-        <w:rPr>
-          <w:rFonts w:ascii="Arial Narrow" w:eastAsia="Arial Narrow" w:hAnsi="Arial Narrow" w:cs="Arial Narrow"/>
-          <w:b/>
-          <w:bCs/>
-          <w:sz w:val="16"/>
-          <w:szCs w:val="16"/>
-        </w:rPr>
-        <w:t xml:space="preserve">Artículo 50.- Cláusulas abusivas de ineficacia absoluta </w:t>
-      </w:r>
-    </w:p>
-    <w:p>
-      <w:pPr>
-        <w:pStyle w:val="Textonotapie"/>
-        <w:ind w:left="567" w:right="-1"/>
-        <w:jc w:val="both"/>
-        <w:rPr>
-          <w:rFonts w:ascii="Arial Narrow" w:eastAsia="Arial Narrow" w:hAnsi="Arial Narrow" w:cs="Arial Narrow"/>
-          <w:sz w:val="16"/>
-          <w:szCs w:val="16"/>
-        </w:rPr>
-      </w:pPr>
-      <w:r>
-        <w:rPr>
-          <w:rFonts w:ascii="Arial Narrow" w:eastAsia="Arial Narrow" w:hAnsi="Arial Narrow" w:cs="Arial Narrow"/>
-          <w:sz w:val="16"/>
-          <w:szCs w:val="16"/>
-        </w:rPr>
-        <w:t xml:space="preserve">Son cláusulas abusivas de ineficacia absoluta las siguientes: </w:t>
-      </w:r>
-    </w:p>
-    <w:p>
-      <w:pPr>
-        <w:pStyle w:val="Textonotapie"/>
-        <w:ind w:left="567" w:right="-1"/>
-        <w:jc w:val="both"/>
-        <w:rPr>
-          <w:rFonts w:ascii="Arial Narrow" w:eastAsia="Arial Narrow" w:hAnsi="Arial Narrow" w:cs="Arial Narrow"/>
-          <w:sz w:val="16"/>
-          <w:szCs w:val="16"/>
-        </w:rPr>
-      </w:pPr>
-      <w:r>
-        <w:rPr>
-          <w:rFonts w:ascii="Arial Narrow" w:eastAsia="Arial Narrow" w:hAnsi="Arial Narrow" w:cs="Arial Narrow"/>
-          <w:sz w:val="16"/>
-          <w:szCs w:val="16"/>
-        </w:rPr>
-        <w:t>a. Las que excluyan o limiten la responsabilidad del proveedor o sus dependientes por dolo o culpa, o las que trasladen la responsabilidad al consumidor por los hechos u omisiones del proveedor.</w:t>
-      </w:r>
-    </w:p>
-    <w:p>
-      <w:pPr>
-        <w:pStyle w:val="Textonotapie"/>
-        <w:ind w:left="567" w:right="-1"/>
-        <w:jc w:val="both"/>
-        <w:rPr>
-          <w:rFonts w:ascii="Arial Narrow" w:eastAsia="Arial Narrow" w:hAnsi="Arial Narrow" w:cs="Arial Narrow"/>
-          <w:sz w:val="16"/>
-          <w:szCs w:val="16"/>
-        </w:rPr>
-      </w:pPr>
-      <w:r>
-        <w:rPr>
-          <w:rFonts w:ascii="Arial Narrow" w:eastAsia="Arial Narrow" w:hAnsi="Arial Narrow" w:cs="Arial Narrow"/>
-          <w:sz w:val="16"/>
-          <w:szCs w:val="16"/>
-        </w:rPr>
-        <w:t>(…)</w:t>
-      </w:r>
-    </w:p>
-    <w:p>
-      <w:pPr>
-        <w:pStyle w:val="Textonotapie"/>
-        <w:jc w:val="both"/>
-        <w:rPr>
-          <w:rFonts w:ascii="Arial Narrow" w:hAnsi="Arial Narrow"/>
-          <w:sz w:val="16"/>
-          <w:szCs w:val="16"/>
-        </w:rPr>
-      </w:pPr>
-    </w:p>
-  </w:footnote>
-  <w:footnote w:id="6">
-    <w:p>
-      <w:pPr>
-        <w:pStyle w:val="Textonotapie"/>
-        <w:tabs>
-          <w:tab w:val="left" w:pos="567"/>
-        </w:tabs>
-        <w:ind w:left="567" w:right="-1" w:hanging="567"/>
-        <w:jc w:val="both"/>
-        <w:rPr>
-          <w:rFonts w:ascii="Arial Narrow" w:eastAsia="Arial Narrow" w:hAnsi="Arial Narrow" w:cs="Arial"/>
-          <w:b/>
-          <w:bCs/>
-          <w:sz w:val="16"/>
-          <w:szCs w:val="16"/>
-        </w:rPr>
-      </w:pPr>
-      <w:r>
-        <w:rPr>
-          <w:rStyle w:val="Refdenotaalpie"/>
-          <w:rFonts w:ascii="Arial Narrow" w:hAnsi="Arial Narrow"/>
-          <w:sz w:val="16"/>
-          <w:szCs w:val="16"/>
-          <w:vertAlign w:val="superscript"/>
-        </w:rPr>
-        <w:footnoteRef/>
-      </w:r>
-      <w:r>
-        <w:rPr>
-          <w:rFonts w:ascii="Arial Narrow" w:hAnsi="Arial Narrow"/>
-          <w:sz w:val="16"/>
-          <w:szCs w:val="16"/>
-        </w:rPr>
-        <w:t xml:space="preserve"> </w:t>
-      </w:r>
-      <w:r>
-        <w:rPr>
-          <w:rFonts w:ascii="Arial Narrow" w:hAnsi="Arial Narrow" w:cs="Arial"/>
-          <w:sz w:val="16"/>
-          <w:szCs w:val="16"/>
-        </w:rPr>
-        <w:tab/>
-      </w:r>
-      <w:r>
-        <w:rPr>
-          <w:rFonts w:ascii="Arial Narrow" w:eastAsia="Arial Narrow" w:hAnsi="Arial Narrow" w:cs="Arial"/>
-          <w:b/>
-          <w:bCs/>
-          <w:sz w:val="16"/>
-          <w:szCs w:val="16"/>
-        </w:rPr>
-        <w:t xml:space="preserve">LEY 29571, CÓDIGO DE PROTECCIÓN Y DEFENSA DEL CONSUMIDOR, publicado el 2 de setiembre de 2010 y modificado por Decreto Legislativo 1308 </w:t>
-      </w:r>
-    </w:p>
-    <w:p>
-      <w:pPr>
-        <w:pStyle w:val="Textonotapie"/>
-        <w:ind w:firstLine="567"/>
-        <w:jc w:val="both"/>
-        <w:rPr>
-          <w:rFonts w:ascii="Arial Narrow" w:eastAsia="Arial Narrow" w:hAnsi="Arial Narrow" w:cs="Arial"/>
-          <w:b/>
-          <w:bCs/>
-          <w:sz w:val="16"/>
-          <w:szCs w:val="16"/>
-        </w:rPr>
-      </w:pPr>
-      <w:r>
-        <w:rPr>
-          <w:rFonts w:ascii="Arial Narrow" w:eastAsia="Arial Narrow" w:hAnsi="Arial Narrow" w:cs="Arial"/>
-          <w:b/>
-          <w:bCs/>
-          <w:sz w:val="16"/>
-          <w:szCs w:val="16"/>
-        </w:rPr>
-        <w:t>Artículo 1.- Derechos de los consumidores</w:t>
-      </w:r>
-    </w:p>
-    <w:p>
-      <w:pPr>
-        <w:pStyle w:val="Textonotapie"/>
-        <w:tabs>
-          <w:tab w:val="left" w:pos="567"/>
-        </w:tabs>
-        <w:jc w:val="both"/>
-        <w:rPr>
-          <w:rFonts w:ascii="Arial Narrow" w:eastAsia="Arial Narrow" w:hAnsi="Arial Narrow" w:cs="Arial Narrow"/>
-          <w:sz w:val="16"/>
-          <w:szCs w:val="16"/>
-        </w:rPr>
-      </w:pPr>
-      <w:r>
-        <w:rPr>
-          <w:rFonts w:ascii="Arial Narrow" w:eastAsia="Arial Narrow" w:hAnsi="Arial Narrow" w:cs="Arial Narrow"/>
-          <w:sz w:val="16"/>
-          <w:szCs w:val="16"/>
-        </w:rPr>
-        <w:tab/>
-        <w:t>1.1 (…)</w:t>
-      </w:r>
-    </w:p>
-    <w:p>
-      <w:pPr>
-        <w:pStyle w:val="Textonotapie"/>
-        <w:tabs>
-          <w:tab w:val="left" w:pos="567"/>
-        </w:tabs>
-        <w:ind w:left="570"/>
-        <w:jc w:val="both"/>
-        <w:rPr>
-          <w:rFonts w:ascii="Arial Narrow" w:eastAsia="Arial Narrow" w:hAnsi="Arial Narrow" w:cs="Arial"/>
-          <w:sz w:val="16"/>
-          <w:szCs w:val="16"/>
-        </w:rPr>
-      </w:pPr>
-      <w:r>
-        <w:rPr>
-          <w:rFonts w:ascii="Arial Narrow" w:eastAsia="Arial Narrow" w:hAnsi="Arial Narrow" w:cs="Arial Narrow"/>
-          <w:sz w:val="16"/>
-          <w:szCs w:val="16"/>
-        </w:rPr>
-        <w:t xml:space="preserve">b. </w:t>
-      </w:r>
-      <w:r>
-        <w:rPr>
-          <w:rFonts w:ascii="Arial Narrow" w:eastAsia="Arial Narrow" w:hAnsi="Arial Narrow" w:cs="Arial"/>
-          <w:sz w:val="16"/>
-          <w:szCs w:val="16"/>
-        </w:rPr>
-        <w:t xml:space="preserve">Derecho a acceder a información oportuna, suficiente, veraz y fácilmente accesible, relevante para tomar una decisión o realizar una elección de consumo que se ajuste a sus intereses, así como para efectuar un uso o consumo adecuado de los productos o servicios. </w:t>
-      </w:r>
-    </w:p>
-    <w:p>
-      <w:pPr>
-        <w:pStyle w:val="Textonotapie"/>
-        <w:tabs>
-          <w:tab w:val="left" w:pos="567"/>
-        </w:tabs>
-        <w:ind w:left="567" w:right="-1" w:hanging="567"/>
-        <w:jc w:val="both"/>
-        <w:rPr>
-          <w:rFonts w:ascii="Arial Narrow" w:eastAsia="Arial Narrow" w:hAnsi="Arial Narrow" w:cs="Arial"/>
-          <w:sz w:val="16"/>
-          <w:szCs w:val="16"/>
-        </w:rPr>
-      </w:pPr>
-      <w:r>
-        <w:rPr>
-          <w:rFonts w:ascii="Arial Narrow" w:eastAsia="Arial Narrow" w:hAnsi="Arial Narrow" w:cs="Arial"/>
-          <w:sz w:val="16"/>
-          <w:szCs w:val="16"/>
-        </w:rPr>
-        <w:tab/>
-        <w:t>(…).</w:t>
-      </w:r>
-    </w:p>
-    <w:p>
-      <w:pPr>
-        <w:pStyle w:val="Textonotapie"/>
-        <w:tabs>
-          <w:tab w:val="left" w:pos="567"/>
-        </w:tabs>
-        <w:ind w:left="567" w:right="-1" w:hanging="567"/>
-        <w:jc w:val="both"/>
-        <w:rPr>
-          <w:rFonts w:ascii="Arial Narrow" w:eastAsia="Arial Narrow" w:hAnsi="Arial Narrow" w:cs="Arial"/>
-          <w:b/>
-          <w:bCs/>
-          <w:sz w:val="16"/>
-          <w:szCs w:val="16"/>
-        </w:rPr>
-      </w:pPr>
-    </w:p>
-    <w:p>
-      <w:pPr>
-        <w:pStyle w:val="Textonotapie"/>
-        <w:ind w:firstLine="567"/>
-        <w:jc w:val="both"/>
-        <w:rPr>
-          <w:rFonts w:ascii="Arial Narrow" w:eastAsia="Arial Narrow" w:hAnsi="Arial Narrow" w:cs="Arial"/>
-          <w:b/>
-          <w:bCs/>
-          <w:sz w:val="16"/>
-          <w:szCs w:val="16"/>
-        </w:rPr>
-      </w:pPr>
-      <w:r>
-        <w:rPr>
-          <w:rFonts w:ascii="Arial Narrow" w:eastAsia="Arial Narrow" w:hAnsi="Arial Narrow" w:cs="Arial"/>
-          <w:b/>
-          <w:bCs/>
-          <w:sz w:val="16"/>
-          <w:szCs w:val="16"/>
-        </w:rPr>
-        <w:t>Artículo 2.- Información relevante</w:t>
-      </w:r>
-    </w:p>
-    <w:p>
-      <w:pPr>
-        <w:pStyle w:val="Textonotapie"/>
-        <w:tabs>
-          <w:tab w:val="left" w:pos="567"/>
-        </w:tabs>
-        <w:ind w:left="567"/>
-        <w:jc w:val="both"/>
-        <w:rPr>
-          <w:rFonts w:ascii="Arial Narrow" w:eastAsia="Arial Narrow" w:hAnsi="Arial Narrow" w:cs="Arial Narrow"/>
-          <w:sz w:val="16"/>
-          <w:szCs w:val="16"/>
-        </w:rPr>
-      </w:pPr>
-      <w:r>
-        <w:rPr>
-          <w:rFonts w:ascii="Arial Narrow" w:eastAsia="Arial Narrow" w:hAnsi="Arial Narrow" w:cs="Arial Narrow"/>
-          <w:sz w:val="16"/>
-          <w:szCs w:val="16"/>
-        </w:rPr>
-        <w:t xml:space="preserve">2.1 El proveedor tiene la obligación de ofrecer al consumidor toda la información relevante para tomar una decisión o realizar una elección adecuada de consumo, así como para efectuar un uso o consumo adecuado de los productos o servicios. </w:t>
-      </w:r>
-    </w:p>
-    <w:p>
-      <w:pPr>
-        <w:pStyle w:val="Textonotapie"/>
-        <w:tabs>
-          <w:tab w:val="left" w:pos="567"/>
-        </w:tabs>
-        <w:ind w:left="567"/>
-        <w:jc w:val="both"/>
-        <w:rPr>
-          <w:rFonts w:ascii="Arial Narrow" w:eastAsia="Arial Narrow" w:hAnsi="Arial Narrow" w:cs="Arial Narrow"/>
-          <w:sz w:val="16"/>
-          <w:szCs w:val="16"/>
-        </w:rPr>
-      </w:pPr>
-      <w:r>
-        <w:rPr>
-          <w:rFonts w:ascii="Arial Narrow" w:eastAsia="Arial Narrow" w:hAnsi="Arial Narrow" w:cs="Arial Narrow"/>
-          <w:sz w:val="16"/>
-          <w:szCs w:val="16"/>
-        </w:rPr>
-        <w:t xml:space="preserve">2.2 La información debe ser veraz, suficiente, de fácil comprensión, apropiada, oportuna y fácilmente accesible, debiendo ser brindada en idioma castellano. </w:t>
-      </w:r>
-    </w:p>
-    <w:p>
-      <w:pPr>
-        <w:pStyle w:val="Textonotapie"/>
-        <w:tabs>
-          <w:tab w:val="left" w:pos="567"/>
-        </w:tabs>
-        <w:ind w:left="567"/>
-        <w:jc w:val="both"/>
-        <w:rPr>
-          <w:rFonts w:ascii="Arial Narrow" w:eastAsia="Arial Narrow" w:hAnsi="Arial Narrow" w:cs="Arial Narrow"/>
-          <w:sz w:val="16"/>
-          <w:szCs w:val="16"/>
-        </w:rPr>
-      </w:pPr>
-      <w:r>
-        <w:rPr>
-          <w:rFonts w:ascii="Arial Narrow" w:eastAsia="Arial Narrow" w:hAnsi="Arial Narrow" w:cs="Arial Narrow"/>
-          <w:sz w:val="16"/>
-          <w:szCs w:val="16"/>
-        </w:rPr>
-        <w:t xml:space="preserve">2.3 Sin perjuicio de las exigencias concretas de las normas sectoriales correspondientes, para analizar la información relevante se tiene en consideración a toda aquella sin la cual no se hubiera adoptado la decisión de consumo o se hubiera efectuado en términos substancialmente distintos. Para ello se debe examinar si la información omitida desnaturaliza las condiciones en que se realizó la oferta al consumidor. </w:t>
-      </w:r>
-    </w:p>
-    <w:p>
-      <w:pPr>
-        <w:pStyle w:val="Textonotapie"/>
-        <w:tabs>
-          <w:tab w:val="left" w:pos="567"/>
-        </w:tabs>
-        <w:ind w:left="567"/>
-        <w:jc w:val="both"/>
-        <w:rPr>
-          <w:rFonts w:ascii="Arial Narrow" w:eastAsia="Arial Narrow" w:hAnsi="Arial Narrow" w:cs="Arial"/>
-          <w:sz w:val="16"/>
-          <w:szCs w:val="16"/>
-        </w:rPr>
-      </w:pPr>
-      <w:r>
-        <w:rPr>
-          <w:rFonts w:ascii="Arial Narrow" w:eastAsia="Arial Narrow" w:hAnsi="Arial Narrow" w:cs="Arial Narrow"/>
-          <w:sz w:val="16"/>
-          <w:szCs w:val="16"/>
-        </w:rPr>
-        <w:t>2.4 Al evaluarse la información, deben considerarse los problemas de confusión que generarían al consumidor el suministro de información excesiva o sumamente compleja, atendiendo a la naturaleza del producto adquirido o al servicio contratado</w:t>
-      </w:r>
-      <w:r>
-        <w:rPr>
-          <w:rFonts w:ascii="Arial Narrow" w:eastAsia="Arial Narrow" w:hAnsi="Arial Narrow" w:cs="Arial"/>
-          <w:sz w:val="16"/>
-          <w:szCs w:val="16"/>
-        </w:rPr>
-        <w:t xml:space="preserve">. </w:t>
-      </w:r>
-    </w:p>
-    <w:p>
-      <w:pPr>
-        <w:pStyle w:val="Textonotapie"/>
-        <w:ind w:firstLine="567"/>
-        <w:jc w:val="both"/>
-        <w:rPr>
-          <w:rFonts w:ascii="Arial Narrow" w:hAnsi="Arial Narrow"/>
-          <w:sz w:val="16"/>
-          <w:szCs w:val="16"/>
-        </w:rPr>
-      </w:pPr>
-    </w:p>
-  </w:footnote>
-  <w:footnote w:id="7">
+  <w:footnote w:id="9">
     <w:p>
       <w:pPr>
         <w:pStyle w:val="Textonotapie"/>
@@ -5702,17 +5905,8 @@
           <w:sz w:val="16"/>
           <w:szCs w:val="16"/>
         </w:rPr>
-        <w:t xml:space="preserve"> </w:t>
-      </w:r>
-      <w:r>
-        <w:rPr>
-          <w:rFonts w:ascii="Arial Narrow" w:hAnsi="Arial Narrow" w:cs="Arial"/>
-          <w:b/>
-          <w:sz w:val="16"/>
-          <w:szCs w:val="16"/>
-        </w:rPr>
         <w:tab/>
-        <w:t>LEY SOBRE FACULTADES, NORMAS Y ORGANIZACIÓN DEL INDECOPI, APROBADA POR DECRETO LEGISLATIVO 807</w:t>
+        <w:t>LEY 29571, CÓDIGO DE PROTECCIÓN Y DEFENSA DEL CONSUMIDOR, publicado el 2 de setiembre de 2010 y modificado por DECRETO LEGISLATIVO 1308</w:t>
       </w:r>
     </w:p>
     <w:p>
@@ -5734,7 +5928,7 @@
           <w:sz w:val="16"/>
           <w:szCs w:val="16"/>
         </w:rPr>
-        <w:t>Artículo 24.- El Secretario Técnico se encargará de la tramitación del procedimiento. Para ello, cuenta con las siguientes facultades:</w:t>
+        <w:t>Artículo 110.- sanciones Administrativas</w:t>
       </w:r>
     </w:p>
     <w:p>
@@ -5754,7 +5948,7 @@
           <w:sz w:val="16"/>
           <w:szCs w:val="16"/>
         </w:rPr>
-        <w:t xml:space="preserve">(...) </w:t>
+        <w:t>(…)</w:t>
       </w:r>
     </w:p>
     <w:p>
@@ -5774,27 +5968,7 @@
           <w:sz w:val="16"/>
           <w:szCs w:val="16"/>
         </w:rPr>
-        <w:t xml:space="preserve">c) Admitir denuncias a trámite, en aquellos casos en que la Comisión le haya delegado esta facultad. </w:t>
-      </w:r>
-    </w:p>
-    <w:p>
-      <w:pPr>
-        <w:pStyle w:val="Textonotapie"/>
-        <w:ind w:left="567"/>
-        <w:jc w:val="both"/>
-        <w:rPr>
-          <w:rFonts w:ascii="Arial Narrow" w:hAnsi="Arial Narrow" w:cs="Arial"/>
-          <w:sz w:val="16"/>
-          <w:szCs w:val="16"/>
-        </w:rPr>
-      </w:pPr>
-      <w:r>
-        <w:rPr>
-          <w:rFonts w:ascii="Arial Narrow" w:hAnsi="Arial Narrow" w:cs="Arial"/>
-          <w:sz w:val="16"/>
-          <w:szCs w:val="16"/>
-        </w:rPr>
-        <w:t>(...).</w:t>
+        <w:t>En el caso de las microempresas, la multa no puede superar el diez por ciento (10%) de las ventas o ingresos brutos percibidos por el infractor, relativos a todas sus actividades económicas, correspondientes al ejercicio inmediato anterior al de la expedición de la resolución de primera instancia, siempre que se haya acreditado dichos ingresos, no se encuentre en una situación de reincidencia y el caso no verse sobre la vida, salud o integridad de los consumidores. Para el caso de las pequeñas empresas, la multa no puede superar el veinte por ciento (20%) de las ventas o ingresos brutos percibidos por el infractor, conforme a los requisitos señalados anteriormente.</w:t>
       </w:r>
     </w:p>
     <w:p>
@@ -5804,22 +5978,23 @@
         <w:ind w:left="567"/>
         <w:jc w:val="both"/>
         <w:rPr>
-          <w:rFonts w:ascii="Arial Narrow" w:eastAsia="Arial Narrow" w:hAnsi="Arial Narrow" w:cs="Arial"/>
-          <w:sz w:val="16"/>
-          <w:szCs w:val="16"/>
-        </w:rPr>
-      </w:pPr>
-      <w:r>
-        <w:rPr>
-          <w:rFonts w:ascii="Arial Narrow" w:hAnsi="Arial Narrow" w:cs="Arial"/>
-          <w:sz w:val="16"/>
-          <w:szCs w:val="16"/>
-        </w:rPr>
-        <w:t xml:space="preserve">. </w:t>
+          <w:rFonts w:ascii="Arial Narrow" w:hAnsi="Arial Narrow" w:cs="Arial"/>
+          <w:bCs/>
+          <w:sz w:val="16"/>
+          <w:szCs w:val="16"/>
+        </w:rPr>
+      </w:pPr>
+      <w:r>
+        <w:rPr>
+          <w:rFonts w:ascii="Arial Narrow" w:hAnsi="Arial Narrow" w:cs="Arial"/>
+          <w:sz w:val="16"/>
+          <w:szCs w:val="16"/>
+        </w:rPr>
+        <w:t>(…).</w:t>
       </w:r>
     </w:p>
   </w:footnote>
-  <w:footnote w:id="8">
+  <w:footnote w:id="15">
     <w:p>
       <w:pPr>
         <w:pStyle w:val="Textonotapie"/>
@@ -5829,11 +6004,6 @@
         <w:spacing w:after="200"/>
         <w:ind w:left="567" w:hanging="567"/>
         <w:jc w:val="both"/>
-        <w:rPr>
-          <w:rFonts w:ascii="Arial Narrow" w:hAnsi="Arial Narrow" w:cs="Arial"/>
-          <w:sz w:val="16"/>
-          <w:szCs w:val="16"/>
-        </w:rPr>
       </w:pPr>
       <w:r>
         <w:rPr>
@@ -5850,75 +6020,78 @@
           <w:rFonts w:ascii="Arial Narrow" w:hAnsi="Arial Narrow" w:cs="Arial"/>
           <w:sz w:val="16"/>
           <w:szCs w:val="16"/>
-        </w:rPr>
-        <w:t xml:space="preserve"> </w:t>
-      </w:r>
-      <w:r>
-        <w:rPr>
-          <w:rFonts w:ascii="Arial Narrow" w:hAnsi="Arial Narrow" w:cs="Arial"/>
-          <w:sz w:val="16"/>
-          <w:szCs w:val="16"/>
+          <w:lang w:val="es-419"/>
         </w:rPr>
         <w:tab/>
-        <w:t xml:space="preserve">El número de trabajadores se atenderá siempre que la empresa haya sido constituida antes de la vigencia de la </w:t>
-      </w:r>
-      <w:r>
-        <w:rPr>
-          <w:rFonts w:ascii="Arial Narrow" w:hAnsi="Arial Narrow" w:cs="Arial"/>
-          <w:sz w:val="16"/>
-          <w:szCs w:val="16"/>
-        </w:rPr>
-        <w:t xml:space="preserve">Ley </w:t>
-      </w:r>
-      <w:r>
-        <w:rPr>
-          <w:rFonts w:ascii="Arial Narrow" w:hAnsi="Arial Narrow" w:cs="Arial"/>
-          <w:sz w:val="16"/>
-          <w:szCs w:val="16"/>
-        </w:rPr>
-        <w:t xml:space="preserve">30056, publicada el 2 de julio de 2013, que modificó el artículo 5 del Texto Único Ordenado de la Ley de Promoción de la Competitividad, Formalización y Desarrollo de la Micro y Pequeña Empresa y de Acceso al Empleo Decente (LEY MYPE). Ello, en la medida que la Tercera Disposición Complementaria Transitoria de la norma modificatoria precisa que las empresas constituidas antes de la </w:t>
-      </w:r>
-      <w:proofErr w:type="gramStart"/>
-      <w:r>
-        <w:rPr>
-          <w:rFonts w:ascii="Arial Narrow" w:hAnsi="Arial Narrow" w:cs="Arial"/>
-          <w:sz w:val="16"/>
-          <w:szCs w:val="16"/>
-        </w:rPr>
-        <w:t>entrada en vigencia</w:t>
-      </w:r>
-      <w:proofErr w:type="gramEnd"/>
-      <w:r>
-        <w:rPr>
-          <w:rFonts w:ascii="Arial Narrow" w:hAnsi="Arial Narrow" w:cs="Arial"/>
-          <w:sz w:val="16"/>
-          <w:szCs w:val="16"/>
-        </w:rPr>
-        <w:t xml:space="preserve"> de dicha Ley se rigen por los requisitos de acogimiento al régimen de las micro y pequeñas empresas regulados en el Decreto Legislativo 1086.</w:t>
-      </w:r>
-    </w:p>
-  </w:footnote>
-  <w:footnote w:id="9">
+      </w:r>
+      <w:r>
+        <w:rPr>
+          <w:rFonts w:ascii="Arial Narrow" w:hAnsi="Arial Narrow" w:cs="Arial"/>
+          <w:b/>
+          <w:bCs/>
+          <w:sz w:val="16"/>
+          <w:szCs w:val="16"/>
+          <w:lang w:val="es-419"/>
+        </w:rPr>
+        <w:t xml:space="preserve">DECRETO LEGISLATIVO 807, LEY SOBRE FACULTADES, NORMAS Y ORGANIZACIÓN DEL INDECOPI, publicado el 18 de abril de 1996</w:t>
+      </w:r>
+    </w:p>
     <w:p>
       <w:pPr>
         <w:pStyle w:val="Textonotapie"/>
         <w:tabs>
           <w:tab w:val="left" w:pos="567"/>
         </w:tabs>
+        <w:spacing w:after="200"/>
         <w:ind w:left="567" w:hanging="567"/>
         <w:jc w:val="both"/>
-        <w:rPr>
-          <w:rFonts w:ascii="Arial Narrow" w:hAnsi="Arial Narrow" w:cs="Arial"/>
-          <w:b/>
-          <w:sz w:val="16"/>
-          <w:szCs w:val="16"/>
-        </w:rPr>
+      </w:pPr>
+      <w:r>
+        <w:rPr>
+          <w:rFonts w:ascii="Arial Narrow" w:hAnsi="Arial Narrow" w:cs="Arial"/>
+          <w:sz w:val="16"/>
+          <w:szCs w:val="16"/>
+          <w:lang w:val="es-419"/>
+        </w:rPr>
+        <w:tab/>
+      </w:r>
+      <w:r>
+        <w:rPr>
+          <w:rFonts w:ascii="Arial Narrow" w:hAnsi="Arial Narrow" w:cs="Arial"/>
+          <w:b/>
+          <w:bCs/>
+          <w:sz w:val="16"/>
+          <w:szCs w:val="16"/>
+          <w:lang w:val="es-419"/>
+        </w:rPr>
+        <w:t xml:space="preserve">Artículo 26.-</w:t>
+      </w:r>
+      <w:r>
+        <w:rPr>
+          <w:rFonts w:ascii="Arial Narrow" w:hAnsi="Arial Narrow" w:cs="Arial"/>
+          <w:sz w:val="16"/>
+          <w:szCs w:val="16"/>
+          <w:lang w:val="es-419"/>
+        </w:rPr>
+        <w:t xml:space="preserve"> Una vez admitida a trámite la denuncia, se correrá traslado de la misma al denunciado, a fin de que éste presente su descargo. El plazo para la presentación del descargo será de cinco (5) días contados desde la notificación, vencido el cual, el Secretario Técnico declarará en rebeldía al denunciado que no lo hubiera presentado.</w:t>
+      </w:r>
+    </w:p>
+  </w:footnote>
+  <w:footnote w:id="16">
+    <w:p>
+      <w:pPr>
+        <w:pStyle w:val="Textonotapie"/>
+        <w:tabs>
+          <w:tab w:val="left" w:pos="567"/>
+        </w:tabs>
+        <w:spacing w:after="200"/>
+        <w:ind w:left="567" w:hanging="567"/>
+        <w:jc w:val="both"/>
       </w:pPr>
       <w:r>
         <w:rPr>
           <w:rStyle w:val="Refdenotaalpie"/>
           <w:rFonts w:ascii="Arial Narrow" w:hAnsi="Arial Narrow" w:cs="Arial"/>
-          <w:b/>
           <w:sz w:val="16"/>
           <w:szCs w:val="16"/>
           <w:vertAlign w:val="superscript"/>
@@ -5928,105 +6101,82 @@
       <w:r>
         <w:rPr>
           <w:rFonts w:ascii="Arial Narrow" w:hAnsi="Arial Narrow" w:cs="Arial"/>
-          <w:b/>
-          <w:sz w:val="16"/>
-          <w:szCs w:val="16"/>
-        </w:rPr>
-        <w:t xml:space="preserve"> </w:t>
-      </w:r>
-      <w:r>
-        <w:rPr>
-          <w:rFonts w:ascii="Arial Narrow" w:hAnsi="Arial Narrow" w:cs="Arial"/>
-          <w:b/>
-          <w:sz w:val="16"/>
-          <w:szCs w:val="16"/>
+          <w:sz w:val="16"/>
+          <w:szCs w:val="16"/>
+          <w:lang w:val="es-419"/>
         </w:rPr>
         <w:tab/>
-        <w:t>LEY 29571, CÓDIGO DE PROTECCIÓN Y DEFENSA DEL CONSUMIDOR, publicado el 2 de setiembre de 2010 y modificado por DECRETO LEGISLATIVO 1308</w:t>
-      </w:r>
-    </w:p>
-    <w:p>
-      <w:pPr>
-        <w:pStyle w:val="Textonotapie"/>
-        <w:ind w:left="567"/>
-        <w:jc w:val="both"/>
-        <w:rPr>
-          <w:rFonts w:ascii="Arial Narrow" w:hAnsi="Arial Narrow" w:cs="Arial"/>
-          <w:b/>
-          <w:sz w:val="16"/>
-          <w:szCs w:val="16"/>
-        </w:rPr>
-      </w:pPr>
-      <w:r>
-        <w:rPr>
-          <w:rFonts w:ascii="Arial Narrow" w:hAnsi="Arial Narrow" w:cs="Arial"/>
-          <w:b/>
-          <w:sz w:val="16"/>
-          <w:szCs w:val="16"/>
-        </w:rPr>
-        <w:t>Artículo 110.- sanciones Administrativas</w:t>
-      </w:r>
-    </w:p>
-    <w:p>
-      <w:pPr>
-        <w:pStyle w:val="Textonotapie"/>
-        <w:ind w:left="567"/>
-        <w:jc w:val="both"/>
-        <w:rPr>
-          <w:rFonts w:ascii="Arial Narrow" w:hAnsi="Arial Narrow" w:cs="Arial"/>
-          <w:sz w:val="16"/>
-          <w:szCs w:val="16"/>
-        </w:rPr>
-      </w:pPr>
-      <w:r>
-        <w:rPr>
-          <w:rFonts w:ascii="Arial Narrow" w:hAnsi="Arial Narrow" w:cs="Arial"/>
-          <w:sz w:val="16"/>
-          <w:szCs w:val="16"/>
-        </w:rPr>
-        <w:t>(…)</w:t>
-      </w:r>
-    </w:p>
-    <w:p>
-      <w:pPr>
-        <w:pStyle w:val="Textonotapie"/>
-        <w:ind w:left="567"/>
-        <w:jc w:val="both"/>
-        <w:rPr>
-          <w:rFonts w:ascii="Arial Narrow" w:hAnsi="Arial Narrow" w:cs="Arial"/>
-          <w:sz w:val="16"/>
-          <w:szCs w:val="16"/>
-        </w:rPr>
-      </w:pPr>
-      <w:r>
-        <w:rPr>
-          <w:rFonts w:ascii="Arial Narrow" w:hAnsi="Arial Narrow" w:cs="Arial"/>
-          <w:sz w:val="16"/>
-          <w:szCs w:val="16"/>
-        </w:rPr>
-        <w:t>En el caso de las microempresas, la multa no puede superar el diez por ciento (10%) de las ventas o ingresos brutos percibidos por el infractor, relativos a todas sus actividades económicas, correspondientes al ejercicio inmediato anterior al de la expedición de la resolución de primera instancia, siempre que se haya acreditado dichos ingresos, no se encuentre en una situación de reincidencia y el caso no verse sobre la vida, salud o integridad de los consumidores. Para el caso de las pequeñas empresas, la multa no puede superar el veinte por ciento (20%) de las ventas o ingresos brutos percibidos por el infractor, conforme a los requisitos señalados anteriormente.</w:t>
-      </w:r>
-    </w:p>
-    <w:p>
-      <w:pPr>
-        <w:pStyle w:val="Textonotapie"/>
+      </w:r>
+      <w:r>
+        <w:rPr>
+          <w:rFonts w:ascii="Arial Narrow" w:hAnsi="Arial Narrow" w:cs="Arial"/>
+          <w:b/>
+          <w:bCs/>
+          <w:sz w:val="16"/>
+          <w:szCs w:val="16"/>
+          <w:lang w:val="es-419"/>
+        </w:rPr>
+        <w:t xml:space="preserve">DECRETO SUPREMO 006-2026-JUS, TEXTO ÚNICO ORDENADO DE LA LEY 27444, LEY DEL PROCEDIMIENTO ADMINISTRATIVO GENERAL, publicado el 30 de abril de 2026</w:t>
+      </w:r>
+    </w:p>
+    <w:p>
+      <w:pPr>
+        <w:pStyle w:val="Textonotapie"/>
+        <w:tabs>
+          <w:tab w:val="left" w:pos="567"/>
+        </w:tabs>
         <w:spacing w:after="200"/>
-        <w:ind w:left="567"/>
-        <w:jc w:val="both"/>
-        <w:rPr>
-          <w:rFonts w:ascii="Arial Narrow" w:hAnsi="Arial Narrow" w:cs="Arial"/>
+        <w:ind w:left="567" w:hanging="567"/>
+        <w:jc w:val="both"/>
+      </w:pPr>
+      <w:r>
+        <w:rPr>
+          <w:rFonts w:ascii="Arial Narrow" w:hAnsi="Arial Narrow" w:cs="Arial"/>
+          <w:sz w:val="16"/>
+          <w:szCs w:val="16"/>
+          <w:lang w:val="es-419"/>
+        </w:rPr>
+        <w:tab/>
+      </w:r>
+      <w:r>
+        <w:rPr>
+          <w:rFonts w:ascii="Arial Narrow" w:hAnsi="Arial Narrow" w:cs="Arial"/>
+          <w:b/>
           <w:bCs/>
           <w:sz w:val="16"/>
           <w:szCs w:val="16"/>
-        </w:rPr>
-      </w:pPr>
-      <w:r>
-        <w:rPr>
-          <w:rFonts w:ascii="Arial Narrow" w:hAnsi="Arial Narrow" w:cs="Arial"/>
-          <w:sz w:val="16"/>
-          <w:szCs w:val="16"/>
-        </w:rPr>
-        <w:t>(…).</w:t>
+          <w:lang w:val="es-419"/>
+        </w:rPr>
+        <w:t xml:space="preserve">Artículo 223.- Contestación de la reclamación</w:t>
+      </w:r>
+    </w:p>
+    <w:p>
+      <w:pPr>
+        <w:pStyle w:val="Textonotapie"/>
+        <w:tabs>
+          <w:tab w:val="left" w:pos="567"/>
+        </w:tabs>
+        <w:spacing w:after="200"/>
+        <w:ind w:left="567" w:hanging="567"/>
+        <w:jc w:val="both"/>
+      </w:pPr>
+      <w:r>
+        <w:rPr>
+          <w:rFonts w:ascii="Arial Narrow" w:hAnsi="Arial Narrow" w:cs="Arial"/>
+          <w:sz w:val="16"/>
+          <w:szCs w:val="16"/>
+          <w:lang w:val="es-419"/>
+        </w:rPr>
+        <w:tab/>
+      </w:r>
+      <w:r>
+        <w:rPr>
+          <w:rFonts w:ascii="Arial Narrow" w:hAnsi="Arial Narrow" w:cs="Arial"/>
+          <w:sz w:val="16"/>
+          <w:szCs w:val="16"/>
+          <w:lang w:val="es-419"/>
+        </w:rPr>
+        <w:t xml:space="preserve">223.1 El reclamado deberá presentar la contestación de la reclamación dentro de los quince (15) días posteriores a la notificación de ésta; vencido este plazo, la Administración declarará en rebeldía al reclamado que no la hubiera presentado. La contestación deberá contener los requisitos de los escritos previstos en el artículo 113 de la presente Ley, así como la absolución de todos los asuntos controvertidos de hecho y de derecho, Las alegaciones y los hechos relevantes de la reclamación, salvo que hayan sido específicamente negadas en la contestación, se tendrán por aceptadas o merituadas como ciertas.</w:t>
       </w:r>
     </w:p>
   </w:footnote>
@@ -7375,7 +7525,7 @@
 </file>
 
 <file path=word/header1.xml><?xml version="1.0" encoding="utf-8"?>
-<w:hdr xmlns:wpc="http://schemas.microsoft.com/office/word/2010/wordprocessingCanvas" xmlns:cx="http://schemas.microsoft.com/office/drawing/2014/chartex" xmlns:cx1="http://schemas.microsoft.com/office/drawing/2015/9/8/chartex" xmlns:cx2="http://schemas.microsoft.com/office/drawing/2015/10/21/chartex" xmlns:cx3="http://schemas.microsoft.com/office/drawing/2016/5/9/chartex" xmlns:cx4="http://schemas.microsoft.com/office/drawing/2016/5/10/chartex" xmlns:cx5="http://schemas.microsoft.com/office/drawing/2016/5/11/chartex" xmlns:cx6="http://schemas.microsoft.com/office/drawing/2016/5/12/chartex" xmlns:cx7="http://schemas.microsoft.com/office/drawing/2016/5/13/chartex" xmlns:cx8="http://schemas.microsoft.com/office/drawing/2016/5/14/chartex" xmlns:mc="http://schemas.openxmlformats.org/markup-compatibility/2006" xmlns:aink="http://schemas.microsoft.com/office/drawing/2016/ink" xmlns:am3d="http://schemas.microsoft.com/office/drawing/2017/model3d" xmlns:o="urn:schemas-microsoft-com:office:office" xmlns:oel="http://schemas.microsoft.com/office/2019/extlst" xmlns:r="http://schemas.openxmlformats.org/officeDocument/2006/relationships" xmlns:m="http://schemas.openxmlformats.org/officeDocument/2006/math" xmlns:v="urn:schemas-microsoft-com:vml" xmlns:wp14="http://schemas.microsoft.com/office/word/2010/wordprocessingDrawing" xmlns:wp="http://schemas.openxmlformats.org/drawingml/2006/wordprocessingDrawing" xmlns:w10="urn:schemas-microsoft-com:office:word" xmlns:w="http://schemas.openxmlformats.org/wordprocessingml/2006/main" xmlns:w14="http://schemas.microsoft.com/office/word/2010/wordml" xmlns:w15="http://schemas.microsoft.com/office/word/2012/wordml" xmlns:w16cei="http://schemas.microsoft.com/office/word/2026/wordml/cei" xmlns:w16cex="http://schemas.microsoft.com/office/word/2018/wordml/cex" xmlns:w16cid="http://schemas.microsoft.com/office/word/2016/wordml/cid" xmlns:w16="http://schemas.microsoft.com/office/word/2018/wordml" xmlns:w16du="http://schemas.microsoft.com/office/word/2023/wordml/word16du" xmlns:w16sdtdh="http://schemas.microsoft.com/office/word/2020/wordml/sdtdatahash" xmlns:w16sdtfl="http://schemas.microsoft.com/office/word/2024/wordml/sdtformatlock" xmlns:w16se="http://schemas.microsoft.com/office/word/2015/wordml/symex" xmlns:wpg="http://schemas.microsoft.com/office/word/2010/wordprocessingGroup" xmlns:wpi="http://schemas.microsoft.com/office/word/2010/wordprocessingInk" xmlns:wne="http://schemas.microsoft.com/office/word/2006/wordml" xmlns:wps="http://schemas.microsoft.com/office/word/2010/wordprocessingShape" mc:Ignorable="w14 w15 w16se w16cid w16 w16cex w16sdtdh w16sdtfl w16du wp14">
+<w:hdr xmlns:a="http://schemas.openxmlformats.org/drawingml/2006/main" xmlns:a14="http://schemas.microsoft.com/office/drawing/2010/main" xmlns:mc="http://schemas.openxmlformats.org/markup-compatibility/2006" xmlns:pic="http://schemas.openxmlformats.org/drawingml/2006/picture" xmlns:r="http://schemas.openxmlformats.org/officeDocument/2006/relationships" xmlns:w="http://schemas.openxmlformats.org/wordprocessingml/2006/main" xmlns:w14="http://schemas.microsoft.com/office/word/2010/wordml" xmlns:w15="http://schemas.microsoft.com/office/word/2012/wordml" xmlns:w16="http://schemas.microsoft.com/office/word/2018/wordml" xmlns:w16cex="http://schemas.microsoft.com/office/word/2018/wordml/cex" xmlns:w16cid="http://schemas.microsoft.com/office/word/2016/wordml/cid" xmlns:w16du="http://schemas.microsoft.com/office/word/2023/wordml/word16du" xmlns:w16sdtdh="http://schemas.microsoft.com/office/word/2020/wordml/sdtdatahash" xmlns:w16se="http://schemas.microsoft.com/office/word/2015/wordml/symex" xmlns:wp="http://schemas.openxmlformats.org/drawingml/2006/wordprocessingDrawing" xmlns:wp14="http://schemas.microsoft.com/office/word/2010/wordprocessingDrawing" mc:Ignorable="w14 w15 w16se w16cid w16 w16cex w16sdtdh w16du wp14">
   <w:tbl>
     <w:tblPr>
       <w:tblW w:w="8645" w:type="dxa"/>

--- a/plantillas_maestras/01_seguro_vehicular/clausula_abusiva/2_o_mas_ddos_varios/varon/TPL_2347_2026_SEGURO_VEHICULAR_CLAUSULA_ABUSIVA_ASEGURADORA_VARON_R1.docx
+++ b/plantillas_maestras/01_seguro_vehicular/clausula_abusiva/2_o_mas_ddos_varios/varon/TPL_2347_2026_SEGURO_VEHICULAR_CLAUSULA_ABUSIVA_ASEGURADORA_VARON_R1.docx
@@ -427,7 +427,27 @@
           <w:sz w:val="22"/>
           <w:szCs w:val="22"/>
         </w:rPr>
-        <w:t xml:space="preserve">Mediante el escrito del 24 de junio de 2026, el señor [APELLIDO] denunció a Mapfre por presuntas infracciones a la Ley 29571, Código de Protección y Defensa del Consumidor (en adelante, el Código), señalando lo siguiente:</w:t>
+        <w:t xml:space="preserve">Mediante el escrito del 24 de junio de 2026, el señor [APELLIDO] denunció a Mapfre por presuntas infracciones a la Ley 29571, Código de Protección y Defensa del Consumidor</w:t>
+      </w:r>
+      <w:r>
+        <w:rPr>
+          <w:rStyle w:val="Refdenotaalpie"/>
+          <w:rFonts w:ascii="Arial Narrow" w:eastAsia="Arial Narrow" w:hAnsi="Arial Narrow" w:cs="Arial Narrow"/>
+          <w:color w:val="000000"/>
+          <w:sz w:val="22"/>
+          <w:szCs w:val="22"/>
+          <w:vertAlign w:val="superscript"/>
+        </w:rPr>
+        <w:footnoteReference w:id="1"/>
+      </w:r>
+      <w:r>
+        <w:rPr>
+          <w:rFonts w:ascii="Arial Narrow" w:eastAsia="Arial Narrow" w:hAnsi="Arial Narrow" w:cs="Arial Narrow"/>
+          <w:color w:val="000000"/>
+          <w:sz w:val="22"/>
+          <w:szCs w:val="22"/>
+        </w:rPr>
+        <w:t xml:space="preserve"> (en adelante, el Código), señalando lo siguiente:</w:t>
       </w:r>
       <w:r>
         <w:rPr>
@@ -455,17 +475,6 @@
           <w:szCs w:val="22"/>
         </w:rPr>
         <w:t/>
-      </w:r>
-      <w:r>
-        <w:rPr>
-          <w:rStyle w:val="Refdenotaalpie"/>
-          <w:rFonts w:ascii="Arial Narrow" w:eastAsia="Arial Narrow" w:hAnsi="Arial Narrow" w:cs="Arial Narrow"/>
-          <w:color w:val="000000"/>
-          <w:sz w:val="22"/>
-          <w:szCs w:val="22"/>
-          <w:vertAlign w:val="superscript"/>
-        </w:rPr>
-        <w:footnoteReference w:id="2"/>
       </w:r>
       <w:r>
         <w:rPr>
@@ -1523,7 +1532,7 @@
           <w:vertAlign w:val="superscript"/>
           <w14:ligatures w14:val="none"/>
         </w:rPr>
-        <w:footnoteReference w:id="3"/>
+        <w:footnoteReference w:id="2"/>
       </w:r>
       <w:r>
         <w:rPr>
@@ -1628,7 +1637,7 @@
           <w:vertAlign w:val="superscript"/>
           <w14:ligatures w14:val="none"/>
         </w:rPr>
-        <w:footnoteReference w:id="4"/>
+        <w:footnoteReference w:id="3"/>
       </w:r>
       <w:bookmarkEnd w:id="6"/>
       <w:r>
@@ -1829,7 +1838,7 @@
           <w:vertAlign w:val="superscript"/>
           <w14:ligatures w14:val="none"/>
         </w:rPr>
-        <w:footnoteReference w:id="5"/>
+        <w:footnoteReference w:id="4"/>
       </w:r>
       <w:r>
         <w:rPr>
@@ -2465,7 +2474,7 @@
           <w:lang w:eastAsia="es-PE"/>
           <w14:ligatures w14:val="none"/>
         </w:rPr>
-        <w:footnoteReference w:id="6"/>
+        <w:footnoteReference w:id="5"/>
       </w:r>
       <w:bookmarkEnd w:id="15"/>
       <w:r>
@@ -2554,7 +2563,7 @@
           <w:vertAlign w:val="superscript"/>
           <w14:ligatures w14:val="none"/>
         </w:rPr>
-        <w:footnoteReference w:id="7"/>
+        <w:footnoteReference w:id="6"/>
       </w:r>
       <w:r>
         <w:rPr>
@@ -2919,7 +2928,16 @@
           <w:sz w:val="22"/>
           <w:szCs w:val="22"/>
         </w:rPr>
-        <w:t xml:space="preserve">PRIMERO: admitir a trámite la denuncia del 24 de junio de 2026 interpuesta por el señor [DENUNCIANTE] contra Mapfre Perú Compañía de Seguros y Reaseguros S.A., por lo siguiente:</w:t>
+        <w:t xml:space="preserve">PRIMERO:</w:t>
+      </w:r>
+      <w:r>
+        <w:rPr>
+          <w:rFonts w:ascii="Arial Narrow" w:eastAsia="Arial Narrow" w:hAnsi="Arial Narrow" w:cs="Arial Narrow"/>
+          <w:color w:val="000000"/>
+          <w:sz w:val="22"/>
+          <w:szCs w:val="22"/>
+        </w:rPr>
+        <w:t xml:space="preserve"> admitir a trámite la denuncia del 24 de junio de 2026 interpuesta por el señor [DENUNCIANTE] contra Mapfre Perú Compañía de Seguros y Reaseguros S.A., por lo siguiente:</w:t>
       </w:r>
       <w:r>
         <w:rPr>
@@ -3661,7 +3679,16 @@
           <w:sz w:val="22"/>
           <w:szCs w:val="22"/>
         </w:rPr>
-        <w:t xml:space="preserve">SEGUNDO: </w:t>
+        <w:t xml:space="preserve">SEGUNDO:</w:t>
+      </w:r>
+      <w:r>
+        <w:rPr>
+          <w:rFonts w:ascii="Arial Narrow" w:eastAsia="Arial Narrow" w:hAnsi="Arial Narrow" w:cs="Arial Narrow"/>
+          <w:color w:val="000000"/>
+          <w:sz w:val="22"/>
+          <w:szCs w:val="22"/>
+        </w:rPr>
+        <w:t xml:space="preserve"> </w:t>
       </w:r>
       <w:r>
         <w:rPr>
@@ -3720,7 +3747,16 @@
           <w:sz w:val="22"/>
           <w:szCs w:val="22"/>
         </w:rPr>
-        <w:t xml:space="preserve">TERCERO: </w:t>
+        <w:t xml:space="preserve">TERCERO:</w:t>
+      </w:r>
+      <w:r>
+        <w:rPr>
+          <w:rFonts w:ascii="Arial Narrow" w:eastAsia="Arial Narrow" w:hAnsi="Arial Narrow" w:cs="Arial Narrow"/>
+          <w:color w:val="000000"/>
+          <w:sz w:val="22"/>
+          <w:szCs w:val="22"/>
+        </w:rPr>
+        <w:t xml:space="preserve"> </w:t>
       </w:r>
       <w:r>
         <w:rPr>
@@ -3959,44 +3995,44 @@
           <w:vertAlign w:val="superscript"/>
           <w14:ligatures w14:val="none"/>
         </w:rPr>
+        <w:footnoteReference w:id="7"/>
+      </w:r>
+      <w:r>
+        <w:rPr>
+          <w:rFonts w:ascii="Arial Narrow" w:eastAsia="Arial Narrow" w:hAnsi="Arial Narrow" w:cs="Arial Narrow"/>
+          <w:color w:val="000000"/>
+          <w:kern w:val="0"/>
+          <w14:ligatures w14:val="none"/>
+          <w:sz w:val="22"/>
+          <w:szCs w:val="22"/>
+        </w:rPr>
+        <w:t xml:space="preserve">. Ello, a fin de que la Comisión pueda meritar dicha documentación, conforme lo establece el artículo 110 del </w:t>
+      </w:r>
+      <w:r>
+        <w:rPr>
+          <w:rFonts w:ascii="Arial Narrow" w:eastAsia="Arial Narrow" w:hAnsi="Arial Narrow" w:cs="Arial Narrow"/>
+          <w:color w:val="000000"/>
+          <w:spacing w:val="-2"/>
+          <w:kern w:val="0"/>
+          <w14:ligatures w14:val="none"/>
+          <w:sz w:val="22"/>
+          <w:szCs w:val="22"/>
+        </w:rPr>
+        <w:t>Código</w:t>
+      </w:r>
+      <w:r>
+        <w:rPr>
+          <w:rStyle w:val="Refdenotaalpie"/>
+          <w:rFonts w:ascii="Arial Narrow" w:eastAsia="Arial Narrow" w:hAnsi="Arial Narrow" w:cs="Arial Narrow"/>
+          <w:color w:val="000000"/>
+          <w:spacing w:val="-2"/>
+          <w:kern w:val="0"/>
+          <w:sz w:val="22"/>
+          <w:szCs w:val="22"/>
+          <w:vertAlign w:val="superscript"/>
+          <w14:ligatures w14:val="none"/>
+        </w:rPr>
         <w:footnoteReference w:id="8"/>
-      </w:r>
-      <w:r>
-        <w:rPr>
-          <w:rFonts w:ascii="Arial Narrow" w:eastAsia="Arial Narrow" w:hAnsi="Arial Narrow" w:cs="Arial Narrow"/>
-          <w:color w:val="000000"/>
-          <w:kern w:val="0"/>
-          <w14:ligatures w14:val="none"/>
-          <w:sz w:val="22"/>
-          <w:szCs w:val="22"/>
-        </w:rPr>
-        <w:t xml:space="preserve">. Ello, a fin de que la Comisión pueda meritar dicha documentación, conforme lo establece el artículo 110 del </w:t>
-      </w:r>
-      <w:r>
-        <w:rPr>
-          <w:rFonts w:ascii="Arial Narrow" w:eastAsia="Arial Narrow" w:hAnsi="Arial Narrow" w:cs="Arial Narrow"/>
-          <w:color w:val="000000"/>
-          <w:spacing w:val="-2"/>
-          <w:kern w:val="0"/>
-          <w14:ligatures w14:val="none"/>
-          <w:sz w:val="22"/>
-          <w:szCs w:val="22"/>
-        </w:rPr>
-        <w:t>Código</w:t>
-      </w:r>
-      <w:r>
-        <w:rPr>
-          <w:rStyle w:val="Refdenotaalpie"/>
-          <w:rFonts w:ascii="Arial Narrow" w:eastAsia="Arial Narrow" w:hAnsi="Arial Narrow" w:cs="Arial Narrow"/>
-          <w:color w:val="000000"/>
-          <w:spacing w:val="-2"/>
-          <w:kern w:val="0"/>
-          <w:sz w:val="22"/>
-          <w:szCs w:val="22"/>
-          <w:vertAlign w:val="superscript"/>
-          <w14:ligatures w14:val="none"/>
-        </w:rPr>
-        <w:footnoteReference w:id="9"/>
       </w:r>
       <w:r>
         <w:rPr>
@@ -4046,7 +4082,15 @@
           <w:sz w:val="22"/>
           <w:szCs w:val="22"/>
         </w:rPr>
-        <w:t xml:space="preserve">CUARTO: </w:t>
+        <w:t xml:space="preserve">CUARTO:</w:t>
+      </w:r>
+      <w:r>
+        <w:rPr>
+          <w:rFonts w:ascii="Arial Narrow" w:eastAsia="Arial Narrow" w:hAnsi="Arial Narrow" w:cs="Arial Narrow"/>
+          <w:sz w:val="22"/>
+          <w:szCs w:val="22"/>
+        </w:rPr>
+        <w:t xml:space="preserve"> </w:t>
       </w:r>
       <w:r>
         <w:rPr>
@@ -4065,7 +4109,7 @@
           <w:szCs w:val="22"/>
           <w:vertAlign w:val="superscript"/>
         </w:rPr>
-        <w:footnoteReference w:id="15"/>
+        <w:footnoteReference w:id="9"/>
       </w:r>
       <w:r>
         <w:rPr>
@@ -4084,7 +4128,7 @@
           <w:szCs w:val="22"/>
           <w:vertAlign w:val="superscript"/>
         </w:rPr>
-        <w:footnoteReference w:id="16"/>
+        <w:footnoteReference w:id="10"/>
       </w:r>
       <w:r>
         <w:rPr>
@@ -4135,7 +4179,19 @@
           <w:lang w:eastAsia="es-PE"/>
           <w14:ligatures w14:val="none"/>
         </w:rPr>
-        <w:t xml:space="preserve">QUINTO: </w:t>
+        <w:t xml:space="preserve">QUINTO:</w:t>
+      </w:r>
+      <w:r>
+        <w:rPr>
+          <w:rFonts w:ascii="Arial Narrow" w:eastAsia="Arial Narrow" w:hAnsi="Arial Narrow" w:cs="Arial Narrow"/>
+          <w:color w:val="000000"/>
+          <w:kern w:val="0"/>
+          <w:sz w:val="22"/>
+          <w:szCs w:val="22"/>
+          <w:lang w:eastAsia="es-PE"/>
+          <w14:ligatures w14:val="none"/>
+        </w:rPr>
+        <w:t xml:space="preserve"> </w:t>
       </w:r>
       <w:bookmarkStart w:id="21" w:name="_Hlk188286813"/>
       <w:r>
@@ -4335,7 +4391,15 @@
           <w:sz w:val="22"/>
           <w:szCs w:val="22"/>
         </w:rPr>
-        <w:t xml:space="preserve">SEXTO: Infomar a Mapfre Perú Compañía de Seguros y Reaseguros S.A. que puede acceder a los documentos presentados por el señor [DENUNCIANTE], a través del siguiente link: https://indecopi-my.sharepoint.com/:f:/g/personal/apoyocc1e_indecopi_gob_pe/IgB-yx3wAR8LSJMKGUX0bTvmAdZO57h0-qw4cksa-1JN0vM?e=G8vwuq, cuyo acceso tiene vigencia hasta 4 de agosto de 2026; dejándose a salvo su derecho de solicitar una nueva habilitación del link después de vencido el plazo señalado.</w:t>
+        <w:t xml:space="preserve">SEXTO:</w:t>
+      </w:r>
+      <w:r>
+        <w:rPr>
+          <w:rFonts w:ascii="Arial Narrow" w:eastAsia="Arial Narrow" w:hAnsi="Arial Narrow" w:cs="Arial Narrow"/>
+          <w:sz w:val="22"/>
+          <w:szCs w:val="22"/>
+        </w:rPr>
+        <w:t xml:space="preserve"> Infomar a Mapfre Perú Compañía de Seguros y Reaseguros S.A. que puede acceder a los documentos presentados por el señor [DENUNCIANTE], a través del siguiente link: https://indecopi-my.sharepoint.com/:f:/g/personal/apoyocc1e_indecopi_gob_pe/IgB-yx3wAR8LSJMKGUX0bTvmAdZO57h0-qw4cksa-1JN0vM?e=G8vwuq, cuyo acceso tiene vigencia hasta 4 de agosto de 2026; dejándose a salvo su derecho de solicitar una nueva habilitación del link después de vencido el plazo señalado.</w:t>
       </w:r>
       <w:r>
         <w:rPr>
@@ -4457,7 +4521,6 @@
           <w:rFonts w:ascii="Arial Narrow" w:eastAsia="Arial Narrow" w:hAnsi="Arial Narrow" w:cs="Arial Narrow"/>
           <w:sz w:val="22"/>
           <w:szCs w:val="22"/>
-          <w:u w:val="single"/>
         </w:rPr>
         <w:t/>
       </w:r>
@@ -4466,7 +4529,6 @@
           <w:rFonts w:ascii="Arial Narrow" w:eastAsia="Arial Narrow" w:hAnsi="Arial Narrow" w:cs="Arial Narrow"/>
           <w:sz w:val="22"/>
           <w:szCs w:val="22"/>
-          <w:u w:val="single"/>
         </w:rPr>
         <w:t xml:space="preserve"/>
       </w:r>
@@ -4475,7 +4537,6 @@
           <w:rFonts w:ascii="Arial Narrow" w:eastAsia="Arial Narrow" w:hAnsi="Arial Narrow" w:cs="Arial Narrow"/>
           <w:sz w:val="22"/>
           <w:szCs w:val="22"/>
-          <w:u w:val="single"/>
         </w:rPr>
         <w:t/>
       </w:r>
@@ -4484,7 +4545,6 @@
           <w:rFonts w:ascii="Arial Narrow" w:eastAsia="Arial Narrow" w:hAnsi="Arial Narrow" w:cs="Arial Narrow"/>
           <w:sz w:val="22"/>
           <w:szCs w:val="22"/>
-          <w:u w:val="single"/>
         </w:rPr>
         <w:t xml:space="preserve"/>
       </w:r>
@@ -4493,7 +4553,6 @@
           <w:rFonts w:ascii="Arial Narrow" w:eastAsia="Arial Narrow" w:hAnsi="Arial Narrow" w:cs="Arial Narrow"/>
           <w:sz w:val="22"/>
           <w:szCs w:val="22"/>
-          <w:u w:val="single"/>
         </w:rPr>
         <w:t/>
       </w:r>
@@ -4607,7 +4666,7 @@
           <w:lang w:eastAsia="es-PE"/>
           <w14:ligatures w14:val="none"/>
         </w:rPr>
-        <w:footnoteReference w:id="10"/>
+        <w:footnoteReference w:id="11"/>
       </w:r>
       <w:r>
         <w:rPr>
@@ -4633,7 +4692,7 @@
           <w:lang w:eastAsia="es-PE"/>
           <w14:ligatures w14:val="none"/>
         </w:rPr>
-        <w:footnoteReference w:id="11"/>
+        <w:footnoteReference w:id="12"/>
       </w:r>
       <w:r>
         <w:rPr>
@@ -4673,7 +4732,7 @@
           <w:lang w:eastAsia="es-PE"/>
           <w14:ligatures w14:val="none"/>
         </w:rPr>
-        <w:footnoteReference w:id="12"/>
+        <w:footnoteReference w:id="13"/>
       </w:r>
       <w:r>
         <w:rPr>
@@ -4870,7 +4929,7 @@
           <w:vertAlign w:val="superscript"/>
           <w14:ligatures w14:val="none"/>
         </w:rPr>
-        <w:footnoteReference w:id="13"/>
+        <w:footnoteReference w:id="14"/>
       </w:r>
       <w:r>
         <w:rPr>
@@ -4890,7 +4949,6 @@
           <w:kern w:val="0"/>
           <w:sz w:val="22"/>
           <w:szCs w:val="22"/>
-          <w:u w:val="single"/>
           <w14:ligatures w14:val="none"/>
         </w:rPr>
         <w:t>expresamente su facultad para asistir y conciliar en su representación</w:t>
@@ -4898,7 +4956,6 @@
       <w:r>
         <w:rPr>
           <w:rFonts w:ascii="Arial Narrow" w:eastAsia="Arial Narrow" w:hAnsi="Arial Narrow" w:cs="Arial Narrow"/>
-          <w:bCs/>
           <w:color w:val="000000"/>
           <w:kern w:val="0"/>
           <w14:ligatures w14:val="none"/>
@@ -4910,8 +4967,6 @@
       <w:r>
         <w:rPr>
           <w:rFonts w:ascii="Arial Narrow" w:eastAsia="Arial Narrow" w:hAnsi="Arial Narrow" w:cs="Arial Narrow"/>
-          <w:b/>
-          <w:bCs/>
           <w:color w:val="000000"/>
           <w:kern w:val="0"/>
           <w14:ligatures w14:val="none"/>
@@ -4927,7 +4982,6 @@
           <w:kern w:val="0"/>
           <w:sz w:val="22"/>
           <w:szCs w:val="22"/>
-          <w:u w:val="single"/>
           <w14:ligatures w14:val="none"/>
         </w:rPr>
         <w:t xml:space="preserve">Ello bajo apercibimiento de no realizar la audiencia de conciliación y levantar el acta de inasistencia correspondiente. </w:t>
@@ -5048,7 +5102,16 @@
           <w:sz w:val="22"/>
           <w:szCs w:val="22"/>
         </w:rPr>
-        <w:t xml:space="preserve">DÉCIMO PRIMERO: </w:t>
+        <w:t xml:space="preserve">DÉCIMO PRIMERO:</w:t>
+      </w:r>
+      <w:r>
+        <w:rPr>
+          <w:rFonts w:ascii="Arial Narrow" w:eastAsia="Arial Narrow" w:hAnsi="Arial Narrow" w:cs="Arial Narrow"/>
+          <w:color w:val="000000"/>
+          <w:sz w:val="22"/>
+          <w:szCs w:val="22"/>
+        </w:rPr>
+        <w:t xml:space="preserve"> </w:t>
       </w:r>
       <w:r>
         <w:rPr>
@@ -5124,7 +5187,7 @@
           <w:szCs w:val="22"/>
           <w:vertAlign w:val="superscript"/>
         </w:rPr>
-        <w:footnoteReference w:id="14"/>
+        <w:footnoteReference w:id="15"/>
       </w:r>
       <w:r>
         <w:rPr>
@@ -5494,7 +5557,7 @@
       </w:r>
     </w:p>
   </w:footnote>
-  <w:footnote w:id="2">
+  <w:footnote w:id="1">
     <w:p>
       <w:pPr>
         <w:pStyle w:val="Textonotapie"/>
@@ -5527,7 +5590,8 @@
           <w:sz w:val="16"/>
           <w:szCs w:val="16"/>
         </w:rPr>
-        <w:t xml:space="preserve"> </w:t>
+        <w:tab/>
+        <w:t xml:space="preserve"/>
       </w:r>
       <w:r>
         <w:rPr>
@@ -5558,7 +5622,7 @@
       </w:pPr>
     </w:p>
   </w:footnote>
-  <w:footnote w:id="3">
+  <w:footnote w:id="2">
     <w:p>
       <w:pPr>
         <w:pStyle w:val="Textonotapie"/>
@@ -5591,7 +5655,8 @@
           <w:sz w:val="16"/>
           <w:szCs w:val="16"/>
         </w:rPr>
-        <w:t xml:space="preserve"> </w:t>
+        <w:tab/>
+        <w:t xml:space="preserve"/>
       </w:r>
       <w:r>
         <w:rPr>
@@ -5698,10 +5763,30 @@
         <w:jc w:val="both"/>
         <w:rPr>
           <w:rFonts w:ascii="Arial Narrow" w:eastAsia="Arial Narrow" w:hAnsi="Arial Narrow" w:cs="Arial Narrow"/>
-          <w:sz w:val="16"/>
-          <w:szCs w:val="16"/>
-        </w:rPr>
-      </w:pPr>
+          <w:b/>
+          <w:bCs/>
+          <w:sz w:val="16"/>
+          <w:szCs w:val="16"/>
+        </w:rPr>
+      </w:pPr>
+      <w:r>
+        <w:rPr>
+          <w:rFonts w:ascii="Arial Narrow" w:eastAsia="Arial Narrow" w:hAnsi="Arial Narrow" w:cs="Arial Narrow"/>
+          <w:sz w:val="16"/>
+          <w:szCs w:val="16"/>
+        </w:rPr>
+        <w:tab/>
+      </w:r>
+      <w:r>
+        <w:rPr>
+          <w:rFonts w:ascii="Arial Narrow" w:eastAsia="Arial Narrow" w:hAnsi="Arial Narrow" w:cs="Arial Narrow"/>
+          <w:b/>
+          <w:bCs/>
+          <w:sz w:val="16"/>
+          <w:szCs w:val="16"/>
+        </w:rPr>
+        <w:t xml:space="preserve">LEY DE ORGANIZACIÓN Y FUNCIONES DEL INDECOPI, APROBADA POR DECRETO LEGISLATIVO 1033 </w:t>
+      </w:r>
     </w:p>
     <w:p>
       <w:pPr>
@@ -5713,29 +5798,46 @@
         <w:jc w:val="both"/>
         <w:rPr>
           <w:rFonts w:ascii="Arial Narrow" w:eastAsia="Arial Narrow" w:hAnsi="Arial Narrow" w:cs="Arial Narrow"/>
+          <w:sz w:val="16"/>
+          <w:szCs w:val="16"/>
+        </w:rPr>
+      </w:pPr>
+      <w:r>
+        <w:rPr>
+          <w:rFonts w:ascii="Arial Narrow" w:eastAsia="Arial Narrow" w:hAnsi="Arial Narrow" w:cs="Arial Narrow"/>
           <w:b/>
           <w:bCs/>
           <w:sz w:val="16"/>
           <w:szCs w:val="16"/>
         </w:rPr>
-      </w:pPr>
-      <w:r>
-        <w:rPr>
-          <w:rFonts w:ascii="Arial Narrow" w:eastAsia="Arial Narrow" w:hAnsi="Arial Narrow" w:cs="Arial Narrow"/>
-          <w:sz w:val="16"/>
-          <w:szCs w:val="16"/>
-        </w:rPr>
         <w:tab/>
-      </w:r>
-      <w:r>
-        <w:rPr>
-          <w:rFonts w:ascii="Arial Narrow" w:eastAsia="Arial Narrow" w:hAnsi="Arial Narrow" w:cs="Arial Narrow"/>
-          <w:b/>
-          <w:bCs/>
-          <w:sz w:val="16"/>
-          <w:szCs w:val="16"/>
-        </w:rPr>
-        <w:t xml:space="preserve">LEY DE ORGANIZACIÓN Y FUNCIONES DEL INDECOPI, APROBADA POR DECRETO LEGISLATIVO 1033 </w:t>
+        <w:t>Artículo 27.-</w:t>
+      </w:r>
+      <w:r>
+        <w:rPr>
+          <w:rFonts w:ascii="Arial Narrow" w:eastAsia="Arial Narrow" w:hAnsi="Arial Narrow" w:cs="Arial Narrow"/>
+          <w:sz w:val="16"/>
+          <w:szCs w:val="16"/>
+        </w:rPr>
+        <w:t xml:space="preserve"> De la Comisión de Protección al </w:t>
+      </w:r>
+      <w:proofErr w:type="gramStart"/>
+      <w:r>
+        <w:rPr>
+          <w:rFonts w:ascii="Arial Narrow" w:eastAsia="Arial Narrow" w:hAnsi="Arial Narrow" w:cs="Arial Narrow"/>
+          <w:sz w:val="16"/>
+          <w:szCs w:val="16"/>
+        </w:rPr>
+        <w:t>Consumidor.-</w:t>
+      </w:r>
+      <w:proofErr w:type="gramEnd"/>
+      <w:r>
+        <w:rPr>
+          <w:rFonts w:ascii="Arial Narrow" w:eastAsia="Arial Narrow" w:hAnsi="Arial Narrow" w:cs="Arial Narrow"/>
+          <w:sz w:val="16"/>
+          <w:szCs w:val="16"/>
+        </w:rPr>
+        <w:t xml:space="preserve"> </w:t>
       </w:r>
     </w:p>
     <w:p>
@@ -5755,39 +5857,11 @@
       <w:r>
         <w:rPr>
           <w:rFonts w:ascii="Arial Narrow" w:eastAsia="Arial Narrow" w:hAnsi="Arial Narrow" w:cs="Arial Narrow"/>
-          <w:b/>
-          <w:bCs/>
           <w:sz w:val="16"/>
           <w:szCs w:val="16"/>
         </w:rPr>
         <w:tab/>
-        <w:t>Artículo 27.-</w:t>
-      </w:r>
-      <w:r>
-        <w:rPr>
-          <w:rFonts w:ascii="Arial Narrow" w:eastAsia="Arial Narrow" w:hAnsi="Arial Narrow" w:cs="Arial Narrow"/>
-          <w:sz w:val="16"/>
-          <w:szCs w:val="16"/>
-        </w:rPr>
-        <w:t xml:space="preserve"> De la Comisión de Protección al </w:t>
-      </w:r>
-      <w:proofErr w:type="gramStart"/>
-      <w:r>
-        <w:rPr>
-          <w:rFonts w:ascii="Arial Narrow" w:eastAsia="Arial Narrow" w:hAnsi="Arial Narrow" w:cs="Arial Narrow"/>
-          <w:sz w:val="16"/>
-          <w:szCs w:val="16"/>
-        </w:rPr>
-        <w:t>Consumidor.-</w:t>
-      </w:r>
-      <w:proofErr w:type="gramEnd"/>
-      <w:r>
-        <w:rPr>
-          <w:rFonts w:ascii="Arial Narrow" w:eastAsia="Arial Narrow" w:hAnsi="Arial Narrow" w:cs="Arial Narrow"/>
-          <w:sz w:val="16"/>
-          <w:szCs w:val="16"/>
-        </w:rPr>
-        <w:t xml:space="preserve"> </w:t>
+        <w:t>Corresponde a la Comisión de Protección al Consumidor velar por el cumplimiento de la Ley de Protección al Consumidor y de las leyes que, en general, protegen a los consumidores de la falta de idoneidad de los bienes y servicios en función de la información brindada, de las omisiones de información y de la discriminación en el consumo, así como de aquellas que complementen o sustituyan a las anteriores.</w:t>
       </w:r>
     </w:p>
     <w:p>
@@ -5800,20 +5874,15 @@
         <w:jc w:val="both"/>
         <w:rPr>
           <w:rFonts w:ascii="Arial Narrow" w:eastAsia="Arial Narrow" w:hAnsi="Arial Narrow" w:cs="Arial Narrow"/>
-          <w:sz w:val="16"/>
-          <w:szCs w:val="16"/>
-        </w:rPr>
-      </w:pPr>
-      <w:r>
-        <w:rPr>
-          <w:rFonts w:ascii="Arial Narrow" w:eastAsia="Arial Narrow" w:hAnsi="Arial Narrow" w:cs="Arial Narrow"/>
-          <w:sz w:val="16"/>
-          <w:szCs w:val="16"/>
-        </w:rPr>
-        <w:tab/>
-        <w:t>Corresponde a la Comisión de Protección al Consumidor velar por el cumplimiento de la Ley de Protección al Consumidor y de las leyes que, en general, protegen a los consumidores de la falta de idoneidad de los bienes y servicios en función de la información brindada, de las omisiones de información y de la discriminación en el consumo, así como de aquellas que complementen o sustituyan a las anteriores.</w:t>
-      </w:r>
-    </w:p>
+          <w:b/>
+          <w:bCs/>
+          <w:sz w:val="16"/>
+          <w:szCs w:val="16"/>
+        </w:rPr>
+      </w:pPr>
+    </w:p>
+  </w:footnote>
+  <w:footnote w:id="3">
     <w:p>
       <w:pPr>
         <w:pStyle w:val="Textonotapie"/>
@@ -5830,9 +5899,150 @@
           <w:szCs w:val="16"/>
         </w:rPr>
       </w:pPr>
-    </w:p>
-  </w:footnote>
-  <w:footnote w:id="4">
+      <w:r>
+        <w:rPr>
+          <w:rStyle w:val="Refdenotaalpie"/>
+          <w:rFonts w:ascii="Arial Narrow" w:eastAsia="Arial Narrow" w:hAnsi="Arial Narrow" w:cs="Arial Narrow"/>
+          <w:sz w:val="16"/>
+          <w:szCs w:val="16"/>
+          <w:vertAlign w:val="superscript"/>
+        </w:rPr>
+        <w:footnoteRef/>
+      </w:r>
+      <w:r>
+        <w:rPr>
+          <w:rFonts w:ascii="Arial Narrow" w:eastAsia="Arial Narrow" w:hAnsi="Arial Narrow" w:cs="Arial Narrow"/>
+          <w:sz w:val="16"/>
+          <w:szCs w:val="16"/>
+        </w:rPr>
+        <w:tab/>
+        <w:t xml:space="preserve"/>
+      </w:r>
+      <w:r>
+        <w:rPr>
+          <w:rFonts w:ascii="Arial Narrow" w:eastAsia="Arial Narrow" w:hAnsi="Arial Narrow" w:cs="Arial Narrow"/>
+          <w:sz w:val="16"/>
+          <w:szCs w:val="16"/>
+        </w:rPr>
+        <w:tab/>
+      </w:r>
+      <w:r>
+        <w:rPr>
+          <w:rFonts w:ascii="Arial Narrow" w:eastAsia="Arial Narrow" w:hAnsi="Arial Narrow" w:cs="Arial Narrow"/>
+          <w:b/>
+          <w:bCs/>
+          <w:sz w:val="16"/>
+          <w:szCs w:val="16"/>
+        </w:rPr>
+        <w:t xml:space="preserve">LEY 29571, CÓDIGO DE PROTECCIÓN Y DEFENSA DEL CONSUMIDOR, publicado el 2 de setiembre de 2010 y modificado por Decreto Legislativo 1308 </w:t>
+      </w:r>
+    </w:p>
+    <w:p>
+      <w:pPr>
+        <w:pStyle w:val="Textonotapie"/>
+        <w:ind w:left="567" w:right="-1"/>
+        <w:jc w:val="both"/>
+        <w:rPr>
+          <w:rFonts w:ascii="Arial Narrow" w:eastAsia="Arial Narrow" w:hAnsi="Arial Narrow" w:cs="Arial Narrow"/>
+          <w:b/>
+          <w:bCs/>
+          <w:sz w:val="16"/>
+          <w:szCs w:val="16"/>
+        </w:rPr>
+      </w:pPr>
+      <w:r>
+        <w:rPr>
+          <w:rFonts w:ascii="Arial Narrow" w:eastAsia="Arial Narrow" w:hAnsi="Arial Narrow" w:cs="Arial Narrow"/>
+          <w:b/>
+          <w:bCs/>
+          <w:sz w:val="16"/>
+          <w:szCs w:val="16"/>
+        </w:rPr>
+        <w:t xml:space="preserve">Artículo 18.- Idoneidad </w:t>
+      </w:r>
+    </w:p>
+    <w:p>
+      <w:pPr>
+        <w:pStyle w:val="Textonotapie"/>
+        <w:ind w:left="567" w:right="-1"/>
+        <w:jc w:val="both"/>
+        <w:rPr>
+          <w:rFonts w:ascii="Arial Narrow" w:eastAsia="Arial Narrow" w:hAnsi="Arial Narrow" w:cs="Arial Narrow"/>
+          <w:sz w:val="16"/>
+          <w:szCs w:val="16"/>
+        </w:rPr>
+      </w:pPr>
+      <w:r>
+        <w:rPr>
+          <w:rFonts w:ascii="Arial Narrow" w:eastAsia="Arial Narrow" w:hAnsi="Arial Narrow" w:cs="Arial Narrow"/>
+          <w:sz w:val="16"/>
+          <w:szCs w:val="16"/>
+        </w:rPr>
+        <w:t xml:space="preserve">Se entiende por idoneidad la correspondencia entre lo que un consumidor espera y lo que efectivamente recibe, en función a lo que se le hubiera ofrecido, la publicidad e información transmitida, las condiciones y circunstancias de la transacción, las características y naturaleza del producto o servicio, el precio, entre otros factores, atendiendo a las circunstancias del caso. </w:t>
+      </w:r>
+    </w:p>
+    <w:p>
+      <w:pPr>
+        <w:pStyle w:val="Textonotapie"/>
+        <w:ind w:left="567" w:right="-1"/>
+        <w:jc w:val="both"/>
+        <w:rPr>
+          <w:rFonts w:ascii="Arial Narrow" w:eastAsia="Arial Narrow" w:hAnsi="Arial Narrow" w:cs="Arial Narrow"/>
+          <w:sz w:val="16"/>
+          <w:szCs w:val="16"/>
+        </w:rPr>
+      </w:pPr>
+      <w:r>
+        <w:rPr>
+          <w:rFonts w:ascii="Arial Narrow" w:eastAsia="Arial Narrow" w:hAnsi="Arial Narrow" w:cs="Arial Narrow"/>
+          <w:sz w:val="16"/>
+          <w:szCs w:val="16"/>
+        </w:rPr>
+        <w:t xml:space="preserve">La idoneidad es evaluada en función a la propia naturaleza del producto o servicio y a su aptitud para satisfacer la finalidad para la cual ha sido puesto en el mercado. Las autorizaciones por parte de los organismos del Estado para la fabricación de un producto o la prestación de un servicio, en los casos que sea necesario, no eximen de responsabilidad al proveedor frente al consumidor. </w:t>
+      </w:r>
+    </w:p>
+    <w:p>
+      <w:pPr>
+        <w:pStyle w:val="Textonotapie"/>
+        <w:ind w:left="567" w:right="-1"/>
+        <w:jc w:val="both"/>
+        <w:rPr>
+          <w:rFonts w:ascii="Arial Narrow" w:eastAsia="Arial Narrow" w:hAnsi="Arial Narrow" w:cs="Arial Narrow"/>
+          <w:sz w:val="16"/>
+          <w:szCs w:val="16"/>
+        </w:rPr>
+      </w:pPr>
+      <w:r>
+        <w:rPr>
+          <w:rFonts w:ascii="Arial Narrow" w:eastAsia="Arial Narrow" w:hAnsi="Arial Narrow" w:cs="Arial Narrow"/>
+          <w:b/>
+          <w:bCs/>
+          <w:sz w:val="16"/>
+          <w:szCs w:val="16"/>
+        </w:rPr>
+        <w:t xml:space="preserve">Artículo 19.- Obligación de los proveedores </w:t>
+      </w:r>
+    </w:p>
+    <w:p>
+      <w:pPr>
+        <w:pStyle w:val="Textonotapie"/>
+        <w:ind w:left="567" w:right="-1"/>
+        <w:jc w:val="both"/>
+        <w:rPr>
+          <w:rFonts w:ascii="Arial Narrow" w:eastAsia="Arial Narrow" w:hAnsi="Arial Narrow" w:cs="Arial Narrow"/>
+          <w:sz w:val="16"/>
+          <w:szCs w:val="16"/>
+        </w:rPr>
+      </w:pPr>
+      <w:r>
+        <w:rPr>
+          <w:rFonts w:ascii="Arial Narrow" w:eastAsia="Arial Narrow" w:hAnsi="Arial Narrow" w:cs="Arial Narrow"/>
+          <w:sz w:val="16"/>
+          <w:szCs w:val="16"/>
+        </w:rPr>
+        <w:t>El proveedor responde por la idoneidad y calidad de los productos y servicios ofrecidos; por la autenticidad de las marcas y leyendas que exhiben sus productos o del signo que respalda al prestador del servicio, por la falta de conformidad entre la publicidad comercial de los productos y servicios y estos, así como por el contenido y la vida útil del producto indicado en el envase, en lo que corresponda.</w:t>
+      </w:r>
+    </w:p>
     <w:p>
       <w:pPr>
         <w:pStyle w:val="Textonotapie"/>
@@ -5849,161 +6059,9 @@
           <w:szCs w:val="16"/>
         </w:rPr>
       </w:pPr>
-      <w:r>
-        <w:rPr>
-          <w:rStyle w:val="Refdenotaalpie"/>
-          <w:rFonts w:ascii="Arial Narrow" w:eastAsia="Arial Narrow" w:hAnsi="Arial Narrow" w:cs="Arial Narrow"/>
-          <w:sz w:val="16"/>
-          <w:szCs w:val="16"/>
-          <w:vertAlign w:val="superscript"/>
-        </w:rPr>
-        <w:footnoteRef/>
-      </w:r>
-      <w:r>
-        <w:rPr>
-          <w:rFonts w:ascii="Arial Narrow" w:eastAsia="Arial Narrow" w:hAnsi="Arial Narrow" w:cs="Arial Narrow"/>
-          <w:sz w:val="16"/>
-          <w:szCs w:val="16"/>
-        </w:rPr>
-        <w:t xml:space="preserve"> </w:t>
-      </w:r>
-      <w:r>
-        <w:rPr>
-          <w:rFonts w:ascii="Arial Narrow" w:eastAsia="Arial Narrow" w:hAnsi="Arial Narrow" w:cs="Arial Narrow"/>
-          <w:sz w:val="16"/>
-          <w:szCs w:val="16"/>
-        </w:rPr>
-        <w:tab/>
-      </w:r>
-      <w:r>
-        <w:rPr>
-          <w:rFonts w:ascii="Arial Narrow" w:eastAsia="Arial Narrow" w:hAnsi="Arial Narrow" w:cs="Arial Narrow"/>
-          <w:b/>
-          <w:bCs/>
-          <w:sz w:val="16"/>
-          <w:szCs w:val="16"/>
-        </w:rPr>
-        <w:t xml:space="preserve">LEY 29571, CÓDIGO DE PROTECCIÓN Y DEFENSA DEL CONSUMIDOR, publicado el 2 de setiembre de 2010 y modificado por Decreto Legislativo 1308 </w:t>
-      </w:r>
-    </w:p>
-    <w:p>
-      <w:pPr>
-        <w:pStyle w:val="Textonotapie"/>
-        <w:ind w:left="567" w:right="-1"/>
-        <w:jc w:val="both"/>
-        <w:rPr>
-          <w:rFonts w:ascii="Arial Narrow" w:eastAsia="Arial Narrow" w:hAnsi="Arial Narrow" w:cs="Arial Narrow"/>
-          <w:b/>
-          <w:bCs/>
-          <w:sz w:val="16"/>
-          <w:szCs w:val="16"/>
-        </w:rPr>
-      </w:pPr>
-      <w:r>
-        <w:rPr>
-          <w:rFonts w:ascii="Arial Narrow" w:eastAsia="Arial Narrow" w:hAnsi="Arial Narrow" w:cs="Arial Narrow"/>
-          <w:b/>
-          <w:bCs/>
-          <w:sz w:val="16"/>
-          <w:szCs w:val="16"/>
-        </w:rPr>
-        <w:t xml:space="preserve">Artículo 18.- Idoneidad </w:t>
-      </w:r>
-    </w:p>
-    <w:p>
-      <w:pPr>
-        <w:pStyle w:val="Textonotapie"/>
-        <w:ind w:left="567" w:right="-1"/>
-        <w:jc w:val="both"/>
-        <w:rPr>
-          <w:rFonts w:ascii="Arial Narrow" w:eastAsia="Arial Narrow" w:hAnsi="Arial Narrow" w:cs="Arial Narrow"/>
-          <w:sz w:val="16"/>
-          <w:szCs w:val="16"/>
-        </w:rPr>
-      </w:pPr>
-      <w:r>
-        <w:rPr>
-          <w:rFonts w:ascii="Arial Narrow" w:eastAsia="Arial Narrow" w:hAnsi="Arial Narrow" w:cs="Arial Narrow"/>
-          <w:sz w:val="16"/>
-          <w:szCs w:val="16"/>
-        </w:rPr>
-        <w:t xml:space="preserve">Se entiende por idoneidad la correspondencia entre lo que un consumidor espera y lo que efectivamente recibe, en función a lo que se le hubiera ofrecido, la publicidad e información transmitida, las condiciones y circunstancias de la transacción, las características y naturaleza del producto o servicio, el precio, entre otros factores, atendiendo a las circunstancias del caso. </w:t>
-      </w:r>
-    </w:p>
-    <w:p>
-      <w:pPr>
-        <w:pStyle w:val="Textonotapie"/>
-        <w:ind w:left="567" w:right="-1"/>
-        <w:jc w:val="both"/>
-        <w:rPr>
-          <w:rFonts w:ascii="Arial Narrow" w:eastAsia="Arial Narrow" w:hAnsi="Arial Narrow" w:cs="Arial Narrow"/>
-          <w:sz w:val="16"/>
-          <w:szCs w:val="16"/>
-        </w:rPr>
-      </w:pPr>
-      <w:r>
-        <w:rPr>
-          <w:rFonts w:ascii="Arial Narrow" w:eastAsia="Arial Narrow" w:hAnsi="Arial Narrow" w:cs="Arial Narrow"/>
-          <w:sz w:val="16"/>
-          <w:szCs w:val="16"/>
-        </w:rPr>
-        <w:t xml:space="preserve">La idoneidad es evaluada en función a la propia naturaleza del producto o servicio y a su aptitud para satisfacer la finalidad para la cual ha sido puesto en el mercado. Las autorizaciones por parte de los organismos del Estado para la fabricación de un producto o la prestación de un servicio, en los casos que sea necesario, no eximen de responsabilidad al proveedor frente al consumidor. </w:t>
-      </w:r>
-    </w:p>
-    <w:p>
-      <w:pPr>
-        <w:pStyle w:val="Textonotapie"/>
-        <w:ind w:left="567" w:right="-1"/>
-        <w:jc w:val="both"/>
-        <w:rPr>
-          <w:rFonts w:ascii="Arial Narrow" w:eastAsia="Arial Narrow" w:hAnsi="Arial Narrow" w:cs="Arial Narrow"/>
-          <w:sz w:val="16"/>
-          <w:szCs w:val="16"/>
-        </w:rPr>
-      </w:pPr>
-    </w:p>
-    <w:p>
-      <w:pPr>
-        <w:pStyle w:val="Textonotapie"/>
-        <w:ind w:left="567" w:right="-1"/>
-        <w:jc w:val="both"/>
-        <w:rPr>
-          <w:rFonts w:ascii="Arial Narrow" w:eastAsia="Arial Narrow" w:hAnsi="Arial Narrow" w:cs="Arial Narrow"/>
-          <w:sz w:val="16"/>
-          <w:szCs w:val="16"/>
-        </w:rPr>
-      </w:pPr>
-      <w:r>
-        <w:rPr>
-          <w:rFonts w:ascii="Arial Narrow" w:eastAsia="Arial Narrow" w:hAnsi="Arial Narrow" w:cs="Arial Narrow"/>
-          <w:b/>
-          <w:bCs/>
-          <w:sz w:val="16"/>
-          <w:szCs w:val="16"/>
-        </w:rPr>
-        <w:t xml:space="preserve">Artículo 19.- Obligación de los proveedores </w:t>
-      </w:r>
-    </w:p>
-    <w:p>
-      <w:pPr>
-        <w:pStyle w:val="Textonotapie"/>
-        <w:ind w:left="567" w:right="-1"/>
-        <w:jc w:val="both"/>
-        <w:rPr>
-          <w:rFonts w:ascii="Arial Narrow" w:eastAsia="Arial Narrow" w:hAnsi="Arial Narrow" w:cs="Arial Narrow"/>
-          <w:sz w:val="16"/>
-          <w:szCs w:val="16"/>
-        </w:rPr>
-      </w:pPr>
-      <w:r>
-        <w:rPr>
-          <w:rFonts w:ascii="Arial Narrow" w:eastAsia="Arial Narrow" w:hAnsi="Arial Narrow" w:cs="Arial Narrow"/>
-          <w:sz w:val="16"/>
-          <w:szCs w:val="16"/>
-        </w:rPr>
-        <w:t>El proveedor responde por la idoneidad y calidad de los productos y servicios ofrecidos; por la autenticidad de las marcas y leyendas que exhiben sus productos o del signo que respalda al prestador del servicio, por la falta de conformidad entre la publicidad comercial de los productos y servicios y estos, así como por el contenido y la vida útil del producto indicado en el envase, en lo que corresponda.</w:t>
-      </w:r>
-    </w:p>
+    </w:p>
+  </w:footnote>
+  <w:footnote w:id="4">
     <w:p>
       <w:pPr>
         <w:pStyle w:val="Textonotapie"/>
@@ -6020,9 +6078,202 @@
           <w:szCs w:val="16"/>
         </w:rPr>
       </w:pPr>
-    </w:p>
-  </w:footnote>
-  <w:footnote w:id="5">
+      <w:r>
+        <w:rPr>
+          <w:rStyle w:val="Refdenotaalpie"/>
+          <w:rFonts w:ascii="Arial Narrow" w:eastAsia="Arial Narrow" w:hAnsi="Arial Narrow" w:cs="Arial Narrow"/>
+          <w:sz w:val="16"/>
+          <w:szCs w:val="16"/>
+          <w:vertAlign w:val="superscript"/>
+        </w:rPr>
+        <w:footnoteRef/>
+      </w:r>
+      <w:r>
+        <w:rPr>
+          <w:rFonts w:ascii="Arial Narrow" w:eastAsia="Arial Narrow" w:hAnsi="Arial Narrow" w:cs="Arial Narrow"/>
+          <w:sz w:val="16"/>
+          <w:szCs w:val="16"/>
+        </w:rPr>
+        <w:tab/>
+        <w:t xml:space="preserve"/>
+      </w:r>
+      <w:r>
+        <w:rPr>
+          <w:rFonts w:ascii="Arial Narrow" w:eastAsia="Arial Narrow" w:hAnsi="Arial Narrow" w:cs="Arial Narrow"/>
+          <w:sz w:val="16"/>
+          <w:szCs w:val="16"/>
+        </w:rPr>
+        <w:tab/>
+      </w:r>
+      <w:r>
+        <w:rPr>
+          <w:rFonts w:ascii="Arial Narrow" w:eastAsia="Arial Narrow" w:hAnsi="Arial Narrow" w:cs="Arial Narrow"/>
+          <w:b/>
+          <w:bCs/>
+          <w:sz w:val="16"/>
+          <w:szCs w:val="16"/>
+        </w:rPr>
+        <w:t xml:space="preserve">LEY 29571, CÓDIGO DE PROTECCIÓN Y DEFENSA DEL CONSUMIDOR, publicado el 2 de setiembre de 2010 y modificado por Decreto </w:t>
+      </w:r>
+      <w:r>
+        <w:rPr>
+          <w:rFonts w:ascii="Arial Narrow" w:eastAsia="Arial Narrow" w:hAnsi="Arial Narrow" w:cs="Arial Narrow"/>
+          <w:b/>
+          <w:bCs/>
+          <w:sz w:val="16"/>
+          <w:szCs w:val="16"/>
+        </w:rPr>
+        <w:t xml:space="preserve">Legislativo 1308 </w:t>
+      </w:r>
+    </w:p>
+    <w:p>
+      <w:pPr>
+        <w:pStyle w:val="Textonotapie"/>
+        <w:ind w:left="567" w:right="-1"/>
+        <w:jc w:val="both"/>
+        <w:rPr>
+          <w:rFonts w:ascii="Arial Narrow" w:eastAsia="Arial Narrow" w:hAnsi="Arial Narrow" w:cs="Arial Narrow"/>
+          <w:b/>
+          <w:bCs/>
+          <w:sz w:val="16"/>
+          <w:szCs w:val="16"/>
+        </w:rPr>
+      </w:pPr>
+      <w:r>
+        <w:rPr>
+          <w:rFonts w:ascii="Arial Narrow" w:eastAsia="Arial Narrow" w:hAnsi="Arial Narrow" w:cs="Arial Narrow"/>
+          <w:b/>
+          <w:bCs/>
+          <w:sz w:val="16"/>
+          <w:szCs w:val="16"/>
+        </w:rPr>
+        <w:t>Artículo 49.- Definición de cláusulas abusivas</w:t>
+      </w:r>
+    </w:p>
+    <w:p>
+      <w:pPr>
+        <w:pStyle w:val="Textonotapie"/>
+        <w:ind w:left="567" w:right="-1"/>
+        <w:jc w:val="both"/>
+        <w:rPr>
+          <w:rFonts w:ascii="Arial Narrow" w:eastAsia="Arial Narrow" w:hAnsi="Arial Narrow" w:cs="Arial Narrow"/>
+          <w:sz w:val="16"/>
+          <w:szCs w:val="16"/>
+        </w:rPr>
+      </w:pPr>
+      <w:r>
+        <w:rPr>
+          <w:rFonts w:ascii="Arial Narrow" w:eastAsia="Arial Narrow" w:hAnsi="Arial Narrow" w:cs="Arial Narrow"/>
+          <w:sz w:val="16"/>
+          <w:szCs w:val="16"/>
+        </w:rPr>
+        <w:t>49.1 En los contratos por adhesión y en las cláusulas generales de contratación no aprobadas administrativamente, se consideran cláusulas abusivas y, por tanto, inexigibles todas aquellas estipulaciones no negociadas individualmente que, en contra de las exigencias de la buena fe, coloquen al consumidor, en su perjuicio, en una situación de desventaja o desigualdad o anulen sus derechos.</w:t>
+      </w:r>
+    </w:p>
+    <w:p>
+      <w:pPr>
+        <w:pStyle w:val="Textonotapie"/>
+        <w:ind w:left="567" w:right="-1"/>
+        <w:jc w:val="both"/>
+        <w:rPr>
+          <w:rFonts w:ascii="Arial Narrow" w:eastAsia="Arial Narrow" w:hAnsi="Arial Narrow" w:cs="Arial Narrow"/>
+          <w:sz w:val="16"/>
+          <w:szCs w:val="16"/>
+        </w:rPr>
+      </w:pPr>
+      <w:r>
+        <w:rPr>
+          <w:rFonts w:ascii="Arial Narrow" w:eastAsia="Arial Narrow" w:hAnsi="Arial Narrow" w:cs="Arial Narrow"/>
+          <w:sz w:val="16"/>
+          <w:szCs w:val="16"/>
+        </w:rPr>
+        <w:t>(...).</w:t>
+      </w:r>
+    </w:p>
+    <w:p>
+      <w:pPr>
+        <w:pStyle w:val="Textonotapie"/>
+        <w:ind w:left="567" w:right="-1"/>
+        <w:jc w:val="both"/>
+        <w:rPr>
+          <w:rFonts w:ascii="Arial Narrow" w:eastAsia="Arial Narrow" w:hAnsi="Arial Narrow" w:cs="Arial Narrow"/>
+          <w:b/>
+          <w:bCs/>
+          <w:sz w:val="16"/>
+          <w:szCs w:val="16"/>
+        </w:rPr>
+      </w:pPr>
+      <w:r>
+        <w:rPr>
+          <w:rFonts w:ascii="Arial Narrow" w:eastAsia="Arial Narrow" w:hAnsi="Arial Narrow" w:cs="Arial Narrow"/>
+          <w:b/>
+          <w:bCs/>
+          <w:sz w:val="16"/>
+          <w:szCs w:val="16"/>
+        </w:rPr>
+        <w:t xml:space="preserve">Artículo 50.- Cláusulas abusivas de ineficacia absoluta </w:t>
+      </w:r>
+    </w:p>
+    <w:p>
+      <w:pPr>
+        <w:pStyle w:val="Textonotapie"/>
+        <w:ind w:left="567" w:right="-1"/>
+        <w:jc w:val="both"/>
+        <w:rPr>
+          <w:rFonts w:ascii="Arial Narrow" w:eastAsia="Arial Narrow" w:hAnsi="Arial Narrow" w:cs="Arial Narrow"/>
+          <w:sz w:val="16"/>
+          <w:szCs w:val="16"/>
+        </w:rPr>
+      </w:pPr>
+      <w:r>
+        <w:rPr>
+          <w:rFonts w:ascii="Arial Narrow" w:eastAsia="Arial Narrow" w:hAnsi="Arial Narrow" w:cs="Arial Narrow"/>
+          <w:sz w:val="16"/>
+          <w:szCs w:val="16"/>
+        </w:rPr>
+        <w:t xml:space="preserve">Son cláusulas abusivas de ineficacia absoluta las siguientes: </w:t>
+      </w:r>
+    </w:p>
+    <w:p>
+      <w:pPr>
+        <w:pStyle w:val="Textonotapie"/>
+        <w:ind w:left="567" w:right="-1"/>
+        <w:jc w:val="both"/>
+        <w:rPr>
+          <w:rFonts w:ascii="Arial Narrow" w:eastAsia="Arial Narrow" w:hAnsi="Arial Narrow" w:cs="Arial Narrow"/>
+          <w:sz w:val="16"/>
+          <w:szCs w:val="16"/>
+        </w:rPr>
+      </w:pPr>
+      <w:r>
+        <w:rPr>
+          <w:rFonts w:ascii="Arial Narrow" w:eastAsia="Arial Narrow" w:hAnsi="Arial Narrow" w:cs="Arial Narrow"/>
+          <w:sz w:val="16"/>
+          <w:szCs w:val="16"/>
+        </w:rPr>
+        <w:t>a. Las que excluyan o limiten la responsabilidad del proveedor o sus dependientes por dolo o culpa, o las que trasladen la responsabilidad al consumidor por los hechos u omisiones del proveedor.</w:t>
+      </w:r>
+    </w:p>
+    <w:p>
+      <w:pPr>
+        <w:pStyle w:val="Textonotapie"/>
+        <w:ind w:left="567" w:right="-1"/>
+        <w:jc w:val="both"/>
+        <w:rPr>
+          <w:rFonts w:ascii="Arial Narrow" w:eastAsia="Arial Narrow" w:hAnsi="Arial Narrow" w:cs="Arial Narrow"/>
+          <w:sz w:val="16"/>
+          <w:szCs w:val="16"/>
+        </w:rPr>
+      </w:pPr>
+      <w:r>
+        <w:rPr>
+          <w:rFonts w:ascii="Arial Narrow" w:eastAsia="Arial Narrow" w:hAnsi="Arial Narrow" w:cs="Arial Narrow"/>
+          <w:sz w:val="16"/>
+          <w:szCs w:val="16"/>
+        </w:rPr>
+        <w:t>(…)</w:t>
+      </w:r>
+    </w:p>
     <w:p>
       <w:pPr>
         <w:pStyle w:val="Textonotapie"/>
@@ -6039,201 +6290,9 @@
           <w:szCs w:val="16"/>
         </w:rPr>
       </w:pPr>
-      <w:r>
-        <w:rPr>
-          <w:rStyle w:val="Refdenotaalpie"/>
-          <w:rFonts w:ascii="Arial Narrow" w:eastAsia="Arial Narrow" w:hAnsi="Arial Narrow" w:cs="Arial Narrow"/>
-          <w:sz w:val="16"/>
-          <w:szCs w:val="16"/>
-          <w:vertAlign w:val="superscript"/>
-        </w:rPr>
-        <w:footnoteRef/>
-      </w:r>
-      <w:r>
-        <w:rPr>
-          <w:rFonts w:ascii="Arial Narrow" w:eastAsia="Arial Narrow" w:hAnsi="Arial Narrow" w:cs="Arial Narrow"/>
-          <w:sz w:val="16"/>
-          <w:szCs w:val="16"/>
-        </w:rPr>
-        <w:t xml:space="preserve"> </w:t>
-      </w:r>
-      <w:r>
-        <w:rPr>
-          <w:rFonts w:ascii="Arial Narrow" w:eastAsia="Arial Narrow" w:hAnsi="Arial Narrow" w:cs="Arial Narrow"/>
-          <w:sz w:val="16"/>
-          <w:szCs w:val="16"/>
-        </w:rPr>
-        <w:tab/>
-      </w:r>
-      <w:r>
-        <w:rPr>
-          <w:rFonts w:ascii="Arial Narrow" w:eastAsia="Arial Narrow" w:hAnsi="Arial Narrow" w:cs="Arial Narrow"/>
-          <w:b/>
-          <w:bCs/>
-          <w:sz w:val="16"/>
-          <w:szCs w:val="16"/>
-        </w:rPr>
-        <w:t xml:space="preserve">LEY 29571, CÓDIGO DE PROTECCIÓN Y DEFENSA DEL CONSUMIDOR, publicado el 2 de setiembre de 2010 y modificado por Decreto </w:t>
-      </w:r>
-      <w:r>
-        <w:rPr>
-          <w:rFonts w:ascii="Arial Narrow" w:eastAsia="Arial Narrow" w:hAnsi="Arial Narrow" w:cs="Arial Narrow"/>
-          <w:b/>
-          <w:bCs/>
-          <w:sz w:val="16"/>
-          <w:szCs w:val="16"/>
-        </w:rPr>
-        <w:t xml:space="preserve">Legislativo 1308 </w:t>
-      </w:r>
-    </w:p>
-    <w:p>
-      <w:pPr>
-        <w:pStyle w:val="Textonotapie"/>
-        <w:ind w:left="567" w:right="-1"/>
-        <w:jc w:val="both"/>
-        <w:rPr>
-          <w:rFonts w:ascii="Arial Narrow" w:eastAsia="Arial Narrow" w:hAnsi="Arial Narrow" w:cs="Arial Narrow"/>
-          <w:b/>
-          <w:bCs/>
-          <w:sz w:val="16"/>
-          <w:szCs w:val="16"/>
-        </w:rPr>
-      </w:pPr>
-      <w:r>
-        <w:rPr>
-          <w:rFonts w:ascii="Arial Narrow" w:eastAsia="Arial Narrow" w:hAnsi="Arial Narrow" w:cs="Arial Narrow"/>
-          <w:b/>
-          <w:bCs/>
-          <w:sz w:val="16"/>
-          <w:szCs w:val="16"/>
-        </w:rPr>
-        <w:t>Artículo 49.- Definición de cláusulas abusivas</w:t>
-      </w:r>
-    </w:p>
-    <w:p>
-      <w:pPr>
-        <w:pStyle w:val="Textonotapie"/>
-        <w:ind w:left="567" w:right="-1"/>
-        <w:jc w:val="both"/>
-        <w:rPr>
-          <w:rFonts w:ascii="Arial Narrow" w:eastAsia="Arial Narrow" w:hAnsi="Arial Narrow" w:cs="Arial Narrow"/>
-          <w:sz w:val="16"/>
-          <w:szCs w:val="16"/>
-        </w:rPr>
-      </w:pPr>
-      <w:r>
-        <w:rPr>
-          <w:rFonts w:ascii="Arial Narrow" w:eastAsia="Arial Narrow" w:hAnsi="Arial Narrow" w:cs="Arial Narrow"/>
-          <w:sz w:val="16"/>
-          <w:szCs w:val="16"/>
-        </w:rPr>
-        <w:t>49.1 En los contratos por adhesión y en las cláusulas generales de contratación no aprobadas administrativamente, se consideran cláusulas abusivas y, por tanto, inexigibles todas aquellas estipulaciones no negociadas individualmente que, en contra de las exigencias de la buena fe, coloquen al consumidor, en su perjuicio, en una situación de desventaja o desigualdad o anulen sus derechos.</w:t>
-      </w:r>
-    </w:p>
-    <w:p>
-      <w:pPr>
-        <w:pStyle w:val="Textonotapie"/>
-        <w:ind w:left="567" w:right="-1"/>
-        <w:jc w:val="both"/>
-        <w:rPr>
-          <w:rFonts w:ascii="Arial Narrow" w:eastAsia="Arial Narrow" w:hAnsi="Arial Narrow" w:cs="Arial Narrow"/>
-          <w:sz w:val="16"/>
-          <w:szCs w:val="16"/>
-        </w:rPr>
-      </w:pPr>
-      <w:r>
-        <w:rPr>
-          <w:rFonts w:ascii="Arial Narrow" w:eastAsia="Arial Narrow" w:hAnsi="Arial Narrow" w:cs="Arial Narrow"/>
-          <w:sz w:val="16"/>
-          <w:szCs w:val="16"/>
-        </w:rPr>
-        <w:t>(...).</w:t>
-      </w:r>
-    </w:p>
-    <w:p>
-      <w:pPr>
-        <w:pStyle w:val="Textonotapie"/>
-        <w:ind w:left="567" w:right="-1"/>
-        <w:jc w:val="both"/>
-        <w:rPr>
-          <w:rFonts w:ascii="Arial Narrow" w:eastAsia="Arial Narrow" w:hAnsi="Arial Narrow" w:cs="Arial Narrow"/>
-          <w:b/>
-          <w:bCs/>
-          <w:sz w:val="16"/>
-          <w:szCs w:val="16"/>
-        </w:rPr>
-      </w:pPr>
-      <w:r>
-        <w:rPr>
-          <w:rFonts w:ascii="Arial Narrow" w:eastAsia="Arial Narrow" w:hAnsi="Arial Narrow" w:cs="Arial Narrow"/>
-          <w:b/>
-          <w:bCs/>
-          <w:sz w:val="16"/>
-          <w:szCs w:val="16"/>
-        </w:rPr>
-        <w:t xml:space="preserve">Artículo 50.- Cláusulas abusivas de ineficacia absoluta </w:t>
-      </w:r>
-    </w:p>
-    <w:p>
-      <w:pPr>
-        <w:pStyle w:val="Textonotapie"/>
-        <w:ind w:left="567" w:right="-1"/>
-        <w:jc w:val="both"/>
-        <w:rPr>
-          <w:rFonts w:ascii="Arial Narrow" w:eastAsia="Arial Narrow" w:hAnsi="Arial Narrow" w:cs="Arial Narrow"/>
-          <w:sz w:val="16"/>
-          <w:szCs w:val="16"/>
-        </w:rPr>
-      </w:pPr>
-      <w:r>
-        <w:rPr>
-          <w:rFonts w:ascii="Arial Narrow" w:eastAsia="Arial Narrow" w:hAnsi="Arial Narrow" w:cs="Arial Narrow"/>
-          <w:sz w:val="16"/>
-          <w:szCs w:val="16"/>
-        </w:rPr>
-        <w:t xml:space="preserve">Son cláusulas abusivas de ineficacia absoluta las siguientes: </w:t>
-      </w:r>
-    </w:p>
-    <w:p>
-      <w:pPr>
-        <w:pStyle w:val="Textonotapie"/>
-        <w:ind w:left="567" w:right="-1"/>
-        <w:jc w:val="both"/>
-        <w:rPr>
-          <w:rFonts w:ascii="Arial Narrow" w:eastAsia="Arial Narrow" w:hAnsi="Arial Narrow" w:cs="Arial Narrow"/>
-          <w:sz w:val="16"/>
-          <w:szCs w:val="16"/>
-        </w:rPr>
-      </w:pPr>
-      <w:r>
-        <w:rPr>
-          <w:rFonts w:ascii="Arial Narrow" w:eastAsia="Arial Narrow" w:hAnsi="Arial Narrow" w:cs="Arial Narrow"/>
-          <w:sz w:val="16"/>
-          <w:szCs w:val="16"/>
-        </w:rPr>
-        <w:t>a. Las que excluyan o limiten la responsabilidad del proveedor o sus dependientes por dolo o culpa, o las que trasladen la responsabilidad al consumidor por los hechos u omisiones del proveedor.</w:t>
-      </w:r>
-    </w:p>
-    <w:p>
-      <w:pPr>
-        <w:pStyle w:val="Textonotapie"/>
-        <w:ind w:left="567" w:right="-1"/>
-        <w:jc w:val="both"/>
-        <w:rPr>
-          <w:rFonts w:ascii="Arial Narrow" w:eastAsia="Arial Narrow" w:hAnsi="Arial Narrow" w:cs="Arial Narrow"/>
-          <w:sz w:val="16"/>
-          <w:szCs w:val="16"/>
-        </w:rPr>
-      </w:pPr>
-      <w:r>
-        <w:rPr>
-          <w:rFonts w:ascii="Arial Narrow" w:eastAsia="Arial Narrow" w:hAnsi="Arial Narrow" w:cs="Arial Narrow"/>
-          <w:sz w:val="16"/>
-          <w:szCs w:val="16"/>
-        </w:rPr>
-        <w:t>(…)</w:t>
-      </w:r>
-    </w:p>
+    </w:p>
+  </w:footnote>
+  <w:footnote w:id="5">
     <w:p>
       <w:pPr>
         <w:pStyle w:val="Textonotapie"/>
@@ -6250,9 +6309,122 @@
           <w:szCs w:val="16"/>
         </w:rPr>
       </w:pPr>
-    </w:p>
-  </w:footnote>
-  <w:footnote w:id="6">
+      <w:r>
+        <w:rPr>
+          <w:rStyle w:val="Refdenotaalpie"/>
+          <w:rFonts w:ascii="Arial Narrow" w:eastAsia="Arial Narrow" w:hAnsi="Arial Narrow" w:cs="Arial Narrow"/>
+          <w:sz w:val="16"/>
+          <w:szCs w:val="16"/>
+          <w:vertAlign w:val="superscript"/>
+        </w:rPr>
+        <w:footnoteRef/>
+      </w:r>
+      <w:r>
+        <w:rPr>
+          <w:rFonts w:ascii="Arial Narrow" w:eastAsia="Arial Narrow" w:hAnsi="Arial Narrow" w:cs="Arial Narrow"/>
+          <w:sz w:val="16"/>
+          <w:szCs w:val="16"/>
+        </w:rPr>
+        <w:tab/>
+        <w:t xml:space="preserve"/>
+      </w:r>
+      <w:r>
+        <w:rPr>
+          <w:rFonts w:ascii="Arial Narrow" w:eastAsia="Arial Narrow" w:hAnsi="Arial Narrow" w:cs="Arial Narrow"/>
+          <w:sz w:val="16"/>
+          <w:szCs w:val="16"/>
+        </w:rPr>
+        <w:tab/>
+      </w:r>
+      <w:r>
+        <w:rPr>
+          <w:rFonts w:ascii="Arial Narrow" w:eastAsia="Arial Narrow" w:hAnsi="Arial Narrow" w:cs="Arial Narrow"/>
+          <w:b/>
+          <w:bCs/>
+          <w:sz w:val="16"/>
+          <w:szCs w:val="16"/>
+        </w:rPr>
+        <w:t xml:space="preserve">LEY 29571, CÓDIGO DE PROTECCIÓN Y DEFENSA DEL CONSUMIDOR, publicado el 2 de setiembre de 2010 y modificado por Decreto Legislativo 1308 </w:t>
+      </w:r>
+    </w:p>
+    <w:p>
+      <w:pPr>
+        <w:pStyle w:val="Textonotapie"/>
+        <w:ind w:firstLine="567"/>
+        <w:jc w:val="both"/>
+        <w:rPr>
+          <w:rFonts w:ascii="Arial Narrow" w:eastAsia="Arial Narrow" w:hAnsi="Arial Narrow" w:cs="Arial Narrow"/>
+          <w:b/>
+          <w:bCs/>
+          <w:sz w:val="16"/>
+          <w:szCs w:val="16"/>
+        </w:rPr>
+      </w:pPr>
+      <w:r>
+        <w:rPr>
+          <w:rFonts w:ascii="Arial Narrow" w:eastAsia="Arial Narrow" w:hAnsi="Arial Narrow" w:cs="Arial Narrow"/>
+          <w:b/>
+          <w:bCs/>
+          <w:sz w:val="16"/>
+          <w:szCs w:val="16"/>
+        </w:rPr>
+        <w:t>Artículo 1.- Derechos de los consumidores</w:t>
+      </w:r>
+    </w:p>
+    <w:p>
+      <w:pPr>
+        <w:pStyle w:val="Textonotapie"/>
+        <w:tabs>
+          <w:tab w:val="left" w:pos="567"/>
+        </w:tabs>
+        <w:jc w:val="both"/>
+        <w:rPr>
+          <w:rFonts w:ascii="Arial Narrow" w:eastAsia="Arial Narrow" w:hAnsi="Arial Narrow" w:cs="Arial Narrow"/>
+          <w:sz w:val="16"/>
+          <w:szCs w:val="16"/>
+        </w:rPr>
+      </w:pPr>
+      <w:r>
+        <w:rPr>
+          <w:rFonts w:ascii="Arial Narrow" w:eastAsia="Arial Narrow" w:hAnsi="Arial Narrow" w:cs="Arial Narrow"/>
+          <w:sz w:val="16"/>
+          <w:szCs w:val="16"/>
+        </w:rPr>
+        <w:tab/>
+        <w:t>1.1 (…)</w:t>
+      </w:r>
+    </w:p>
+    <w:p>
+      <w:pPr>
+        <w:pStyle w:val="Textonotapie"/>
+        <w:tabs>
+          <w:tab w:val="left" w:pos="567"/>
+        </w:tabs>
+        <w:ind w:left="570"/>
+        <w:jc w:val="both"/>
+        <w:rPr>
+          <w:rFonts w:ascii="Arial Narrow" w:eastAsia="Arial Narrow" w:hAnsi="Arial Narrow" w:cs="Arial Narrow"/>
+          <w:sz w:val="16"/>
+          <w:szCs w:val="16"/>
+        </w:rPr>
+      </w:pPr>
+      <w:r>
+        <w:rPr>
+          <w:rFonts w:ascii="Arial Narrow" w:eastAsia="Arial Narrow" w:hAnsi="Arial Narrow" w:cs="Arial Narrow"/>
+          <w:sz w:val="16"/>
+          <w:szCs w:val="16"/>
+        </w:rPr>
+        <w:t xml:space="preserve">b. </w:t>
+      </w:r>
+      <w:r>
+        <w:rPr>
+          <w:rFonts w:ascii="Arial Narrow" w:eastAsia="Arial Narrow" w:hAnsi="Arial Narrow" w:cs="Arial Narrow"/>
+          <w:sz w:val="16"/>
+          <w:szCs w:val="16"/>
+        </w:rPr>
+        <w:t xml:space="preserve">Derecho a acceder a información oportuna, suficiente, veraz y fácilmente accesible, relevante para tomar una decisión o realizar una elección de consumo que se ajuste a sus intereses, así como para efectuar un uso o consumo adecuado de los productos o servicios. </w:t>
+      </w:r>
+    </w:p>
     <w:p>
       <w:pPr>
         <w:pStyle w:val="Textonotapie"/>
@@ -6263,30 +6435,10 @@
         <w:jc w:val="both"/>
         <w:rPr>
           <w:rFonts w:ascii="Arial Narrow" w:eastAsia="Arial Narrow" w:hAnsi="Arial Narrow" w:cs="Arial Narrow"/>
-          <w:b/>
-          <w:bCs/>
-          <w:sz w:val="16"/>
-          <w:szCs w:val="16"/>
-        </w:rPr>
-      </w:pPr>
-      <w:r>
-        <w:rPr>
-          <w:rStyle w:val="Refdenotaalpie"/>
-          <w:rFonts w:ascii="Arial Narrow" w:eastAsia="Arial Narrow" w:hAnsi="Arial Narrow" w:cs="Arial Narrow"/>
-          <w:sz w:val="16"/>
-          <w:szCs w:val="16"/>
-          <w:vertAlign w:val="superscript"/>
-        </w:rPr>
-        <w:footnoteRef/>
-      </w:r>
-      <w:r>
-        <w:rPr>
-          <w:rFonts w:ascii="Arial Narrow" w:eastAsia="Arial Narrow" w:hAnsi="Arial Narrow" w:cs="Arial Narrow"/>
-          <w:sz w:val="16"/>
-          <w:szCs w:val="16"/>
-        </w:rPr>
-        <w:t xml:space="preserve"> </w:t>
-      </w:r>
+          <w:sz w:val="16"/>
+          <w:szCs w:val="16"/>
+        </w:rPr>
+      </w:pPr>
       <w:r>
         <w:rPr>
           <w:rFonts w:ascii="Arial Narrow" w:eastAsia="Arial Narrow" w:hAnsi="Arial Narrow" w:cs="Arial Narrow"/>
@@ -6294,16 +6446,7 @@
           <w:szCs w:val="16"/>
         </w:rPr>
         <w:tab/>
-      </w:r>
-      <w:r>
-        <w:rPr>
-          <w:rFonts w:ascii="Arial Narrow" w:eastAsia="Arial Narrow" w:hAnsi="Arial Narrow" w:cs="Arial Narrow"/>
-          <w:b/>
-          <w:bCs/>
-          <w:sz w:val="16"/>
-          <w:szCs w:val="16"/>
-        </w:rPr>
-        <w:t xml:space="preserve">LEY 29571, CÓDIGO DE PROTECCIÓN Y DEFENSA DEL CONSUMIDOR, publicado el 2 de setiembre de 2010 y modificado por Decreto Legislativo 1308 </w:t>
+        <w:t>(…).</w:t>
       </w:r>
     </w:p>
     <w:p>
@@ -6327,7 +6470,7 @@
           <w:sz w:val="16"/>
           <w:szCs w:val="16"/>
         </w:rPr>
-        <w:t>Artículo 1.- Derechos de los consumidores</w:t>
+        <w:t>Artículo 2.- Información relevante</w:t>
       </w:r>
     </w:p>
     <w:p>
@@ -6336,21 +6479,21 @@
         <w:tabs>
           <w:tab w:val="left" w:pos="567"/>
         </w:tabs>
-        <w:jc w:val="both"/>
-        <w:rPr>
-          <w:rFonts w:ascii="Arial Narrow" w:eastAsia="Arial Narrow" w:hAnsi="Arial Narrow" w:cs="Arial Narrow"/>
-          <w:sz w:val="16"/>
-          <w:szCs w:val="16"/>
-        </w:rPr>
-      </w:pPr>
-      <w:r>
-        <w:rPr>
-          <w:rFonts w:ascii="Arial Narrow" w:eastAsia="Arial Narrow" w:hAnsi="Arial Narrow" w:cs="Arial Narrow"/>
-          <w:sz w:val="16"/>
-          <w:szCs w:val="16"/>
-        </w:rPr>
-        <w:tab/>
-        <w:t>1.1 (…)</w:t>
+        <w:ind w:left="567"/>
+        <w:jc w:val="both"/>
+        <w:rPr>
+          <w:rFonts w:ascii="Arial Narrow" w:eastAsia="Arial Narrow" w:hAnsi="Arial Narrow" w:cs="Arial Narrow"/>
+          <w:sz w:val="16"/>
+          <w:szCs w:val="16"/>
+        </w:rPr>
+      </w:pPr>
+      <w:r>
+        <w:rPr>
+          <w:rFonts w:ascii="Arial Narrow" w:eastAsia="Arial Narrow" w:hAnsi="Arial Narrow" w:cs="Arial Narrow"/>
+          <w:sz w:val="16"/>
+          <w:szCs w:val="16"/>
+        </w:rPr>
+        <w:t xml:space="preserve">2.1 El proveedor tiene la obligación de ofrecer al consumidor toda la información relevante para tomar una decisión o realizar una elección adecuada de consumo, así como para efectuar un uso o consumo adecuado de los productos o servicios. </w:t>
       </w:r>
     </w:p>
     <w:p>
@@ -6359,29 +6502,75 @@
         <w:tabs>
           <w:tab w:val="left" w:pos="567"/>
         </w:tabs>
-        <w:ind w:left="570"/>
-        <w:jc w:val="both"/>
-        <w:rPr>
-          <w:rFonts w:ascii="Arial Narrow" w:eastAsia="Arial Narrow" w:hAnsi="Arial Narrow" w:cs="Arial Narrow"/>
-          <w:sz w:val="16"/>
-          <w:szCs w:val="16"/>
-        </w:rPr>
-      </w:pPr>
-      <w:r>
-        <w:rPr>
-          <w:rFonts w:ascii="Arial Narrow" w:eastAsia="Arial Narrow" w:hAnsi="Arial Narrow" w:cs="Arial Narrow"/>
-          <w:sz w:val="16"/>
-          <w:szCs w:val="16"/>
-        </w:rPr>
-        <w:t xml:space="preserve">b. </w:t>
-      </w:r>
-      <w:r>
-        <w:rPr>
-          <w:rFonts w:ascii="Arial Narrow" w:eastAsia="Arial Narrow" w:hAnsi="Arial Narrow" w:cs="Arial Narrow"/>
-          <w:sz w:val="16"/>
-          <w:szCs w:val="16"/>
-        </w:rPr>
-        <w:t xml:space="preserve">Derecho a acceder a información oportuna, suficiente, veraz y fácilmente accesible, relevante para tomar una decisión o realizar una elección de consumo que se ajuste a sus intereses, así como para efectuar un uso o consumo adecuado de los productos o servicios. </w:t>
+        <w:ind w:left="567"/>
+        <w:jc w:val="both"/>
+        <w:rPr>
+          <w:rFonts w:ascii="Arial Narrow" w:eastAsia="Arial Narrow" w:hAnsi="Arial Narrow" w:cs="Arial Narrow"/>
+          <w:sz w:val="16"/>
+          <w:szCs w:val="16"/>
+        </w:rPr>
+      </w:pPr>
+      <w:r>
+        <w:rPr>
+          <w:rFonts w:ascii="Arial Narrow" w:eastAsia="Arial Narrow" w:hAnsi="Arial Narrow" w:cs="Arial Narrow"/>
+          <w:sz w:val="16"/>
+          <w:szCs w:val="16"/>
+        </w:rPr>
+        <w:t xml:space="preserve">2.2 La información debe ser veraz, suficiente, de fácil comprensión, apropiada, oportuna y fácilmente accesible, debiendo ser brindada en idioma castellano. </w:t>
+      </w:r>
+    </w:p>
+    <w:p>
+      <w:pPr>
+        <w:pStyle w:val="Textonotapie"/>
+        <w:tabs>
+          <w:tab w:val="left" w:pos="567"/>
+        </w:tabs>
+        <w:ind w:left="567"/>
+        <w:jc w:val="both"/>
+        <w:rPr>
+          <w:rFonts w:ascii="Arial Narrow" w:eastAsia="Arial Narrow" w:hAnsi="Arial Narrow" w:cs="Arial Narrow"/>
+          <w:sz w:val="16"/>
+          <w:szCs w:val="16"/>
+        </w:rPr>
+      </w:pPr>
+      <w:r>
+        <w:rPr>
+          <w:rFonts w:ascii="Arial Narrow" w:eastAsia="Arial Narrow" w:hAnsi="Arial Narrow" w:cs="Arial Narrow"/>
+          <w:sz w:val="16"/>
+          <w:szCs w:val="16"/>
+        </w:rPr>
+        <w:t xml:space="preserve">2.3 Sin perjuicio de las exigencias concretas de las normas sectoriales correspondientes, para analizar la información relevante se tiene en consideración a toda aquella sin la cual no se hubiera adoptado la decisión de consumo o se hubiera efectuado en términos substancialmente distintos. Para ello se debe examinar si la información omitida desnaturaliza las condiciones en que se realizó la oferta al consumidor. </w:t>
+      </w:r>
+    </w:p>
+    <w:p>
+      <w:pPr>
+        <w:pStyle w:val="Textonotapie"/>
+        <w:tabs>
+          <w:tab w:val="left" w:pos="567"/>
+        </w:tabs>
+        <w:ind w:left="567"/>
+        <w:jc w:val="both"/>
+        <w:rPr>
+          <w:rFonts w:ascii="Arial Narrow" w:eastAsia="Arial Narrow" w:hAnsi="Arial Narrow" w:cs="Arial Narrow"/>
+          <w:sz w:val="16"/>
+          <w:szCs w:val="16"/>
+        </w:rPr>
+      </w:pPr>
+      <w:r>
+        <w:rPr>
+          <w:rFonts w:ascii="Arial Narrow" w:eastAsia="Arial Narrow" w:hAnsi="Arial Narrow" w:cs="Arial Narrow"/>
+          <w:sz w:val="16"/>
+          <w:szCs w:val="16"/>
+        </w:rPr>
+        <w:t>2.4 Al evaluarse la información, deben considerarse los problemas de confusión que generarían al consumidor el suministro de información excesiva o sumamente compleja, atendiendo a la naturaleza del producto adquirido o al servicio contratado</w:t>
+      </w:r>
+      <w:r>
+        <w:rPr>
+          <w:rFonts w:ascii="Arial Narrow" w:eastAsia="Arial Narrow" w:hAnsi="Arial Narrow" w:cs="Arial Narrow"/>
+          <w:sz w:val="16"/>
+          <w:szCs w:val="16"/>
+        </w:rPr>
+        <w:t xml:space="preserve">. </w:t>
       </w:r>
     </w:p>
     <w:p>
@@ -6394,30 +6583,6 @@
         <w:jc w:val="both"/>
         <w:rPr>
           <w:rFonts w:ascii="Arial Narrow" w:eastAsia="Arial Narrow" w:hAnsi="Arial Narrow" w:cs="Arial Narrow"/>
-          <w:sz w:val="16"/>
-          <w:szCs w:val="16"/>
-        </w:rPr>
-      </w:pPr>
-      <w:r>
-        <w:rPr>
-          <w:rFonts w:ascii="Arial Narrow" w:eastAsia="Arial Narrow" w:hAnsi="Arial Narrow" w:cs="Arial Narrow"/>
-          <w:sz w:val="16"/>
-          <w:szCs w:val="16"/>
-        </w:rPr>
-        <w:tab/>
-        <w:t>(…).</w:t>
-      </w:r>
-    </w:p>
-    <w:p>
-      <w:pPr>
-        <w:pStyle w:val="Textonotapie"/>
-        <w:tabs>
-          <w:tab w:val="left" w:pos="567"/>
-        </w:tabs>
-        <w:ind w:left="567" w:right="-1" w:hanging="567"/>
-        <w:jc w:val="both"/>
-        <w:rPr>
-          <w:rFonts w:ascii="Arial Narrow" w:eastAsia="Arial Narrow" w:hAnsi="Arial Narrow" w:cs="Arial Narrow"/>
           <w:b/>
           <w:bCs/>
           <w:sz w:val="16"/>
@@ -6425,149 +6590,8 @@
         </w:rPr>
       </w:pPr>
     </w:p>
-    <w:p>
-      <w:pPr>
-        <w:pStyle w:val="Textonotapie"/>
-        <w:ind w:firstLine="567"/>
-        <w:jc w:val="both"/>
-        <w:rPr>
-          <w:rFonts w:ascii="Arial Narrow" w:eastAsia="Arial Narrow" w:hAnsi="Arial Narrow" w:cs="Arial Narrow"/>
-          <w:b/>
-          <w:bCs/>
-          <w:sz w:val="16"/>
-          <w:szCs w:val="16"/>
-        </w:rPr>
-      </w:pPr>
-      <w:r>
-        <w:rPr>
-          <w:rFonts w:ascii="Arial Narrow" w:eastAsia="Arial Narrow" w:hAnsi="Arial Narrow" w:cs="Arial Narrow"/>
-          <w:b/>
-          <w:bCs/>
-          <w:sz w:val="16"/>
-          <w:szCs w:val="16"/>
-        </w:rPr>
-        <w:t>Artículo 2.- Información relevante</w:t>
-      </w:r>
-    </w:p>
-    <w:p>
-      <w:pPr>
-        <w:pStyle w:val="Textonotapie"/>
-        <w:tabs>
-          <w:tab w:val="left" w:pos="567"/>
-        </w:tabs>
-        <w:ind w:left="567"/>
-        <w:jc w:val="both"/>
-        <w:rPr>
-          <w:rFonts w:ascii="Arial Narrow" w:eastAsia="Arial Narrow" w:hAnsi="Arial Narrow" w:cs="Arial Narrow"/>
-          <w:sz w:val="16"/>
-          <w:szCs w:val="16"/>
-        </w:rPr>
-      </w:pPr>
-      <w:r>
-        <w:rPr>
-          <w:rFonts w:ascii="Arial Narrow" w:eastAsia="Arial Narrow" w:hAnsi="Arial Narrow" w:cs="Arial Narrow"/>
-          <w:sz w:val="16"/>
-          <w:szCs w:val="16"/>
-        </w:rPr>
-        <w:t xml:space="preserve">2.1 El proveedor tiene la obligación de ofrecer al consumidor toda la información relevante para tomar una decisión o realizar una elección adecuada de consumo, así como para efectuar un uso o consumo adecuado de los productos o servicios. </w:t>
-      </w:r>
-    </w:p>
-    <w:p>
-      <w:pPr>
-        <w:pStyle w:val="Textonotapie"/>
-        <w:tabs>
-          <w:tab w:val="left" w:pos="567"/>
-        </w:tabs>
-        <w:ind w:left="567"/>
-        <w:jc w:val="both"/>
-        <w:rPr>
-          <w:rFonts w:ascii="Arial Narrow" w:eastAsia="Arial Narrow" w:hAnsi="Arial Narrow" w:cs="Arial Narrow"/>
-          <w:sz w:val="16"/>
-          <w:szCs w:val="16"/>
-        </w:rPr>
-      </w:pPr>
-      <w:r>
-        <w:rPr>
-          <w:rFonts w:ascii="Arial Narrow" w:eastAsia="Arial Narrow" w:hAnsi="Arial Narrow" w:cs="Arial Narrow"/>
-          <w:sz w:val="16"/>
-          <w:szCs w:val="16"/>
-        </w:rPr>
-        <w:t xml:space="preserve">2.2 La información debe ser veraz, suficiente, de fácil comprensión, apropiada, oportuna y fácilmente accesible, debiendo ser brindada en idioma castellano. </w:t>
-      </w:r>
-    </w:p>
-    <w:p>
-      <w:pPr>
-        <w:pStyle w:val="Textonotapie"/>
-        <w:tabs>
-          <w:tab w:val="left" w:pos="567"/>
-        </w:tabs>
-        <w:ind w:left="567"/>
-        <w:jc w:val="both"/>
-        <w:rPr>
-          <w:rFonts w:ascii="Arial Narrow" w:eastAsia="Arial Narrow" w:hAnsi="Arial Narrow" w:cs="Arial Narrow"/>
-          <w:sz w:val="16"/>
-          <w:szCs w:val="16"/>
-        </w:rPr>
-      </w:pPr>
-      <w:r>
-        <w:rPr>
-          <w:rFonts w:ascii="Arial Narrow" w:eastAsia="Arial Narrow" w:hAnsi="Arial Narrow" w:cs="Arial Narrow"/>
-          <w:sz w:val="16"/>
-          <w:szCs w:val="16"/>
-        </w:rPr>
-        <w:t xml:space="preserve">2.3 Sin perjuicio de las exigencias concretas de las normas sectoriales correspondientes, para analizar la información relevante se tiene en consideración a toda aquella sin la cual no se hubiera adoptado la decisión de consumo o se hubiera efectuado en términos substancialmente distintos. Para ello se debe examinar si la información omitida desnaturaliza las condiciones en que se realizó la oferta al consumidor. </w:t>
-      </w:r>
-    </w:p>
-    <w:p>
-      <w:pPr>
-        <w:pStyle w:val="Textonotapie"/>
-        <w:tabs>
-          <w:tab w:val="left" w:pos="567"/>
-        </w:tabs>
-        <w:ind w:left="567"/>
-        <w:jc w:val="both"/>
-        <w:rPr>
-          <w:rFonts w:ascii="Arial Narrow" w:eastAsia="Arial Narrow" w:hAnsi="Arial Narrow" w:cs="Arial Narrow"/>
-          <w:sz w:val="16"/>
-          <w:szCs w:val="16"/>
-        </w:rPr>
-      </w:pPr>
-      <w:r>
-        <w:rPr>
-          <w:rFonts w:ascii="Arial Narrow" w:eastAsia="Arial Narrow" w:hAnsi="Arial Narrow" w:cs="Arial Narrow"/>
-          <w:sz w:val="16"/>
-          <w:szCs w:val="16"/>
-        </w:rPr>
-        <w:t>2.4 Al evaluarse la información, deben considerarse los problemas de confusión que generarían al consumidor el suministro de información excesiva o sumamente compleja, atendiendo a la naturaleza del producto adquirido o al servicio contratado</w:t>
-      </w:r>
-      <w:r>
-        <w:rPr>
-          <w:rFonts w:ascii="Arial Narrow" w:eastAsia="Arial Narrow" w:hAnsi="Arial Narrow" w:cs="Arial Narrow"/>
-          <w:sz w:val="16"/>
-          <w:szCs w:val="16"/>
-        </w:rPr>
-        <w:t xml:space="preserve">. </w:t>
-      </w:r>
-    </w:p>
-    <w:p>
-      <w:pPr>
-        <w:pStyle w:val="Textonotapie"/>
-        <w:tabs>
-          <w:tab w:val="left" w:pos="567"/>
-        </w:tabs>
-        <w:ind w:left="567" w:right="-1" w:hanging="567"/>
-        <w:jc w:val="both"/>
-        <w:rPr>
-          <w:rFonts w:ascii="Arial Narrow" w:eastAsia="Arial Narrow" w:hAnsi="Arial Narrow" w:cs="Arial Narrow"/>
-          <w:b/>
-          <w:bCs/>
-          <w:sz w:val="16"/>
-          <w:szCs w:val="16"/>
-        </w:rPr>
-      </w:pPr>
-    </w:p>
   </w:footnote>
-  <w:footnote w:id="7">
+  <w:footnote w:id="6">
     <w:p>
       <w:pPr>
         <w:pStyle w:val="Textonotapie"/>
@@ -6601,7 +6625,8 @@
           <w:sz w:val="16"/>
           <w:szCs w:val="16"/>
         </w:rPr>
-        <w:t xml:space="preserve"> </w:t>
+        <w:tab/>
+        <w:t xml:space="preserve"/>
       </w:r>
       <w:r>
         <w:rPr>
@@ -6703,27 +6728,6 @@
           <w:szCs w:val="16"/>
         </w:rPr>
         <w:t>(...).</w:t>
-      </w:r>
-    </w:p>
-    <w:p>
-      <w:pPr>
-        <w:pStyle w:val="Textonotapie"/>
-        <w:spacing w:after="200"/>
-        <w:ind w:left="567"/>
-        <w:jc w:val="both"/>
-        <w:rPr>
-          <w:rFonts w:ascii="Arial Narrow" w:eastAsia="Arial Narrow" w:hAnsi="Arial Narrow" w:cs="Arial Narrow"/>
-          <w:sz w:val="16"/>
-          <w:szCs w:val="16"/>
-        </w:rPr>
-      </w:pPr>
-      <w:r>
-        <w:rPr>
-          <w:rFonts w:ascii="Arial Narrow" w:eastAsia="Arial Narrow" w:hAnsi="Arial Narrow" w:cs="Arial Narrow"/>
-          <w:sz w:val="16"/>
-          <w:szCs w:val="16"/>
-        </w:rPr>
-        <w:t xml:space="preserve">. </w:t>
       </w:r>
     </w:p>
     <w:p>
@@ -6743,7 +6747,7 @@
       </w:pPr>
     </w:p>
   </w:footnote>
-  <w:footnote w:id="8">
+  <w:footnote w:id="7">
     <w:p>
       <w:pPr>
         <w:pStyle w:val="Textonotapie"/>
@@ -6775,7 +6779,8 @@
           <w:sz w:val="16"/>
           <w:szCs w:val="16"/>
         </w:rPr>
-        <w:t xml:space="preserve"> </w:t>
+        <w:tab/>
+        <w:t xml:space="preserve"/>
       </w:r>
       <w:r>
         <w:rPr>
@@ -6838,7 +6843,7 @@
       </w:pPr>
     </w:p>
   </w:footnote>
-  <w:footnote w:id="9">
+  <w:footnote w:id="8">
     <w:p>
       <w:pPr>
         <w:pStyle w:val="Textonotapie"/>
@@ -6872,7 +6877,8 @@
           <w:sz w:val="16"/>
           <w:szCs w:val="16"/>
         </w:rPr>
-        <w:t xml:space="preserve"> </w:t>
+        <w:tab/>
+        <w:t xml:space="preserve"/>
       </w:r>
       <w:r>
         <w:rPr>
@@ -6986,7 +6992,7 @@
       </w:pPr>
     </w:p>
   </w:footnote>
-  <w:footnote w:id="15">
+  <w:footnote w:id="9">
     <w:p>
       <w:pPr>
         <w:pStyle w:val="Textonotapie"/>
@@ -7095,7 +7101,7 @@
       </w:pPr>
     </w:p>
   </w:footnote>
-  <w:footnote w:id="16">
+  <w:footnote w:id="10">
     <w:p>
       <w:pPr>
         <w:pStyle w:val="Textonotapie"/>
@@ -7229,7 +7235,7 @@
       </w:pPr>
     </w:p>
   </w:footnote>
-  <w:footnote w:id="10">
+  <w:footnote w:id="11">
     <w:p>
       <w:pPr>
         <w:pStyle w:val="Textonotapie"/>
@@ -7263,7 +7269,8 @@
           <w:sz w:val="16"/>
           <w:szCs w:val="16"/>
         </w:rPr>
-        <w:t xml:space="preserve"> </w:t>
+        <w:tab/>
+        <w:t xml:space="preserve"/>
       </w:r>
       <w:r>
         <w:rPr>
@@ -7425,7 +7432,7 @@
       </w:pPr>
     </w:p>
   </w:footnote>
-  <w:footnote w:id="11">
+  <w:footnote w:id="12">
     <w:p>
       <w:pPr>
         <w:pStyle w:val="Textonotapie"/>
@@ -7459,7 +7466,8 @@
           <w:sz w:val="16"/>
           <w:szCs w:val="16"/>
         </w:rPr>
-        <w:t xml:space="preserve"> </w:t>
+        <w:tab/>
+        <w:t xml:space="preserve"/>
       </w:r>
       <w:r>
         <w:rPr>
@@ -8217,7 +8225,7 @@
       </w:pPr>
     </w:p>
   </w:footnote>
-  <w:footnote w:id="12">
+  <w:footnote w:id="13">
     <w:p>
       <w:pPr>
         <w:pStyle w:val="Textonotapie"/>
@@ -8251,7 +8259,8 @@
           <w:sz w:val="16"/>
           <w:szCs w:val="16"/>
         </w:rPr>
-        <w:t xml:space="preserve"> </w:t>
+        <w:tab/>
+        <w:t xml:space="preserve"/>
       </w:r>
       <w:r>
         <w:rPr>
@@ -8393,7 +8402,7 @@
       </w:pPr>
     </w:p>
   </w:footnote>
-  <w:footnote w:id="13">
+  <w:footnote w:id="14">
     <w:p>
       <w:pPr>
         <w:pStyle w:val="Textonotapie"/>
@@ -8428,7 +8437,8 @@
           <w:sz w:val="16"/>
           <w:szCs w:val="16"/>
         </w:rPr>
-        <w:t xml:space="preserve"> </w:t>
+        <w:tab/>
+        <w:t xml:space="preserve"/>
       </w:r>
       <w:r>
         <w:rPr>
@@ -8488,7 +8498,7 @@
       </w:pPr>
     </w:p>
   </w:footnote>
-  <w:footnote w:id="14">
+  <w:footnote w:id="15">
     <w:p>
       <w:pPr>
         <w:pStyle w:val="Textonotapie"/>
@@ -8523,7 +8533,8 @@
           <w:sz w:val="16"/>
           <w:szCs w:val="16"/>
         </w:rPr>
-        <w:t xml:space="preserve"> </w:t>
+        <w:tab/>
+        <w:t xml:space="preserve"/>
       </w:r>
       <w:r>
         <w:rPr>

--- a/plantillas_maestras/01_seguro_vehicular/clausula_abusiva/2_o_mas_ddos_varios/varon/TPL_2347_2026_SEGURO_VEHICULAR_CLAUSULA_ABUSIVA_ASEGURADORA_VARON_R1.docx
+++ b/plantillas_maestras/01_seguro_vehicular/clausula_abusiva/2_o_mas_ddos_varios/varon/TPL_2347_2026_SEGURO_VEHICULAR_CLAUSULA_ABUSIVA_ASEGURADORA_VARON_R1.docx
@@ -388,7 +388,7 @@
     </w:p>
     <w:p>
       <w:pPr>
-        <w:spacing w:after="0" w:line="240" w:lineRule="auto"/>
+        <w:spacing w:before="0" w:after="0" w:line="240" w:lineRule="auto"/>
         <w:jc w:val="both"/>
         <w:rPr>
           <w:rFonts w:ascii="Arial Narrow" w:eastAsia="Arial Narrow" w:hAnsi="Arial Narrow" w:cs="Arial Narrow"/>
@@ -488,10 +488,10 @@
     </w:p>
     <w:p>
       <w:pPr>
+        <w:spacing w:before="0" w:after="0" w:line="240" w:lineRule="auto"/>
         <w:tabs>
           <w:tab w:val="left" w:pos="1134"/>
         </w:tabs>
-        <w:spacing w:after="0" w:line="240" w:lineRule="auto"/>
         <w:jc w:val="both"/>
         <w:rPr>
           <w:rFonts w:ascii="Arial Narrow" w:eastAsia="Arial Narrow" w:hAnsi="Arial Narrow" w:cs="Arial Narrow"/>
@@ -712,7 +712,7 @@
     <w:p>
       <w:pPr>
         <w:pStyle w:val="Prrafodelista"/>
-        <w:spacing w:after="0" w:line="240" w:lineRule="auto"/>
+        <w:spacing w:before="0" w:after="0" w:line="240" w:lineRule="auto"/>
         <w:ind w:left="1134"/>
         <w:jc w:val="both"/>
         <w:rPr>
@@ -835,7 +835,7 @@
     <w:p>
       <w:pPr>
         <w:pStyle w:val="Prrafodelista"/>
-        <w:spacing w:after="0" w:line="240" w:lineRule="auto"/>
+        <w:spacing w:before="0" w:after="0" w:line="240" w:lineRule="auto"/>
         <w:ind w:left="1134"/>
         <w:jc w:val="both"/>
         <w:rPr>
@@ -949,7 +949,7 @@
     <w:p>
       <w:pPr>
         <w:pStyle w:val="Prrafodelista"/>
-        <w:spacing w:after="0" w:line="240" w:lineRule="auto"/>
+        <w:spacing w:before="0" w:after="0" w:line="240" w:lineRule="auto"/>
         <w:ind w:left="1134"/>
         <w:jc w:val="both"/>
         <w:rPr>
@@ -1054,7 +1054,7 @@
     <w:p>
       <w:pPr>
         <w:pStyle w:val="Prrafodelista"/>
-        <w:spacing w:after="0" w:line="240" w:lineRule="auto"/>
+        <w:spacing w:before="0" w:after="0" w:line="240" w:lineRule="auto"/>
         <w:ind w:left="1134"/>
         <w:jc w:val="both"/>
         <w:rPr>
@@ -1219,7 +1219,7 @@
     <w:p>
       <w:pPr>
         <w:pStyle w:val="Prrafodelista"/>
-        <w:spacing w:after="0" w:line="240" w:lineRule="auto"/>
+        <w:spacing w:before="0" w:after="0" w:line="240" w:lineRule="auto"/>
         <w:ind w:left="1134"/>
         <w:jc w:val="both"/>
         <w:rPr>
@@ -1325,7 +1325,7 @@
     <w:p>
       <w:pPr>
         <w:pStyle w:val="Prrafodelista"/>
-        <w:spacing w:after="0" w:line="240" w:lineRule="auto"/>
+        <w:spacing w:before="0" w:after="0" w:line="240" w:lineRule="auto"/>
         <w:ind w:left="1134"/>
         <w:jc w:val="both"/>
         <w:rPr>
@@ -1410,7 +1410,7 @@
     </w:p>
     <w:p>
       <w:pPr>
-        <w:spacing w:after="0" w:line="240" w:lineRule="auto"/>
+        <w:spacing w:before="0" w:after="0" w:line="240" w:lineRule="auto"/>
         <w:contextualSpacing/>
         <w:jc w:val="both"/>
         <w:rPr>
@@ -1466,7 +1466,7 @@
     </w:p>
     <w:p>
       <w:pPr>
-        <w:spacing w:after="0" w:line="240" w:lineRule="auto"/>
+        <w:spacing w:before="0" w:after="0" w:line="240" w:lineRule="auto"/>
         <w:contextualSpacing/>
         <w:jc w:val="both"/>
         <w:rPr>
@@ -1659,7 +1659,7 @@
     <w:p>
       <w:pPr>
         <w:pStyle w:val="Prrafodelista"/>
-        <w:spacing w:after="0" w:line="240" w:lineRule="auto"/>
+        <w:spacing w:before="0" w:after="0" w:line="240" w:lineRule="auto"/>
         <w:ind w:left="567"/>
         <w:jc w:val="both"/>
         <w:rPr>
@@ -1856,7 +1856,7 @@
     <w:p>
       <w:pPr>
         <w:pStyle w:val="Prrafodelista"/>
-        <w:spacing w:after="0" w:line="240" w:lineRule="auto"/>
+        <w:spacing w:before="0" w:after="0" w:line="240" w:lineRule="auto"/>
         <w:ind w:left="567"/>
         <w:jc w:val="both"/>
         <w:rPr>
@@ -1959,7 +1959,7 @@
     <w:p>
       <w:pPr>
         <w:pStyle w:val="Prrafodelista"/>
-        <w:spacing w:after="0" w:line="240" w:lineRule="auto"/>
+        <w:spacing w:before="0" w:after="0" w:line="240" w:lineRule="auto"/>
         <w:ind w:left="567"/>
         <w:jc w:val="both"/>
         <w:rPr>
@@ -2062,7 +2062,7 @@
     <w:p>
       <w:pPr>
         <w:pStyle w:val="Prrafodelista"/>
-        <w:spacing w:after="0" w:line="240" w:lineRule="auto"/>
+        <w:spacing w:before="0" w:after="0" w:line="240" w:lineRule="auto"/>
         <w:ind w:left="567"/>
         <w:jc w:val="both"/>
         <w:rPr>
@@ -2275,6 +2275,7 @@
     <w:p>
       <w:pPr>
         <w:pStyle w:val="Prrafodelista"/>
+        <w:spacing w:before="0" w:after="0" w:line="240" w:lineRule="auto"/>
         <w:rPr>
           <w:rFonts w:ascii="Arial Narrow" w:eastAsia="Arial Narrow" w:hAnsi="Arial Narrow" w:cs="Arial Narrow"/>
           <w:kern w:val="0"/>
@@ -2496,7 +2497,7 @@
     </w:p>
     <w:p>
       <w:pPr>
-        <w:spacing w:after="0" w:line="240" w:lineRule="auto"/>
+        <w:spacing w:before="0" w:after="0" w:line="240" w:lineRule="auto"/>
         <w:jc w:val="both"/>
         <w:rPr>
           <w:rFonts w:ascii="Arial Narrow" w:eastAsia="Arial Narrow" w:hAnsi="Arial Narrow" w:cs="Arial Narrow"/>
@@ -2580,7 +2581,7 @@
     </w:p>
     <w:p>
       <w:pPr>
-        <w:spacing w:after="0" w:line="240" w:lineRule="auto"/>
+        <w:spacing w:before="0" w:after="0" w:line="240" w:lineRule="auto"/>
         <w:ind w:left="567"/>
         <w:contextualSpacing/>
         <w:jc w:val="both"/>
@@ -2637,7 +2638,7 @@
     </w:p>
     <w:p>
       <w:pPr>
-        <w:spacing w:after="0" w:line="240" w:lineRule="auto"/>
+        <w:spacing w:before="0" w:after="0" w:line="240" w:lineRule="auto"/>
         <w:jc w:val="both"/>
         <w:rPr>
           <w:rFonts w:ascii="Arial Narrow" w:eastAsia="Arial Narrow" w:hAnsi="Arial Narrow" w:cs="Arial Narrow"/>
@@ -2837,7 +2838,7 @@
     <w:p>
       <w:pPr>
         <w:pStyle w:val="Prrafodelista"/>
-        <w:spacing w:after="0" w:line="240" w:lineRule="auto"/>
+        <w:spacing w:before="0" w:after="0" w:line="240" w:lineRule="auto"/>
         <w:ind w:left="567"/>
         <w:jc w:val="both"/>
         <w:rPr>
@@ -2892,11 +2893,26 @@
     </w:p>
     <w:p>
       <w:pPr>
+        <w:spacing w:before="0" w:after="0" w:line="240" w:lineRule="auto"/>
+        <w:jc w:val="both"/>
+        <w:rPr>
+          <w:rFonts w:ascii="Arial Narrow" w:eastAsia="Arial Narrow" w:hAnsi="Arial Narrow" w:cs="Arial Narrow"/>
+          <w:b/>
+          <w:color w:val="000000"/>
+          <w:kern w:val="0"/>
+          <w:sz w:val="22"/>
+          <w:szCs w:val="22"/>
+          <w:lang w:eastAsia="es-PE"/>
+          <w14:ligatures w14:val="none"/>
+        </w:rPr>
+      </w:pPr>
+    </w:p>
+    <w:p>
+      <w:pPr>
         <w:spacing w:after="0" w:line="240" w:lineRule="auto"/>
         <w:jc w:val="both"/>
         <w:rPr>
           <w:rFonts w:ascii="Arial Narrow" w:eastAsia="Arial Narrow" w:hAnsi="Arial Narrow" w:cs="Arial Narrow"/>
-          <w:b/>
           <w:color w:val="000000"/>
           <w:kern w:val="0"/>
           <w:sz w:val="22"/>
@@ -2905,21 +2921,6 @@
           <w14:ligatures w14:val="none"/>
         </w:rPr>
       </w:pPr>
-    </w:p>
-    <w:p>
-      <w:pPr>
-        <w:spacing w:after="0" w:line="240" w:lineRule="auto"/>
-        <w:jc w:val="both"/>
-        <w:rPr>
-          <w:rFonts w:ascii="Arial Narrow" w:eastAsia="Arial Narrow" w:hAnsi="Arial Narrow" w:cs="Arial Narrow"/>
-          <w:color w:val="000000"/>
-          <w:kern w:val="0"/>
-          <w:sz w:val="22"/>
-          <w:szCs w:val="22"/>
-          <w:lang w:eastAsia="es-PE"/>
-          <w14:ligatures w14:val="none"/>
-        </w:rPr>
-      </w:pPr>
       <w:r>
         <w:rPr>
           <w:rFonts w:ascii="Arial Narrow" w:eastAsia="Arial Narrow" w:hAnsi="Arial Narrow" w:cs="Arial Narrow"/>
@@ -2990,7 +2991,7 @@
     <w:p>
       <w:pPr>
         <w:pStyle w:val="Prrafodelista"/>
-        <w:spacing w:after="0" w:line="240" w:lineRule="auto"/>
+        <w:spacing w:before="0" w:after="0" w:line="240" w:lineRule="auto"/>
         <w:ind w:left="567"/>
         <w:jc w:val="both"/>
         <w:rPr>
@@ -3131,7 +3132,7 @@
     </w:p>
     <w:p>
       <w:pPr>
-        <w:spacing w:after="0" w:line="240" w:lineRule="auto"/>
+        <w:spacing w:before="0" w:after="0" w:line="240" w:lineRule="auto"/>
         <w:jc w:val="both"/>
         <w:rPr>
           <w:rFonts w:ascii="Arial Narrow" w:eastAsia="Arial Narrow" w:hAnsi="Arial Narrow" w:cs="Arial Narrow"/>
@@ -3226,7 +3227,7 @@
     <w:p>
       <w:pPr>
         <w:pStyle w:val="Prrafodelista"/>
-        <w:spacing w:after="0" w:line="240" w:lineRule="auto"/>
+        <w:spacing w:before="0" w:after="0" w:line="240" w:lineRule="auto"/>
         <w:ind w:left="567"/>
         <w:jc w:val="both"/>
         <w:rPr>
@@ -3324,7 +3325,7 @@
     <w:p>
       <w:pPr>
         <w:pStyle w:val="Prrafodelista"/>
-        <w:spacing w:after="0" w:line="240" w:lineRule="auto"/>
+        <w:spacing w:before="0" w:after="0" w:line="240" w:lineRule="auto"/>
         <w:ind w:left="567"/>
         <w:jc w:val="both"/>
         <w:rPr>
@@ -3402,7 +3403,7 @@
     <w:p>
       <w:pPr>
         <w:pStyle w:val="Prrafodelista"/>
-        <w:spacing w:after="0" w:line="240" w:lineRule="auto"/>
+        <w:spacing w:before="0" w:after="0" w:line="240" w:lineRule="auto"/>
         <w:ind w:left="567"/>
         <w:jc w:val="both"/>
         <w:rPr>
@@ -3517,6 +3518,7 @@
     <w:p>
       <w:pPr>
         <w:pStyle w:val="Prrafodelista"/>
+        <w:spacing w:before="0" w:after="0" w:line="240" w:lineRule="auto"/>
         <w:rPr>
           <w:rFonts w:ascii="Arial Narrow" w:eastAsia="Arial Narrow" w:hAnsi="Arial Narrow" w:cs="Arial Narrow"/>
           <w:kern w:val="0"/>
@@ -3649,7 +3651,7 @@
     </w:p>
     <w:p>
       <w:pPr>
-        <w:spacing w:after="0" w:line="240" w:lineRule="auto"/>
+        <w:spacing w:before="0" w:after="0" w:line="240" w:lineRule="auto"/>
         <w:jc w:val="both"/>
         <w:rPr>
           <w:rFonts w:ascii="Arial Narrow" w:eastAsia="Arial Narrow" w:hAnsi="Arial Narrow" w:cs="Arial Narrow"/>
@@ -3711,8 +3713,23 @@
     </w:p>
     <w:p>
       <w:pPr>
+        <w:spacing w:before="0" w:after="0" w:line="240" w:lineRule="auto"/>
+        <w:contextualSpacing/>
+        <w:jc w:val="both"/>
+        <w:rPr>
+          <w:rFonts w:ascii="Arial Narrow" w:eastAsia="Arial Narrow" w:hAnsi="Arial Narrow" w:cs="Arial Narrow"/>
+          <w:color w:val="000000"/>
+          <w:kern w:val="0"/>
+          <w:sz w:val="22"/>
+          <w:szCs w:val="22"/>
+          <w:lang w:eastAsia="es-PE"/>
+          <w14:ligatures w14:val="none"/>
+        </w:rPr>
+      </w:pPr>
+    </w:p>
+    <w:p>
+      <w:pPr>
         <w:spacing w:after="0" w:line="240" w:lineRule="auto"/>
-        <w:contextualSpacing/>
         <w:jc w:val="both"/>
         <w:rPr>
           <w:rFonts w:ascii="Arial Narrow" w:eastAsia="Arial Narrow" w:hAnsi="Arial Narrow" w:cs="Arial Narrow"/>
@@ -3724,21 +3741,6 @@
           <w14:ligatures w14:val="none"/>
         </w:rPr>
       </w:pPr>
-    </w:p>
-    <w:p>
-      <w:pPr>
-        <w:spacing w:after="0" w:line="240" w:lineRule="auto"/>
-        <w:jc w:val="both"/>
-        <w:rPr>
-          <w:rFonts w:ascii="Arial Narrow" w:eastAsia="Arial Narrow" w:hAnsi="Arial Narrow" w:cs="Arial Narrow"/>
-          <w:color w:val="000000"/>
-          <w:kern w:val="0"/>
-          <w:sz w:val="22"/>
-          <w:szCs w:val="22"/>
-          <w:lang w:eastAsia="es-PE"/>
-          <w14:ligatures w14:val="none"/>
-        </w:rPr>
-      </w:pPr>
       <w:r>
         <w:rPr>
           <w:rFonts w:ascii="Arial Narrow" w:eastAsia="Arial Narrow" w:hAnsi="Arial Narrow" w:cs="Arial Narrow"/>
@@ -3770,7 +3772,7 @@
     </w:p>
     <w:p>
       <w:pPr>
-        <w:spacing w:after="0" w:line="240" w:lineRule="auto"/>
+        <w:spacing w:before="0" w:after="0" w:line="240" w:lineRule="auto"/>
         <w:jc w:val="both"/>
         <w:rPr>
           <w:rFonts w:ascii="Arial Narrow" w:eastAsia="Arial Narrow" w:hAnsi="Arial Narrow" w:cs="Arial Narrow"/>
@@ -4049,7 +4051,7 @@
     </w:p>
     <w:p>
       <w:pPr>
-        <w:spacing w:after="0" w:line="240" w:lineRule="auto"/>
+        <w:spacing w:before="0" w:after="0" w:line="240" w:lineRule="auto"/>
         <w:ind w:left="567"/>
         <w:jc w:val="both"/>
         <w:rPr>
@@ -4141,7 +4143,7 @@
     </w:p>
     <w:p>
       <w:pPr>
-        <w:spacing w:after="0" w:line="240" w:lineRule="auto"/>
+        <w:spacing w:before="0" w:after="0" w:line="240" w:lineRule="auto"/>
         <w:jc w:val="both"/>
         <w:rPr>
           <w:rFonts w:ascii="Arial Narrow" w:eastAsia="Arial Narrow" w:hAnsi="Arial Narrow" w:cs="Arial Narrow"/>
@@ -4361,7 +4363,7 @@
     </w:p>
     <w:p>
       <w:pPr>
-        <w:spacing w:after="0" w:line="240" w:lineRule="auto"/>
+        <w:spacing w:before="0" w:after="0" w:line="240" w:lineRule="auto"/>
         <w:jc w:val="both"/>
         <w:rPr>
           <w:rFonts w:ascii="Arial Narrow" w:eastAsia="Arial Narrow" w:hAnsi="Arial Narrow" w:cs="Arial Narrow"/>
@@ -4749,11 +4751,26 @@
     </w:p>
     <w:p>
       <w:pPr>
+        <w:spacing w:before="0" w:after="0" w:line="240" w:lineRule="auto"/>
+        <w:jc w:val="both"/>
+        <w:rPr>
+          <w:rFonts w:ascii="Arial Narrow" w:eastAsia="Arial Narrow" w:hAnsi="Arial Narrow" w:cs="Arial Narrow"/>
+          <w:b/>
+          <w:color w:val="000000"/>
+          <w:kern w:val="0"/>
+          <w:sz w:val="22"/>
+          <w:szCs w:val="22"/>
+          <w:lang w:eastAsia="es-PE"/>
+          <w14:ligatures w14:val="none"/>
+        </w:rPr>
+      </w:pPr>
+    </w:p>
+    <w:p>
+      <w:pPr>
         <w:spacing w:after="0" w:line="240" w:lineRule="auto"/>
         <w:jc w:val="both"/>
         <w:rPr>
           <w:rFonts w:ascii="Arial Narrow" w:eastAsia="Arial Narrow" w:hAnsi="Arial Narrow" w:cs="Arial Narrow"/>
-          <w:b/>
           <w:color w:val="000000"/>
           <w:kern w:val="0"/>
           <w:sz w:val="22"/>
@@ -4762,13 +4779,23 @@
           <w14:ligatures w14:val="none"/>
         </w:rPr>
       </w:pPr>
-    </w:p>
-    <w:p>
-      <w:pPr>
-        <w:spacing w:after="0" w:line="240" w:lineRule="auto"/>
-        <w:jc w:val="both"/>
-        <w:rPr>
-          <w:rFonts w:ascii="Arial Narrow" w:eastAsia="Arial Narrow" w:hAnsi="Arial Narrow" w:cs="Arial Narrow"/>
+      <w:r>
+        <w:rPr>
+          <w:rFonts w:ascii="Arial Narrow" w:eastAsia="Arial Narrow" w:hAnsi="Arial Narrow" w:cs="Arial Narrow"/>
+          <w:b/>
+          <w:bCs/>
+          <w:color w:val="000000"/>
+          <w:kern w:val="0"/>
+          <w14:ligatures w14:val="none"/>
+          <w:sz w:val="22"/>
+          <w:szCs w:val="22"/>
+        </w:rPr>
+        <w:t>OCTAVO</w:t>
+      </w:r>
+      <w:r>
+        <w:rPr>
+          <w:rFonts w:ascii="Arial Narrow" w:eastAsia="Arial Narrow" w:hAnsi="Arial Narrow" w:cs="Arial Narrow"/>
+          <w:b/>
           <w:color w:val="000000"/>
           <w:kern w:val="0"/>
           <w:sz w:val="22"/>
@@ -4776,24 +4803,11 @@
           <w:lang w:eastAsia="es-PE"/>
           <w14:ligatures w14:val="none"/>
         </w:rPr>
-      </w:pPr>
-      <w:r>
-        <w:rPr>
-          <w:rFonts w:ascii="Arial Narrow" w:eastAsia="Arial Narrow" w:hAnsi="Arial Narrow" w:cs="Arial Narrow"/>
-          <w:b/>
-          <w:bCs/>
-          <w:color w:val="000000"/>
-          <w:kern w:val="0"/>
-          <w14:ligatures w14:val="none"/>
-          <w:sz w:val="22"/>
-          <w:szCs w:val="22"/>
-        </w:rPr>
-        <w:t>OCTAVO</w:t>
-      </w:r>
-      <w:r>
-        <w:rPr>
-          <w:rFonts w:ascii="Arial Narrow" w:eastAsia="Arial Narrow" w:hAnsi="Arial Narrow" w:cs="Arial Narrow"/>
-          <w:b/>
+        <w:t>:</w:t>
+      </w:r>
+      <w:r>
+        <w:rPr>
+          <w:rFonts w:ascii="Arial Narrow" w:eastAsia="Arial Narrow" w:hAnsi="Arial Narrow" w:cs="Arial Narrow"/>
           <w:color w:val="000000"/>
           <w:kern w:val="0"/>
           <w:sz w:val="22"/>
@@ -4801,24 +4815,12 @@
           <w:lang w:eastAsia="es-PE"/>
           <w14:ligatures w14:val="none"/>
         </w:rPr>
-        <w:t>:</w:t>
-      </w:r>
-      <w:r>
-        <w:rPr>
-          <w:rFonts w:ascii="Arial Narrow" w:eastAsia="Arial Narrow" w:hAnsi="Arial Narrow" w:cs="Arial Narrow"/>
-          <w:color w:val="000000"/>
-          <w:kern w:val="0"/>
-          <w:sz w:val="22"/>
-          <w:szCs w:val="22"/>
-          <w:lang w:eastAsia="es-PE"/>
-          <w14:ligatures w14:val="none"/>
-        </w:rPr>
         <w:t xml:space="preserve"> informar a las partes que conforme a lo establecido en el artículo 39 de la Ley sobre Facultades, Normas y Organización del Indecopi, aprobada por Decreto Legislativo 807, los gastos por los peritajes realizados, actuación de pruebas, inspecciones y otros derivados de la tramitación del proceso serán de cargo de la parte que solicita la prueba, salvo pacto en contrario. En todos los casos, la resolución final determinará si los gastos deben ser asumidos por alguna de las partes, o reembolsados a la otra parte o al Indecopi, según sea el caso, de manera adicional a la sanción que haya podido imponerse. </w:t>
       </w:r>
     </w:p>
     <w:p>
       <w:pPr>
-        <w:spacing w:after="0" w:line="240" w:lineRule="auto"/>
+        <w:spacing w:before="0" w:after="0" w:line="240" w:lineRule="auto"/>
         <w:jc w:val="both"/>
         <w:rPr>
           <w:rFonts w:ascii="Arial Narrow" w:eastAsia="Arial Narrow" w:hAnsi="Arial Narrow" w:cs="Arial Narrow"/>
@@ -4989,15 +4991,96 @@
     </w:p>
     <w:p>
       <w:pPr>
+        <w:spacing w:before="0" w:after="0" w:line="240" w:lineRule="auto"/>
+        <w:suppressAutoHyphens/>
+        <w:jc w:val="both"/>
+        <w:rPr>
+          <w:rFonts w:ascii="Arial Narrow" w:eastAsia="Arial Narrow" w:hAnsi="Arial Narrow" w:cs="Arial Narrow"/>
+          <w:kern w:val="0"/>
+          <w:sz w:val="22"/>
+          <w:szCs w:val="22"/>
+          <w:u w:val="single"/>
+          <w14:ligatures w14:val="none"/>
+        </w:rPr>
+      </w:pPr>
+    </w:p>
+    <w:p>
+      <w:pPr>
         <w:suppressAutoHyphens/>
         <w:spacing w:after="0" w:line="240" w:lineRule="auto"/>
         <w:jc w:val="both"/>
         <w:rPr>
           <w:rFonts w:ascii="Arial Narrow" w:eastAsia="Arial Narrow" w:hAnsi="Arial Narrow" w:cs="Arial Narrow"/>
-          <w:kern w:val="0"/>
-          <w:sz w:val="22"/>
-          <w:szCs w:val="22"/>
-          <w:u w:val="single"/>
+          <w:color w:val="000000"/>
+          <w:kern w:val="0"/>
+          <w:sz w:val="22"/>
+          <w:szCs w:val="22"/>
+          <w:lang w:eastAsia="es-PE"/>
+          <w14:ligatures w14:val="none"/>
+        </w:rPr>
+      </w:pPr>
+      <w:r>
+        <w:rPr>
+          <w:rFonts w:ascii="Arial Narrow" w:eastAsia="Arial Narrow" w:hAnsi="Arial Narrow" w:cs="Arial Narrow"/>
+          <w:b/>
+          <w:color w:val="000000"/>
+          <w:sz w:val="22"/>
+          <w:szCs w:val="22"/>
+        </w:rPr>
+        <w:t>DÉCIMO</w:t>
+      </w:r>
+      <w:r>
+        <w:rPr>
+          <w:rFonts w:ascii="Arial Narrow" w:eastAsia="Arial Narrow" w:hAnsi="Arial Narrow" w:cs="Arial Narrow"/>
+          <w:b/>
+          <w:color w:val="000000"/>
+          <w:kern w:val="0"/>
+          <w:sz w:val="22"/>
+          <w:szCs w:val="22"/>
+          <w:lang w:eastAsia="es-PE"/>
+          <w14:ligatures w14:val="none"/>
+        </w:rPr>
+        <w:t>:</w:t>
+      </w:r>
+      <w:r>
+        <w:rPr>
+          <w:rFonts w:ascii="Arial Narrow" w:eastAsia="Arial Narrow" w:hAnsi="Arial Narrow" w:cs="Arial Narrow"/>
+          <w:color w:val="000000"/>
+          <w:kern w:val="0"/>
+          <w:sz w:val="22"/>
+          <w:szCs w:val="22"/>
+          <w:lang w:eastAsia="es-PE"/>
+          <w14:ligatures w14:val="none"/>
+        </w:rPr>
+        <w:t xml:space="preserve"> </w:t>
+      </w:r>
+      <w:r>
+        <w:rPr>
+          <w:rFonts w:ascii="Arial Narrow" w:eastAsia="Arial Narrow" w:hAnsi="Arial Narrow" w:cs="Arial Narrow"/>
+          <w:color w:val="000000"/>
+          <w:kern w:val="0"/>
+          <w:sz w:val="22"/>
+          <w:szCs w:val="22"/>
+          <w:lang w:eastAsia="es-PE"/>
+          <w14:ligatures w14:val="none"/>
+        </w:rPr>
+        <w:t xml:space="preserve">poner en conocimiento de las partes que, antes de la emisión de la Resolución Final, tienen la posibilidad de formular su desistimiento o presentar el acuerdo arribado mediante la conciliación, mediación, transacción o cualquier otro que, de forma indubitable, deje constancia que se ha solucionado la controversia materia de denuncia.</w:t>
+      </w:r>
+      <w:bookmarkStart w:id="24" w:name="h.gjdgxs" w:colFirst="0" w:colLast="0"/>
+      <w:bookmarkEnd w:id="24"/>
+    </w:p>
+    <w:p>
+      <w:pPr>
+        <w:spacing w:before="0" w:after="0" w:line="240" w:lineRule="auto"/>
+        <w:suppressAutoHyphens/>
+        <w:jc w:val="both"/>
+        <w:rPr>
+          <w:rFonts w:ascii="Arial Narrow" w:eastAsia="Arial Narrow" w:hAnsi="Arial Narrow" w:cs="Arial Narrow"/>
+          <w:color w:val="000000"/>
+          <w:kern w:val="0"/>
+          <w:sz w:val="22"/>
+          <w:szCs w:val="22"/>
+          <w:lang w:eastAsia="es-PE"/>
           <w14:ligatures w14:val="none"/>
         </w:rPr>
       </w:pPr>
@@ -5009,46 +5092,26 @@
         <w:jc w:val="both"/>
         <w:rPr>
           <w:rFonts w:ascii="Arial Narrow" w:eastAsia="Arial Narrow" w:hAnsi="Arial Narrow" w:cs="Arial Narrow"/>
-          <w:color w:val="000000"/>
-          <w:kern w:val="0"/>
-          <w:sz w:val="22"/>
-          <w:szCs w:val="22"/>
-          <w:lang w:eastAsia="es-PE"/>
-          <w14:ligatures w14:val="none"/>
-        </w:rPr>
-      </w:pPr>
-      <w:r>
-        <w:rPr>
-          <w:rFonts w:ascii="Arial Narrow" w:eastAsia="Arial Narrow" w:hAnsi="Arial Narrow" w:cs="Arial Narrow"/>
-          <w:b/>
-          <w:color w:val="000000"/>
-          <w:sz w:val="22"/>
-          <w:szCs w:val="22"/>
-        </w:rPr>
-        <w:t>DÉCIMO</w:t>
-      </w:r>
-      <w:r>
-        <w:rPr>
-          <w:rFonts w:ascii="Arial Narrow" w:eastAsia="Arial Narrow" w:hAnsi="Arial Narrow" w:cs="Arial Narrow"/>
-          <w:b/>
-          <w:color w:val="000000"/>
-          <w:kern w:val="0"/>
-          <w:sz w:val="22"/>
-          <w:szCs w:val="22"/>
-          <w:lang w:eastAsia="es-PE"/>
-          <w14:ligatures w14:val="none"/>
-        </w:rPr>
-        <w:t>:</w:t>
-      </w:r>
-      <w:r>
-        <w:rPr>
-          <w:rFonts w:ascii="Arial Narrow" w:eastAsia="Arial Narrow" w:hAnsi="Arial Narrow" w:cs="Arial Narrow"/>
-          <w:color w:val="000000"/>
-          <w:kern w:val="0"/>
-          <w:sz w:val="22"/>
-          <w:szCs w:val="22"/>
-          <w:lang w:eastAsia="es-PE"/>
-          <w14:ligatures w14:val="none"/>
+          <w:sz w:val="22"/>
+          <w:szCs w:val="22"/>
+        </w:rPr>
+      </w:pPr>
+      <w:r>
+        <w:rPr>
+          <w:rFonts w:ascii="Arial Narrow" w:eastAsia="Arial Narrow" w:hAnsi="Arial Narrow" w:cs="Arial Narrow"/>
+          <w:b/>
+          <w:color w:val="000000"/>
+          <w:sz w:val="22"/>
+          <w:szCs w:val="22"/>
+        </w:rPr>
+        <w:t xml:space="preserve">DÉCIMO PRIMERO:</w:t>
+      </w:r>
+      <w:r>
+        <w:rPr>
+          <w:rFonts w:ascii="Arial Narrow" w:eastAsia="Arial Narrow" w:hAnsi="Arial Narrow" w:cs="Arial Narrow"/>
+          <w:color w:val="000000"/>
+          <w:sz w:val="22"/>
+          <w:szCs w:val="22"/>
         </w:rPr>
         <w:t xml:space="preserve"> </w:t>
       </w:r>
@@ -5056,153 +5119,92 @@
         <w:rPr>
           <w:rFonts w:ascii="Arial Narrow" w:eastAsia="Arial Narrow" w:hAnsi="Arial Narrow" w:cs="Arial Narrow"/>
           <w:color w:val="000000"/>
-          <w:kern w:val="0"/>
-          <w:sz w:val="22"/>
-          <w:szCs w:val="22"/>
-          <w:lang w:eastAsia="es-PE"/>
-          <w14:ligatures w14:val="none"/>
-        </w:rPr>
-        <w:t xml:space="preserve">poner en conocimiento de las partes que, antes de la emisión de la Resolución Final, tienen la posibilidad de formular su desistimiento o presentar el acuerdo arribado mediante la conciliación, mediación, transacción o cualquier otro que, de forma indubitable, deje constancia que se ha solucionado la controversia materia de denuncia.</w:t>
-      </w:r>
-      <w:bookmarkStart w:id="24" w:name="h.gjdgxs" w:colFirst="0" w:colLast="0"/>
-      <w:bookmarkEnd w:id="24"/>
-    </w:p>
-    <w:p>
-      <w:pPr>
+          <w:sz w:val="22"/>
+          <w:szCs w:val="22"/>
+        </w:rPr>
+        <w:t xml:space="preserve">requerir al señor [DENUNCIANTE] para que, dentro del plazo de dos (2) días hábiles siguientes a la fecha en que reciban la notificación en sus bandejas de correo electrónico, efectúen la confirmación de recepción de la notificación remitida por este despacho a sus correos electrónicos, de conformidad con el segundo párrafo del numeral 4 del artículo 20 del Texto Único Ordenado de la Ley del Procedimiento Administrativo General, aprobado mediante Decreto Supremo 006-2026-JUS, bajo apercibimiento de rehacer el acto de notificación y notificarles conforme al numeral 1 del artículo 20 del citado cuerpo normativo.</w:t>
+      </w:r>
+      <w:r>
+        <w:rPr>
+          <w:rFonts w:ascii="Arial Narrow" w:eastAsia="Arial Narrow" w:hAnsi="Arial Narrow" w:cs="Arial Narrow"/>
+          <w:color w:val="000000"/>
+          <w:sz w:val="22"/>
+          <w:szCs w:val="22"/>
+        </w:rPr>
+        <w:t xml:space="preserve"/>
+      </w:r>
+      <w:r>
+        <w:rPr>
+          <w:rFonts w:ascii="Arial Narrow" w:eastAsia="Arial Narrow" w:hAnsi="Arial Narrow" w:cs="Arial Narrow"/>
+          <w:color w:val="000000"/>
+          <w:sz w:val="22"/>
+          <w:szCs w:val="22"/>
+        </w:rPr>
+        <w:t xml:space="preserve"/>
+      </w:r>
+      <w:r>
+        <w:rPr>
+          <w:rFonts w:ascii="Arial Narrow" w:eastAsia="Arial Narrow" w:hAnsi="Arial Narrow" w:cs="Arial Narrow"/>
+          <w:color w:val="000000"/>
+          <w:sz w:val="22"/>
+          <w:szCs w:val="22"/>
+        </w:rPr>
+        <w:t xml:space="preserve"/>
+      </w:r>
+      <w:proofErr w:type="spellStart"/>
+      <w:r>
+        <w:rPr>
+          <w:rFonts w:ascii="Arial Narrow" w:eastAsia="Arial Narrow" w:hAnsi="Arial Narrow" w:cs="Arial Narrow"/>
+          <w:color w:val="000000"/>
+          <w:sz w:val="22"/>
+          <w:szCs w:val="22"/>
+        </w:rPr>
+        <w:t/>
+      </w:r>
+      <w:proofErr w:type="spellEnd"/>
+      <w:r>
+        <w:rPr>
+          <w:rFonts w:ascii="Arial Narrow" w:eastAsia="Arial Narrow" w:hAnsi="Arial Narrow" w:cs="Arial Narrow"/>
+          <w:color w:val="000000"/>
+          <w:sz w:val="22"/>
+          <w:szCs w:val="22"/>
+        </w:rPr>
+        <w:t xml:space="preserve"/>
+      </w:r>
+      <w:r>
+        <w:rPr>
+          <w:rFonts w:ascii="Arial Narrow" w:eastAsia="Arial Narrow" w:hAnsi="Arial Narrow" w:cs="Arial Narrow"/>
+          <w:color w:val="000000"/>
+          <w:sz w:val="22"/>
+          <w:szCs w:val="22"/>
+        </w:rPr>
+        <w:t/>
+      </w:r>
+      <w:r>
+        <w:rPr>
+          <w:rStyle w:val="Refdenotaalpie"/>
+          <w:rFonts w:ascii="Arial Narrow" w:eastAsia="Arial Narrow" w:hAnsi="Arial Narrow" w:cs="Arial Narrow"/>
+          <w:color w:val="000000"/>
+          <w:sz w:val="22"/>
+          <w:szCs w:val="22"/>
+          <w:vertAlign w:val="superscript"/>
+        </w:rPr>
+        <w:footnoteReference w:id="15"/>
+      </w:r>
+      <w:r>
+        <w:rPr>
+          <w:rFonts w:ascii="Arial Narrow" w:eastAsia="Arial Narrow" w:hAnsi="Arial Narrow" w:cs="Arial Narrow"/>
+          <w:color w:val="000000"/>
+          <w:sz w:val="22"/>
+          <w:szCs w:val="22"/>
+        </w:rPr>
+        <w:t/>
+      </w:r>
+    </w:p>
+    <w:p>
+      <w:pPr>
+        <w:spacing w:before="0" w:after="0" w:line="240" w:lineRule="auto"/>
         <w:suppressAutoHyphens/>
-        <w:spacing w:after="0" w:line="240" w:lineRule="auto"/>
-        <w:jc w:val="both"/>
-        <w:rPr>
-          <w:rFonts w:ascii="Arial Narrow" w:eastAsia="Arial Narrow" w:hAnsi="Arial Narrow" w:cs="Arial Narrow"/>
-          <w:color w:val="000000"/>
-          <w:kern w:val="0"/>
-          <w:sz w:val="22"/>
-          <w:szCs w:val="22"/>
-          <w:lang w:eastAsia="es-PE"/>
-          <w14:ligatures w14:val="none"/>
-        </w:rPr>
-      </w:pPr>
-    </w:p>
-    <w:p>
-      <w:pPr>
-        <w:suppressAutoHyphens/>
-        <w:spacing w:after="0" w:line="240" w:lineRule="auto"/>
-        <w:jc w:val="both"/>
-        <w:rPr>
-          <w:rFonts w:ascii="Arial Narrow" w:eastAsia="Arial Narrow" w:hAnsi="Arial Narrow" w:cs="Arial Narrow"/>
-          <w:sz w:val="22"/>
-          <w:szCs w:val="22"/>
-        </w:rPr>
-      </w:pPr>
-      <w:r>
-        <w:rPr>
-          <w:rFonts w:ascii="Arial Narrow" w:eastAsia="Arial Narrow" w:hAnsi="Arial Narrow" w:cs="Arial Narrow"/>
-          <w:b/>
-          <w:color w:val="000000"/>
-          <w:sz w:val="22"/>
-          <w:szCs w:val="22"/>
-        </w:rPr>
-        <w:t xml:space="preserve">DÉCIMO PRIMERO:</w:t>
-      </w:r>
-      <w:r>
-        <w:rPr>
-          <w:rFonts w:ascii="Arial Narrow" w:eastAsia="Arial Narrow" w:hAnsi="Arial Narrow" w:cs="Arial Narrow"/>
-          <w:color w:val="000000"/>
-          <w:sz w:val="22"/>
-          <w:szCs w:val="22"/>
-        </w:rPr>
-        <w:t xml:space="preserve"> </w:t>
-      </w:r>
-      <w:r>
-        <w:rPr>
-          <w:rFonts w:ascii="Arial Narrow" w:eastAsia="Arial Narrow" w:hAnsi="Arial Narrow" w:cs="Arial Narrow"/>
-          <w:color w:val="000000"/>
-          <w:sz w:val="22"/>
-          <w:szCs w:val="22"/>
-        </w:rPr>
-        <w:t xml:space="preserve">requerir al señor [DENUNCIANTE] para que, dentro del plazo de dos (2) días hábiles siguientes a la fecha en que reciban la notificación en sus bandejas de correo electrónico, efectúen la confirmación de recepción de la notificación remitida por este despacho a sus correos electrónicos, de conformidad con el segundo párrafo del numeral 4 del artículo 20 del Texto Único Ordenado de la Ley del Procedimiento Administrativo General, aprobado mediante Decreto Supremo 006-2026-JUS, bajo apercibimiento de rehacer el acto de notificación y notificarles conforme al numeral 1 del artículo 20 del citado cuerpo normativo.</w:t>
-      </w:r>
-      <w:r>
-        <w:rPr>
-          <w:rFonts w:ascii="Arial Narrow" w:eastAsia="Arial Narrow" w:hAnsi="Arial Narrow" w:cs="Arial Narrow"/>
-          <w:color w:val="000000"/>
-          <w:sz w:val="22"/>
-          <w:szCs w:val="22"/>
-        </w:rPr>
-        <w:t xml:space="preserve"/>
-      </w:r>
-      <w:r>
-        <w:rPr>
-          <w:rFonts w:ascii="Arial Narrow" w:eastAsia="Arial Narrow" w:hAnsi="Arial Narrow" w:cs="Arial Narrow"/>
-          <w:color w:val="000000"/>
-          <w:sz w:val="22"/>
-          <w:szCs w:val="22"/>
-        </w:rPr>
-        <w:t xml:space="preserve"/>
-      </w:r>
-      <w:r>
-        <w:rPr>
-          <w:rFonts w:ascii="Arial Narrow" w:eastAsia="Arial Narrow" w:hAnsi="Arial Narrow" w:cs="Arial Narrow"/>
-          <w:color w:val="000000"/>
-          <w:sz w:val="22"/>
-          <w:szCs w:val="22"/>
-        </w:rPr>
-        <w:t xml:space="preserve"/>
-      </w:r>
-      <w:proofErr w:type="spellStart"/>
-      <w:r>
-        <w:rPr>
-          <w:rFonts w:ascii="Arial Narrow" w:eastAsia="Arial Narrow" w:hAnsi="Arial Narrow" w:cs="Arial Narrow"/>
-          <w:color w:val="000000"/>
-          <w:sz w:val="22"/>
-          <w:szCs w:val="22"/>
-        </w:rPr>
-        <w:t/>
-      </w:r>
-      <w:proofErr w:type="spellEnd"/>
-      <w:r>
-        <w:rPr>
-          <w:rFonts w:ascii="Arial Narrow" w:eastAsia="Arial Narrow" w:hAnsi="Arial Narrow" w:cs="Arial Narrow"/>
-          <w:color w:val="000000"/>
-          <w:sz w:val="22"/>
-          <w:szCs w:val="22"/>
-        </w:rPr>
-        <w:t xml:space="preserve"/>
-      </w:r>
-      <w:r>
-        <w:rPr>
-          <w:rFonts w:ascii="Arial Narrow" w:eastAsia="Arial Narrow" w:hAnsi="Arial Narrow" w:cs="Arial Narrow"/>
-          <w:color w:val="000000"/>
-          <w:sz w:val="22"/>
-          <w:szCs w:val="22"/>
-        </w:rPr>
-        <w:t/>
-      </w:r>
-      <w:r>
-        <w:rPr>
-          <w:rStyle w:val="Refdenotaalpie"/>
-          <w:rFonts w:ascii="Arial Narrow" w:eastAsia="Arial Narrow" w:hAnsi="Arial Narrow" w:cs="Arial Narrow"/>
-          <w:color w:val="000000"/>
-          <w:sz w:val="22"/>
-          <w:szCs w:val="22"/>
-          <w:vertAlign w:val="superscript"/>
-        </w:rPr>
-        <w:footnoteReference w:id="15"/>
-      </w:r>
-      <w:r>
-        <w:rPr>
-          <w:rFonts w:ascii="Arial Narrow" w:eastAsia="Arial Narrow" w:hAnsi="Arial Narrow" w:cs="Arial Narrow"/>
-          <w:color w:val="000000"/>
-          <w:sz w:val="22"/>
-          <w:szCs w:val="22"/>
-        </w:rPr>
-        <w:t/>
-      </w:r>
-    </w:p>
-    <w:p>
-      <w:pPr>
-        <w:suppressAutoHyphens/>
-        <w:spacing w:after="0" w:line="240" w:lineRule="auto"/>
         <w:jc w:val="both"/>
         <w:rPr>
           <w:rFonts w:ascii="Arial Narrow" w:eastAsia="Arial Narrow" w:hAnsi="Arial Narrow" w:cs="Arial Narrow"/>
@@ -5590,7 +5592,6 @@
           <w:sz w:val="16"/>
           <w:szCs w:val="16"/>
         </w:rPr>
-        <w:tab/>
         <w:t xml:space="preserve"/>
       </w:r>
       <w:r>
@@ -5655,25 +5656,24 @@
           <w:sz w:val="16"/>
           <w:szCs w:val="16"/>
         </w:rPr>
+        <w:t xml:space="preserve"/>
+      </w:r>
+      <w:r>
+        <w:rPr>
+          <w:rFonts w:ascii="Arial Narrow" w:eastAsia="Arial Narrow" w:hAnsi="Arial Narrow" w:cs="Arial Narrow"/>
+          <w:sz w:val="16"/>
+          <w:szCs w:val="16"/>
+        </w:rPr>
+      </w:r>
+      <w:r>
+        <w:rPr>
+          <w:rFonts w:ascii="Arial Narrow" w:eastAsia="Arial Narrow" w:hAnsi="Arial Narrow" w:cs="Arial Narrow"/>
+          <w:b/>
+          <w:bCs/>
+          <w:sz w:val="16"/>
+          <w:szCs w:val="16"/>
+        </w:rPr>
         <w:tab/>
-        <w:t xml:space="preserve"/>
-      </w:r>
-      <w:r>
-        <w:rPr>
-          <w:rFonts w:ascii="Arial Narrow" w:eastAsia="Arial Narrow" w:hAnsi="Arial Narrow" w:cs="Arial Narrow"/>
-          <w:sz w:val="16"/>
-          <w:szCs w:val="16"/>
-        </w:rPr>
-        <w:tab/>
-      </w:r>
-      <w:r>
-        <w:rPr>
-          <w:rFonts w:ascii="Arial Narrow" w:eastAsia="Arial Narrow" w:hAnsi="Arial Narrow" w:cs="Arial Narrow"/>
-          <w:b/>
-          <w:bCs/>
-          <w:sz w:val="16"/>
-          <w:szCs w:val="16"/>
-        </w:rPr>
         <w:t xml:space="preserve">LEY 29571, CÓDIGO DE PROTECCIÓN Y DEFENSA DEL CONSUMIDOR, publicado el 2 de setiembre de 2010 y modificado por Decreto Legislativo 1308 </w:t>
       </w:r>
     </w:p>
@@ -5915,25 +5915,24 @@
           <w:sz w:val="16"/>
           <w:szCs w:val="16"/>
         </w:rPr>
+        <w:t xml:space="preserve"/>
+      </w:r>
+      <w:r>
+        <w:rPr>
+          <w:rFonts w:ascii="Arial Narrow" w:eastAsia="Arial Narrow" w:hAnsi="Arial Narrow" w:cs="Arial Narrow"/>
+          <w:sz w:val="16"/>
+          <w:szCs w:val="16"/>
+        </w:rPr>
+      </w:r>
+      <w:r>
+        <w:rPr>
+          <w:rFonts w:ascii="Arial Narrow" w:eastAsia="Arial Narrow" w:hAnsi="Arial Narrow" w:cs="Arial Narrow"/>
+          <w:b/>
+          <w:bCs/>
+          <w:sz w:val="16"/>
+          <w:szCs w:val="16"/>
+        </w:rPr>
         <w:tab/>
-        <w:t xml:space="preserve"/>
-      </w:r>
-      <w:r>
-        <w:rPr>
-          <w:rFonts w:ascii="Arial Narrow" w:eastAsia="Arial Narrow" w:hAnsi="Arial Narrow" w:cs="Arial Narrow"/>
-          <w:sz w:val="16"/>
-          <w:szCs w:val="16"/>
-        </w:rPr>
-        <w:tab/>
-      </w:r>
-      <w:r>
-        <w:rPr>
-          <w:rFonts w:ascii="Arial Narrow" w:eastAsia="Arial Narrow" w:hAnsi="Arial Narrow" w:cs="Arial Narrow"/>
-          <w:b/>
-          <w:bCs/>
-          <w:sz w:val="16"/>
-          <w:szCs w:val="16"/>
-        </w:rPr>
         <w:t xml:space="preserve">LEY 29571, CÓDIGO DE PROTECCIÓN Y DEFENSA DEL CONSUMIDOR, publicado el 2 de setiembre de 2010 y modificado por Decreto Legislativo 1308 </w:t>
       </w:r>
     </w:p>
@@ -6094,25 +6093,24 @@
           <w:sz w:val="16"/>
           <w:szCs w:val="16"/>
         </w:rPr>
+        <w:t xml:space="preserve"/>
+      </w:r>
+      <w:r>
+        <w:rPr>
+          <w:rFonts w:ascii="Arial Narrow" w:eastAsia="Arial Narrow" w:hAnsi="Arial Narrow" w:cs="Arial Narrow"/>
+          <w:sz w:val="16"/>
+          <w:szCs w:val="16"/>
+        </w:rPr>
+      </w:r>
+      <w:r>
+        <w:rPr>
+          <w:rFonts w:ascii="Arial Narrow" w:eastAsia="Arial Narrow" w:hAnsi="Arial Narrow" w:cs="Arial Narrow"/>
+          <w:b/>
+          <w:bCs/>
+          <w:sz w:val="16"/>
+          <w:szCs w:val="16"/>
+        </w:rPr>
         <w:tab/>
-        <w:t xml:space="preserve"/>
-      </w:r>
-      <w:r>
-        <w:rPr>
-          <w:rFonts w:ascii="Arial Narrow" w:eastAsia="Arial Narrow" w:hAnsi="Arial Narrow" w:cs="Arial Narrow"/>
-          <w:sz w:val="16"/>
-          <w:szCs w:val="16"/>
-        </w:rPr>
-        <w:tab/>
-      </w:r>
-      <w:r>
-        <w:rPr>
-          <w:rFonts w:ascii="Arial Narrow" w:eastAsia="Arial Narrow" w:hAnsi="Arial Narrow" w:cs="Arial Narrow"/>
-          <w:b/>
-          <w:bCs/>
-          <w:sz w:val="16"/>
-          <w:szCs w:val="16"/>
-        </w:rPr>
         <w:t xml:space="preserve">LEY 29571, CÓDIGO DE PROTECCIÓN Y DEFENSA DEL CONSUMIDOR, publicado el 2 de setiembre de 2010 y modificado por Decreto </w:t>
       </w:r>
       <w:r>
@@ -6325,25 +6323,24 @@
           <w:sz w:val="16"/>
           <w:szCs w:val="16"/>
         </w:rPr>
+        <w:t xml:space="preserve"/>
+      </w:r>
+      <w:r>
+        <w:rPr>
+          <w:rFonts w:ascii="Arial Narrow" w:eastAsia="Arial Narrow" w:hAnsi="Arial Narrow" w:cs="Arial Narrow"/>
+          <w:sz w:val="16"/>
+          <w:szCs w:val="16"/>
+        </w:rPr>
+      </w:r>
+      <w:r>
+        <w:rPr>
+          <w:rFonts w:ascii="Arial Narrow" w:eastAsia="Arial Narrow" w:hAnsi="Arial Narrow" w:cs="Arial Narrow"/>
+          <w:b/>
+          <w:bCs/>
+          <w:sz w:val="16"/>
+          <w:szCs w:val="16"/>
+        </w:rPr>
         <w:tab/>
-        <w:t xml:space="preserve"/>
-      </w:r>
-      <w:r>
-        <w:rPr>
-          <w:rFonts w:ascii="Arial Narrow" w:eastAsia="Arial Narrow" w:hAnsi="Arial Narrow" w:cs="Arial Narrow"/>
-          <w:sz w:val="16"/>
-          <w:szCs w:val="16"/>
-        </w:rPr>
-        <w:tab/>
-      </w:r>
-      <w:r>
-        <w:rPr>
-          <w:rFonts w:ascii="Arial Narrow" w:eastAsia="Arial Narrow" w:hAnsi="Arial Narrow" w:cs="Arial Narrow"/>
-          <w:b/>
-          <w:bCs/>
-          <w:sz w:val="16"/>
-          <w:szCs w:val="16"/>
-        </w:rPr>
         <w:t xml:space="preserve">LEY 29571, CÓDIGO DE PROTECCIÓN Y DEFENSA DEL CONSUMIDOR, publicado el 2 de setiembre de 2010 y modificado por Decreto Legislativo 1308 </w:t>
       </w:r>
     </w:p>
@@ -6625,7 +6622,6 @@
           <w:sz w:val="16"/>
           <w:szCs w:val="16"/>
         </w:rPr>
-        <w:tab/>
         <w:t xml:space="preserve"/>
       </w:r>
       <w:r>
@@ -6635,7 +6631,7 @@
           <w:sz w:val="16"/>
           <w:szCs w:val="16"/>
         </w:rPr>
-        <w:t xml:space="preserve"> </w:t>
+        <w:t xml:space="preserve"/>
       </w:r>
       <w:r>
         <w:rPr>
@@ -6779,7 +6775,6 @@
           <w:sz w:val="16"/>
           <w:szCs w:val="16"/>
         </w:rPr>
-        <w:tab/>
         <w:t xml:space="preserve"/>
       </w:r>
       <w:r>
@@ -6877,7 +6872,6 @@
           <w:sz w:val="16"/>
           <w:szCs w:val="16"/>
         </w:rPr>
-        <w:tab/>
         <w:t xml:space="preserve"/>
       </w:r>
       <w:r>
@@ -7269,7 +7263,6 @@
           <w:sz w:val="16"/>
           <w:szCs w:val="16"/>
         </w:rPr>
-        <w:tab/>
         <w:t xml:space="preserve"/>
       </w:r>
       <w:r>
@@ -7279,7 +7272,7 @@
           <w:sz w:val="16"/>
           <w:szCs w:val="16"/>
         </w:rPr>
-        <w:t xml:space="preserve"> </w:t>
+        <w:t xml:space="preserve"/>
       </w:r>
       <w:r>
         <w:rPr>
@@ -7466,7 +7459,6 @@
           <w:sz w:val="16"/>
           <w:szCs w:val="16"/>
         </w:rPr>
-        <w:tab/>
         <w:t xml:space="preserve"/>
       </w:r>
       <w:r>
@@ -7476,7 +7468,7 @@
           <w:sz w:val="16"/>
           <w:szCs w:val="16"/>
         </w:rPr>
-        <w:t xml:space="preserve"> </w:t>
+        <w:t xml:space="preserve"/>
       </w:r>
       <w:r>
         <w:rPr>
@@ -8259,7 +8251,6 @@
           <w:sz w:val="16"/>
           <w:szCs w:val="16"/>
         </w:rPr>
-        <w:tab/>
         <w:t xml:space="preserve"/>
       </w:r>
       <w:r>
@@ -8269,7 +8260,7 @@
           <w:sz w:val="16"/>
           <w:szCs w:val="16"/>
         </w:rPr>
-        <w:t xml:space="preserve"> </w:t>
+        <w:t xml:space="preserve"/>
       </w:r>
       <w:r>
         <w:rPr>
@@ -8437,7 +8428,6 @@
           <w:sz w:val="16"/>
           <w:szCs w:val="16"/>
         </w:rPr>
-        <w:tab/>
         <w:t xml:space="preserve"/>
       </w:r>
       <w:r>
@@ -8533,7 +8523,6 @@
           <w:sz w:val="16"/>
           <w:szCs w:val="16"/>
         </w:rPr>
-        <w:tab/>
         <w:t xml:space="preserve"/>
       </w:r>
       <w:r>

--- a/plantillas_maestras/01_seguro_vehicular/clausula_abusiva/2_o_mas_ddos_varios/varon/TPL_2347_2026_SEGURO_VEHICULAR_CLAUSULA_ABUSIVA_ASEGURADORA_VARON_R1.docx
+++ b/plantillas_maestras/01_seguro_vehicular/clausula_abusiva/2_o_mas_ddos_varios/varon/TPL_2347_2026_SEGURO_VEHICULAR_CLAUSULA_ABUSIVA_ASEGURADORA_VARON_R1.docx
@@ -2372,17 +2372,17 @@
           <w:lang w:val="es-ES" w:eastAsia="es-ES"/>
           <w14:ligatures w14:val="none"/>
         </w:rPr>
-        <w:t>aseguradora</w:t>
-      </w:r>
-      <w:r>
-        <w:rPr>
-          <w:rFonts w:ascii="Arial Narrow" w:eastAsia="Arial Narrow" w:hAnsi="Arial Narrow" w:cs="Arial Narrow"/>
-          <w:kern w:val="0"/>
-          <w14:ligatures w14:val="none"/>
-          <w:sz w:val="22"/>
-          <w:szCs w:val="22"/>
-        </w:rPr>
-        <w:t>,</w:t>
+        <w:t xml:space="preserve">aseguradora</w:t>
+      </w:r>
+      <w:r>
+        <w:rPr>
+          <w:rFonts w:ascii="Arial Narrow" w:eastAsia="Arial Narrow" w:hAnsi="Arial Narrow" w:cs="Arial Narrow"/>
+          <w:kern w:val="0"/>
+          <w14:ligatures w14:val="none"/>
+          <w:sz w:val="22"/>
+          <w:szCs w:val="22"/>
+        </w:rPr>
+        <w:t xml:space="preserve">,</w:t>
       </w:r>
       <w:proofErr w:type="gramEnd"/>
       <w:r>
@@ -2402,7 +2402,7 @@
           <w:sz w:val="22"/>
           <w:szCs w:val="22"/>
         </w:rPr>
-        <w:t>Seguro Vehicular - Póliza 3012500019696</w:t>
+        <w:t xml:space="preserve">Seguro Vehicular - Póliza 3012500019696</w:t>
       </w:r>
       <w:r>
         <w:rPr>
@@ -2415,7 +2415,7 @@
           <w:lang w:eastAsia="es-PE"/>
           <w14:ligatures w14:val="none"/>
         </w:rPr>
-        <w:t xml:space="preserve">. </w:t>
+        <w:t xml:space="preserve">; involucraría una presunta afectación al derecho de información de los consumidores. Por consiguiente, corresponde calificar el hecho materia de denuncia como una presunta infracción al deber de información, tipificado en el artículo 1, numeral 1, literal b) y al artículo 2 del Código</w:t>
       </w:r>
       <w:bookmarkStart w:id="12" w:name="_Hlk212737581"/>
       <w:bookmarkStart w:id="13" w:name="_Hlk212035520"/>
@@ -2430,7 +2430,7 @@
           <w:lang w:eastAsia="es-PE"/>
           <w14:ligatures w14:val="none"/>
         </w:rPr>
-        <w:t xml:space="preserve">Por consiguiente, corresponde calificar el hecho materia de denuncia como una presunta infracción al deber de información, tipificado en el </w:t>
+        <w:t xml:space="preserve"/>
       </w:r>
       <w:bookmarkStart w:id="14" w:name="_Hlk195611851"/>
       <w:r>
@@ -2444,7 +2444,7 @@
           <w:lang w:eastAsia="es-PE"/>
           <w14:ligatures w14:val="none"/>
         </w:rPr>
-        <w:t xml:space="preserve">artículo 1, numeral 1, literal b) </w:t>
+        <w:t xml:space="preserve"/>
       </w:r>
       <w:bookmarkEnd w:id="14"/>
       <w:r>
@@ -2458,7 +2458,7 @@
           <w:lang w:eastAsia="es-PE"/>
           <w14:ligatures w14:val="none"/>
         </w:rPr>
-        <w:t>y al artículo 2 del Código</w:t>
+        <w:t xml:space="preserve"/>
       </w:r>
       <w:bookmarkStart w:id="15" w:name="_Hlk212737551"/>
       <w:bookmarkEnd w:id="12"/>

--- a/plantillas_maestras/01_seguro_vehicular/clausula_abusiva/2_o_mas_ddos_varios/varon/TPL_2347_2026_SEGURO_VEHICULAR_CLAUSULA_ABUSIVA_ASEGURADORA_VARON_R1.docx
+++ b/plantillas_maestras/01_seguro_vehicular/clausula_abusiva/2_o_mas_ddos_varios/varon/TPL_2347_2026_SEGURO_VEHICULAR_CLAUSULA_ABUSIVA_ASEGURADORA_VARON_R1.docx
@@ -4100,7 +4100,7 @@
           <w:sz w:val="22"/>
           <w:szCs w:val="22"/>
         </w:rPr>
-        <w:t xml:space="preserve">correr traslado de la presente resolución a Mapfre Perú Compañía de Seguros y Reaseguros S.A. para que, de conformidad con lo dispuesto por el artículo 26 de la Ley sobre Facultades, Normas y Organización del Indecopi, aprobada por Decreto Legislativo 807</w:t>
+        <w:t xml:space="preserve">correr traslado de la denuncia del 24 de junio de 2026 a Mapfre Perú Compañía de Seguros y Reaseguros S.A. para que, de conformidad con lo dispuesto por el artículo 26 de la Ley sobre Facultades, Normas y Organización del Indecopi, aprobada por Decreto Legislativo 807</w:t>
       </w:r>
       <w:r>
         <w:rPr>
